--- a/output.docx
+++ b/output.docx
@@ -19,20 +19,20 @@
         <w:tblInd w:w="8.000000000000007" w:type="dxa"/>
       </w:tblPr>
       <w:tblGrid>
-        <w:gridCol w:w="11744"/>
+        <w:gridCol w:w="11746"/>
       </w:tblGrid>
       <w:tr>
         <w:trPr>
-          <w:trHeight w:hRule="exact" w:val="15286"/>
+          <w:trHeight w:hRule="exact" w:val="15272"/>
         </w:trPr>
         <w:tc>
           <w:tcPr>
-            <w:tcW w:type="dxa" w:w="11706"/>
+            <w:tcW w:type="dxa" w:w="11708"/>
             <w:tcBorders>
-              <w:start w:sz="7.200000000000003" w:val="single" w:color="#000000"/>
-              <w:top w:sz="7.200000000000003" w:val="single" w:color="#000000"/>
+              <w:start w:sz="6.400000000000006" w:val="single" w:color="#000000"/>
+              <w:top w:sz="6.400000000000006" w:val="single" w:color="#000000"/>
               <w:end w:sz="8.0" w:val="single" w:color="#000000"/>
-              <w:bottom w:sz="8.0" w:val="single" w:color="#000000"/>
+              <w:bottom w:sz="7.199999999999818" w:val="single" w:color="#000000"/>
             </w:tcBorders>
             <w:tcMar>
               <w:start w:w="0" w:type="dxa"/>
@@ -44,7 +44,7 @@
               <w:autoSpaceDN w:val="0"/>
               <w:autoSpaceDE w:val="0"/>
               <w:widowControl/>
-              <w:spacing w:line="230" w:lineRule="auto" w:before="740" w:after="0"/>
+              <w:spacing w:line="230" w:lineRule="auto" w:before="742" w:after="0"/>
               <w:ind w:left="0" w:right="0" w:firstLine="0"/>
               <w:jc w:val="center"/>
             </w:pPr>
@@ -64,7 +64,7 @@
               <w:autoSpaceDN w:val="0"/>
               <w:autoSpaceDE w:val="0"/>
               <w:widowControl/>
-              <w:spacing w:line="252" w:lineRule="auto" w:before="252" w:after="0"/>
+              <w:spacing w:line="245" w:lineRule="auto" w:before="260" w:after="0"/>
               <w:ind w:left="874" w:right="1440" w:firstLine="0"/>
               <w:jc w:val="left"/>
             </w:pPr>
@@ -104,7 +104,7 @@
               <w:autoSpaceDN w:val="0"/>
               <w:autoSpaceDE w:val="0"/>
               <w:widowControl/>
-              <w:spacing w:line="230" w:lineRule="auto" w:before="254" w:after="0"/>
+              <w:spacing w:line="230" w:lineRule="auto" w:before="266" w:after="0"/>
               <w:ind w:left="874" w:right="0" w:firstLine="0"/>
               <w:jc w:val="left"/>
             </w:pPr>
@@ -124,7 +124,7 @@
               <w:autoSpaceDN w:val="0"/>
               <w:autoSpaceDE w:val="0"/>
               <w:widowControl/>
-              <w:spacing w:line="254" w:lineRule="auto" w:before="210" w:after="0"/>
+              <w:spacing w:line="245" w:lineRule="auto" w:before="220" w:after="0"/>
               <w:ind w:left="874" w:right="1008" w:firstLine="0"/>
               <w:jc w:val="left"/>
             </w:pPr>
@@ -154,7 +154,7 @@
               <w:autoSpaceDN w:val="0"/>
               <w:autoSpaceDE w:val="0"/>
               <w:widowControl/>
-              <w:spacing w:line="264" w:lineRule="auto" w:before="252" w:after="0"/>
+              <w:spacing w:line="257" w:lineRule="auto" w:before="276" w:after="0"/>
               <w:ind w:left="874" w:right="1008" w:firstLine="0"/>
               <w:jc w:val="left"/>
             </w:pPr>
@@ -204,7 +204,7 @@
               <w:autoSpaceDN w:val="0"/>
               <w:autoSpaceDE w:val="0"/>
               <w:widowControl/>
-              <w:spacing w:line="230" w:lineRule="auto" w:before="256" w:after="0"/>
+              <w:spacing w:line="230" w:lineRule="auto" w:before="284" w:after="0"/>
               <w:ind w:left="874" w:right="0" w:firstLine="0"/>
               <w:jc w:val="left"/>
             </w:pPr>
@@ -225,11 +225,10 @@
               <w:tabs>
                 <w:tab w:pos="1054" w:val="left"/>
                 <w:tab w:pos="1294" w:val="left"/>
-                <w:tab w:pos="1534" w:val="left"/>
               </w:tabs>
               <w:autoSpaceDE w:val="0"/>
               <w:widowControl/>
-              <w:spacing w:line="271" w:lineRule="auto" w:before="250" w:after="0"/>
+              <w:spacing w:line="269" w:lineRule="auto" w:before="258" w:after="0"/>
               <w:ind w:left="874" w:right="6048" w:firstLine="0"/>
               <w:jc w:val="left"/>
             </w:pPr>
@@ -479,7 +478,7 @@
               <w:autoSpaceDN w:val="0"/>
               <w:autoSpaceDE w:val="0"/>
               <w:widowControl/>
-              <w:spacing w:line="262" w:lineRule="auto" w:before="368" w:after="0"/>
+              <w:spacing w:line="252" w:lineRule="auto" w:before="414" w:after="0"/>
               <w:ind w:left="874" w:right="3888" w:firstLine="0"/>
               <w:jc w:val="left"/>
             </w:pPr>
@@ -536,7 +535,7 @@
       <w:pPr>
         <w:sectPr>
           <w:pgSz w:w="12240" w:h="15840"/>
-          <w:pgMar w:top="130" w:right="236" w:bottom="128" w:left="260" w:header="720" w:footer="720" w:gutter="0"/>
+          <w:pgMar w:top="130" w:right="244" w:bottom="136" w:left="250" w:header="720" w:footer="720" w:gutter="0"/>
           <w:cols/>
           <w:docGrid w:linePitch="360"/>
         </w:sectPr>
@@ -559,20 +558,20 @@
         <w:tblInd w:w="8.000000000000007" w:type="dxa"/>
       </w:tblPr>
       <w:tblGrid>
-        <w:gridCol w:w="11744"/>
+        <w:gridCol w:w="11746"/>
       </w:tblGrid>
       <w:tr>
         <w:trPr>
-          <w:trHeight w:hRule="exact" w:val="15286"/>
+          <w:trHeight w:hRule="exact" w:val="15272"/>
         </w:trPr>
         <w:tc>
           <w:tcPr>
-            <w:tcW w:type="dxa" w:w="11706"/>
+            <w:tcW w:type="dxa" w:w="11708"/>
             <w:tcBorders>
-              <w:start w:sz="7.200000000000003" w:val="single" w:color="#000000"/>
-              <w:top w:sz="7.200000000000003" w:val="single" w:color="#000000"/>
+              <w:start w:sz="6.400000000000006" w:val="single" w:color="#000000"/>
+              <w:top w:sz="6.400000000000006" w:val="single" w:color="#000000"/>
               <w:end w:sz="8.0" w:val="single" w:color="#000000"/>
-              <w:bottom w:sz="8.0" w:val="single" w:color="#000000"/>
+              <w:bottom w:sz="7.199999999999818" w:val="single" w:color="#000000"/>
             </w:tcBorders>
             <w:tcMar>
               <w:start w:w="0" w:type="dxa"/>
@@ -659,7 +658,7 @@
       <w:pPr>
         <w:sectPr>
           <w:pgSz w:w="12240" w:h="15840"/>
-          <w:pgMar w:top="130" w:right="236" w:bottom="128" w:left="260" w:header="720" w:footer="720" w:gutter="0"/>
+          <w:pgMar w:top="130" w:right="244" w:bottom="136" w:left="250" w:header="720" w:footer="720" w:gutter="0"/>
           <w:cols/>
           <w:docGrid w:linePitch="360"/>
         </w:sectPr>
@@ -682,20 +681,20 @@
         <w:tblInd w:w="8.000000000000007" w:type="dxa"/>
       </w:tblPr>
       <w:tblGrid>
-        <w:gridCol w:w="11744"/>
+        <w:gridCol w:w="11746"/>
       </w:tblGrid>
       <w:tr>
         <w:trPr>
-          <w:trHeight w:hRule="exact" w:val="15286"/>
+          <w:trHeight w:hRule="exact" w:val="15272"/>
         </w:trPr>
         <w:tc>
           <w:tcPr>
-            <w:tcW w:type="dxa" w:w="11706"/>
+            <w:tcW w:type="dxa" w:w="11708"/>
             <w:tcBorders>
-              <w:start w:sz="7.200000000000003" w:val="single" w:color="#000000"/>
-              <w:top w:sz="7.200000000000003" w:val="single" w:color="#000000"/>
+              <w:start w:sz="6.400000000000006" w:val="single" w:color="#000000"/>
+              <w:top w:sz="6.400000000000006" w:val="single" w:color="#000000"/>
               <w:end w:sz="8.0" w:val="single" w:color="#000000"/>
-              <w:bottom w:sz="8.0" w:val="single" w:color="#000000"/>
+              <w:bottom w:sz="7.199999999999818" w:val="single" w:color="#000000"/>
             </w:tcBorders>
             <w:tcMar>
               <w:start w:w="0" w:type="dxa"/>
@@ -706,11 +705,11 @@
             <w:pPr>
               <w:autoSpaceDN w:val="0"/>
               <w:tabs>
-                <w:tab w:pos="4886" w:val="left"/>
+                <w:tab w:pos="4888" w:val="left"/>
               </w:tabs>
               <w:autoSpaceDE w:val="0"/>
               <w:widowControl/>
-              <w:spacing w:line="341" w:lineRule="auto" w:before="740" w:after="0"/>
+              <w:spacing w:line="286" w:lineRule="auto" w:before="750" w:after="0"/>
               <w:ind w:left="874" w:right="1584" w:firstLine="0"/>
               <w:jc w:val="left"/>
             </w:pPr>
@@ -756,7 +755,7 @@
               <w:autoSpaceDN w:val="0"/>
               <w:autoSpaceDE w:val="0"/>
               <w:widowControl/>
-              <w:spacing w:line="295" w:lineRule="auto" w:before="294" w:after="0"/>
+              <w:spacing w:line="262" w:lineRule="auto" w:before="424" w:after="0"/>
               <w:ind w:left="874" w:right="720" w:firstLine="0"/>
               <w:jc w:val="left"/>
             </w:pPr>
@@ -791,256 +790,7 @@
                 <w:color w:val="000000"/>
                 <w:sz w:val="24"/>
               </w:rPr>
-              <w:t xml:space="preserve">The Fourier Transform converts a signal from the time domain into the frequency domain or vice </w:t>
-            </w:r>
-            <w:r>
-              <w:rPr>
-                <w:rFonts w:ascii="Times New Roman" w:hAnsi="Times New Roman" w:eastAsia="Times New Roman"/>
-                <w:b w:val="0"/>
-                <w:i w:val="0"/>
-                <w:color w:val="000000"/>
-                <w:sz w:val="24"/>
-              </w:rPr>
-              <w:t xml:space="preserve">versa. For example, a signal may contain several frequencies mixed together. In the time domain, these </w:t>
-            </w:r>
-            <w:r>
-              <w:rPr>
-                <w:rFonts w:ascii="Times New Roman" w:hAnsi="Times New Roman" w:eastAsia="Times New Roman"/>
-                <w:b w:val="0"/>
-                <w:i w:val="0"/>
-                <w:color w:val="000000"/>
-                <w:sz w:val="24"/>
-              </w:rPr>
-              <w:t xml:space="preserve">frequencies are difficult to identify. After applying the Fourier Transform, the contribution of each </w:t>
-            </w:r>
-            <w:r>
-              <w:rPr>
-                <w:rFonts w:ascii="Times New Roman" w:hAnsi="Times New Roman" w:eastAsia="Times New Roman"/>
-                <w:b w:val="0"/>
-                <w:i w:val="0"/>
-                <w:color w:val="000000"/>
-                <w:sz w:val="24"/>
-              </w:rPr>
-              <w:t xml:space="preserve">frequency becomes visible. In other words, instead of asking how the signal changes moment by </w:t>
-            </w:r>
-            <w:r>
-              <w:rPr>
-                <w:rFonts w:ascii="Times New Roman" w:hAnsi="Times New Roman" w:eastAsia="Times New Roman"/>
-                <w:b w:val="0"/>
-                <w:i w:val="0"/>
-                <w:color w:val="000000"/>
-                <w:sz w:val="24"/>
-              </w:rPr>
-              <w:t xml:space="preserve">moment, it disentangles which pure tones or repeating patterns are mixed together to make the signal. </w:t>
-            </w:r>
-            <w:r>
-              <w:rPr>
-                <w:rFonts w:ascii="Times New Roman" w:hAnsi="Times New Roman" w:eastAsia="Times New Roman"/>
-                <w:b w:val="0"/>
-                <w:i w:val="0"/>
-                <w:color w:val="000000"/>
-                <w:sz w:val="24"/>
-              </w:rPr>
-              <w:t xml:space="preserve">Think of it like a prism separating white light into its component colors. </w:t>
-            </w:r>
-          </w:p>
-          <w:p>
-            <w:pPr>
-              <w:autoSpaceDN w:val="0"/>
-              <w:tabs>
-                <w:tab w:pos="934" w:val="left"/>
-              </w:tabs>
-              <w:autoSpaceDE w:val="0"/>
-              <w:widowControl/>
-              <w:spacing w:line="245" w:lineRule="auto" w:before="258" w:after="0"/>
-              <w:ind w:left="874" w:right="3744" w:firstLine="0"/>
-              <w:jc w:val="left"/>
-            </w:pPr>
-            <w:r>
-              <w:rPr>
-                <w:rFonts w:ascii="Times New Roman" w:hAnsi="Times New Roman" w:eastAsia="Times New Roman"/>
-                <w:b w:val="0"/>
-                <w:i w:val="0"/>
-                <w:color w:val="000000"/>
-                <w:sz w:val="24"/>
-              </w:rPr>
-              <w:t xml:space="preserve"> For a sequence containing </w:t>
-            </w:r>
-            <w:r>
-              <w:rPr>
-                <w:rFonts w:ascii="Cambria Math" w:hAnsi="Cambria Math" w:eastAsia="Cambria Math"/>
-                <w:b w:val="0"/>
-                <w:i w:val="0"/>
-                <w:color w:val="000000"/>
-                <w:sz w:val="24"/>
-              </w:rPr>
-              <w:t>𝑁</w:t>
-            </w:r>
-            <w:r>
-              <w:rPr>
-                <w:rFonts w:ascii="Times New Roman" w:hAnsi="Times New Roman" w:eastAsia="Times New Roman"/>
-                <w:b w:val="0"/>
-                <w:i w:val="0"/>
-                <w:color w:val="000000"/>
-                <w:sz w:val="24"/>
-              </w:rPr>
-              <w:t xml:space="preserve">samples, the Discrete Fourier Transform is </w:t>
-            </w:r>
-            <w:r>
-              <w:rPr>
-                <w:rFonts w:ascii="Cambria Math" w:hAnsi="Cambria Math" w:eastAsia="Cambria Math"/>
-                <w:b w:val="0"/>
-                <w:i w:val="0"/>
-                <w:color w:val="000000"/>
-                <w:sz w:val="24"/>
-              </w:rPr>
-              <w:t>𝑁</w:t>
-            </w:r>
-            <w:r>
-              <w:rPr>
-                <w:rFonts w:ascii="Times New Roman" w:hAnsi="Times New Roman" w:eastAsia="Times New Roman"/>
-                <w:b w:val="0"/>
-                <w:i w:val="0"/>
-                <w:color w:val="000000"/>
-                <w:sz w:val="24"/>
-              </w:rPr>
-              <w:t xml:space="preserve">−1 </w:t>
-            </w:r>
-            <w:r>
-              <w:rPr>
-                <w:rFonts w:ascii="Cambria Math" w:hAnsi="Cambria Math" w:eastAsia="Cambria Math"/>
-                <w:b w:val="0"/>
-                <w:i w:val="0"/>
-                <w:color w:val="000000"/>
-                <w:sz w:val="24"/>
-              </w:rPr>
-              <w:t>𝑋</w:t>
-            </w:r>
-            <w:r>
-              <w:rPr>
-                <w:rFonts w:ascii="Times New Roman" w:hAnsi="Times New Roman" w:eastAsia="Times New Roman"/>
-                <w:b w:val="0"/>
-                <w:i w:val="0"/>
-                <w:color w:val="000000"/>
-                <w:sz w:val="24"/>
-              </w:rPr>
-              <w:t>[</w:t>
-            </w:r>
-            <w:r>
-              <w:rPr>
-                <w:rFonts w:ascii="Cambria Math" w:hAnsi="Cambria Math" w:eastAsia="Cambria Math"/>
-                <w:b w:val="0"/>
-                <w:i w:val="0"/>
-                <w:color w:val="000000"/>
-                <w:sz w:val="24"/>
-              </w:rPr>
-              <w:t>𝑘</w:t>
-            </w:r>
-            <w:r>
-              <w:rPr>
-                <w:rFonts w:ascii="Times New Roman" w:hAnsi="Times New Roman" w:eastAsia="Times New Roman"/>
-                <w:b w:val="0"/>
-                <w:i w:val="0"/>
-                <w:color w:val="000000"/>
-                <w:sz w:val="24"/>
-              </w:rPr>
-              <w:t>] = ∑</w:t>
-            </w:r>
-            <w:r>
-              <w:rPr>
-                <w:rFonts w:ascii="Cambria Math" w:hAnsi="Cambria Math" w:eastAsia="Cambria Math"/>
-                <w:b w:val="0"/>
-                <w:i w:val="0"/>
-                <w:color w:val="000000"/>
-                <w:sz w:val="24"/>
-              </w:rPr>
-              <w:t>𝑥</w:t>
-            </w:r>
-            <w:r>
-              <w:rPr>
-                <w:rFonts w:ascii="Cambria Math" w:hAnsi="Cambria Math" w:eastAsia="Cambria Math"/>
-                <w:b w:val="0"/>
-                <w:i w:val="0"/>
-                <w:color w:val="000000"/>
-                <w:sz w:val="24"/>
-              </w:rPr>
-              <w:t>𝑛</w:t>
-            </w:r>
-            <w:r>
-              <w:rPr>
-                <w:rFonts w:ascii="Times New Roman" w:hAnsi="Times New Roman" w:eastAsia="Times New Roman"/>
-                <w:b w:val="0"/>
-                <w:i w:val="0"/>
-                <w:color w:val="000000"/>
-                <w:sz w:val="24"/>
-              </w:rPr>
-              <w:t xml:space="preserve">=0 </w:t>
-            </w:r>
-            <w:r>
-              <w:br/>
-            </w:r>
-            <w:r>
-              <w:rPr>
-                <w:rFonts w:ascii="Times New Roman" w:hAnsi="Times New Roman" w:eastAsia="Times New Roman"/>
-                <w:b w:val="0"/>
-                <w:i w:val="0"/>
-                <w:color w:val="000000"/>
-                <w:sz w:val="24"/>
-              </w:rPr>
-              <w:t xml:space="preserve"> where: </w:t>
-            </w:r>
-            <w:r>
-              <w:br/>
-            </w:r>
-            <w:r>
-              <w:rPr>
-                <w:rFonts w:ascii="Times New Roman" w:hAnsi="Times New Roman" w:eastAsia="Times New Roman"/>
-                <w:b w:val="0"/>
-                <w:i w:val="0"/>
-                <w:color w:val="000000"/>
-                <w:sz w:val="24"/>
-              </w:rPr>
-              <w:t xml:space="preserve">• </w:t>
-            </w:r>
-            <w:r>
-              <w:rPr>
-                <w:rFonts w:ascii="Cambria Math" w:hAnsi="Cambria Math" w:eastAsia="Cambria Math"/>
-                <w:b w:val="0"/>
-                <w:i w:val="0"/>
-                <w:color w:val="000000"/>
-                <w:sz w:val="24"/>
-              </w:rPr>
-              <w:t>𝑥</w:t>
-            </w:r>
-            <w:r>
-              <w:rPr>
-                <w:rFonts w:ascii="Times New Roman" w:hAnsi="Times New Roman" w:eastAsia="Times New Roman"/>
-                <w:b w:val="0"/>
-                <w:i w:val="0"/>
-                <w:color w:val="000000"/>
-                <w:sz w:val="24"/>
-              </w:rPr>
-              <w:t>[</w:t>
-            </w:r>
-            <w:r>
-              <w:rPr>
-                <w:rFonts w:ascii="Cambria Math" w:hAnsi="Cambria Math" w:eastAsia="Cambria Math"/>
-                <w:b w:val="0"/>
-                <w:i w:val="0"/>
-                <w:color w:val="000000"/>
-                <w:sz w:val="24"/>
-              </w:rPr>
-              <w:t>𝑛</w:t>
-            </w:r>
-            <w:r>
-              <w:rPr>
-                <w:rFonts w:ascii="Times New Roman" w:hAnsi="Times New Roman" w:eastAsia="Times New Roman"/>
-                <w:b w:val="0"/>
-                <w:i w:val="0"/>
-                <w:color w:val="000000"/>
-                <w:sz w:val="24"/>
-              </w:rPr>
-              <w:t xml:space="preserve">]is the input signal. </w:t>
+              <w:t xml:space="preserve">The Fourier Transform converts a signal from the time domain into the frequency domain or vice versa. </w:t>
             </w:r>
           </w:p>
           <w:p>
@@ -1048,8 +798,8 @@
               <w:autoSpaceDN w:val="0"/>
               <w:autoSpaceDE w:val="0"/>
               <w:widowControl/>
-              <w:spacing w:line="48" w:lineRule="auto" w:before="256" w:after="0"/>
-              <w:ind w:left="874" w:right="0" w:firstLine="0"/>
+              <w:spacing w:line="283" w:lineRule="auto" w:before="74" w:after="0"/>
+              <w:ind w:left="874" w:right="1008" w:firstLine="0"/>
               <w:jc w:val="left"/>
             </w:pPr>
             <w:r>
@@ -1060,47 +810,47 @@
                 <w:color w:val="000000"/>
                 <w:sz w:val="24"/>
               </w:rPr>
-              <w:t xml:space="preserve">• </w:t>
-            </w:r>
-            <w:r>
-              <w:rPr>
-                <w:rFonts w:ascii="Cambria Math" w:hAnsi="Cambria Math" w:eastAsia="Cambria Math"/>
-                <w:b w:val="0"/>
-                <w:i w:val="0"/>
-                <w:color w:val="000000"/>
-                <w:sz w:val="24"/>
-              </w:rPr>
-              <w:t>𝑋</w:t>
-            </w:r>
-            <w:r>
-              <w:rPr>
-                <w:rFonts w:ascii="Times New Roman" w:hAnsi="Times New Roman" w:eastAsia="Times New Roman"/>
-                <w:b w:val="0"/>
-                <w:i w:val="0"/>
-                <w:color w:val="000000"/>
-                <w:sz w:val="24"/>
-              </w:rPr>
-              <w:t>[</w:t>
-            </w:r>
-            <w:r>
-              <w:rPr>
-                <w:rFonts w:ascii="Cambria Math" w:hAnsi="Cambria Math" w:eastAsia="Cambria Math"/>
-                <w:b w:val="0"/>
-                <w:i w:val="0"/>
-                <w:color w:val="000000"/>
-                <w:sz w:val="24"/>
-              </w:rPr>
-              <w:t>𝑘</w:t>
-            </w:r>
-            <w:r>
-              <w:rPr>
-                <w:rFonts w:ascii="Times New Roman" w:hAnsi="Times New Roman" w:eastAsia="Times New Roman"/>
-                <w:b w:val="0"/>
-                <w:i w:val="0"/>
-                <w:color w:val="000000"/>
-                <w:sz w:val="24"/>
-              </w:rPr>
-              <w:t xml:space="preserve">]is the frequency-domain output. </w:t>
+              <w:t xml:space="preserve">For example, a signal may contain several frequencies mixed together. In the time domain, these </w:t>
+            </w:r>
+            <w:r>
+              <w:rPr>
+                <w:rFonts w:ascii="Times New Roman" w:hAnsi="Times New Roman" w:eastAsia="Times New Roman"/>
+                <w:b w:val="0"/>
+                <w:i w:val="0"/>
+                <w:color w:val="000000"/>
+                <w:sz w:val="24"/>
+              </w:rPr>
+              <w:t xml:space="preserve">frequencies are difficult to identify. After applying the Fourier Transform, the contribution of each </w:t>
+            </w:r>
+            <w:r>
+              <w:rPr>
+                <w:rFonts w:ascii="Times New Roman" w:hAnsi="Times New Roman" w:eastAsia="Times New Roman"/>
+                <w:b w:val="0"/>
+                <w:i w:val="0"/>
+                <w:color w:val="000000"/>
+                <w:sz w:val="24"/>
+              </w:rPr>
+              <w:t xml:space="preserve">frequency becomes visible. In other words, instead of asking how the signal changes moment by </w:t>
+            </w:r>
+            <w:r>
+              <w:rPr>
+                <w:rFonts w:ascii="Times New Roman" w:hAnsi="Times New Roman" w:eastAsia="Times New Roman"/>
+                <w:b w:val="0"/>
+                <w:i w:val="0"/>
+                <w:color w:val="000000"/>
+                <w:sz w:val="24"/>
+              </w:rPr>
+              <w:t xml:space="preserve">moment, it disentangles which pure tones or repeating patterns are mixed together to make the signal. </w:t>
+            </w:r>
+            <w:r>
+              <w:rPr>
+                <w:rFonts w:ascii="Times New Roman" w:hAnsi="Times New Roman" w:eastAsia="Times New Roman"/>
+                <w:b w:val="0"/>
+                <w:i w:val="0"/>
+                <w:color w:val="000000"/>
+                <w:sz w:val="24"/>
+              </w:rPr>
+              <w:t xml:space="preserve">Think of it like a prism separating white light into its component colors. </w:t>
             </w:r>
           </w:p>
           <w:p>
@@ -1108,8 +858,8 @@
               <w:autoSpaceDN w:val="0"/>
               <w:autoSpaceDE w:val="0"/>
               <w:widowControl/>
-              <w:spacing w:line="48" w:lineRule="auto" w:before="258" w:after="0"/>
-              <w:ind w:left="874" w:right="0" w:firstLine="0"/>
+              <w:spacing w:line="245" w:lineRule="auto" w:before="338" w:after="0"/>
+              <w:ind w:left="874" w:right="3744" w:firstLine="0"/>
               <w:jc w:val="left"/>
             </w:pPr>
             <w:r>
@@ -1120,7 +870,7 @@
                 <w:color w:val="000000"/>
                 <w:sz w:val="24"/>
               </w:rPr>
-              <w:t xml:space="preserve"> • </w:t>
+              <w:t xml:space="preserve"> For a sequence containing </w:t>
             </w:r>
             <w:r>
               <w:rPr>
@@ -1140,7 +890,153 @@
                 <w:color w:val="000000"/>
                 <w:sz w:val="24"/>
               </w:rPr>
-              <w:t xml:space="preserve">is the number of samples. </w:t>
+              <w:t xml:space="preserve">samples, the Discrete Fourier Transform is </w:t>
+            </w:r>
+            <w:r>
+              <w:rPr>
+                <w:rFonts w:ascii="Cambria Math" w:hAnsi="Cambria Math" w:eastAsia="Cambria Math"/>
+                <w:b w:val="0"/>
+                <w:i w:val="0"/>
+                <w:color w:val="000000"/>
+                <w:sz w:val="24"/>
+              </w:rPr>
+              <w:t>𝑁</w:t>
+            </w:r>
+            <w:r>
+              <w:rPr>
+                <w:rFonts w:ascii="Times New Roman" w:hAnsi="Times New Roman" w:eastAsia="Times New Roman"/>
+                <w:b w:val="0"/>
+                <w:i w:val="0"/>
+                <w:color w:val="000000"/>
+                <w:sz w:val="24"/>
+              </w:rPr>
+              <w:t xml:space="preserve">−1 </w:t>
+            </w:r>
+            <w:r>
+              <w:rPr>
+                <w:rFonts w:ascii="Cambria Math" w:hAnsi="Cambria Math" w:eastAsia="Cambria Math"/>
+                <w:b w:val="0"/>
+                <w:i w:val="0"/>
+                <w:color w:val="000000"/>
+                <w:sz w:val="24"/>
+              </w:rPr>
+              <w:t>𝑋</w:t>
+            </w:r>
+            <w:r>
+              <w:rPr>
+                <w:rFonts w:ascii="Times New Roman" w:hAnsi="Times New Roman" w:eastAsia="Times New Roman"/>
+                <w:b w:val="0"/>
+                <w:i w:val="0"/>
+                <w:color w:val="000000"/>
+                <w:sz w:val="24"/>
+              </w:rPr>
+              <w:t>[</w:t>
+            </w:r>
+            <w:r>
+              <w:rPr>
+                <w:rFonts w:ascii="Cambria Math" w:hAnsi="Cambria Math" w:eastAsia="Cambria Math"/>
+                <w:b w:val="0"/>
+                <w:i w:val="0"/>
+                <w:color w:val="000000"/>
+                <w:sz w:val="24"/>
+              </w:rPr>
+              <w:t>𝑘</w:t>
+            </w:r>
+            <w:r>
+              <w:rPr>
+                <w:rFonts w:ascii="Times New Roman" w:hAnsi="Times New Roman" w:eastAsia="Times New Roman"/>
+                <w:b w:val="0"/>
+                <w:i w:val="0"/>
+                <w:color w:val="000000"/>
+                <w:sz w:val="24"/>
+              </w:rPr>
+              <w:t>] = ∑</w:t>
+            </w:r>
+            <w:r>
+              <w:rPr>
+                <w:rFonts w:ascii="Cambria Math" w:hAnsi="Cambria Math" w:eastAsia="Cambria Math"/>
+                <w:b w:val="0"/>
+                <w:i w:val="0"/>
+                <w:color w:val="000000"/>
+                <w:sz w:val="24"/>
+              </w:rPr>
+              <w:t>𝑥𝑛</w:t>
+            </w:r>
+            <w:r>
+              <w:rPr>
+                <w:rFonts w:ascii="Times New Roman" w:hAnsi="Times New Roman" w:eastAsia="Times New Roman"/>
+                <w:b w:val="0"/>
+                <w:i w:val="0"/>
+                <w:color w:val="000000"/>
+                <w:sz w:val="24"/>
+              </w:rPr>
+              <w:t xml:space="preserve">=0 </w:t>
+            </w:r>
+            <w:r>
+              <w:br/>
+            </w:r>
+            <w:r>
+              <w:rPr>
+                <w:rFonts w:ascii="Times New Roman" w:hAnsi="Times New Roman" w:eastAsia="Times New Roman"/>
+                <w:b w:val="0"/>
+                <w:i w:val="0"/>
+                <w:color w:val="000000"/>
+                <w:sz w:val="24"/>
+              </w:rPr>
+              <w:t xml:space="preserve"> where: </w:t>
+            </w:r>
+            <w:r>
+              <w:br/>
+            </w:r>
+            <w:r>
+              <w:rPr>
+                <w:rFonts w:ascii="Times New Roman" w:hAnsi="Times New Roman" w:eastAsia="Times New Roman"/>
+                <w:b w:val="0"/>
+                <w:i w:val="0"/>
+                <w:color w:val="000000"/>
+                <w:sz w:val="24"/>
+              </w:rPr>
+              <w:t xml:space="preserve">• </w:t>
+            </w:r>
+            <w:r>
+              <w:rPr>
+                <w:rFonts w:ascii="Cambria Math" w:hAnsi="Cambria Math" w:eastAsia="Cambria Math"/>
+                <w:b w:val="0"/>
+                <w:i w:val="0"/>
+                <w:color w:val="000000"/>
+                <w:sz w:val="24"/>
+              </w:rPr>
+              <w:t>𝑥</w:t>
+            </w:r>
+            <w:r>
+              <w:rPr>
+                <w:rFonts w:ascii="Times New Roman" w:hAnsi="Times New Roman" w:eastAsia="Times New Roman"/>
+                <w:b w:val="0"/>
+                <w:i w:val="0"/>
+                <w:color w:val="000000"/>
+                <w:sz w:val="24"/>
+              </w:rPr>
+              <w:t>[</w:t>
+            </w:r>
+            <w:r>
+              <w:rPr>
+                <w:rFonts w:ascii="Cambria Math" w:hAnsi="Cambria Math" w:eastAsia="Cambria Math"/>
+                <w:b w:val="0"/>
+                <w:i w:val="0"/>
+                <w:color w:val="000000"/>
+                <w:sz w:val="24"/>
+              </w:rPr>
+              <w:t>𝑛</w:t>
+            </w:r>
+            <w:r>
+              <w:rPr>
+                <w:rFonts w:ascii="Times New Roman" w:hAnsi="Times New Roman" w:eastAsia="Times New Roman"/>
+                <w:b w:val="0"/>
+                <w:i w:val="0"/>
+                <w:color w:val="000000"/>
+                <w:sz w:val="24"/>
+              </w:rPr>
+              <w:t xml:space="preserve">]is the input signal. </w:t>
             </w:r>
           </w:p>
           <w:p>
@@ -1148,8 +1044,8 @@
               <w:autoSpaceDN w:val="0"/>
               <w:autoSpaceDE w:val="0"/>
               <w:widowControl/>
-              <w:spacing w:line="245" w:lineRule="auto" w:before="256" w:after="0"/>
-              <w:ind w:left="874" w:right="3168" w:firstLine="0"/>
+              <w:spacing w:line="245" w:lineRule="auto" w:before="90" w:after="0"/>
+              <w:ind w:left="874" w:right="7056" w:firstLine="0"/>
               <w:jc w:val="left"/>
             </w:pPr>
             <w:r>
@@ -1170,17 +1066,17 @@
                 <w:color w:val="000000"/>
                 <w:sz w:val="24"/>
               </w:rPr>
-              <w:t>𝑗</w:t>
-            </w:r>
-            <w:r>
-              <w:rPr>
-                <w:rFonts w:ascii="Times New Roman" w:hAnsi="Times New Roman" w:eastAsia="Times New Roman"/>
-                <w:b w:val="0"/>
-                <w:i w:val="0"/>
-                <w:color w:val="000000"/>
-                <w:sz w:val="24"/>
-              </w:rPr>
-              <w:t>=√−1 .  [</w:t>
+              <w:t>𝑋</w:t>
+            </w:r>
+            <w:r>
+              <w:rPr>
+                <w:rFonts w:ascii="Times New Roman" w:hAnsi="Times New Roman" w:eastAsia="Times New Roman"/>
+                <w:b w:val="0"/>
+                <w:i w:val="0"/>
+                <w:color w:val="000000"/>
+                <w:sz w:val="24"/>
+              </w:rPr>
+              <w:t>[</w:t>
             </w:r>
             <w:r>
               <w:rPr>
@@ -1190,17 +1086,30 @@
                 <w:color w:val="000000"/>
                 <w:sz w:val="24"/>
               </w:rPr>
-              <w:t>𝑛</w:t>
-            </w:r>
-            <w:r>
-              <w:rPr>
-                <w:rFonts w:ascii="Times New Roman" w:hAnsi="Times New Roman" w:eastAsia="Times New Roman"/>
-                <w:b w:val="0"/>
-                <w:i w:val="0"/>
-                <w:color w:val="000000"/>
-                <w:sz w:val="24"/>
-              </w:rPr>
-              <w:t>]</w:t>
+              <w:t>𝑘</w:t>
+            </w:r>
+            <w:r>
+              <w:rPr>
+                <w:rFonts w:ascii="Times New Roman" w:hAnsi="Times New Roman" w:eastAsia="Times New Roman"/>
+                <w:b w:val="0"/>
+                <w:i w:val="0"/>
+                <w:color w:val="000000"/>
+                <w:sz w:val="24"/>
+              </w:rPr>
+              <w:t xml:space="preserve">]is the frequency-domain output. </w:t>
+            </w:r>
+            <w:r>
+              <w:br/>
+            </w:r>
+            <w:r>
+              <w:rPr>
+                <w:rFonts w:ascii="Times New Roman" w:hAnsi="Times New Roman" w:eastAsia="Times New Roman"/>
+                <w:b w:val="0"/>
+                <w:i w:val="0"/>
+                <w:color w:val="000000"/>
+                <w:sz w:val="24"/>
+              </w:rPr>
+              <w:t xml:space="preserve"> • </w:t>
             </w:r>
             <w:r>
               <w:rPr>
@@ -1210,100 +1119,17 @@
                 <w:color w:val="000000"/>
                 <w:sz w:val="24"/>
               </w:rPr>
-              <w:t>𝑒</w:t>
-            </w:r>
-            <w:r>
-              <w:rPr>
-                <w:rFonts w:ascii="Times New Roman" w:hAnsi="Times New Roman" w:eastAsia="Times New Roman"/>
-                <w:b w:val="0"/>
-                <w:i w:val="0"/>
-                <w:color w:val="000000"/>
-                <w:sz w:val="24"/>
-              </w:rPr>
-              <w:t>−</w:t>
-            </w:r>
-            <w:r>
-              <w:rPr>
-                <w:rFonts w:ascii="Cambria Math" w:hAnsi="Cambria Math" w:eastAsia="Cambria Math"/>
-                <w:b w:val="0"/>
-                <w:i w:val="0"/>
-                <w:color w:val="000000"/>
-                <w:sz w:val="24"/>
-              </w:rPr>
-              <w:t>𝑗</w:t>
-            </w:r>
-            <w:r>
-              <w:rPr>
-                <w:rFonts w:ascii="Times New Roman" w:hAnsi="Times New Roman" w:eastAsia="Times New Roman"/>
-                <w:b w:val="0"/>
-                <w:i w:val="0"/>
-                <w:color w:val="000000"/>
-                <w:sz w:val="24"/>
-              </w:rPr>
-              <w:t>2</w:t>
-            </w:r>
-            <w:r>
-              <w:rPr>
-                <w:rFonts w:ascii="Cambria Math" w:hAnsi="Cambria Math" w:eastAsia="Cambria Math"/>
-                <w:b w:val="0"/>
-                <w:i w:val="0"/>
-                <w:color w:val="000000"/>
-                <w:sz w:val="24"/>
-              </w:rPr>
-              <w:t>𝜋𝑘𝑛</w:t>
-            </w:r>
-            <w:r>
-              <w:rPr>
-                <w:rFonts w:ascii="Times New Roman" w:hAnsi="Times New Roman" w:eastAsia="Times New Roman"/>
-                <w:b w:val="0"/>
-                <w:i w:val="0"/>
-                <w:color w:val="000000"/>
-                <w:sz w:val="24"/>
-              </w:rPr>
-              <w:t>/</w:t>
-            </w:r>
-            <w:r>
-              <w:rPr>
-                <w:rFonts w:ascii="Cambria Math" w:hAnsi="Cambria Math" w:eastAsia="Cambria Math"/>
-                <w:b w:val="0"/>
-                <w:i w:val="0"/>
-                <w:color w:val="000000"/>
-                <w:sz w:val="24"/>
-              </w:rPr>
               <w:t>𝑁</w:t>
             </w:r>
             <w:r>
-              <w:br/>
-            </w:r>
-            <w:r>
-              <w:rPr>
-                <w:rFonts w:ascii="Times New Roman" w:hAnsi="Times New Roman" w:eastAsia="Times New Roman"/>
-                <w:b w:val="0"/>
-                <w:i w:val="0"/>
-                <w:color w:val="000000"/>
-                <w:sz w:val="24"/>
-              </w:rPr>
-              <w:t xml:space="preserve">Directly implementing this equation requires approximately </w:t>
-            </w:r>
-            <w:r>
-              <w:rPr>
-                <w:rFonts w:ascii="Cambria Math" w:hAnsi="Cambria Math" w:eastAsia="Cambria Math"/>
-                <w:b w:val="0"/>
-                <w:i w:val="0"/>
-                <w:color w:val="000000"/>
-                <w:sz w:val="24"/>
-              </w:rPr>
-              <w:t>𝑁^</w:t>
-            </w:r>
-            <w:r>
-              <w:rPr>
-                <w:rFonts w:ascii="Times New Roman" w:hAnsi="Times New Roman" w:eastAsia="Times New Roman"/>
-                <w:b w:val="0"/>
-                <w:i w:val="0"/>
-                <w:color w:val="000000"/>
-                <w:sz w:val="24"/>
-              </w:rPr>
-              <w:t xml:space="preserve">2 calculations. </w:t>
+              <w:rPr>
+                <w:rFonts w:ascii="Times New Roman" w:hAnsi="Times New Roman" w:eastAsia="Times New Roman"/>
+                <w:b w:val="0"/>
+                <w:i w:val="0"/>
+                <w:color w:val="000000"/>
+                <w:sz w:val="24"/>
+              </w:rPr>
+              <w:t xml:space="preserve">is the number of samples. </w:t>
             </w:r>
           </w:p>
           <w:p>
@@ -1311,10 +1137,163 @@
               <w:autoSpaceDN w:val="0"/>
               <w:autoSpaceDE w:val="0"/>
               <w:widowControl/>
-              <w:spacing w:line="48" w:lineRule="auto" w:before="256" w:after="0"/>
-              <w:ind w:left="874" w:right="0" w:firstLine="0"/>
+              <w:spacing w:line="245" w:lineRule="auto" w:before="226" w:after="0"/>
+              <w:ind w:left="874" w:right="3168" w:firstLine="0"/>
               <w:jc w:val="left"/>
             </w:pPr>
+            <w:r>
+              <w:rPr>
+                <w:rFonts w:ascii="Times New Roman" w:hAnsi="Times New Roman" w:eastAsia="Times New Roman"/>
+                <w:b w:val="0"/>
+                <w:i w:val="0"/>
+                <w:color w:val="000000"/>
+                <w:sz w:val="24"/>
+              </w:rPr>
+              <w:t xml:space="preserve">• </w:t>
+            </w:r>
+            <w:r>
+              <w:rPr>
+                <w:rFonts w:ascii="Cambria Math" w:hAnsi="Cambria Math" w:eastAsia="Cambria Math"/>
+                <w:b w:val="0"/>
+                <w:i w:val="0"/>
+                <w:color w:val="000000"/>
+                <w:sz w:val="24"/>
+              </w:rPr>
+              <w:t>𝑗</w:t>
+            </w:r>
+            <w:r>
+              <w:rPr>
+                <w:rFonts w:ascii="Times New Roman" w:hAnsi="Times New Roman" w:eastAsia="Times New Roman"/>
+                <w:b w:val="0"/>
+                <w:i w:val="0"/>
+                <w:color w:val="000000"/>
+                <w:sz w:val="24"/>
+              </w:rPr>
+              <w:t>=√−1 .  [</w:t>
+            </w:r>
+            <w:r>
+              <w:rPr>
+                <w:rFonts w:ascii="Cambria Math" w:hAnsi="Cambria Math" w:eastAsia="Cambria Math"/>
+                <w:b w:val="0"/>
+                <w:i w:val="0"/>
+                <w:color w:val="000000"/>
+                <w:sz w:val="24"/>
+              </w:rPr>
+              <w:t>𝑛</w:t>
+            </w:r>
+            <w:r>
+              <w:rPr>
+                <w:rFonts w:ascii="Times New Roman" w:hAnsi="Times New Roman" w:eastAsia="Times New Roman"/>
+                <w:b w:val="0"/>
+                <w:i w:val="0"/>
+                <w:color w:val="000000"/>
+                <w:sz w:val="24"/>
+              </w:rPr>
+              <w:t>]</w:t>
+            </w:r>
+            <w:r>
+              <w:rPr>
+                <w:rFonts w:ascii="Cambria Math" w:hAnsi="Cambria Math" w:eastAsia="Cambria Math"/>
+                <w:b w:val="0"/>
+                <w:i w:val="0"/>
+                <w:color w:val="000000"/>
+                <w:sz w:val="24"/>
+              </w:rPr>
+              <w:t>𝑒</w:t>
+            </w:r>
+            <w:r>
+              <w:rPr>
+                <w:rFonts w:ascii="Times New Roman" w:hAnsi="Times New Roman" w:eastAsia="Times New Roman"/>
+                <w:b w:val="0"/>
+                <w:i w:val="0"/>
+                <w:color w:val="000000"/>
+                <w:sz w:val="24"/>
+              </w:rPr>
+              <w:t>−</w:t>
+            </w:r>
+            <w:r>
+              <w:rPr>
+                <w:rFonts w:ascii="Cambria Math" w:hAnsi="Cambria Math" w:eastAsia="Cambria Math"/>
+                <w:b w:val="0"/>
+                <w:i w:val="0"/>
+                <w:color w:val="000000"/>
+                <w:sz w:val="24"/>
+              </w:rPr>
+              <w:t>𝑗</w:t>
+            </w:r>
+            <w:r>
+              <w:rPr>
+                <w:rFonts w:ascii="Times New Roman" w:hAnsi="Times New Roman" w:eastAsia="Times New Roman"/>
+                <w:b w:val="0"/>
+                <w:i w:val="0"/>
+                <w:color w:val="000000"/>
+                <w:sz w:val="24"/>
+              </w:rPr>
+              <w:t>2</w:t>
+            </w:r>
+            <w:r>
+              <w:rPr>
+                <w:rFonts w:ascii="Cambria Math" w:hAnsi="Cambria Math" w:eastAsia="Cambria Math"/>
+                <w:b w:val="0"/>
+                <w:i w:val="0"/>
+                <w:color w:val="000000"/>
+                <w:sz w:val="24"/>
+              </w:rPr>
+              <w:t>𝜋𝑘𝑛</w:t>
+            </w:r>
+            <w:r>
+              <w:rPr>
+                <w:rFonts w:ascii="Times New Roman" w:hAnsi="Times New Roman" w:eastAsia="Times New Roman"/>
+                <w:b w:val="0"/>
+                <w:i w:val="0"/>
+                <w:color w:val="000000"/>
+                <w:sz w:val="24"/>
+              </w:rPr>
+              <w:t>/</w:t>
+            </w:r>
+            <w:r>
+              <w:rPr>
+                <w:rFonts w:ascii="Cambria Math" w:hAnsi="Cambria Math" w:eastAsia="Cambria Math"/>
+                <w:b w:val="0"/>
+                <w:i w:val="0"/>
+                <w:color w:val="000000"/>
+                <w:sz w:val="24"/>
+              </w:rPr>
+              <w:t>𝑁</w:t>
+            </w:r>
+            <w:r>
+              <w:br/>
+            </w:r>
+            <w:r>
+              <w:rPr>
+                <w:rFonts w:ascii="Times New Roman" w:hAnsi="Times New Roman" w:eastAsia="Times New Roman"/>
+                <w:b w:val="0"/>
+                <w:i w:val="0"/>
+                <w:color w:val="000000"/>
+                <w:sz w:val="24"/>
+              </w:rPr>
+              <w:t xml:space="preserve">Directly implementing this equation requires approximately </w:t>
+            </w:r>
+            <w:r>
+              <w:rPr>
+                <w:rFonts w:ascii="Cambria Math" w:hAnsi="Cambria Math" w:eastAsia="Cambria Math"/>
+                <w:b w:val="0"/>
+                <w:i w:val="0"/>
+                <w:color w:val="000000"/>
+                <w:sz w:val="24"/>
+              </w:rPr>
+              <w:t>𝑁^</w:t>
+            </w:r>
+            <w:r>
+              <w:rPr>
+                <w:rFonts w:ascii="Times New Roman" w:hAnsi="Times New Roman" w:eastAsia="Times New Roman"/>
+                <w:b w:val="0"/>
+                <w:i w:val="0"/>
+                <w:color w:val="000000"/>
+                <w:sz w:val="24"/>
+              </w:rPr>
+              <w:t xml:space="preserve">2 calculations. </w:t>
+            </w:r>
             <w:r>
               <w:rPr>
                 <w:rFonts w:ascii="Times New Roman" w:hAnsi="Times New Roman" w:eastAsia="Times New Roman"/>
@@ -1371,7 +1350,7 @@
               <w:autoSpaceDN w:val="0"/>
               <w:autoSpaceDE w:val="0"/>
               <w:widowControl/>
-              <w:spacing w:line="252" w:lineRule="auto" w:before="254" w:after="0"/>
+              <w:spacing w:line="245" w:lineRule="auto" w:before="222" w:after="0"/>
               <w:ind w:left="874" w:right="1584" w:firstLine="0"/>
               <w:jc w:val="left"/>
             </w:pPr>
@@ -1401,7 +1380,7 @@
               <w:autoSpaceDN w:val="0"/>
               <w:autoSpaceDE w:val="0"/>
               <w:widowControl/>
-              <w:spacing w:line="341" w:lineRule="auto" w:before="252" w:after="0"/>
+              <w:spacing w:line="286" w:lineRule="auto" w:before="278" w:after="0"/>
               <w:ind w:left="874" w:right="4320" w:firstLine="0"/>
               <w:jc w:val="left"/>
             </w:pPr>
@@ -1427,6 +1406,26 @@
                 <w:sz w:val="24"/>
               </w:rPr>
               <w:t xml:space="preserve">• Audio and Image Processing: Compresses MP3 files and JPEGs. </w:t>
+            </w:r>
+          </w:p>
+          <w:p>
+            <w:pPr>
+              <w:autoSpaceDN w:val="0"/>
+              <w:autoSpaceDE w:val="0"/>
+              <w:widowControl/>
+              <w:spacing w:line="230" w:lineRule="auto" w:before="372" w:after="0"/>
+              <w:ind w:left="874" w:right="0" w:firstLine="0"/>
+              <w:jc w:val="left"/>
+            </w:pPr>
+            <w:r>
+              <w:rPr>
+                <w:rFonts w:ascii="Times New Roman" w:hAnsi="Times New Roman" w:eastAsia="Times New Roman"/>
+                <w:b w:val="0"/>
+                <w:i w:val="0"/>
+                <w:color w:val="000000"/>
+                <w:sz w:val="24"/>
+              </w:rPr>
+              <w:t xml:space="preserve">• Telecommunications: Decodes Wi-Fi, radio, and digital cable signals. </w:t>
             </w:r>
           </w:p>
           <w:p>
@@ -1446,7 +1445,7 @@
                 <w:color w:val="000000"/>
                 <w:sz w:val="24"/>
               </w:rPr>
-              <w:t xml:space="preserve">• Telecommunications: Decodes Wi-Fi, radio, and digital cable signals. </w:t>
+              <w:t xml:space="preserve"> • Science and Medicine: Powers MRI scans, seismic monitoring, and vibration analysis. </w:t>
             </w:r>
           </w:p>
           <w:p>
@@ -1454,8 +1453,8 @@
               <w:autoSpaceDN w:val="0"/>
               <w:autoSpaceDE w:val="0"/>
               <w:widowControl/>
-              <w:spacing w:line="230" w:lineRule="auto" w:before="254" w:after="0"/>
-              <w:ind w:left="874" w:right="0" w:firstLine="0"/>
+              <w:spacing w:line="324" w:lineRule="auto" w:before="260" w:after="0"/>
+              <w:ind w:left="874" w:right="576" w:firstLine="0"/>
               <w:jc w:val="left"/>
             </w:pPr>
             <w:r>
@@ -1466,26 +1465,6 @@
                 <w:color w:val="000000"/>
                 <w:sz w:val="24"/>
               </w:rPr>
-              <w:t xml:space="preserve"> • Science and Medicine: Powers MRI scans, seismic monitoring, and vibration analysis. </w:t>
-            </w:r>
-          </w:p>
-          <w:p>
-            <w:pPr>
-              <w:autoSpaceDN w:val="0"/>
-              <w:autoSpaceDE w:val="0"/>
-              <w:widowControl/>
-              <w:spacing w:line="336" w:lineRule="auto" w:before="252" w:after="0"/>
-              <w:ind w:left="874" w:right="720" w:firstLine="0"/>
-              <w:jc w:val="left"/>
-            </w:pPr>
-            <w:r>
-              <w:rPr>
-                <w:rFonts w:ascii="Times New Roman" w:hAnsi="Times New Roman" w:eastAsia="Times New Roman"/>
-                <w:b w:val="0"/>
-                <w:i w:val="0"/>
-                <w:color w:val="000000"/>
-                <w:sz w:val="24"/>
-              </w:rPr>
               <w:t xml:space="preserve"> Divide-and-conquer idea: The input sequence is divided into two smaller sequences: </w:t>
             </w:r>
             <w:r>
@@ -1545,27 +1524,27 @@
                 <w:color w:val="000000"/>
                 <w:sz w:val="24"/>
               </w:rPr>
-              <w:t>exponential factors called twiddle factors. The process is: 1. Divide the input into even- and odd-</w:t>
-            </w:r>
-            <w:r>
-              <w:rPr>
-                <w:rFonts w:ascii="Times New Roman" w:hAnsi="Times New Roman" w:eastAsia="Times New Roman"/>
-                <w:b w:val="0"/>
-                <w:i w:val="0"/>
-                <w:color w:val="000000"/>
-                <w:sz w:val="24"/>
-              </w:rPr>
-              <w:t xml:space="preserve">indexed samples.  2. Recursively calculate the FFT of both parts.  3. Combine their results.  4. Stop </w:t>
-            </w:r>
-            <w:r>
-              <w:rPr>
-                <w:rFonts w:ascii="Times New Roman" w:hAnsi="Times New Roman" w:eastAsia="Times New Roman"/>
-                <w:b w:val="0"/>
-                <w:i w:val="0"/>
-                <w:color w:val="000000"/>
-                <w:sz w:val="24"/>
-              </w:rPr>
-              <w:t xml:space="preserve">when only one element remains.  . </w:t>
+              <w:t xml:space="preserve">exponential factors called twiddle factors. The process is: 1. Divide the input into even- and odd-indexed </w:t>
+            </w:r>
+            <w:r>
+              <w:rPr>
+                <w:rFonts w:ascii="Times New Roman" w:hAnsi="Times New Roman" w:eastAsia="Times New Roman"/>
+                <w:b w:val="0"/>
+                <w:i w:val="0"/>
+                <w:color w:val="000000"/>
+                <w:sz w:val="24"/>
+              </w:rPr>
+              <w:t xml:space="preserve">samples.  2. Recursively calculate the FFT of both parts.  3. Combine their results.  4. Stop when only </w:t>
+            </w:r>
+            <w:r>
+              <w:rPr>
+                <w:rFonts w:ascii="Times New Roman" w:hAnsi="Times New Roman" w:eastAsia="Times New Roman"/>
+                <w:b w:val="0"/>
+                <w:i w:val="0"/>
+                <w:color w:val="000000"/>
+                <w:sz w:val="24"/>
+              </w:rPr>
+              <w:t xml:space="preserve">one element remains.  . </w:t>
             </w:r>
           </w:p>
         </w:tc>
@@ -1584,7 +1563,7 @@
       <w:pPr>
         <w:sectPr>
           <w:pgSz w:w="12240" w:h="15840"/>
-          <w:pgMar w:top="130" w:right="236" w:bottom="128" w:left="260" w:header="720" w:footer="720" w:gutter="0"/>
+          <w:pgMar w:top="130" w:right="244" w:bottom="136" w:left="250" w:header="720" w:footer="720" w:gutter="0"/>
           <w:cols/>
           <w:docGrid w:linePitch="360"/>
         </w:sectPr>
@@ -1607,20 +1586,20 @@
         <w:tblInd w:w="8.000000000000007" w:type="dxa"/>
       </w:tblPr>
       <w:tblGrid>
-        <w:gridCol w:w="11744"/>
+        <w:gridCol w:w="11746"/>
       </w:tblGrid>
       <w:tr>
         <w:trPr>
-          <w:trHeight w:hRule="exact" w:val="15286"/>
+          <w:trHeight w:hRule="exact" w:val="15272"/>
         </w:trPr>
         <w:tc>
           <w:tcPr>
-            <w:tcW w:type="dxa" w:w="11706"/>
+            <w:tcW w:type="dxa" w:w="11708"/>
             <w:tcBorders>
-              <w:start w:sz="7.200000000000003" w:val="single" w:color="#000000"/>
-              <w:top w:sz="7.200000000000003" w:val="single" w:color="#000000"/>
+              <w:start w:sz="6.400000000000006" w:val="single" w:color="#000000"/>
+              <w:top w:sz="6.400000000000006" w:val="single" w:color="#000000"/>
               <w:end w:sz="8.0" w:val="single" w:color="#000000"/>
-              <w:bottom w:sz="8.0" w:val="single" w:color="#000000"/>
+              <w:bottom w:sz="7.199999999999818" w:val="single" w:color="#000000"/>
             </w:tcBorders>
             <w:tcMar>
               <w:start w:w="0" w:type="dxa"/>
@@ -1652,7 +1631,7 @@
               <w:autoSpaceDN w:val="0"/>
               <w:autoSpaceDE w:val="0"/>
               <w:widowControl/>
-              <w:spacing w:line="396" w:lineRule="auto" w:before="250" w:after="0"/>
+              <w:spacing w:line="355" w:lineRule="auto" w:before="260" w:after="0"/>
               <w:ind w:left="874" w:right="7776" w:firstLine="0"/>
               <w:jc w:val="left"/>
             </w:pPr>
@@ -1711,7 +1690,7 @@
               <w:autoSpaceDN w:val="0"/>
               <w:autoSpaceDE w:val="0"/>
               <w:widowControl/>
-              <w:spacing w:line="341" w:lineRule="auto" w:before="768" w:after="0"/>
+              <w:spacing w:line="286" w:lineRule="auto" w:before="958" w:after="0"/>
               <w:ind w:left="874" w:right="4608" w:firstLine="0"/>
               <w:jc w:val="left"/>
             </w:pPr>
@@ -1744,7 +1723,7 @@
               <w:autoSpaceDN w:val="0"/>
               <w:autoSpaceDE w:val="0"/>
               <w:widowControl/>
-              <w:spacing w:line="341" w:lineRule="auto" w:before="772" w:after="0"/>
+              <w:spacing w:line="286" w:lineRule="auto" w:before="900" w:after="0"/>
               <w:ind w:left="874" w:right="6912" w:firstLine="0"/>
               <w:jc w:val="left"/>
             </w:pPr>
@@ -1777,7 +1756,7 @@
               <w:autoSpaceDN w:val="0"/>
               <w:autoSpaceDE w:val="0"/>
               <w:widowControl/>
-              <w:spacing w:line="341" w:lineRule="auto" w:before="768" w:after="0"/>
+              <w:spacing w:line="286" w:lineRule="auto" w:before="894" w:after="0"/>
               <w:ind w:left="874" w:right="9072" w:firstLine="0"/>
               <w:jc w:val="left"/>
             </w:pPr>
@@ -1810,7 +1789,7 @@
               <w:autoSpaceDN w:val="0"/>
               <w:autoSpaceDE w:val="0"/>
               <w:widowControl/>
-              <w:spacing w:line="230" w:lineRule="auto" w:before="772" w:after="0"/>
+              <w:spacing w:line="230" w:lineRule="auto" w:before="892" w:after="0"/>
               <w:ind w:left="874" w:right="0" w:firstLine="0"/>
               <w:jc w:val="left"/>
             </w:pPr>
@@ -1830,7 +1809,7 @@
               <w:autoSpaceDN w:val="0"/>
               <w:autoSpaceDE w:val="0"/>
               <w:widowControl/>
-              <w:spacing w:line="379" w:lineRule="auto" w:before="768" w:after="0"/>
+              <w:spacing w:line="329" w:lineRule="auto" w:before="776" w:after="0"/>
               <w:ind w:left="874" w:right="3312" w:firstLine="0"/>
               <w:jc w:val="left"/>
             </w:pPr>
@@ -1876,7 +1855,7 @@
               <w:autoSpaceDN w:val="0"/>
               <w:autoSpaceDE w:val="0"/>
               <w:widowControl/>
-              <w:spacing w:line="341" w:lineRule="auto" w:before="770" w:after="0"/>
+              <w:spacing w:line="288" w:lineRule="auto" w:before="940" w:after="0"/>
               <w:ind w:left="874" w:right="4176" w:firstLine="0"/>
               <w:jc w:val="left"/>
             </w:pPr>
@@ -1909,7 +1888,7 @@
               <w:autoSpaceDN w:val="0"/>
               <w:autoSpaceDE w:val="0"/>
               <w:widowControl/>
-              <w:spacing w:line="341" w:lineRule="auto" w:before="768" w:after="0"/>
+              <w:spacing w:line="286" w:lineRule="auto" w:before="894" w:after="0"/>
               <w:ind w:left="874" w:right="8640" w:firstLine="0"/>
               <w:jc w:val="left"/>
             </w:pPr>
@@ -1942,7 +1921,7 @@
               <w:autoSpaceDN w:val="0"/>
               <w:autoSpaceDE w:val="0"/>
               <w:widowControl/>
-              <w:spacing w:line="230" w:lineRule="auto" w:before="772" w:after="0"/>
+              <w:spacing w:line="230" w:lineRule="auto" w:before="892" w:after="0"/>
               <w:ind w:left="874" w:right="0" w:firstLine="0"/>
               <w:jc w:val="left"/>
             </w:pPr>
@@ -1973,7 +1952,7 @@
       <w:pPr>
         <w:sectPr>
           <w:pgSz w:w="12240" w:h="15840"/>
-          <w:pgMar w:top="130" w:right="236" w:bottom="128" w:left="260" w:header="720" w:footer="720" w:gutter="0"/>
+          <w:pgMar w:top="130" w:right="244" w:bottom="136" w:left="250" w:header="720" w:footer="720" w:gutter="0"/>
           <w:cols/>
           <w:docGrid w:linePitch="360"/>
         </w:sectPr>
@@ -1996,20 +1975,20 @@
         <w:tblInd w:w="8.000000000000007" w:type="dxa"/>
       </w:tblPr>
       <w:tblGrid>
-        <w:gridCol w:w="11744"/>
+        <w:gridCol w:w="11746"/>
       </w:tblGrid>
       <w:tr>
         <w:trPr>
-          <w:trHeight w:hRule="exact" w:val="15286"/>
+          <w:trHeight w:hRule="exact" w:val="15272"/>
         </w:trPr>
         <w:tc>
           <w:tcPr>
-            <w:tcW w:type="dxa" w:w="11706"/>
+            <w:tcW w:type="dxa" w:w="11708"/>
             <w:tcBorders>
-              <w:start w:sz="7.200000000000003" w:val="single" w:color="#000000"/>
-              <w:top w:sz="7.200000000000003" w:val="single" w:color="#000000"/>
+              <w:start w:sz="6.400000000000006" w:val="single" w:color="#000000"/>
+              <w:top w:sz="6.400000000000006" w:val="single" w:color="#000000"/>
               <w:end w:sz="8.0" w:val="single" w:color="#000000"/>
-              <w:bottom w:sz="8.0" w:val="single" w:color="#000000"/>
+              <w:bottom w:sz="7.199999999999818" w:val="single" w:color="#000000"/>
             </w:tcBorders>
             <w:tcMar>
               <w:start w:w="0" w:type="dxa"/>
@@ -2041,7 +2020,7 @@
               <w:autoSpaceDN w:val="0"/>
               <w:autoSpaceDE w:val="0"/>
               <w:widowControl/>
-              <w:spacing w:line="341" w:lineRule="auto" w:before="768" w:after="0"/>
+              <w:spacing w:line="286" w:lineRule="auto" w:before="778" w:after="0"/>
               <w:ind w:left="874" w:right="7632" w:firstLine="0"/>
               <w:jc w:val="left"/>
             </w:pPr>
@@ -2067,91 +2046,6 @@
                 <w:sz w:val="24"/>
               </w:rPr>
               <w:t xml:space="preserve">K = 6 </w:t>
-            </w:r>
-          </w:p>
-          <w:p>
-            <w:pPr>
-              <w:autoSpaceDN w:val="0"/>
-              <w:tabs>
-                <w:tab w:pos="1054" w:val="left"/>
-              </w:tabs>
-              <w:autoSpaceDE w:val="0"/>
-              <w:widowControl/>
-              <w:spacing w:line="413" w:lineRule="auto" w:before="770" w:after="0"/>
-              <w:ind w:left="874" w:right="4176" w:firstLine="0"/>
-              <w:jc w:val="left"/>
-            </w:pPr>
-            <w:r>
-              <w:rPr>
-                <w:rFonts w:ascii="Times New Roman" w:hAnsi="Times New Roman" w:eastAsia="Times New Roman"/>
-                <w:b w:val="0"/>
-                <w:i w:val="0"/>
-                <w:color w:val="000000"/>
-                <w:sz w:val="24"/>
-              </w:rPr>
-              <w:t xml:space="preserve"># Constant component </w:t>
-            </w:r>
-            <w:r>
-              <w:br/>
-            </w:r>
-            <w:r>
-              <w:rPr>
-                <w:rFonts w:ascii="Times New Roman" w:hAnsi="Times New Roman" w:eastAsia="Times New Roman"/>
-                <w:b w:val="0"/>
-                <w:i w:val="0"/>
-                <w:color w:val="000000"/>
-                <w:sz w:val="24"/>
-              </w:rPr>
-              <w:t xml:space="preserve">a0 = np.mean(temperature) </w:t>
-            </w:r>
-            <w:r>
-              <w:br/>
-            </w:r>
-            <w:r>
-              <w:rPr>
-                <w:rFonts w:ascii="Times New Roman" w:hAnsi="Times New Roman" w:eastAsia="Times New Roman"/>
-                <w:b w:val="0"/>
-                <w:i w:val="0"/>
-                <w:color w:val="000000"/>
-                <w:sz w:val="24"/>
-              </w:rPr>
-              <w:t xml:space="preserve">reconstructed = np.full(N, a0) </w:t>
-            </w:r>
-            <w:r>
-              <w:br/>
-            </w:r>
-            <w:r>
-              <w:rPr>
-                <w:rFonts w:ascii="Times New Roman" w:hAnsi="Times New Roman" w:eastAsia="Times New Roman"/>
-                <w:b w:val="0"/>
-                <w:i w:val="0"/>
-                <w:color w:val="000000"/>
-                <w:sz w:val="24"/>
-              </w:rPr>
-              <w:t xml:space="preserve">for n in range(1, K + 1): </w:t>
-            </w:r>
-            <w:r>
-              <w:br/>
-            </w:r>
-            <w:r>
-              <w:rPr>
-                <w:rFonts w:ascii="Times New Roman" w:hAnsi="Times New Roman" w:eastAsia="Times New Roman"/>
-                <w:b w:val="0"/>
-                <w:i w:val="0"/>
-                <w:color w:val="000000"/>
-                <w:sz w:val="24"/>
-              </w:rPr>
-              <w:t xml:space="preserve"> an = (2 / N) * np.sum(temperature *np.cos(2*np.pi*n*t/YEAR)) </w:t>
-            </w:r>
-            <w:r>
-              <w:rPr>
-                <w:rFonts w:ascii="Times New Roman" w:hAnsi="Times New Roman" w:eastAsia="Times New Roman"/>
-                <w:b w:val="0"/>
-                <w:i w:val="0"/>
-                <w:color w:val="000000"/>
-                <w:sz w:val="24"/>
-              </w:rPr>
-              <w:t xml:space="preserve"> bn = (2 / N)*np.sum(temperature*np.sin(2*np.pi*n*t/ YEAR)) </w:t>
             </w:r>
           </w:p>
           <w:p>
@@ -2159,8 +2053,8 @@
               <w:autoSpaceDN w:val="0"/>
               <w:autoSpaceDE w:val="0"/>
               <w:widowControl/>
-              <w:spacing w:line="230" w:lineRule="auto" w:before="772" w:after="0"/>
-              <w:ind w:left="1054" w:right="0" w:firstLine="0"/>
+              <w:spacing w:line="384" w:lineRule="auto" w:before="894" w:after="0"/>
+              <w:ind w:left="874" w:right="4032" w:firstLine="0"/>
               <w:jc w:val="left"/>
             </w:pPr>
             <w:r>
@@ -2171,7 +2065,69 @@
                 <w:color w:val="000000"/>
                 <w:sz w:val="24"/>
               </w:rPr>
-              <w:t xml:space="preserve"> reconstructed += (an * np.cos(2 * np.pi * n * t / YEAR)+ bn * np.sin(2 * np.pi * n * t / YEAR)) </w:t>
+              <w:t xml:space="preserve"># Constant component </w:t>
+            </w:r>
+            <w:r>
+              <w:br/>
+            </w:r>
+            <w:r>
+              <w:rPr>
+                <w:rFonts w:ascii="Times New Roman" w:hAnsi="Times New Roman" w:eastAsia="Times New Roman"/>
+                <w:b w:val="0"/>
+                <w:i w:val="0"/>
+                <w:color w:val="000000"/>
+                <w:sz w:val="24"/>
+              </w:rPr>
+              <w:t xml:space="preserve">a0 = np.mean(temperature) </w:t>
+            </w:r>
+            <w:r>
+              <w:br/>
+            </w:r>
+            <w:r>
+              <w:rPr>
+                <w:rFonts w:ascii="Times New Roman" w:hAnsi="Times New Roman" w:eastAsia="Times New Roman"/>
+                <w:b w:val="0"/>
+                <w:i w:val="0"/>
+                <w:color w:val="000000"/>
+                <w:sz w:val="24"/>
+              </w:rPr>
+              <w:t xml:space="preserve">reconstructed = np.full(N, a0) </w:t>
+            </w:r>
+            <w:r>
+              <w:br/>
+            </w:r>
+            <w:r>
+              <w:rPr>
+                <w:rFonts w:ascii="Times New Roman" w:hAnsi="Times New Roman" w:eastAsia="Times New Roman"/>
+                <w:b w:val="0"/>
+                <w:i w:val="0"/>
+                <w:color w:val="000000"/>
+                <w:sz w:val="24"/>
+              </w:rPr>
+              <w:t xml:space="preserve">for n in range(1, K + 1): </w:t>
+            </w:r>
+            <w:r>
+              <w:br/>
+            </w:r>
+            <w:r>
+              <w:rPr>
+                <w:rFonts w:ascii="Times New Roman" w:hAnsi="Times New Roman" w:eastAsia="Times New Roman"/>
+                <w:b w:val="0"/>
+                <w:i w:val="0"/>
+                <w:color w:val="000000"/>
+                <w:sz w:val="24"/>
+              </w:rPr>
+              <w:t xml:space="preserve"> an = (2 / N) * np.sum(temperature *np.cos(2*np.pi*n*t/YEAR))  bn </w:t>
+            </w:r>
+            <w:r>
+              <w:rPr>
+                <w:rFonts w:ascii="Times New Roman" w:hAnsi="Times New Roman" w:eastAsia="Times New Roman"/>
+                <w:b w:val="0"/>
+                <w:i w:val="0"/>
+                <w:color w:val="000000"/>
+                <w:sz w:val="24"/>
+              </w:rPr>
+              <w:t xml:space="preserve">= (2 / N)*np.sum(temperature*np.sin(2*np.pi*n*t/ YEAR)) </w:t>
             </w:r>
           </w:p>
           <w:p>
@@ -2179,8 +2135,8 @@
               <w:autoSpaceDN w:val="0"/>
               <w:autoSpaceDE w:val="0"/>
               <w:widowControl/>
-              <w:spacing w:line="377" w:lineRule="auto" w:before="770" w:after="0"/>
-              <w:ind w:left="874" w:right="4896" w:firstLine="0"/>
+              <w:spacing w:line="230" w:lineRule="auto" w:before="970" w:after="0"/>
+              <w:ind w:left="1054" w:right="0" w:firstLine="0"/>
               <w:jc w:val="left"/>
             </w:pPr>
             <w:r>
@@ -2191,30 +2147,7 @@
                 <w:color w:val="000000"/>
                 <w:sz w:val="24"/>
               </w:rPr>
-              <w:t xml:space="preserve"># Calculate errors </w:t>
-            </w:r>
-            <w:r>
-              <w:br/>
-            </w:r>
-            <w:r>
-              <w:rPr>
-                <w:rFonts w:ascii="Times New Roman" w:hAnsi="Times New Roman" w:eastAsia="Times New Roman"/>
-                <w:b w:val="0"/>
-                <w:i w:val="0"/>
-                <w:color w:val="000000"/>
-                <w:sz w:val="24"/>
-              </w:rPr>
-              <w:t xml:space="preserve">rmse = np.sqrt(np.mean((temperature - reconstructed) ** 2)) </w:t>
-            </w:r>
-            <w:r>
-              <w:rPr>
-                <w:rFonts w:ascii="Times New Roman" w:hAnsi="Times New Roman" w:eastAsia="Times New Roman"/>
-                <w:b w:val="0"/>
-                <w:i w:val="0"/>
-                <w:color w:val="000000"/>
-                <w:sz w:val="24"/>
-              </w:rPr>
-              <w:t xml:space="preserve">mae = np.mean(np.abs(temperature - reconstructed)) </w:t>
+              <w:t xml:space="preserve"> reconstructed += (an * np.cos(2 * np.pi * n * t / YEAR)+ bn * np.sin(2 * np.pi * n * t / YEAR)) </w:t>
             </w:r>
           </w:p>
           <w:p>
@@ -2222,8 +2155,8 @@
               <w:autoSpaceDN w:val="0"/>
               <w:autoSpaceDE w:val="0"/>
               <w:widowControl/>
-              <w:spacing w:line="408" w:lineRule="auto" w:before="770" w:after="0"/>
-              <w:ind w:left="874" w:right="6048" w:firstLine="0"/>
+              <w:spacing w:line="329" w:lineRule="auto" w:before="778" w:after="0"/>
+              <w:ind w:left="874" w:right="4896" w:firstLine="0"/>
               <w:jc w:val="left"/>
             </w:pPr>
             <w:r>
@@ -2234,7 +2167,7 @@
                 <w:color w:val="000000"/>
                 <w:sz w:val="24"/>
               </w:rPr>
-              <w:t xml:space="preserve">print("\nFOURIER SERIES") </w:t>
+              <w:t xml:space="preserve"># Calculate errors </w:t>
             </w:r>
             <w:r>
               <w:br/>
@@ -2247,46 +2180,17 @@
                 <w:color w:val="000000"/>
                 <w:sz w:val="24"/>
               </w:rPr>
-              <w:t xml:space="preserve">print("Variable: Daily Maximum Temperature") </w:t>
-            </w:r>
-            <w:r>
-              <w:br/>
-            </w:r>
-            <w:r>
-              <w:rPr>
-                <w:rFonts w:ascii="Times New Roman" w:hAnsi="Times New Roman" w:eastAsia="Times New Roman"/>
-                <w:b w:val="0"/>
-                <w:i w:val="0"/>
-                <w:color w:val="000000"/>
-                <w:sz w:val="24"/>
-              </w:rPr>
-              <w:t xml:space="preserve">print("Harmonics:", K) </w:t>
-            </w:r>
-            <w:r>
-              <w:br/>
-            </w:r>
-            <w:r>
-              <w:rPr>
-                <w:rFonts w:ascii="Times New Roman" w:hAnsi="Times New Roman" w:eastAsia="Times New Roman"/>
-                <w:b w:val="0"/>
-                <w:i w:val="0"/>
-                <w:color w:val="000000"/>
-                <w:sz w:val="24"/>
-              </w:rPr>
-              <w:t xml:space="preserve">print("RMSE:", round(rmse, 3), "°C") </w:t>
-            </w:r>
-            <w:r>
-              <w:br/>
-            </w:r>
-            <w:r>
-              <w:rPr>
-                <w:rFonts w:ascii="Times New Roman" w:hAnsi="Times New Roman" w:eastAsia="Times New Roman"/>
-                <w:b w:val="0"/>
-                <w:i w:val="0"/>
-                <w:color w:val="000000"/>
-                <w:sz w:val="24"/>
-              </w:rPr>
-              <w:t xml:space="preserve">print("MAE :", round(mae, 3), "°C") </w:t>
+              <w:t xml:space="preserve">rmse = np.sqrt(np.mean((temperature - reconstructed) ** 2)) </w:t>
+            </w:r>
+            <w:r>
+              <w:rPr>
+                <w:rFonts w:ascii="Times New Roman" w:hAnsi="Times New Roman" w:eastAsia="Times New Roman"/>
+                <w:b w:val="0"/>
+                <w:i w:val="0"/>
+                <w:color w:val="000000"/>
+                <w:sz w:val="24"/>
+              </w:rPr>
+              <w:t xml:space="preserve">mae = np.mean(np.abs(temperature - reconstructed)) </w:t>
             </w:r>
           </w:p>
           <w:p>
@@ -2294,8 +2198,8 @@
               <w:autoSpaceDN w:val="0"/>
               <w:autoSpaceDE w:val="0"/>
               <w:widowControl/>
-              <w:spacing w:line="341" w:lineRule="auto" w:before="768" w:after="0"/>
-              <w:ind w:left="874" w:right="6624" w:firstLine="0"/>
+              <w:spacing w:line="372" w:lineRule="auto" w:before="940" w:after="0"/>
+              <w:ind w:left="874" w:right="6048" w:firstLine="0"/>
               <w:jc w:val="left"/>
             </w:pPr>
             <w:r>
@@ -2306,7 +2210,7 @@
                 <w:color w:val="000000"/>
                 <w:sz w:val="24"/>
               </w:rPr>
-              <w:t xml:space="preserve"># Plot actual vs reconstructed temperature </w:t>
+              <w:t xml:space="preserve">print("\nFOURIER SERIES") </w:t>
             </w:r>
             <w:r>
               <w:br/>
@@ -2319,7 +2223,46 @@
                 <w:color w:val="000000"/>
                 <w:sz w:val="24"/>
               </w:rPr>
-              <w:t xml:space="preserve">plt.figure(figsize=(14, 5)) </w:t>
+              <w:t xml:space="preserve">print("Variable: Daily Maximum Temperature") </w:t>
+            </w:r>
+            <w:r>
+              <w:br/>
+            </w:r>
+            <w:r>
+              <w:rPr>
+                <w:rFonts w:ascii="Times New Roman" w:hAnsi="Times New Roman" w:eastAsia="Times New Roman"/>
+                <w:b w:val="0"/>
+                <w:i w:val="0"/>
+                <w:color w:val="000000"/>
+                <w:sz w:val="24"/>
+              </w:rPr>
+              <w:t xml:space="preserve">print("Harmonics:", K) </w:t>
+            </w:r>
+            <w:r>
+              <w:br/>
+            </w:r>
+            <w:r>
+              <w:rPr>
+                <w:rFonts w:ascii="Times New Roman" w:hAnsi="Times New Roman" w:eastAsia="Times New Roman"/>
+                <w:b w:val="0"/>
+                <w:i w:val="0"/>
+                <w:color w:val="000000"/>
+                <w:sz w:val="24"/>
+              </w:rPr>
+              <w:t xml:space="preserve">print("RMSE:", round(rmse, 3), "°C") </w:t>
+            </w:r>
+            <w:r>
+              <w:br/>
+            </w:r>
+            <w:r>
+              <w:rPr>
+                <w:rFonts w:ascii="Times New Roman" w:hAnsi="Times New Roman" w:eastAsia="Times New Roman"/>
+                <w:b w:val="0"/>
+                <w:i w:val="0"/>
+                <w:color w:val="000000"/>
+                <w:sz w:val="24"/>
+              </w:rPr>
+              <w:t xml:space="preserve">print("MAE :", round(mae, 3), "°C") </w:t>
             </w:r>
           </w:p>
           <w:p>
@@ -2327,7 +2270,40 @@
               <w:autoSpaceDN w:val="0"/>
               <w:autoSpaceDE w:val="0"/>
               <w:widowControl/>
-              <w:spacing w:line="230" w:lineRule="auto" w:before="772" w:after="0"/>
+              <w:spacing w:line="288" w:lineRule="auto" w:before="970" w:after="0"/>
+              <w:ind w:left="874" w:right="6624" w:firstLine="0"/>
+              <w:jc w:val="left"/>
+            </w:pPr>
+            <w:r>
+              <w:rPr>
+                <w:rFonts w:ascii="Times New Roman" w:hAnsi="Times New Roman" w:eastAsia="Times New Roman"/>
+                <w:b w:val="0"/>
+                <w:i w:val="0"/>
+                <w:color w:val="000000"/>
+                <w:sz w:val="24"/>
+              </w:rPr>
+              <w:t xml:space="preserve"># Plot actual vs reconstructed temperature </w:t>
+            </w:r>
+            <w:r>
+              <w:br/>
+            </w:r>
+            <w:r>
+              <w:rPr>
+                <w:rFonts w:ascii="Times New Roman" w:hAnsi="Times New Roman" w:eastAsia="Times New Roman"/>
+                <w:b w:val="0"/>
+                <w:i w:val="0"/>
+                <w:color w:val="000000"/>
+                <w:sz w:val="24"/>
+              </w:rPr>
+              <w:t xml:space="preserve">plt.figure(figsize=(14, 5)) </w:t>
+            </w:r>
+          </w:p>
+          <w:p>
+            <w:pPr>
+              <w:autoSpaceDN w:val="0"/>
+              <w:autoSpaceDE w:val="0"/>
+              <w:widowControl/>
+              <w:spacing w:line="230" w:lineRule="auto" w:before="888" w:after="0"/>
               <w:ind w:left="874" w:right="0" w:firstLine="0"/>
               <w:jc w:val="left"/>
             </w:pPr>
@@ -2358,7 +2334,7 @@
       <w:pPr>
         <w:sectPr>
           <w:pgSz w:w="12240" w:h="15840"/>
-          <w:pgMar w:top="130" w:right="236" w:bottom="128" w:left="260" w:header="720" w:footer="720" w:gutter="0"/>
+          <w:pgMar w:top="130" w:right="244" w:bottom="136" w:left="250" w:header="720" w:footer="720" w:gutter="0"/>
           <w:cols/>
           <w:docGrid w:linePitch="360"/>
         </w:sectPr>
@@ -2381,20 +2357,20 @@
         <w:tblInd w:w="8.000000000000007" w:type="dxa"/>
       </w:tblPr>
       <w:tblGrid>
-        <w:gridCol w:w="11744"/>
+        <w:gridCol w:w="11746"/>
       </w:tblGrid>
       <w:tr>
         <w:trPr>
-          <w:trHeight w:hRule="exact" w:val="15286"/>
+          <w:trHeight w:hRule="exact" w:val="15272"/>
         </w:trPr>
         <w:tc>
           <w:tcPr>
-            <w:tcW w:type="dxa" w:w="11706"/>
+            <w:tcW w:type="dxa" w:w="11708"/>
             <w:tcBorders>
-              <w:start w:sz="7.200000000000003" w:val="single" w:color="#000000"/>
-              <w:top w:sz="7.200000000000003" w:val="single" w:color="#000000"/>
+              <w:start w:sz="6.400000000000006" w:val="single" w:color="#000000"/>
+              <w:top w:sz="6.400000000000006" w:val="single" w:color="#000000"/>
               <w:end w:sz="8.0" w:val="single" w:color="#000000"/>
-              <w:bottom w:sz="8.0" w:val="single" w:color="#000000"/>
+              <w:bottom w:sz="7.199999999999818" w:val="single" w:color="#000000"/>
             </w:tcBorders>
             <w:tcMar>
               <w:start w:w="0" w:type="dxa"/>
@@ -2426,8 +2402,8 @@
               <w:autoSpaceDN w:val="0"/>
               <w:autoSpaceDE w:val="0"/>
               <w:widowControl/>
-              <w:spacing w:line="420" w:lineRule="auto" w:before="772" w:after="0"/>
-              <w:ind w:left="874" w:right="4752" w:firstLine="0"/>
+              <w:spacing w:line="230" w:lineRule="auto" w:before="782" w:after="0"/>
+              <w:ind w:left="874" w:right="0" w:firstLine="0"/>
               <w:jc w:val="left"/>
             </w:pPr>
             <w:r>
@@ -2439,81 +2415,6 @@
                 <w:sz w:val="24"/>
               </w:rPr>
               <w:t xml:space="preserve">plt.xlabel("Date") </w:t>
-            </w:r>
-            <w:r>
-              <w:br/>
-            </w:r>
-            <w:r>
-              <w:rPr>
-                <w:rFonts w:ascii="Times New Roman" w:hAnsi="Times New Roman" w:eastAsia="Times New Roman"/>
-                <w:b w:val="0"/>
-                <w:i w:val="0"/>
-                <w:color w:val="000000"/>
-                <w:sz w:val="24"/>
-              </w:rPr>
-              <w:t xml:space="preserve">plt.ylabel("Temperature (°C)") </w:t>
-            </w:r>
-            <w:r>
-              <w:br/>
-            </w:r>
-            <w:r>
-              <w:rPr>
-                <w:rFonts w:ascii="Times New Roman" w:hAnsi="Times New Roman" w:eastAsia="Times New Roman"/>
-                <w:b w:val="0"/>
-                <w:i w:val="0"/>
-                <w:color w:val="000000"/>
-                <w:sz w:val="24"/>
-              </w:rPr>
-              <w:t xml:space="preserve">plt.title("Delhi Temperature - Fourier Series Reconstruction") </w:t>
-            </w:r>
-            <w:r>
-              <w:rPr>
-                <w:rFonts w:ascii="Times New Roman" w:hAnsi="Times New Roman" w:eastAsia="Times New Roman"/>
-                <w:b w:val="0"/>
-                <w:i w:val="0"/>
-                <w:color w:val="000000"/>
-                <w:sz w:val="24"/>
-              </w:rPr>
-              <w:t xml:space="preserve">plt.legend() </w:t>
-            </w:r>
-            <w:r>
-              <w:br/>
-            </w:r>
-            <w:r>
-              <w:rPr>
-                <w:rFonts w:ascii="Times New Roman" w:hAnsi="Times New Roman" w:eastAsia="Times New Roman"/>
-                <w:b w:val="0"/>
-                <w:i w:val="0"/>
-                <w:color w:val="000000"/>
-                <w:sz w:val="24"/>
-              </w:rPr>
-              <w:t xml:space="preserve">plt.grid(True) </w:t>
-            </w:r>
-            <w:r>
-              <w:br/>
-            </w:r>
-            <w:r>
-              <w:rPr>
-                <w:rFonts w:ascii="Times New Roman" w:hAnsi="Times New Roman" w:eastAsia="Times New Roman"/>
-                <w:b w:val="0"/>
-                <w:i w:val="0"/>
-                <w:color w:val="000000"/>
-                <w:sz w:val="24"/>
-              </w:rPr>
-              <w:t xml:space="preserve">plt.tight_layout() </w:t>
-            </w:r>
-            <w:r>
-              <w:br/>
-            </w:r>
-            <w:r>
-              <w:rPr>
-                <w:rFonts w:ascii="Times New Roman" w:hAnsi="Times New Roman" w:eastAsia="Times New Roman"/>
-                <w:b w:val="0"/>
-                <w:i w:val="0"/>
-                <w:color w:val="000000"/>
-                <w:sz w:val="24"/>
-              </w:rPr>
-              <w:t xml:space="preserve">plt.show() </w:t>
             </w:r>
           </w:p>
           <w:p>
@@ -2521,8 +2422,8 @@
               <w:autoSpaceDN w:val="0"/>
               <w:autoSpaceDE w:val="0"/>
               <w:widowControl/>
-              <w:spacing w:line="341" w:lineRule="auto" w:before="770" w:after="0"/>
-              <w:ind w:left="874" w:right="4896" w:firstLine="0"/>
+              <w:spacing w:line="230" w:lineRule="auto" w:before="218" w:after="0"/>
+              <w:ind w:left="874" w:right="0" w:firstLine="0"/>
               <w:jc w:val="left"/>
             </w:pPr>
             <w:r>
@@ -2533,20 +2434,7 @@
                 <w:color w:val="000000"/>
                 <w:sz w:val="24"/>
               </w:rPr>
-              <w:t xml:space="preserve">#2)DFT/FFT : Rainfall Frequency Analysis </w:t>
-            </w:r>
-            <w:r>
-              <w:br/>
-            </w:r>
-            <w:r>
-              <w:rPr>
-                <w:rFonts w:ascii="Times New Roman" w:hAnsi="Times New Roman" w:eastAsia="Times New Roman"/>
-                <w:b w:val="0"/>
-                <w:i w:val="0"/>
-                <w:color w:val="000000"/>
-                <w:sz w:val="24"/>
-              </w:rPr>
-              <w:t xml:space="preserve">rainfall = data["precipitation_sum"].to_numpy(dtype=float) </w:t>
+              <w:t xml:space="preserve">plt.ylabel("Temperature (°C)") </w:t>
             </w:r>
           </w:p>
           <w:p>
@@ -2554,8 +2442,8 @@
               <w:autoSpaceDN w:val="0"/>
               <w:autoSpaceDE w:val="0"/>
               <w:widowControl/>
-              <w:spacing w:line="341" w:lineRule="auto" w:before="770" w:after="0"/>
-              <w:ind w:left="874" w:right="6192" w:firstLine="0"/>
+              <w:spacing w:line="230" w:lineRule="auto" w:before="216" w:after="0"/>
+              <w:ind w:left="874" w:right="0" w:firstLine="0"/>
               <w:jc w:val="left"/>
             </w:pPr>
             <w:r>
@@ -2566,20 +2454,7 @@
                 <w:color w:val="000000"/>
                 <w:sz w:val="24"/>
               </w:rPr>
-              <w:t xml:space="preserve"># Remove mean </w:t>
-            </w:r>
-            <w:r>
-              <w:br/>
-            </w:r>
-            <w:r>
-              <w:rPr>
-                <w:rFonts w:ascii="Times New Roman" w:hAnsi="Times New Roman" w:eastAsia="Times New Roman"/>
-                <w:b w:val="0"/>
-                <w:i w:val="0"/>
-                <w:color w:val="000000"/>
-                <w:sz w:val="24"/>
-              </w:rPr>
-              <w:t xml:space="preserve">rainfall_centered = rainfall - np.mean(rainfall) </w:t>
+              <w:t xml:space="preserve">plt.title("Delhi Temperature - Fourier Series Reconstruction") </w:t>
             </w:r>
           </w:p>
           <w:p>
@@ -2587,8 +2462,8 @@
               <w:autoSpaceDN w:val="0"/>
               <w:autoSpaceDE w:val="0"/>
               <w:widowControl/>
-              <w:spacing w:line="338" w:lineRule="auto" w:before="772" w:after="0"/>
-              <w:ind w:left="874" w:right="6912" w:firstLine="0"/>
+              <w:spacing w:line="230" w:lineRule="auto" w:before="216" w:after="0"/>
+              <w:ind w:left="874" w:right="0" w:firstLine="0"/>
               <w:jc w:val="left"/>
             </w:pPr>
             <w:r>
@@ -2599,20 +2474,7 @@
                 <w:color w:val="000000"/>
                 <w:sz w:val="24"/>
               </w:rPr>
-              <w:t xml:space="preserve"># FFT computes the DFT efficiently </w:t>
-            </w:r>
-            <w:r>
-              <w:br/>
-            </w:r>
-            <w:r>
-              <w:rPr>
-                <w:rFonts w:ascii="Times New Roman" w:hAnsi="Times New Roman" w:eastAsia="Times New Roman"/>
-                <w:b w:val="0"/>
-                <w:i w:val="0"/>
-                <w:color w:val="000000"/>
-                <w:sz w:val="24"/>
-              </w:rPr>
-              <w:t xml:space="preserve">fft_result = np.fft.fft(rainfall_centered) </w:t>
+              <w:t xml:space="preserve">plt.legend() </w:t>
             </w:r>
           </w:p>
           <w:p>
@@ -2620,8 +2482,8 @@
               <w:autoSpaceDN w:val="0"/>
               <w:autoSpaceDE w:val="0"/>
               <w:widowControl/>
-              <w:spacing w:line="341" w:lineRule="auto" w:before="772" w:after="0"/>
-              <w:ind w:left="874" w:right="7344" w:firstLine="0"/>
+              <w:spacing w:line="230" w:lineRule="auto" w:before="216" w:after="0"/>
+              <w:ind w:left="874" w:right="0" w:firstLine="0"/>
               <w:jc w:val="left"/>
             </w:pPr>
             <w:r>
@@ -2632,20 +2494,7 @@
                 <w:color w:val="000000"/>
                 <w:sz w:val="24"/>
               </w:rPr>
-              <w:t xml:space="preserve"># Sampling interval = 1 day </w:t>
-            </w:r>
-            <w:r>
-              <w:br/>
-            </w:r>
-            <w:r>
-              <w:rPr>
-                <w:rFonts w:ascii="Times New Roman" w:hAnsi="Times New Roman" w:eastAsia="Times New Roman"/>
-                <w:b w:val="0"/>
-                <w:i w:val="0"/>
-                <w:color w:val="000000"/>
-                <w:sz w:val="24"/>
-              </w:rPr>
-              <w:t xml:space="preserve">frequencies = np.fft.fftfreq(N, d=1) </w:t>
+              <w:t xml:space="preserve">plt.grid(True) </w:t>
             </w:r>
           </w:p>
           <w:p>
@@ -2653,8 +2502,8 @@
               <w:autoSpaceDN w:val="0"/>
               <w:autoSpaceDE w:val="0"/>
               <w:widowControl/>
-              <w:spacing w:line="341" w:lineRule="auto" w:before="772" w:after="0"/>
-              <w:ind w:left="874" w:right="8064" w:firstLine="0"/>
+              <w:spacing w:line="230" w:lineRule="auto" w:before="218" w:after="0"/>
+              <w:ind w:left="874" w:right="0" w:firstLine="0"/>
               <w:jc w:val="left"/>
             </w:pPr>
             <w:r>
@@ -2665,20 +2514,7 @@
                 <w:color w:val="000000"/>
                 <w:sz w:val="24"/>
               </w:rPr>
-              <w:t xml:space="preserve"># Only positive frequencies </w:t>
-            </w:r>
-            <w:r>
-              <w:br/>
-            </w:r>
-            <w:r>
-              <w:rPr>
-                <w:rFonts w:ascii="Times New Roman" w:hAnsi="Times New Roman" w:eastAsia="Times New Roman"/>
-                <w:b w:val="0"/>
-                <w:i w:val="0"/>
-                <w:color w:val="000000"/>
-                <w:sz w:val="24"/>
-              </w:rPr>
-              <w:t xml:space="preserve">positive = frequencies &gt; 0 </w:t>
+              <w:t xml:space="preserve">plt.tight_layout() </w:t>
             </w:r>
           </w:p>
           <w:p>
@@ -2686,7 +2522,192 @@
               <w:autoSpaceDN w:val="0"/>
               <w:autoSpaceDE w:val="0"/>
               <w:widowControl/>
-              <w:spacing w:line="341" w:lineRule="auto" w:before="770" w:after="0"/>
+              <w:spacing w:line="230" w:lineRule="auto" w:before="218" w:after="0"/>
+              <w:ind w:left="874" w:right="0" w:firstLine="0"/>
+              <w:jc w:val="left"/>
+            </w:pPr>
+            <w:r>
+              <w:rPr>
+                <w:rFonts w:ascii="Times New Roman" w:hAnsi="Times New Roman" w:eastAsia="Times New Roman"/>
+                <w:b w:val="0"/>
+                <w:i w:val="0"/>
+                <w:color w:val="000000"/>
+                <w:sz w:val="24"/>
+              </w:rPr>
+              <w:t xml:space="preserve">plt.show() </w:t>
+            </w:r>
+          </w:p>
+          <w:p>
+            <w:pPr>
+              <w:autoSpaceDN w:val="0"/>
+              <w:autoSpaceDE w:val="0"/>
+              <w:widowControl/>
+              <w:spacing w:line="286" w:lineRule="auto" w:before="988" w:after="0"/>
+              <w:ind w:left="874" w:right="4896" w:firstLine="0"/>
+              <w:jc w:val="left"/>
+            </w:pPr>
+            <w:r>
+              <w:rPr>
+                <w:rFonts w:ascii="Times New Roman" w:hAnsi="Times New Roman" w:eastAsia="Times New Roman"/>
+                <w:b w:val="0"/>
+                <w:i w:val="0"/>
+                <w:color w:val="000000"/>
+                <w:sz w:val="24"/>
+              </w:rPr>
+              <w:t xml:space="preserve">#2)DFT/FFT : Rainfall Frequency Analysis </w:t>
+            </w:r>
+            <w:r>
+              <w:br/>
+            </w:r>
+            <w:r>
+              <w:rPr>
+                <w:rFonts w:ascii="Times New Roman" w:hAnsi="Times New Roman" w:eastAsia="Times New Roman"/>
+                <w:b w:val="0"/>
+                <w:i w:val="0"/>
+                <w:color w:val="000000"/>
+                <w:sz w:val="24"/>
+              </w:rPr>
+              <w:t xml:space="preserve">rainfall = data["precipitation_sum"].to_numpy(dtype=float) </w:t>
+            </w:r>
+          </w:p>
+          <w:p>
+            <w:pPr>
+              <w:autoSpaceDN w:val="0"/>
+              <w:autoSpaceDE w:val="0"/>
+              <w:widowControl/>
+              <w:spacing w:line="286" w:lineRule="auto" w:before="898" w:after="0"/>
+              <w:ind w:left="874" w:right="6192" w:firstLine="0"/>
+              <w:jc w:val="left"/>
+            </w:pPr>
+            <w:r>
+              <w:rPr>
+                <w:rFonts w:ascii="Times New Roman" w:hAnsi="Times New Roman" w:eastAsia="Times New Roman"/>
+                <w:b w:val="0"/>
+                <w:i w:val="0"/>
+                <w:color w:val="000000"/>
+                <w:sz w:val="24"/>
+              </w:rPr>
+              <w:t xml:space="preserve"># Remove mean </w:t>
+            </w:r>
+            <w:r>
+              <w:br/>
+            </w:r>
+            <w:r>
+              <w:rPr>
+                <w:rFonts w:ascii="Times New Roman" w:hAnsi="Times New Roman" w:eastAsia="Times New Roman"/>
+                <w:b w:val="0"/>
+                <w:i w:val="0"/>
+                <w:color w:val="000000"/>
+                <w:sz w:val="24"/>
+              </w:rPr>
+              <w:t xml:space="preserve">rainfall_centered = rainfall - np.mean(rainfall) </w:t>
+            </w:r>
+          </w:p>
+          <w:p>
+            <w:pPr>
+              <w:autoSpaceDN w:val="0"/>
+              <w:autoSpaceDE w:val="0"/>
+              <w:widowControl/>
+              <w:spacing w:line="283" w:lineRule="auto" w:before="898" w:after="0"/>
+              <w:ind w:left="874" w:right="6912" w:firstLine="0"/>
+              <w:jc w:val="left"/>
+            </w:pPr>
+            <w:r>
+              <w:rPr>
+                <w:rFonts w:ascii="Times New Roman" w:hAnsi="Times New Roman" w:eastAsia="Times New Roman"/>
+                <w:b w:val="0"/>
+                <w:i w:val="0"/>
+                <w:color w:val="000000"/>
+                <w:sz w:val="24"/>
+              </w:rPr>
+              <w:t xml:space="preserve"># FFT computes the DFT efficiently </w:t>
+            </w:r>
+            <w:r>
+              <w:br/>
+            </w:r>
+            <w:r>
+              <w:rPr>
+                <w:rFonts w:ascii="Times New Roman" w:hAnsi="Times New Roman" w:eastAsia="Times New Roman"/>
+                <w:b w:val="0"/>
+                <w:i w:val="0"/>
+                <w:color w:val="000000"/>
+                <w:sz w:val="24"/>
+              </w:rPr>
+              <w:t xml:space="preserve">fft_result = np.fft.fft(rainfall_centered) </w:t>
+            </w:r>
+          </w:p>
+          <w:p>
+            <w:pPr>
+              <w:autoSpaceDN w:val="0"/>
+              <w:autoSpaceDE w:val="0"/>
+              <w:widowControl/>
+              <w:spacing w:line="286" w:lineRule="auto" w:before="896" w:after="0"/>
+              <w:ind w:left="874" w:right="7344" w:firstLine="0"/>
+              <w:jc w:val="left"/>
+            </w:pPr>
+            <w:r>
+              <w:rPr>
+                <w:rFonts w:ascii="Times New Roman" w:hAnsi="Times New Roman" w:eastAsia="Times New Roman"/>
+                <w:b w:val="0"/>
+                <w:i w:val="0"/>
+                <w:color w:val="000000"/>
+                <w:sz w:val="24"/>
+              </w:rPr>
+              <w:t xml:space="preserve"># Sampling interval = 1 day </w:t>
+            </w:r>
+            <w:r>
+              <w:br/>
+            </w:r>
+            <w:r>
+              <w:rPr>
+                <w:rFonts w:ascii="Times New Roman" w:hAnsi="Times New Roman" w:eastAsia="Times New Roman"/>
+                <w:b w:val="0"/>
+                <w:i w:val="0"/>
+                <w:color w:val="000000"/>
+                <w:sz w:val="24"/>
+              </w:rPr>
+              <w:t xml:space="preserve">frequencies = np.fft.fftfreq(N, d=1) </w:t>
+            </w:r>
+          </w:p>
+          <w:p>
+            <w:pPr>
+              <w:autoSpaceDN w:val="0"/>
+              <w:autoSpaceDE w:val="0"/>
+              <w:widowControl/>
+              <w:spacing w:line="286" w:lineRule="auto" w:before="898" w:after="0"/>
+              <w:ind w:left="874" w:right="8064" w:firstLine="0"/>
+              <w:jc w:val="left"/>
+            </w:pPr>
+            <w:r>
+              <w:rPr>
+                <w:rFonts w:ascii="Times New Roman" w:hAnsi="Times New Roman" w:eastAsia="Times New Roman"/>
+                <w:b w:val="0"/>
+                <w:i w:val="0"/>
+                <w:color w:val="000000"/>
+                <w:sz w:val="24"/>
+              </w:rPr>
+              <w:t xml:space="preserve"># Only positive frequencies </w:t>
+            </w:r>
+            <w:r>
+              <w:br/>
+            </w:r>
+            <w:r>
+              <w:rPr>
+                <w:rFonts w:ascii="Times New Roman" w:hAnsi="Times New Roman" w:eastAsia="Times New Roman"/>
+                <w:b w:val="0"/>
+                <w:i w:val="0"/>
+                <w:color w:val="000000"/>
+                <w:sz w:val="24"/>
+              </w:rPr>
+              <w:t xml:space="preserve">positive = frequencies &gt; 0 </w:t>
+            </w:r>
+          </w:p>
+          <w:p>
+            <w:pPr>
+              <w:autoSpaceDN w:val="0"/>
+              <w:autoSpaceDE w:val="0"/>
+              <w:widowControl/>
+              <w:spacing w:line="286" w:lineRule="auto" w:before="898" w:after="0"/>
               <w:ind w:left="874" w:right="6048" w:firstLine="0"/>
               <w:jc w:val="left"/>
             </w:pPr>
@@ -2730,7 +2751,7 @@
       <w:pPr>
         <w:sectPr>
           <w:pgSz w:w="12240" w:h="15840"/>
-          <w:pgMar w:top="130" w:right="236" w:bottom="128" w:left="260" w:header="720" w:footer="720" w:gutter="0"/>
+          <w:pgMar w:top="130" w:right="244" w:bottom="136" w:left="250" w:header="720" w:footer="720" w:gutter="0"/>
           <w:cols/>
           <w:docGrid w:linePitch="360"/>
         </w:sectPr>
@@ -2753,20 +2774,20 @@
         <w:tblInd w:w="8.000000000000007" w:type="dxa"/>
       </w:tblPr>
       <w:tblGrid>
-        <w:gridCol w:w="11744"/>
+        <w:gridCol w:w="11746"/>
       </w:tblGrid>
       <w:tr>
         <w:trPr>
-          <w:trHeight w:hRule="exact" w:val="15286"/>
+          <w:trHeight w:hRule="exact" w:val="15272"/>
         </w:trPr>
         <w:tc>
           <w:tcPr>
-            <w:tcW w:type="dxa" w:w="11706"/>
+            <w:tcW w:type="dxa" w:w="11708"/>
             <w:tcBorders>
-              <w:start w:sz="7.200000000000003" w:val="single" w:color="#000000"/>
-              <w:top w:sz="7.200000000000003" w:val="single" w:color="#000000"/>
+              <w:start w:sz="6.400000000000006" w:val="single" w:color="#000000"/>
+              <w:top w:sz="6.400000000000006" w:val="single" w:color="#000000"/>
               <w:end w:sz="8.0" w:val="single" w:color="#000000"/>
-              <w:bottom w:sz="8.0" w:val="single" w:color="#000000"/>
+              <w:bottom w:sz="7.199999999999818" w:val="single" w:color="#000000"/>
             </w:tcBorders>
             <w:tcMar>
               <w:start w:w="0" w:type="dxa"/>
@@ -2778,7 +2799,7 @@
               <w:autoSpaceDN w:val="0"/>
               <w:autoSpaceDE w:val="0"/>
               <w:widowControl/>
-              <w:spacing w:line="341" w:lineRule="auto" w:before="1188" w:after="0"/>
+              <w:spacing w:line="288" w:lineRule="auto" w:before="1198" w:after="0"/>
               <w:ind w:left="874" w:right="7776" w:firstLine="0"/>
               <w:jc w:val="left"/>
             </w:pPr>
@@ -2811,7 +2832,7 @@
               <w:autoSpaceDN w:val="0"/>
               <w:autoSpaceDE w:val="0"/>
               <w:widowControl/>
-              <w:spacing w:line="341" w:lineRule="auto" w:before="772" w:after="0"/>
+              <w:spacing w:line="286" w:lineRule="auto" w:before="898" w:after="0"/>
               <w:ind w:left="874" w:right="6480" w:firstLine="0"/>
               <w:jc w:val="left"/>
             </w:pPr>
@@ -2844,7 +2865,7 @@
               <w:autoSpaceDN w:val="0"/>
               <w:autoSpaceDE w:val="0"/>
               <w:widowControl/>
-              <w:spacing w:line="379" w:lineRule="auto" w:before="768" w:after="0"/>
+              <w:spacing w:line="329" w:lineRule="auto" w:before="896" w:after="0"/>
               <w:ind w:left="874" w:right="3456" w:firstLine="0"/>
               <w:jc w:val="left"/>
             </w:pPr>
@@ -2883,6 +2904,26 @@
                 <w:sz w:val="24"/>
               </w:rPr>
               <w:t xml:space="preserve">print("Dominant Frequency:",round(dominant_frequency, 8),"cycles/day") </w:t>
+            </w:r>
+          </w:p>
+          <w:p>
+            <w:pPr>
+              <w:autoSpaceDN w:val="0"/>
+              <w:autoSpaceDE w:val="0"/>
+              <w:widowControl/>
+              <w:spacing w:line="230" w:lineRule="auto" w:before="930" w:after="0"/>
+              <w:ind w:left="874" w:right="0" w:firstLine="0"/>
+              <w:jc w:val="left"/>
+            </w:pPr>
+            <w:r>
+              <w:rPr>
+                <w:rFonts w:ascii="Times New Roman" w:hAnsi="Times New Roman" w:eastAsia="Times New Roman"/>
+                <w:b w:val="0"/>
+                <w:i w:val="0"/>
+                <w:color w:val="000000"/>
+                <w:sz w:val="24"/>
+              </w:rPr>
+              <w:t xml:space="preserve">print("Dominant Period:",round(dominant_period, 2),"days") </w:t>
             </w:r>
           </w:p>
           <w:p>
@@ -2902,7 +2943,7 @@
                 <w:color w:val="000000"/>
                 <w:sz w:val="24"/>
               </w:rPr>
-              <w:t xml:space="preserve">print("Dominant Period:",round(dominant_period, 2),"days") </w:t>
+              <w:t xml:space="preserve">print("Dominant Period:",round(dominant_period / 30.44, 2),"months") </w:t>
             </w:r>
           </w:p>
           <w:p>
@@ -2910,8 +2951,8 @@
               <w:autoSpaceDN w:val="0"/>
               <w:autoSpaceDE w:val="0"/>
               <w:widowControl/>
-              <w:spacing w:line="230" w:lineRule="auto" w:before="770" w:after="0"/>
-              <w:ind w:left="874" w:right="0" w:firstLine="0"/>
+              <w:spacing w:line="286" w:lineRule="auto" w:before="780" w:after="0"/>
+              <w:ind w:left="874" w:right="8208" w:firstLine="0"/>
               <w:jc w:val="left"/>
             </w:pPr>
             <w:r>
@@ -2922,7 +2963,20 @@
                 <w:color w:val="000000"/>
                 <w:sz w:val="24"/>
               </w:rPr>
-              <w:t xml:space="preserve">print("Dominant Period:",round(dominant_period / 30.44, 2),"months") </w:t>
+              <w:t xml:space="preserve"># Frequency spectrum </w:t>
+            </w:r>
+            <w:r>
+              <w:br/>
+            </w:r>
+            <w:r>
+              <w:rPr>
+                <w:rFonts w:ascii="Times New Roman" w:hAnsi="Times New Roman" w:eastAsia="Times New Roman"/>
+                <w:b w:val="0"/>
+                <w:i w:val="0"/>
+                <w:color w:val="000000"/>
+                <w:sz w:val="24"/>
+              </w:rPr>
+              <w:t xml:space="preserve">plt.figure(figsize=(14, 5)) </w:t>
             </w:r>
           </w:p>
           <w:p>
@@ -2930,8 +2984,8 @@
               <w:autoSpaceDN w:val="0"/>
               <w:autoSpaceDE w:val="0"/>
               <w:widowControl/>
-              <w:spacing w:line="341" w:lineRule="auto" w:before="772" w:after="0"/>
-              <w:ind w:left="874" w:right="8208" w:firstLine="0"/>
+              <w:spacing w:line="230" w:lineRule="auto" w:before="888" w:after="0"/>
+              <w:ind w:left="874" w:right="0" w:firstLine="0"/>
               <w:jc w:val="left"/>
             </w:pPr>
             <w:r>
@@ -2942,20 +2996,7 @@
                 <w:color w:val="000000"/>
                 <w:sz w:val="24"/>
               </w:rPr>
-              <w:t xml:space="preserve"># Frequency spectrum </w:t>
-            </w:r>
-            <w:r>
-              <w:br/>
-            </w:r>
-            <w:r>
-              <w:rPr>
-                <w:rFonts w:ascii="Times New Roman" w:hAnsi="Times New Roman" w:eastAsia="Times New Roman"/>
-                <w:b w:val="0"/>
-                <w:i w:val="0"/>
-                <w:color w:val="000000"/>
-                <w:sz w:val="24"/>
-              </w:rPr>
-              <w:t xml:space="preserve">plt.figure(figsize=(14, 5)) </w:t>
+              <w:t xml:space="preserve">plt.plot(freq, amplitude) </w:t>
             </w:r>
           </w:p>
           <w:p>
@@ -2963,8 +3004,8 @@
               <w:autoSpaceDN w:val="0"/>
               <w:autoSpaceDE w:val="0"/>
               <w:widowControl/>
-              <w:spacing w:line="230" w:lineRule="auto" w:before="770" w:after="0"/>
-              <w:ind w:left="874" w:right="0" w:firstLine="0"/>
+              <w:spacing w:line="329" w:lineRule="auto" w:before="780" w:after="0"/>
+              <w:ind w:left="874" w:right="5040" w:firstLine="0"/>
               <w:jc w:val="left"/>
             </w:pPr>
             <w:r>
@@ -2975,7 +3016,33 @@
                 <w:color w:val="000000"/>
                 <w:sz w:val="24"/>
               </w:rPr>
-              <w:t xml:space="preserve">plt.plot(freq, amplitude) </w:t>
+              <w:t xml:space="preserve">plt.xlabel("Frequency (cycles/day)") </w:t>
+            </w:r>
+            <w:r>
+              <w:br/>
+            </w:r>
+            <w:r>
+              <w:rPr>
+                <w:rFonts w:ascii="Times New Roman" w:hAnsi="Times New Roman" w:eastAsia="Times New Roman"/>
+                <w:b w:val="0"/>
+                <w:i w:val="0"/>
+                <w:color w:val="000000"/>
+                <w:sz w:val="24"/>
+              </w:rPr>
+              <w:t xml:space="preserve">plt.ylabel("Amplitude") </w:t>
+            </w:r>
+            <w:r>
+              <w:br/>
+            </w:r>
+            <w:r>
+              <w:rPr>
+                <w:rFonts w:ascii="Times New Roman" w:hAnsi="Times New Roman" w:eastAsia="Times New Roman"/>
+                <w:b w:val="0"/>
+                <w:i w:val="0"/>
+                <w:color w:val="000000"/>
+                <w:sz w:val="24"/>
+              </w:rPr>
+              <w:t xml:space="preserve">plt.title("Delhi Rainfall - DFT / FFT Frequency Spectrum") </w:t>
             </w:r>
           </w:p>
           <w:p>
@@ -2983,8 +3050,8 @@
               <w:autoSpaceDN w:val="0"/>
               <w:autoSpaceDE w:val="0"/>
               <w:widowControl/>
-              <w:spacing w:line="379" w:lineRule="auto" w:before="772" w:after="0"/>
-              <w:ind w:left="874" w:right="4896" w:firstLine="0"/>
+              <w:spacing w:line="288" w:lineRule="auto" w:before="936" w:after="0"/>
+              <w:ind w:left="874" w:right="7056" w:firstLine="0"/>
               <w:jc w:val="left"/>
             </w:pPr>
             <w:r>
@@ -2995,7 +3062,7 @@
                 <w:color w:val="000000"/>
                 <w:sz w:val="24"/>
               </w:rPr>
-              <w:t xml:space="preserve">plt.xlabel("Frequency (cycles/day)") </w:t>
+              <w:t xml:space="preserve"># Show low-frequency region clearly </w:t>
             </w:r>
             <w:r>
               <w:br/>
@@ -3008,20 +3075,7 @@
                 <w:color w:val="000000"/>
                 <w:sz w:val="24"/>
               </w:rPr>
-              <w:t xml:space="preserve">plt.ylabel("Amplitude") </w:t>
-            </w:r>
-            <w:r>
-              <w:br/>
-            </w:r>
-            <w:r>
-              <w:rPr>
-                <w:rFonts w:ascii="Times New Roman" w:hAnsi="Times New Roman" w:eastAsia="Times New Roman"/>
-                <w:b w:val="0"/>
-                <w:i w:val="0"/>
-                <w:color w:val="000000"/>
-                <w:sz w:val="24"/>
-              </w:rPr>
-              <w:t xml:space="preserve">plt.title("Delhi Rainfall - DFT / FFT Frequency Spectrum") </w:t>
+              <w:t xml:space="preserve">plt.xlim(0, 0.1) </w:t>
             </w:r>
           </w:p>
           <w:p>
@@ -3029,40 +3083,7 @@
               <w:autoSpaceDN w:val="0"/>
               <w:autoSpaceDE w:val="0"/>
               <w:widowControl/>
-              <w:spacing w:line="341" w:lineRule="auto" w:before="768" w:after="0"/>
-              <w:ind w:left="874" w:right="7056" w:firstLine="0"/>
-              <w:jc w:val="left"/>
-            </w:pPr>
-            <w:r>
-              <w:rPr>
-                <w:rFonts w:ascii="Times New Roman" w:hAnsi="Times New Roman" w:eastAsia="Times New Roman"/>
-                <w:b w:val="0"/>
-                <w:i w:val="0"/>
-                <w:color w:val="000000"/>
-                <w:sz w:val="24"/>
-              </w:rPr>
-              <w:t xml:space="preserve"># Show low-frequency region clearly </w:t>
-            </w:r>
-            <w:r>
-              <w:br/>
-            </w:r>
-            <w:r>
-              <w:rPr>
-                <w:rFonts w:ascii="Times New Roman" w:hAnsi="Times New Roman" w:eastAsia="Times New Roman"/>
-                <w:b w:val="0"/>
-                <w:i w:val="0"/>
-                <w:color w:val="000000"/>
-                <w:sz w:val="24"/>
-              </w:rPr>
-              <w:t xml:space="preserve">plt.xlim(0, 0.1) </w:t>
-            </w:r>
-          </w:p>
-          <w:p>
-            <w:pPr>
-              <w:autoSpaceDN w:val="0"/>
-              <w:autoSpaceDE w:val="0"/>
-              <w:widowControl/>
-              <w:spacing w:line="230" w:lineRule="auto" w:before="772" w:after="0"/>
+              <w:spacing w:line="230" w:lineRule="auto" w:before="888" w:after="0"/>
               <w:ind w:left="874" w:right="0" w:firstLine="0"/>
               <w:jc w:val="left"/>
             </w:pPr>
@@ -3093,7 +3114,7 @@
       <w:pPr>
         <w:sectPr>
           <w:pgSz w:w="12240" w:h="15840"/>
-          <w:pgMar w:top="130" w:right="236" w:bottom="128" w:left="260" w:header="720" w:footer="720" w:gutter="0"/>
+          <w:pgMar w:top="130" w:right="244" w:bottom="136" w:left="250" w:header="720" w:footer="720" w:gutter="0"/>
           <w:cols/>
           <w:docGrid w:linePitch="360"/>
         </w:sectPr>
@@ -3116,20 +3137,20 @@
         <w:tblInd w:w="8.000000000000007" w:type="dxa"/>
       </w:tblPr>
       <w:tblGrid>
-        <w:gridCol w:w="11744"/>
+        <w:gridCol w:w="11746"/>
       </w:tblGrid>
       <w:tr>
         <w:trPr>
-          <w:trHeight w:hRule="exact" w:val="15286"/>
+          <w:trHeight w:hRule="exact" w:val="15272"/>
         </w:trPr>
         <w:tc>
           <w:tcPr>
-            <w:tcW w:type="dxa" w:w="11706"/>
+            <w:tcW w:type="dxa" w:w="11708"/>
             <w:tcBorders>
-              <w:start w:sz="7.200000000000003" w:val="single" w:color="#000000"/>
-              <w:top w:sz="7.200000000000003" w:val="single" w:color="#000000"/>
+              <w:start w:sz="6.400000000000006" w:val="single" w:color="#000000"/>
+              <w:top w:sz="6.400000000000006" w:val="single" w:color="#000000"/>
               <w:end w:sz="8.0" w:val="single" w:color="#000000"/>
-              <w:bottom w:sz="8.0" w:val="single" w:color="#000000"/>
+              <w:bottom w:sz="7.199999999999818" w:val="single" w:color="#000000"/>
             </w:tcBorders>
             <w:tcMar>
               <w:start w:w="0" w:type="dxa"/>
@@ -3141,7 +3162,7 @@
               <w:autoSpaceDN w:val="0"/>
               <w:autoSpaceDE w:val="0"/>
               <w:widowControl/>
-              <w:spacing w:line="341" w:lineRule="auto" w:before="672" w:after="0"/>
+              <w:spacing w:line="286" w:lineRule="auto" w:before="682" w:after="0"/>
               <w:ind w:left="874" w:right="9072" w:firstLine="0"/>
               <w:jc w:val="left"/>
             </w:pPr>
@@ -3174,7 +3195,7 @@
               <w:autoSpaceDN w:val="0"/>
               <w:autoSpaceDE w:val="0"/>
               <w:widowControl/>
-              <w:spacing w:line="430" w:lineRule="auto" w:before="772" w:after="0"/>
+              <w:spacing w:line="410" w:lineRule="auto" w:before="900" w:after="0"/>
               <w:ind w:left="874" w:right="4320" w:firstLine="0"/>
               <w:jc w:val="left"/>
             </w:pPr>
@@ -3305,7 +3326,7 @@
               <w:autoSpaceDN w:val="0"/>
               <w:autoSpaceDE w:val="0"/>
               <w:widowControl/>
-              <w:spacing w:line="377" w:lineRule="auto" w:before="770" w:after="0"/>
+              <w:spacing w:line="329" w:lineRule="auto" w:before="998" w:after="0"/>
               <w:ind w:left="874" w:right="2880" w:firstLine="0"/>
               <w:jc w:val="left"/>
             </w:pPr>
@@ -3351,7 +3372,7 @@
               <w:autoSpaceDN w:val="0"/>
               <w:autoSpaceDE w:val="0"/>
               <w:widowControl/>
-              <w:spacing w:line="230" w:lineRule="auto" w:before="770" w:after="0"/>
+              <w:spacing w:line="230" w:lineRule="auto" w:before="930" w:after="0"/>
               <w:ind w:left="874" w:right="0" w:firstLine="0"/>
               <w:jc w:val="left"/>
             </w:pPr>
@@ -3371,7 +3392,7 @@
               <w:autoSpaceDN w:val="0"/>
               <w:autoSpaceDE w:val="0"/>
               <w:widowControl/>
-              <w:spacing w:line="341" w:lineRule="auto" w:before="772" w:after="0"/>
+              <w:spacing w:line="286" w:lineRule="auto" w:before="780" w:after="0"/>
               <w:ind w:left="874" w:right="7344" w:firstLine="0"/>
               <w:jc w:val="left"/>
             </w:pPr>
@@ -3404,7 +3425,7 @@
               <w:autoSpaceDN w:val="0"/>
               <w:autoSpaceDE w:val="0"/>
               <w:widowControl/>
-              <w:spacing w:line="230" w:lineRule="auto" w:before="772" w:after="0"/>
+              <w:spacing w:line="230" w:lineRule="auto" w:before="888" w:after="0"/>
               <w:ind w:left="874" w:right="0" w:firstLine="0"/>
               <w:jc w:val="left"/>
             </w:pPr>
@@ -3424,7 +3445,7 @@
               <w:autoSpaceDN w:val="0"/>
               <w:autoSpaceDE w:val="0"/>
               <w:widowControl/>
-              <w:spacing w:line="379" w:lineRule="auto" w:before="768" w:after="0"/>
+              <w:spacing w:line="329" w:lineRule="auto" w:before="776" w:after="0"/>
               <w:ind w:left="874" w:right="4464" w:firstLine="0"/>
               <w:jc w:val="left"/>
             </w:pPr>
@@ -3481,7 +3502,7 @@
       <w:pPr>
         <w:sectPr>
           <w:pgSz w:w="12240" w:h="15840"/>
-          <w:pgMar w:top="130" w:right="236" w:bottom="128" w:left="260" w:header="720" w:footer="720" w:gutter="0"/>
+          <w:pgMar w:top="130" w:right="244" w:bottom="136" w:left="250" w:header="720" w:footer="720" w:gutter="0"/>
           <w:cols/>
           <w:docGrid w:linePitch="360"/>
         </w:sectPr>
@@ -3504,20 +3525,20 @@
         <w:tblInd w:w="8.000000000000007" w:type="dxa"/>
       </w:tblPr>
       <w:tblGrid>
-        <w:gridCol w:w="11744"/>
+        <w:gridCol w:w="11746"/>
       </w:tblGrid>
       <w:tr>
         <w:trPr>
-          <w:trHeight w:hRule="exact" w:val="15286"/>
+          <w:trHeight w:hRule="exact" w:val="15272"/>
         </w:trPr>
         <w:tc>
           <w:tcPr>
-            <w:tcW w:type="dxa" w:w="11706"/>
+            <w:tcW w:type="dxa" w:w="11708"/>
             <w:tcBorders>
-              <w:start w:sz="7.200000000000003" w:val="single" w:color="#000000"/>
-              <w:top w:sz="7.200000000000003" w:val="single" w:color="#000000"/>
+              <w:start w:sz="6.400000000000006" w:val="single" w:color="#000000"/>
+              <w:top w:sz="6.400000000000006" w:val="single" w:color="#000000"/>
               <w:end w:sz="8.0" w:val="single" w:color="#000000"/>
-              <w:bottom w:sz="8.0" w:val="single" w:color="#000000"/>
+              <w:bottom w:sz="7.199999999999818" w:val="single" w:color="#000000"/>
             </w:tcBorders>
             <w:tcMar>
               <w:start w:w="0" w:type="dxa"/>
@@ -3549,7 +3570,7 @@
               <w:autoSpaceDN w:val="0"/>
               <w:autoSpaceDE w:val="0"/>
               <w:widowControl/>
-              <w:spacing w:line="230" w:lineRule="auto" w:before="772" w:after="0"/>
+              <w:spacing w:line="230" w:lineRule="auto" w:before="770" w:after="0"/>
               <w:ind w:left="874" w:right="0" w:firstLine="0"/>
               <w:jc w:val="left"/>
             </w:pPr>
@@ -3562,6 +3583,66 @@
                 <w:sz w:val="24"/>
               </w:rPr>
               <w:t xml:space="preserve">plt.grid(True) </w:t>
+            </w:r>
+          </w:p>
+          <w:p>
+            <w:pPr>
+              <w:autoSpaceDN w:val="0"/>
+              <w:autoSpaceDE w:val="0"/>
+              <w:widowControl/>
+              <w:spacing w:line="230" w:lineRule="auto" w:before="250" w:after="0"/>
+              <w:ind w:left="874" w:right="0" w:firstLine="0"/>
+              <w:jc w:val="left"/>
+            </w:pPr>
+            <w:r>
+              <w:rPr>
+                <w:rFonts w:ascii="Times New Roman" w:hAnsi="Times New Roman" w:eastAsia="Times New Roman"/>
+                <w:b w:val="0"/>
+                <w:i w:val="0"/>
+                <w:color w:val="000000"/>
+                <w:sz w:val="24"/>
+              </w:rPr>
+              <w:t xml:space="preserve">plt.tight_layout() </w:t>
+            </w:r>
+          </w:p>
+          <w:p>
+            <w:pPr>
+              <w:autoSpaceDN w:val="0"/>
+              <w:autoSpaceDE w:val="0"/>
+              <w:widowControl/>
+              <w:spacing w:line="230" w:lineRule="auto" w:before="254" w:after="0"/>
+              <w:ind w:left="874" w:right="0" w:firstLine="0"/>
+              <w:jc w:val="left"/>
+            </w:pPr>
+            <w:r>
+              <w:rPr>
+                <w:rFonts w:ascii="Times New Roman" w:hAnsi="Times New Roman" w:eastAsia="Times New Roman"/>
+                <w:b w:val="0"/>
+                <w:i w:val="0"/>
+                <w:color w:val="000000"/>
+                <w:sz w:val="24"/>
+              </w:rPr>
+              <w:t xml:space="preserve">plt.show() </w:t>
+            </w:r>
+          </w:p>
+          <w:p>
+            <w:pPr>
+              <w:autoSpaceDN w:val="0"/>
+              <w:autoSpaceDE w:val="0"/>
+              <w:widowControl/>
+              <w:spacing w:line="230" w:lineRule="auto" w:before="766" w:after="0"/>
+              <w:ind w:left="874" w:right="0" w:firstLine="0"/>
+              <w:jc w:val="left"/>
+            </w:pPr>
+            <w:r>
+              <w:rPr>
+                <w:rFonts w:ascii="Times New Roman" w:hAnsi="Times New Roman" w:eastAsia="Times New Roman"/>
+                <w:b w:val="0"/>
+                <w:i w:val="0"/>
+                <w:color w:val="000000"/>
+                <w:sz w:val="24"/>
+              </w:rPr>
+              <w:t xml:space="preserve">#Final Result </w:t>
             </w:r>
           </w:p>
           <w:p>
@@ -3581,27 +3662,7 @@
                 <w:color w:val="000000"/>
                 <w:sz w:val="24"/>
               </w:rPr>
-              <w:t xml:space="preserve">plt.tight_layout() </w:t>
-            </w:r>
-          </w:p>
-          <w:p>
-            <w:pPr>
-              <w:autoSpaceDN w:val="0"/>
-              <w:autoSpaceDE w:val="0"/>
-              <w:widowControl/>
-              <w:spacing w:line="230" w:lineRule="auto" w:before="252" w:after="0"/>
-              <w:ind w:left="874" w:right="0" w:firstLine="0"/>
-              <w:jc w:val="left"/>
-            </w:pPr>
-            <w:r>
-              <w:rPr>
-                <w:rFonts w:ascii="Times New Roman" w:hAnsi="Times New Roman" w:eastAsia="Times New Roman"/>
-                <w:b w:val="0"/>
-                <w:i w:val="0"/>
-                <w:color w:val="000000"/>
-                <w:sz w:val="24"/>
-              </w:rPr>
-              <w:t xml:space="preserve">plt.show() </w:t>
+              <w:t xml:space="preserve">print("\nFINAL RESULT") </w:t>
             </w:r>
           </w:p>
           <w:p>
@@ -3621,7 +3682,7 @@
                 <w:color w:val="000000"/>
                 <w:sz w:val="24"/>
               </w:rPr>
-              <w:t xml:space="preserve">#Final Result </w:t>
+              <w:t xml:space="preserve">print("Fourier Series was used to reconstruct the seasonal ""pattern of Delhi's daily maximum </w:t>
             </w:r>
           </w:p>
           <w:p>
@@ -3629,47 +3690,7 @@
               <w:autoSpaceDN w:val="0"/>
               <w:autoSpaceDE w:val="0"/>
               <w:widowControl/>
-              <w:spacing w:line="230" w:lineRule="auto" w:before="254" w:after="0"/>
-              <w:ind w:left="874" w:right="0" w:firstLine="0"/>
-              <w:jc w:val="left"/>
-            </w:pPr>
-            <w:r>
-              <w:rPr>
-                <w:rFonts w:ascii="Times New Roman" w:hAnsi="Times New Roman" w:eastAsia="Times New Roman"/>
-                <w:b w:val="0"/>
-                <w:i w:val="0"/>
-                <w:color w:val="000000"/>
-                <w:sz w:val="24"/>
-              </w:rPr>
-              <w:t xml:space="preserve">print("\nFINAL RESULT") </w:t>
-            </w:r>
-          </w:p>
-          <w:p>
-            <w:pPr>
-              <w:autoSpaceDN w:val="0"/>
-              <w:autoSpaceDE w:val="0"/>
-              <w:widowControl/>
-              <w:spacing w:line="230" w:lineRule="auto" w:before="770" w:after="0"/>
-              <w:ind w:left="874" w:right="0" w:firstLine="0"/>
-              <w:jc w:val="left"/>
-            </w:pPr>
-            <w:r>
-              <w:rPr>
-                <w:rFonts w:ascii="Times New Roman" w:hAnsi="Times New Roman" w:eastAsia="Times New Roman"/>
-                <w:b w:val="0"/>
-                <w:i w:val="0"/>
-                <w:color w:val="000000"/>
-                <w:sz w:val="24"/>
-              </w:rPr>
-              <w:t xml:space="preserve">print("Fourier Series was used to reconstruct the seasonal ""pattern of Delhi's daily maximum </w:t>
-            </w:r>
-          </w:p>
-          <w:p>
-            <w:pPr>
-              <w:autoSpaceDN w:val="0"/>
-              <w:autoSpaceDE w:val="0"/>
-              <w:widowControl/>
-              <w:spacing w:line="230" w:lineRule="auto" w:before="10" w:after="0"/>
+              <w:spacing w:line="230" w:lineRule="auto" w:before="8" w:after="0"/>
               <w:ind w:left="874" w:right="0" w:firstLine="0"/>
               <w:jc w:val="left"/>
             </w:pPr>
@@ -3729,7 +3750,7 @@
               <w:autoSpaceDN w:val="0"/>
               <w:autoSpaceDE w:val="0"/>
               <w:widowControl/>
-              <w:spacing w:line="230" w:lineRule="auto" w:before="770" w:after="0"/>
+              <w:spacing w:line="230" w:lineRule="auto" w:before="772" w:after="0"/>
               <w:ind w:left="874" w:right="0" w:firstLine="0"/>
               <w:jc w:val="left"/>
             </w:pPr>
@@ -3749,7 +3770,7 @@
               <w:autoSpaceDN w:val="0"/>
               <w:autoSpaceDE w:val="0"/>
               <w:widowControl/>
-              <w:spacing w:line="230" w:lineRule="auto" w:before="770" w:after="0"/>
+              <w:spacing w:line="230" w:lineRule="auto" w:before="768" w:after="0"/>
               <w:ind w:left="874" w:right="0" w:firstLine="0"/>
               <w:jc w:val="left"/>
             </w:pPr>
@@ -3800,7 +3821,7 @@
       <w:pPr>
         <w:sectPr>
           <w:pgSz w:w="12240" w:h="15840"/>
-          <w:pgMar w:top="130" w:right="236" w:bottom="128" w:left="260" w:header="720" w:footer="720" w:gutter="0"/>
+          <w:pgMar w:top="130" w:right="244" w:bottom="136" w:left="250" w:header="720" w:footer="720" w:gutter="0"/>
           <w:cols/>
           <w:docGrid w:linePitch="360"/>
         </w:sectPr>
@@ -3823,20 +3844,20 @@
         <w:tblInd w:w="8.000000000000007" w:type="dxa"/>
       </w:tblPr>
       <w:tblGrid>
-        <w:gridCol w:w="11744"/>
+        <w:gridCol w:w="11746"/>
       </w:tblGrid>
       <w:tr>
         <w:trPr>
-          <w:trHeight w:hRule="exact" w:val="15286"/>
+          <w:trHeight w:hRule="exact" w:val="15272"/>
         </w:trPr>
         <w:tc>
           <w:tcPr>
-            <w:tcW w:type="dxa" w:w="11706"/>
+            <w:tcW w:type="dxa" w:w="11708"/>
             <w:tcBorders>
-              <w:start w:sz="7.200000000000003" w:val="single" w:color="#000000"/>
-              <w:top w:sz="7.200000000000003" w:val="single" w:color="#000000"/>
+              <w:start w:sz="6.400000000000006" w:val="single" w:color="#000000"/>
+              <w:top w:sz="6.400000000000006" w:val="single" w:color="#000000"/>
               <w:end w:sz="8.0" w:val="single" w:color="#000000"/>
-              <w:bottom w:sz="8.0" w:val="single" w:color="#000000"/>
+              <w:bottom w:sz="7.199999999999818" w:val="single" w:color="#000000"/>
             </w:tcBorders>
             <w:tcMar>
               <w:start w:w="0" w:type="dxa"/>
@@ -3848,7 +3869,7 @@
               <w:autoSpaceDN w:val="0"/>
               <w:autoSpaceDE w:val="0"/>
               <w:widowControl/>
-              <w:spacing w:line="240" w:lineRule="auto" w:before="662" w:after="0"/>
+              <w:spacing w:line="240" w:lineRule="auto" w:before="664" w:after="0"/>
               <w:ind w:left="874" w:right="0" w:firstLine="0"/>
               <w:jc w:val="left"/>
             </w:pPr>
@@ -3947,7 +3968,7 @@
       <w:pPr>
         <w:sectPr>
           <w:pgSz w:w="12240" w:h="15840"/>
-          <w:pgMar w:top="130" w:right="236" w:bottom="128" w:left="260" w:header="720" w:footer="720" w:gutter="0"/>
+          <w:pgMar w:top="130" w:right="244" w:bottom="136" w:left="250" w:header="720" w:footer="720" w:gutter="0"/>
           <w:cols/>
           <w:docGrid w:linePitch="360"/>
         </w:sectPr>
@@ -3970,20 +3991,20 @@
         <w:tblInd w:w="8.000000000000007" w:type="dxa"/>
       </w:tblPr>
       <w:tblGrid>
-        <w:gridCol w:w="11744"/>
+        <w:gridCol w:w="11746"/>
       </w:tblGrid>
       <w:tr>
         <w:trPr>
-          <w:trHeight w:hRule="exact" w:val="15286"/>
+          <w:trHeight w:hRule="exact" w:val="15272"/>
         </w:trPr>
         <w:tc>
           <w:tcPr>
-            <w:tcW w:type="dxa" w:w="11706"/>
+            <w:tcW w:type="dxa" w:w="11708"/>
             <w:tcBorders>
-              <w:start w:sz="7.200000000000003" w:val="single" w:color="#000000"/>
-              <w:top w:sz="7.200000000000003" w:val="single" w:color="#000000"/>
+              <w:start w:sz="6.400000000000006" w:val="single" w:color="#000000"/>
+              <w:top w:sz="6.400000000000006" w:val="single" w:color="#000000"/>
               <w:end w:sz="8.0" w:val="single" w:color="#000000"/>
-              <w:bottom w:sz="8.0" w:val="single" w:color="#000000"/>
+              <w:bottom w:sz="7.199999999999818" w:val="single" w:color="#000000"/>
             </w:tcBorders>
             <w:tcMar>
               <w:start w:w="0" w:type="dxa"/>
@@ -3995,7 +4016,7 @@
               <w:autoSpaceDN w:val="0"/>
               <w:autoSpaceDE w:val="0"/>
               <w:widowControl/>
-              <w:spacing w:line="230" w:lineRule="auto" w:before="740" w:after="0"/>
+              <w:spacing w:line="230" w:lineRule="auto" w:before="742" w:after="0"/>
               <w:ind w:left="0" w:right="0" w:firstLine="0"/>
               <w:jc w:val="center"/>
             </w:pPr>
@@ -4015,7 +4036,7 @@
               <w:autoSpaceDN w:val="0"/>
               <w:autoSpaceDE w:val="0"/>
               <w:widowControl/>
-              <w:spacing w:line="230" w:lineRule="auto" w:before="252" w:after="0"/>
+              <w:spacing w:line="230" w:lineRule="auto" w:before="250" w:after="0"/>
               <w:ind w:left="874" w:right="0" w:firstLine="0"/>
               <w:jc w:val="left"/>
             </w:pPr>
@@ -4045,7 +4066,7 @@
               <w:autoSpaceDN w:val="0"/>
               <w:autoSpaceDE w:val="0"/>
               <w:widowControl/>
-              <w:spacing w:line="230" w:lineRule="auto" w:before="294" w:after="0"/>
+              <w:spacing w:line="230" w:lineRule="auto" w:before="292" w:after="0"/>
               <w:ind w:left="874" w:right="0" w:firstLine="0"/>
               <w:jc w:val="left"/>
             </w:pPr>
@@ -4075,7 +4096,7 @@
               <w:autoSpaceDN w:val="0"/>
               <w:autoSpaceDE w:val="0"/>
               <w:widowControl/>
-              <w:spacing w:line="262" w:lineRule="auto" w:before="250" w:after="0"/>
+              <w:spacing w:line="252" w:lineRule="auto" w:before="258" w:after="0"/>
               <w:ind w:left="874" w:right="1152" w:firstLine="0"/>
               <w:jc w:val="left"/>
             </w:pPr>
@@ -4115,7 +4136,7 @@
               <w:autoSpaceDN w:val="0"/>
               <w:autoSpaceDE w:val="0"/>
               <w:widowControl/>
-              <w:spacing w:line="230" w:lineRule="auto" w:before="252" w:after="0"/>
+              <w:spacing w:line="230" w:lineRule="auto" w:before="280" w:after="0"/>
               <w:ind w:left="874" w:right="0" w:firstLine="0"/>
               <w:jc w:val="left"/>
             </w:pPr>
@@ -4128,6 +4149,36 @@
                 <w:sz w:val="24"/>
               </w:rPr>
               <w:t>Idea:</w:t>
+            </w:r>
+          </w:p>
+          <w:p>
+            <w:pPr>
+              <w:autoSpaceDN w:val="0"/>
+              <w:autoSpaceDE w:val="0"/>
+              <w:widowControl/>
+              <w:spacing w:line="230" w:lineRule="auto" w:before="250" w:after="0"/>
+              <w:ind w:left="1162" w:right="0" w:firstLine="0"/>
+              <w:jc w:val="left"/>
+            </w:pPr>
+            <w:r>
+              <w:rPr>
+                <w:rFonts w:ascii="Symbol" w:hAnsi="Symbol" w:eastAsia="Symbol"/>
+                <w:b w:val="0"/>
+                <w:i w:val="0"/>
+                <w:color w:val="000000"/>
+                <w:sz w:val="20"/>
+              </w:rPr>
+              <w:t></w:t>
+            </w:r>
+            <w:r>
+              <w:rPr>
+                <w:rFonts w:ascii="Times New Roman" w:hAnsi="Times New Roman" w:eastAsia="Times New Roman"/>
+                <w:b w:val="0"/>
+                <w:i w:val="0"/>
+                <w:color w:val="000000"/>
+                <w:sz w:val="24"/>
+              </w:rPr>
+              <w:t xml:space="preserve">Divide the unsorted list into sublists, each containing element. </w:t>
             </w:r>
           </w:p>
           <w:p>
@@ -4138,43 +4189,7 @@
               </w:tabs>
               <w:autoSpaceDE w:val="0"/>
               <w:widowControl/>
-              <w:spacing w:line="230" w:lineRule="auto" w:before="252" w:after="0"/>
-              <w:ind w:left="1162" w:right="0" w:firstLine="0"/>
-              <w:jc w:val="left"/>
-            </w:pPr>
-            <w:r>
-              <w:rPr>
-                <w:rFonts w:ascii="Symbol" w:hAnsi="Symbol" w:eastAsia="Symbol"/>
-                <w:b w:val="0"/>
-                <w:i w:val="0"/>
-                <w:color w:val="000000"/>
-                <w:sz w:val="20"/>
-              </w:rPr>
-              <w:t>•</w:t>
-            </w:r>
-            <w:r>
-              <w:tab/>
-            </w:r>
-            <w:r>
-              <w:rPr>
-                <w:rFonts w:ascii="Times New Roman" w:hAnsi="Times New Roman" w:eastAsia="Times New Roman"/>
-                <w:b w:val="0"/>
-                <w:i w:val="0"/>
-                <w:color w:val="000000"/>
-                <w:sz w:val="24"/>
-              </w:rPr>
-              <w:t xml:space="preserve">Divide the unsorted list into sublists, each containing element. </w:t>
-            </w:r>
-          </w:p>
-          <w:p>
-            <w:pPr>
-              <w:autoSpaceDN w:val="0"/>
-              <w:tabs>
-                <w:tab w:pos="1522" w:val="left"/>
-              </w:tabs>
-              <w:autoSpaceDE w:val="0"/>
-              <w:widowControl/>
-              <w:spacing w:line="252" w:lineRule="auto" w:before="254" w:after="0"/>
+              <w:spacing w:line="245" w:lineRule="auto" w:before="262" w:after="0"/>
               <w:ind w:left="1162" w:right="864" w:firstLine="0"/>
               <w:jc w:val="left"/>
             </w:pPr>
@@ -4186,7 +4201,17 @@
                 <w:color w:val="000000"/>
                 <w:sz w:val="20"/>
               </w:rPr>
-              <w:t>•</w:t>
+              <w:t></w:t>
+            </w:r>
+            <w:r>
+              <w:rPr>
+                <w:rFonts w:ascii="Times New Roman" w:hAnsi="Times New Roman" w:eastAsia="Times New Roman"/>
+                <w:b w:val="0"/>
+                <w:i w:val="0"/>
+                <w:color w:val="000000"/>
+                <w:sz w:val="24"/>
+              </w:rPr>
+              <w:t xml:space="preserve">Take adjacent pairs of two singleton lists and merge them to form a list of 2 elements. will now </w:t>
             </w:r>
             <w:r>
               <w:tab/>
@@ -4199,56 +4224,7 @@
                 <w:color w:val="000000"/>
                 <w:sz w:val="24"/>
               </w:rPr>
-              <w:t xml:space="preserve">Take adjacent pairs of two singleton lists and merge them to form a list of 2 elements. will now </w:t>
-            </w:r>
-            <w:r>
-              <w:tab/>
-            </w:r>
-            <w:r>
-              <w:rPr>
-                <w:rFonts w:ascii="Times New Roman" w:hAnsi="Times New Roman" w:eastAsia="Times New Roman"/>
-                <w:b w:val="0"/>
-                <w:i w:val="0"/>
-                <w:color w:val="000000"/>
-                <w:sz w:val="24"/>
-              </w:rPr>
               <w:t xml:space="preserve">convert into lists of size 2. </w:t>
-            </w:r>
-          </w:p>
-          <w:p>
-            <w:pPr>
-              <w:autoSpaceDN w:val="0"/>
-              <w:tabs>
-                <w:tab w:pos="1522" w:val="left"/>
-              </w:tabs>
-              <w:autoSpaceDE w:val="0"/>
-              <w:widowControl/>
-              <w:spacing w:line="230" w:lineRule="auto" w:before="252" w:after="0"/>
-              <w:ind w:left="1162" w:right="0" w:firstLine="0"/>
-              <w:jc w:val="left"/>
-            </w:pPr>
-            <w:r>
-              <w:rPr>
-                <w:rFonts w:ascii="Symbol" w:hAnsi="Symbol" w:eastAsia="Symbol"/>
-                <w:b w:val="0"/>
-                <w:i w:val="0"/>
-                <w:color w:val="000000"/>
-                <w:sz w:val="20"/>
-              </w:rPr>
-              <w:t>•</w:t>
-            </w:r>
-            <w:r>
-              <w:tab/>
-            </w:r>
-            <w:r>
-              <w:rPr>
-                <w:rFonts w:ascii="Times New Roman" w:hAnsi="Times New Roman" w:eastAsia="Times New Roman"/>
-                <w:b w:val="0"/>
-                <w:i w:val="0"/>
-                <w:color w:val="000000"/>
-                <w:sz w:val="24"/>
-              </w:rPr>
-              <w:t xml:space="preserve">Repeat the process till a single sorted list of obtained. </w:t>
             </w:r>
           </w:p>
           <w:p>
@@ -4256,7 +4232,37 @@
               <w:autoSpaceDN w:val="0"/>
               <w:autoSpaceDE w:val="0"/>
               <w:widowControl/>
-              <w:spacing w:line="264" w:lineRule="auto" w:before="252" w:after="0"/>
+              <w:spacing w:line="230" w:lineRule="auto" w:before="264" w:after="0"/>
+              <w:ind w:left="1162" w:right="0" w:firstLine="0"/>
+              <w:jc w:val="left"/>
+            </w:pPr>
+            <w:r>
+              <w:rPr>
+                <w:rFonts w:ascii="Symbol" w:hAnsi="Symbol" w:eastAsia="Symbol"/>
+                <w:b w:val="0"/>
+                <w:i w:val="0"/>
+                <w:color w:val="000000"/>
+                <w:sz w:val="20"/>
+              </w:rPr>
+              <w:t></w:t>
+            </w:r>
+            <w:r>
+              <w:rPr>
+                <w:rFonts w:ascii="Times New Roman" w:hAnsi="Times New Roman" w:eastAsia="Times New Roman"/>
+                <w:b w:val="0"/>
+                <w:i w:val="0"/>
+                <w:color w:val="000000"/>
+                <w:sz w:val="24"/>
+              </w:rPr>
+              <w:t xml:space="preserve">Repeat the process till a single sorted list of obtained. </w:t>
+            </w:r>
+          </w:p>
+          <w:p>
+            <w:pPr>
+              <w:autoSpaceDN w:val="0"/>
+              <w:autoSpaceDE w:val="0"/>
+              <w:widowControl/>
+              <w:spacing w:line="257" w:lineRule="auto" w:before="262" w:after="0"/>
               <w:ind w:left="874" w:right="1008" w:firstLine="0"/>
               <w:jc w:val="left"/>
             </w:pPr>
@@ -4306,12 +4312,11 @@
               <w:autoSpaceDN w:val="0"/>
               <w:tabs>
                 <w:tab w:pos="1054" w:val="left"/>
-                <w:tab w:pos="1294" w:val="left"/>
               </w:tabs>
               <w:autoSpaceDE w:val="0"/>
               <w:widowControl/>
-              <w:spacing w:line="403" w:lineRule="auto" w:before="772" w:after="0"/>
-              <w:ind w:left="874" w:right="6336" w:firstLine="0"/>
+              <w:spacing w:line="391" w:lineRule="auto" w:before="810" w:after="0"/>
+              <w:ind w:left="874" w:right="6624" w:firstLine="0"/>
               <w:jc w:val="left"/>
             </w:pPr>
             <w:r>
@@ -4548,7 +4553,7 @@
       <w:pPr>
         <w:sectPr>
           <w:pgSz w:w="12240" w:h="15840"/>
-          <w:pgMar w:top="130" w:right="236" w:bottom="128" w:left="260" w:header="720" w:footer="720" w:gutter="0"/>
+          <w:pgMar w:top="130" w:right="244" w:bottom="136" w:left="250" w:header="720" w:footer="720" w:gutter="0"/>
           <w:cols/>
           <w:docGrid w:linePitch="360"/>
         </w:sectPr>
@@ -4571,20 +4576,20 @@
         <w:tblInd w:w="8.000000000000007" w:type="dxa"/>
       </w:tblPr>
       <w:tblGrid>
-        <w:gridCol w:w="11744"/>
+        <w:gridCol w:w="11746"/>
       </w:tblGrid>
       <w:tr>
         <w:trPr>
-          <w:trHeight w:hRule="exact" w:val="15286"/>
+          <w:trHeight w:hRule="exact" w:val="15272"/>
         </w:trPr>
         <w:tc>
           <w:tcPr>
-            <w:tcW w:type="dxa" w:w="11706"/>
+            <w:tcW w:type="dxa" w:w="11708"/>
             <w:tcBorders>
-              <w:start w:sz="7.200000000000003" w:val="single" w:color="#000000"/>
-              <w:top w:sz="7.200000000000003" w:val="single" w:color="#000000"/>
+              <w:start w:sz="6.400000000000006" w:val="single" w:color="#000000"/>
+              <w:top w:sz="6.400000000000006" w:val="single" w:color="#000000"/>
               <w:end w:sz="8.0" w:val="single" w:color="#000000"/>
-              <w:bottom w:sz="8.0" w:val="single" w:color="#000000"/>
+              <w:bottom w:sz="7.199999999999818" w:val="single" w:color="#000000"/>
             </w:tcBorders>
             <w:tcMar>
               <w:start w:w="0" w:type="dxa"/>
@@ -4594,14 +4599,10 @@
           <w:p>
             <w:pPr>
               <w:autoSpaceDN w:val="0"/>
-              <w:tabs>
-                <w:tab w:pos="1294" w:val="left"/>
-                <w:tab w:pos="1534" w:val="left"/>
-              </w:tabs>
               <w:autoSpaceDE w:val="0"/>
               <w:widowControl/>
-              <w:spacing w:line="401" w:lineRule="auto" w:before="670" w:after="0"/>
-              <w:ind w:left="1054" w:right="6192" w:firstLine="0"/>
+              <w:spacing w:line="230" w:lineRule="auto" w:before="678" w:after="0"/>
+              <w:ind w:left="1054" w:right="0" w:firstLine="0"/>
               <w:jc w:val="left"/>
             </w:pPr>
             <w:r>
@@ -4614,9 +4615,16 @@
               </w:rPr>
               <w:t xml:space="preserve"> j=0 </w:t>
             </w:r>
-            <w:r>
-              <w:br/>
-            </w:r>
+          </w:p>
+          <w:p>
+            <w:pPr>
+              <w:autoSpaceDN w:val="0"/>
+              <w:autoSpaceDE w:val="0"/>
+              <w:widowControl/>
+              <w:spacing w:line="230" w:lineRule="auto" w:before="198" w:after="0"/>
+              <w:ind w:left="1054" w:right="0" w:firstLine="0"/>
+              <w:jc w:val="left"/>
+            </w:pPr>
             <w:r>
               <w:rPr>
                 <w:rFonts w:ascii="Times New Roman" w:hAnsi="Times New Roman" w:eastAsia="Times New Roman"/>
@@ -4627,9 +4635,16 @@
               </w:rPr>
               <w:t xml:space="preserve"> k=left </w:t>
             </w:r>
-            <w:r>
-              <w:br/>
-            </w:r>
+          </w:p>
+          <w:p>
+            <w:pPr>
+              <w:autoSpaceDN w:val="0"/>
+              <w:autoSpaceDE w:val="0"/>
+              <w:widowControl/>
+              <w:spacing w:line="230" w:lineRule="auto" w:before="196" w:after="0"/>
+              <w:ind w:left="1054" w:right="0" w:firstLine="0"/>
+              <w:jc w:val="left"/>
+            </w:pPr>
             <w:r>
               <w:rPr>
                 <w:rFonts w:ascii="Times New Roman" w:hAnsi="Times New Roman" w:eastAsia="Times New Roman"/>
@@ -4640,12 +4655,16 @@
               </w:rPr>
               <w:t xml:space="preserve"> while i &lt; len(leftpart) and j &lt; len(rightpart): </w:t>
             </w:r>
-            <w:r>
-              <w:br/>
-            </w:r>
-            <w:r>
-              <w:tab/>
-            </w:r>
+          </w:p>
+          <w:p>
+            <w:pPr>
+              <w:autoSpaceDN w:val="0"/>
+              <w:autoSpaceDE w:val="0"/>
+              <w:widowControl/>
+              <w:spacing w:line="230" w:lineRule="auto" w:before="194" w:after="0"/>
+              <w:ind w:left="1294" w:right="0" w:firstLine="0"/>
+              <w:jc w:val="left"/>
+            </w:pPr>
             <w:r>
               <w:rPr>
                 <w:rFonts w:ascii="Times New Roman" w:hAnsi="Times New Roman" w:eastAsia="Times New Roman"/>
@@ -4656,15 +4675,16 @@
               </w:rPr>
               <w:t xml:space="preserve"> if(leftpart[i]&lt;=rightpart[j]): </w:t>
             </w:r>
-            <w:r>
-              <w:br/>
-            </w:r>
-            <w:r>
-              <w:tab/>
-            </w:r>
-            <w:r>
-              <w:tab/>
-            </w:r>
+          </w:p>
+          <w:p>
+            <w:pPr>
+              <w:autoSpaceDN w:val="0"/>
+              <w:autoSpaceDE w:val="0"/>
+              <w:widowControl/>
+              <w:spacing w:line="230" w:lineRule="auto" w:before="194" w:after="0"/>
+              <w:ind w:left="1534" w:right="0" w:firstLine="0"/>
+              <w:jc w:val="left"/>
+            </w:pPr>
             <w:r>
               <w:rPr>
                 <w:rFonts w:ascii="Times New Roman" w:hAnsi="Times New Roman" w:eastAsia="Times New Roman"/>
@@ -4675,15 +4695,16 @@
               </w:rPr>
               <w:t xml:space="preserve"> data[k]=leftpart[i] </w:t>
             </w:r>
-            <w:r>
-              <w:br/>
-            </w:r>
-            <w:r>
-              <w:tab/>
-            </w:r>
-            <w:r>
-              <w:tab/>
-            </w:r>
+          </w:p>
+          <w:p>
+            <w:pPr>
+              <w:autoSpaceDN w:val="0"/>
+              <w:autoSpaceDE w:val="0"/>
+              <w:widowControl/>
+              <w:spacing w:line="230" w:lineRule="auto" w:before="196" w:after="0"/>
+              <w:ind w:left="1534" w:right="0" w:firstLine="0"/>
+              <w:jc w:val="left"/>
+            </w:pPr>
             <w:r>
               <w:rPr>
                 <w:rFonts w:ascii="Times New Roman" w:hAnsi="Times New Roman" w:eastAsia="Times New Roman"/>
@@ -4694,12 +4715,16 @@
               </w:rPr>
               <w:t xml:space="preserve"> i+=1 </w:t>
             </w:r>
-            <w:r>
-              <w:br/>
-            </w:r>
-            <w:r>
-              <w:tab/>
-            </w:r>
+          </w:p>
+          <w:p>
+            <w:pPr>
+              <w:autoSpaceDN w:val="0"/>
+              <w:autoSpaceDE w:val="0"/>
+              <w:widowControl/>
+              <w:spacing w:line="230" w:lineRule="auto" w:before="194" w:after="0"/>
+              <w:ind w:left="1294" w:right="0" w:firstLine="0"/>
+              <w:jc w:val="left"/>
+            </w:pPr>
             <w:r>
               <w:rPr>
                 <w:rFonts w:ascii="Times New Roman" w:hAnsi="Times New Roman" w:eastAsia="Times New Roman"/>
@@ -4710,15 +4735,16 @@
               </w:rPr>
               <w:t xml:space="preserve"> else: </w:t>
             </w:r>
-            <w:r>
-              <w:br/>
-            </w:r>
-            <w:r>
-              <w:tab/>
-            </w:r>
-            <w:r>
-              <w:tab/>
-            </w:r>
+          </w:p>
+          <w:p>
+            <w:pPr>
+              <w:autoSpaceDN w:val="0"/>
+              <w:autoSpaceDE w:val="0"/>
+              <w:widowControl/>
+              <w:spacing w:line="230" w:lineRule="auto" w:before="196" w:after="0"/>
+              <w:ind w:left="1534" w:right="0" w:firstLine="0"/>
+              <w:jc w:val="left"/>
+            </w:pPr>
             <w:r>
               <w:rPr>
                 <w:rFonts w:ascii="Times New Roman" w:hAnsi="Times New Roman" w:eastAsia="Times New Roman"/>
@@ -4729,15 +4755,16 @@
               </w:rPr>
               <w:t xml:space="preserve"> data[k]=rightpart[j] </w:t>
             </w:r>
-            <w:r>
-              <w:br/>
-            </w:r>
-            <w:r>
-              <w:tab/>
-            </w:r>
-            <w:r>
-              <w:tab/>
-            </w:r>
+          </w:p>
+          <w:p>
+            <w:pPr>
+              <w:autoSpaceDN w:val="0"/>
+              <w:autoSpaceDE w:val="0"/>
+              <w:widowControl/>
+              <w:spacing w:line="230" w:lineRule="auto" w:before="196" w:after="0"/>
+              <w:ind w:left="1534" w:right="0" w:firstLine="0"/>
+              <w:jc w:val="left"/>
+            </w:pPr>
             <w:r>
               <w:rPr>
                 <w:rFonts w:ascii="Times New Roman" w:hAnsi="Times New Roman" w:eastAsia="Times New Roman"/>
@@ -4748,12 +4775,16 @@
               </w:rPr>
               <w:t xml:space="preserve"> j+=1 </w:t>
             </w:r>
-            <w:r>
-              <w:br/>
-            </w:r>
-            <w:r>
-              <w:tab/>
-            </w:r>
+          </w:p>
+          <w:p>
+            <w:pPr>
+              <w:autoSpaceDN w:val="0"/>
+              <w:autoSpaceDE w:val="0"/>
+              <w:widowControl/>
+              <w:spacing w:line="230" w:lineRule="auto" w:before="196" w:after="0"/>
+              <w:ind w:left="1294" w:right="0" w:firstLine="0"/>
+              <w:jc w:val="left"/>
+            </w:pPr>
             <w:r>
               <w:rPr>
                 <w:rFonts w:ascii="Times New Roman" w:hAnsi="Times New Roman" w:eastAsia="Times New Roman"/>
@@ -4764,9 +4795,16 @@
               </w:rPr>
               <w:t xml:space="preserve"> k+=1 </w:t>
             </w:r>
-            <w:r>
-              <w:br/>
-            </w:r>
+          </w:p>
+          <w:p>
+            <w:pPr>
+              <w:autoSpaceDN w:val="0"/>
+              <w:autoSpaceDE w:val="0"/>
+              <w:widowControl/>
+              <w:spacing w:line="230" w:lineRule="auto" w:before="194" w:after="0"/>
+              <w:ind w:left="1054" w:right="0" w:firstLine="0"/>
+              <w:jc w:val="left"/>
+            </w:pPr>
             <w:r>
               <w:rPr>
                 <w:rFonts w:ascii="Times New Roman" w:hAnsi="Times New Roman" w:eastAsia="Times New Roman"/>
@@ -4777,12 +4815,16 @@
               </w:rPr>
               <w:t xml:space="preserve"> while i &lt; len(leftpart): </w:t>
             </w:r>
-            <w:r>
-              <w:br/>
-            </w:r>
-            <w:r>
-              <w:tab/>
-            </w:r>
+          </w:p>
+          <w:p>
+            <w:pPr>
+              <w:autoSpaceDN w:val="0"/>
+              <w:autoSpaceDE w:val="0"/>
+              <w:widowControl/>
+              <w:spacing w:line="230" w:lineRule="auto" w:before="196" w:after="0"/>
+              <w:ind w:left="1294" w:right="0" w:firstLine="0"/>
+              <w:jc w:val="left"/>
+            </w:pPr>
             <w:r>
               <w:rPr>
                 <w:rFonts w:ascii="Times New Roman" w:hAnsi="Times New Roman" w:eastAsia="Times New Roman"/>
@@ -4793,12 +4835,16 @@
               </w:rPr>
               <w:t xml:space="preserve"> data[k] = leftpart[i] </w:t>
             </w:r>
-            <w:r>
-              <w:br/>
-            </w:r>
-            <w:r>
-              <w:tab/>
-            </w:r>
+          </w:p>
+          <w:p>
+            <w:pPr>
+              <w:autoSpaceDN w:val="0"/>
+              <w:autoSpaceDE w:val="0"/>
+              <w:widowControl/>
+              <w:spacing w:line="230" w:lineRule="auto" w:before="194" w:after="0"/>
+              <w:ind w:left="1294" w:right="0" w:firstLine="0"/>
+              <w:jc w:val="left"/>
+            </w:pPr>
             <w:r>
               <w:rPr>
                 <w:rFonts w:ascii="Times New Roman" w:hAnsi="Times New Roman" w:eastAsia="Times New Roman"/>
@@ -4809,12 +4855,16 @@
               </w:rPr>
               <w:t xml:space="preserve"> i += 1 </w:t>
             </w:r>
-            <w:r>
-              <w:br/>
-            </w:r>
-            <w:r>
-              <w:tab/>
-            </w:r>
+          </w:p>
+          <w:p>
+            <w:pPr>
+              <w:autoSpaceDN w:val="0"/>
+              <w:autoSpaceDE w:val="0"/>
+              <w:widowControl/>
+              <w:spacing w:line="230" w:lineRule="auto" w:before="196" w:after="0"/>
+              <w:ind w:left="1294" w:right="0" w:firstLine="0"/>
+              <w:jc w:val="left"/>
+            </w:pPr>
             <w:r>
               <w:rPr>
                 <w:rFonts w:ascii="Times New Roman" w:hAnsi="Times New Roman" w:eastAsia="Times New Roman"/>
@@ -4831,11 +4881,10 @@
               <w:autoSpaceDN w:val="0"/>
               <w:tabs>
                 <w:tab w:pos="1054" w:val="left"/>
-                <w:tab w:pos="1294" w:val="left"/>
               </w:tabs>
               <w:autoSpaceDE w:val="0"/>
               <w:widowControl/>
-              <w:spacing w:line="365" w:lineRule="auto" w:before="686" w:after="0"/>
+              <w:spacing w:line="353" w:lineRule="auto" w:before="882" w:after="0"/>
               <w:ind w:left="874" w:right="1008" w:firstLine="0"/>
               <w:jc w:val="left"/>
             </w:pPr>
@@ -4988,7 +5037,7 @@
               <w:autoSpaceDN w:val="0"/>
               <w:autoSpaceDE w:val="0"/>
               <w:widowControl/>
-              <w:spacing w:line="230" w:lineRule="auto" w:before="1004" w:after="0"/>
+              <w:spacing w:line="230" w:lineRule="auto" w:before="1148" w:after="0"/>
               <w:ind w:left="874" w:right="0" w:firstLine="0"/>
               <w:jc w:val="left"/>
             </w:pPr>
@@ -5019,7 +5068,7 @@
       <w:pPr>
         <w:sectPr>
           <w:pgSz w:w="12240" w:h="15840"/>
-          <w:pgMar w:top="130" w:right="236" w:bottom="128" w:left="260" w:header="720" w:footer="720" w:gutter="0"/>
+          <w:pgMar w:top="130" w:right="244" w:bottom="136" w:left="250" w:header="720" w:footer="720" w:gutter="0"/>
           <w:cols/>
           <w:docGrid w:linePitch="360"/>
         </w:sectPr>
@@ -5042,20 +5091,20 @@
         <w:tblInd w:w="8.000000000000007" w:type="dxa"/>
       </w:tblPr>
       <w:tblGrid>
-        <w:gridCol w:w="11744"/>
+        <w:gridCol w:w="11746"/>
       </w:tblGrid>
       <w:tr>
         <w:trPr>
-          <w:trHeight w:hRule="exact" w:val="15286"/>
+          <w:trHeight w:hRule="exact" w:val="15272"/>
         </w:trPr>
         <w:tc>
           <w:tcPr>
-            <w:tcW w:type="dxa" w:w="11706"/>
+            <w:tcW w:type="dxa" w:w="11708"/>
             <w:tcBorders>
-              <w:start w:sz="7.200000000000003" w:val="single" w:color="#000000"/>
-              <w:top w:sz="7.200000000000003" w:val="single" w:color="#000000"/>
+              <w:start w:sz="6.400000000000006" w:val="single" w:color="#000000"/>
+              <w:top w:sz="6.400000000000006" w:val="single" w:color="#000000"/>
               <w:end w:sz="8.0" w:val="single" w:color="#000000"/>
-              <w:bottom w:sz="8.0" w:val="single" w:color="#000000"/>
+              <w:bottom w:sz="7.199999999999818" w:val="single" w:color="#000000"/>
             </w:tcBorders>
             <w:tcMar>
               <w:start w:w="0" w:type="dxa"/>
@@ -5067,7 +5116,7 @@
               <w:autoSpaceDN w:val="0"/>
               <w:autoSpaceDE w:val="0"/>
               <w:widowControl/>
-              <w:spacing w:line="240" w:lineRule="auto" w:before="662" w:after="0"/>
+              <w:spacing w:line="240" w:lineRule="auto" w:before="664" w:after="0"/>
               <w:ind w:left="874" w:right="0" w:firstLine="0"/>
               <w:jc w:val="left"/>
             </w:pPr>
@@ -5122,7 +5171,7 @@
       <w:pPr>
         <w:sectPr>
           <w:pgSz w:w="12240" w:h="15840"/>
-          <w:pgMar w:top="130" w:right="236" w:bottom="128" w:left="260" w:header="720" w:footer="720" w:gutter="0"/>
+          <w:pgMar w:top="130" w:right="244" w:bottom="136" w:left="250" w:header="720" w:footer="720" w:gutter="0"/>
           <w:cols/>
           <w:docGrid w:linePitch="360"/>
         </w:sectPr>
@@ -5145,20 +5194,20 @@
         <w:tblInd w:w="8.000000000000007" w:type="dxa"/>
       </w:tblPr>
       <w:tblGrid>
-        <w:gridCol w:w="11744"/>
+        <w:gridCol w:w="11746"/>
       </w:tblGrid>
       <w:tr>
         <w:trPr>
-          <w:trHeight w:hRule="exact" w:val="15286"/>
+          <w:trHeight w:hRule="exact" w:val="15272"/>
         </w:trPr>
         <w:tc>
           <w:tcPr>
-            <w:tcW w:type="dxa" w:w="11706"/>
+            <w:tcW w:type="dxa" w:w="11708"/>
             <w:tcBorders>
-              <w:start w:sz="7.200000000000003" w:val="single" w:color="#000000"/>
-              <w:top w:sz="7.200000000000003" w:val="single" w:color="#000000"/>
+              <w:start w:sz="6.400000000000006" w:val="single" w:color="#000000"/>
+              <w:top w:sz="6.400000000000006" w:val="single" w:color="#000000"/>
               <w:end w:sz="8.0" w:val="single" w:color="#000000"/>
-              <w:bottom w:sz="8.0" w:val="single" w:color="#000000"/>
+              <w:bottom w:sz="7.199999999999818" w:val="single" w:color="#000000"/>
             </w:tcBorders>
             <w:tcMar>
               <w:start w:w="0" w:type="dxa"/>
@@ -5170,7 +5219,7 @@
               <w:autoSpaceDN w:val="0"/>
               <w:autoSpaceDE w:val="0"/>
               <w:widowControl/>
-              <w:spacing w:line="230" w:lineRule="auto" w:before="740" w:after="0"/>
+              <w:spacing w:line="230" w:lineRule="auto" w:before="742" w:after="0"/>
               <w:ind w:left="0" w:right="0" w:firstLine="0"/>
               <w:jc w:val="center"/>
             </w:pPr>
@@ -5190,7 +5239,7 @@
               <w:autoSpaceDN w:val="0"/>
               <w:autoSpaceDE w:val="0"/>
               <w:widowControl/>
-              <w:spacing w:line="230" w:lineRule="auto" w:before="252" w:after="0"/>
+              <w:spacing w:line="230" w:lineRule="auto" w:before="250" w:after="0"/>
               <w:ind w:left="874" w:right="0" w:firstLine="0"/>
               <w:jc w:val="left"/>
             </w:pPr>
@@ -5220,7 +5269,7 @@
               <w:autoSpaceDN w:val="0"/>
               <w:autoSpaceDE w:val="0"/>
               <w:widowControl/>
-              <w:spacing w:line="230" w:lineRule="auto" w:before="294" w:after="0"/>
+              <w:spacing w:line="230" w:lineRule="auto" w:before="292" w:after="0"/>
               <w:ind w:left="874" w:right="0" w:firstLine="0"/>
               <w:jc w:val="left"/>
             </w:pPr>
@@ -5240,7 +5289,7 @@
               <w:autoSpaceDN w:val="0"/>
               <w:autoSpaceDE w:val="0"/>
               <w:widowControl/>
-              <w:spacing w:line="240" w:lineRule="auto" w:before="238" w:after="0"/>
+              <w:spacing w:line="240" w:lineRule="auto" w:before="236" w:after="0"/>
               <w:ind w:left="874" w:right="0" w:firstLine="0"/>
               <w:jc w:val="left"/>
             </w:pPr>
@@ -5284,8 +5333,8 @@
               <w:autoSpaceDN w:val="0"/>
               <w:autoSpaceDE w:val="0"/>
               <w:widowControl/>
-              <w:spacing w:line="322" w:lineRule="auto" w:before="216" w:after="0"/>
-              <w:ind w:left="874" w:right="6768" w:firstLine="0"/>
+              <w:spacing w:line="278" w:lineRule="auto" w:before="226" w:after="0"/>
+              <w:ind w:left="874" w:right="6624" w:firstLine="0"/>
               <w:jc w:val="left"/>
             </w:pPr>
             <w:r>
@@ -5316,12 +5365,11 @@
             <w:pPr>
               <w:autoSpaceDN w:val="0"/>
               <w:tabs>
-                <w:tab w:pos="1048" w:val="left"/>
-                <w:tab w:pos="1278" w:val="left"/>
+                <w:tab w:pos="1050" w:val="left"/>
               </w:tabs>
               <w:autoSpaceDE w:val="0"/>
               <w:widowControl/>
-              <w:spacing w:line="389" w:lineRule="auto" w:before="688" w:after="0"/>
+              <w:spacing w:line="367" w:lineRule="auto" w:before="794" w:after="0"/>
               <w:ind w:left="874" w:right="4464" w:firstLine="0"/>
               <w:jc w:val="left"/>
             </w:pPr>
@@ -5352,33 +5400,27 @@
               <w:br/>
             </w:r>
             <w:r>
-              <w:tab/>
-            </w:r>
-            <w:r>
-              <w:rPr>
-                <w:rFonts w:ascii="Times New Roman" w:hAnsi="Times New Roman" w:eastAsia="Times New Roman"/>
-                <w:b w:val="0"/>
-                <w:i w:val="0"/>
-                <w:color w:val="000000"/>
-                <w:sz w:val="24"/>
-              </w:rPr>
-              <w:t xml:space="preserve"> self.V = vertices   </w:t>
+              <w:rPr>
+                <w:rFonts w:ascii="Times New Roman" w:hAnsi="Times New Roman" w:eastAsia="Times New Roman"/>
+                <w:b w:val="0"/>
+                <w:i w:val="0"/>
+                <w:color w:val="000000"/>
+                <w:sz w:val="24"/>
+              </w:rPr>
+              <w:t xml:space="preserve"> self.V = vertices </w:t>
             </w:r>
             <w:r>
               <w:br/>
             </w:r>
             <w:r>
-              <w:tab/>
-            </w:r>
-            <w:r>
-              <w:rPr>
-                <w:rFonts w:ascii="Times New Roman" w:hAnsi="Times New Roman" w:eastAsia="Times New Roman"/>
-                <w:b w:val="0"/>
-                <w:i w:val="0"/>
-                <w:color w:val="000000"/>
-                <w:sz w:val="24"/>
-              </w:rPr>
-              <w:t xml:space="preserve"> self.adj = defaultdict(list)   </w:t>
+              <w:rPr>
+                <w:rFonts w:ascii="Times New Roman" w:hAnsi="Times New Roman" w:eastAsia="Times New Roman"/>
+                <w:b w:val="0"/>
+                <w:i w:val="0"/>
+                <w:color w:val="000000"/>
+                <w:sz w:val="24"/>
+              </w:rPr>
+              <w:t xml:space="preserve"> self.adj = defaultdict(list) </w:t>
             </w:r>
             <w:r>
               <w:br/>
@@ -5397,9 +5439,6 @@
               <w:br/>
             </w:r>
             <w:r>
-              <w:tab/>
-            </w:r>
-            <w:r>
               <w:rPr>
                 <w:rFonts w:ascii="Times New Roman" w:hAnsi="Times New Roman" w:eastAsia="Times New Roman"/>
                 <w:b w:val="0"/>
@@ -5410,17 +5449,14 @@
               <w:t xml:space="preserve"> """Adds a directed edge from vertex u to vertex v (u -&gt; v).""" </w:t>
             </w:r>
             <w:r>
-              <w:tab/>
-            </w:r>
-            <w:r>
-              <w:rPr>
-                <w:rFonts w:ascii="Times New Roman" w:hAnsi="Times New Roman" w:eastAsia="Times New Roman"/>
-                <w:b w:val="0"/>
-                <w:i w:val="0"/>
-                <w:color w:val="000000"/>
-                <w:sz w:val="24"/>
-              </w:rPr>
-              <w:t xml:space="preserve"> self.adj[u].append(v) </w:t>
+              <w:rPr>
+                <w:rFonts w:ascii="Times New Roman" w:hAnsi="Times New Roman" w:eastAsia="Times New Roman"/>
+                <w:b w:val="0"/>
+                <w:i w:val="0"/>
+                <w:color w:val="000000"/>
+                <w:sz w:val="24"/>
+              </w:rPr>
+              <w:t xml:space="preserve">self.adj[u].append(v) </w:t>
             </w:r>
           </w:p>
         </w:tc>
@@ -5439,7 +5475,7 @@
       <w:pPr>
         <w:sectPr>
           <w:pgSz w:w="12240" w:h="15840"/>
-          <w:pgMar w:top="130" w:right="236" w:bottom="128" w:left="260" w:header="720" w:footer="720" w:gutter="0"/>
+          <w:pgMar w:top="130" w:right="244" w:bottom="136" w:left="250" w:header="720" w:footer="720" w:gutter="0"/>
           <w:cols/>
           <w:docGrid w:linePitch="360"/>
         </w:sectPr>
@@ -5462,20 +5498,20 @@
         <w:tblInd w:w="8.000000000000007" w:type="dxa"/>
       </w:tblPr>
       <w:tblGrid>
-        <w:gridCol w:w="11744"/>
+        <w:gridCol w:w="11746"/>
       </w:tblGrid>
       <w:tr>
         <w:trPr>
-          <w:trHeight w:hRule="exact" w:val="15286"/>
+          <w:trHeight w:hRule="exact" w:val="15272"/>
         </w:trPr>
         <w:tc>
           <w:tcPr>
-            <w:tcW w:type="dxa" w:w="11706"/>
+            <w:tcW w:type="dxa" w:w="11708"/>
             <w:tcBorders>
-              <w:start w:sz="7.200000000000003" w:val="single" w:color="#000000"/>
-              <w:top w:sz="7.200000000000003" w:val="single" w:color="#000000"/>
+              <w:start w:sz="6.400000000000006" w:val="single" w:color="#000000"/>
+              <w:top w:sz="6.400000000000006" w:val="single" w:color="#000000"/>
               <w:end w:sz="8.0" w:val="single" w:color="#000000"/>
-              <w:bottom w:sz="8.0" w:val="single" w:color="#000000"/>
+              <w:bottom w:sz="7.199999999999818" w:val="single" w:color="#000000"/>
             </w:tcBorders>
             <w:tcMar>
               <w:start w:w="0" w:type="dxa"/>
@@ -5488,12 +5524,13 @@
               <w:tabs>
                 <w:tab w:pos="1278" w:val="left"/>
                 <w:tab w:pos="1510" w:val="left"/>
-                <w:tab w:pos="1744" w:val="left"/>
+                <w:tab w:pos="1746" w:val="left"/>
+                <w:tab w:pos="2880" w:val="left"/>
               </w:tabs>
               <w:autoSpaceDE w:val="0"/>
               <w:widowControl/>
-              <w:spacing w:line="389" w:lineRule="auto" w:before="670" w:after="0"/>
-              <w:ind w:left="1048" w:right="2304" w:firstLine="0"/>
+              <w:spacing w:line="367" w:lineRule="auto" w:before="682" w:after="0"/>
+              <w:ind w:left="1050" w:right="3600" w:firstLine="0"/>
               <w:jc w:val="left"/>
             </w:pPr>
             <w:r>
@@ -5520,7 +5557,17 @@
                 <w:color w:val="000000"/>
                 <w:sz w:val="24"/>
               </w:rPr>
-              <w:t xml:space="preserve"> """Performs Topological Sort using Kahn's Algorithm (Indegree/BFS approach).""" </w:t>
+              <w:t xml:space="preserve"> """Performs Topological Sort using Kahn's Algorithm (Indegree/BFS </w:t>
+            </w:r>
+            <w:r>
+              <w:rPr>
+                <w:rFonts w:ascii="Times New Roman" w:hAnsi="Times New Roman" w:eastAsia="Times New Roman"/>
+                <w:b w:val="0"/>
+                <w:i w:val="0"/>
+                <w:color w:val="000000"/>
+                <w:sz w:val="24"/>
+              </w:rPr>
+              <w:t xml:space="preserve">approach).""" </w:t>
             </w:r>
             <w:r>
               <w:tab/>
@@ -5614,8 +5661,8 @@
               <w:autoSpaceDN w:val="0"/>
               <w:autoSpaceDE w:val="0"/>
               <w:widowControl/>
-              <w:spacing w:line="322" w:lineRule="auto" w:before="688" w:after="0"/>
-              <w:ind w:left="1278" w:right="4608" w:firstLine="0"/>
+              <w:spacing w:line="293" w:lineRule="auto" w:before="870" w:after="0"/>
+              <w:ind w:left="1278" w:right="4752" w:firstLine="0"/>
               <w:jc w:val="left"/>
             </w:pPr>
             <w:r>
@@ -5639,7 +5686,20 @@
                 <w:color w:val="000000"/>
                 <w:sz w:val="24"/>
               </w:rPr>
-              <w:t xml:space="preserve"> queue = deque([i for i in range(self.V) if in_degree[i] == 0]) </w:t>
+              <w:t xml:space="preserve"> queue = deque([i for i in range(self.V) if in_degree[i] == </w:t>
+            </w:r>
+            <w:r>
+              <w:br/>
+            </w:r>
+            <w:r>
+              <w:rPr>
+                <w:rFonts w:ascii="Times New Roman" w:hAnsi="Times New Roman" w:eastAsia="Times New Roman"/>
+                <w:b w:val="0"/>
+                <w:i w:val="0"/>
+                <w:color w:val="000000"/>
+                <w:sz w:val="24"/>
+              </w:rPr>
+              <w:t xml:space="preserve">0]) </w:t>
             </w:r>
           </w:p>
           <w:p>
@@ -5647,7 +5707,7 @@
               <w:autoSpaceDN w:val="0"/>
               <w:autoSpaceDE w:val="0"/>
               <w:widowControl/>
-              <w:spacing w:line="230" w:lineRule="auto" w:before="688" w:after="0"/>
+              <w:spacing w:line="230" w:lineRule="auto" w:before="786" w:after="0"/>
               <w:ind w:left="1278" w:right="0" w:firstLine="0"/>
               <w:jc w:val="left"/>
             </w:pPr>
@@ -5670,8 +5730,8 @@
               </w:tabs>
               <w:autoSpaceDE w:val="0"/>
               <w:widowControl/>
-              <w:spacing w:line="367" w:lineRule="auto" w:before="686" w:after="0"/>
-              <w:ind w:left="1278" w:right="7200" w:firstLine="0"/>
+              <w:spacing w:line="334" w:lineRule="auto" w:before="696" w:after="0"/>
+              <w:ind w:left="1278" w:right="7056" w:firstLine="0"/>
               <w:jc w:val="left"/>
             </w:pPr>
             <w:r>
@@ -5701,9 +5761,6 @@
               <w:br/>
             </w:r>
             <w:r>
-              <w:tab/>
-            </w:r>
-            <w:r>
               <w:rPr>
                 <w:rFonts w:ascii="Times New Roman" w:hAnsi="Times New Roman" w:eastAsia="Times New Roman"/>
                 <w:b w:val="0"/>
@@ -5715,9 +5772,6 @@
             </w:r>
             <w:r>
               <w:br/>
-            </w:r>
-            <w:r>
-              <w:tab/>
             </w:r>
             <w:r>
               <w:rPr>
@@ -5734,12 +5788,11 @@
             <w:pPr>
               <w:autoSpaceDN w:val="0"/>
               <w:tabs>
-                <w:tab w:pos="1744" w:val="left"/>
-                <w:tab w:pos="1974" w:val="left"/>
+                <w:tab w:pos="1746" w:val="left"/>
               </w:tabs>
               <w:autoSpaceDE w:val="0"/>
               <w:widowControl/>
-              <w:spacing w:line="377" w:lineRule="auto" w:before="686" w:after="0"/>
+              <w:spacing w:line="348" w:lineRule="auto" w:before="844" w:after="0"/>
               <w:ind w:left="1510" w:right="6048" w:firstLine="0"/>
               <w:jc w:val="left"/>
             </w:pPr>
@@ -5794,9 +5847,6 @@
             </w:r>
             <w:r>
               <w:br/>
-            </w:r>
-            <w:r>
-              <w:tab/>
             </w:r>
             <w:r>
               <w:rPr>
@@ -5817,8 +5867,8 @@
               </w:tabs>
               <w:autoSpaceDE w:val="0"/>
               <w:widowControl/>
-              <w:spacing w:line="367" w:lineRule="auto" w:before="688" w:after="0"/>
-              <w:ind w:left="1278" w:right="2880" w:firstLine="0"/>
+              <w:spacing w:line="334" w:lineRule="auto" w:before="858" w:after="0"/>
+              <w:ind w:left="1278" w:right="2736" w:firstLine="0"/>
               <w:jc w:val="left"/>
             </w:pPr>
             <w:r>
@@ -5848,9 +5898,6 @@
               <w:br/>
             </w:r>
             <w:r>
-              <w:tab/>
-            </w:r>
-            <w:r>
               <w:rPr>
                 <w:rFonts w:ascii="Times New Roman" w:hAnsi="Times New Roman" w:eastAsia="Times New Roman"/>
                 <w:b w:val="0"/>
@@ -5859,9 +5906,6 @@
                 <w:sz w:val="24"/>
               </w:rPr>
               <w:t xml:space="preserve"> print("Error: The graph contains a cycle! Topological sort is not possible.") </w:t>
-            </w:r>
-            <w:r>
-              <w:tab/>
             </w:r>
             <w:r>
               <w:rPr>
@@ -5879,7 +5923,7 @@
               <w:autoSpaceDN w:val="0"/>
               <w:autoSpaceDE w:val="0"/>
               <w:widowControl/>
-              <w:spacing w:line="230" w:lineRule="auto" w:before="686" w:after="0"/>
+              <w:spacing w:line="230" w:lineRule="auto" w:before="834" w:after="0"/>
               <w:ind w:left="1278" w:right="0" w:firstLine="0"/>
               <w:jc w:val="left"/>
             </w:pPr>
@@ -5910,7 +5954,7 @@
       <w:pPr>
         <w:sectPr>
           <w:pgSz w:w="12240" w:h="15840"/>
-          <w:pgMar w:top="130" w:right="236" w:bottom="128" w:left="260" w:header="720" w:footer="720" w:gutter="0"/>
+          <w:pgMar w:top="130" w:right="244" w:bottom="136" w:left="250" w:header="720" w:footer="720" w:gutter="0"/>
           <w:cols/>
           <w:docGrid w:linePitch="360"/>
         </w:sectPr>
@@ -5933,20 +5977,20 @@
         <w:tblInd w:w="8.000000000000007" w:type="dxa"/>
       </w:tblPr>
       <w:tblGrid>
-        <w:gridCol w:w="11744"/>
+        <w:gridCol w:w="11746"/>
       </w:tblGrid>
       <w:tr>
         <w:trPr>
-          <w:trHeight w:hRule="exact" w:val="15286"/>
+          <w:trHeight w:hRule="exact" w:val="15272"/>
         </w:trPr>
         <w:tc>
           <w:tcPr>
-            <w:tcW w:type="dxa" w:w="11706"/>
+            <w:tcW w:type="dxa" w:w="11708"/>
             <w:tcBorders>
-              <w:start w:sz="7.200000000000003" w:val="single" w:color="#000000"/>
-              <w:top w:sz="7.200000000000003" w:val="single" w:color="#000000"/>
+              <w:start w:sz="6.400000000000006" w:val="single" w:color="#000000"/>
+              <w:top w:sz="6.400000000000006" w:val="single" w:color="#000000"/>
               <w:end w:sz="8.0" w:val="single" w:color="#000000"/>
-              <w:bottom w:sz="8.0" w:val="single" w:color="#000000"/>
+              <w:bottom w:sz="7.199999999999818" w:val="single" w:color="#000000"/>
             </w:tcBorders>
             <w:tcMar>
               <w:start w:w="0" w:type="dxa"/>
@@ -5958,7 +6002,7 @@
               <w:autoSpaceDN w:val="0"/>
               <w:autoSpaceDE w:val="0"/>
               <w:widowControl/>
-              <w:spacing w:line="230" w:lineRule="auto" w:before="1148" w:after="0"/>
+              <w:spacing w:line="230" w:lineRule="auto" w:before="1150" w:after="0"/>
               <w:ind w:left="874" w:right="0" w:firstLine="0"/>
               <w:jc w:val="left"/>
             </w:pPr>
@@ -5978,8 +6022,8 @@
               <w:autoSpaceDN w:val="0"/>
               <w:autoSpaceDE w:val="0"/>
               <w:widowControl/>
-              <w:spacing w:line="230" w:lineRule="auto" w:before="684" w:after="0"/>
-              <w:ind w:left="1048" w:right="0" w:firstLine="0"/>
+              <w:spacing w:line="230" w:lineRule="auto" w:before="682" w:after="0"/>
+              <w:ind w:left="1050" w:right="0" w:firstLine="0"/>
               <w:jc w:val="left"/>
             </w:pPr>
             <w:r>
@@ -5998,8 +6042,8 @@
               <w:autoSpaceDN w:val="0"/>
               <w:autoSpaceDE w:val="0"/>
               <w:widowControl/>
-              <w:spacing w:line="384" w:lineRule="auto" w:before="1162" w:after="0"/>
-              <w:ind w:left="1048" w:right="8932" w:firstLine="0"/>
+              <w:spacing w:line="360" w:lineRule="auto" w:before="1168" w:after="0"/>
+              <w:ind w:left="1050" w:right="8874" w:firstLine="0"/>
               <w:jc w:val="both"/>
             </w:pPr>
             <w:r>
@@ -6086,8 +6130,8 @@
               </w:tabs>
               <w:autoSpaceDE w:val="0"/>
               <w:widowControl/>
-              <w:spacing w:line="353" w:lineRule="auto" w:before="686" w:after="0"/>
-              <w:ind w:left="1048" w:right="7056" w:firstLine="0"/>
+              <w:spacing w:line="312" w:lineRule="auto" w:before="862" w:after="0"/>
+              <w:ind w:left="1050" w:right="6912" w:firstLine="0"/>
               <w:jc w:val="left"/>
             </w:pPr>
             <w:r>
@@ -6135,8 +6179,8 @@
               <w:autoSpaceDN w:val="0"/>
               <w:autoSpaceDE w:val="0"/>
               <w:widowControl/>
-              <w:spacing w:line="322" w:lineRule="auto" w:before="688" w:after="0"/>
-              <w:ind w:left="1048" w:right="6624" w:firstLine="0"/>
+              <w:spacing w:line="276" w:lineRule="auto" w:before="830" w:after="0"/>
+              <w:ind w:left="1050" w:right="6480" w:firstLine="0"/>
               <w:jc w:val="left"/>
             </w:pPr>
             <w:r>
@@ -6171,8 +6215,8 @@
               </w:tabs>
               <w:autoSpaceDE w:val="0"/>
               <w:widowControl/>
-              <w:spacing w:line="322" w:lineRule="auto" w:before="688" w:after="0"/>
-              <w:ind w:left="1048" w:right="6912" w:firstLine="0"/>
+              <w:spacing w:line="276" w:lineRule="auto" w:before="796" w:after="0"/>
+              <w:ind w:left="1050" w:right="6912" w:firstLine="0"/>
               <w:jc w:val="left"/>
             </w:pPr>
             <w:r>
@@ -6207,8 +6251,8 @@
               <w:autoSpaceDN w:val="0"/>
               <w:autoSpaceDE w:val="0"/>
               <w:widowControl/>
-              <w:spacing w:line="295" w:lineRule="auto" w:before="1164" w:after="0"/>
-              <w:ind w:left="874" w:right="720" w:firstLine="0"/>
+              <w:spacing w:line="274" w:lineRule="auto" w:before="1268" w:after="0"/>
+              <w:ind w:left="874" w:right="864" w:firstLine="0"/>
               <w:jc w:val="left"/>
             </w:pPr>
             <w:r>
@@ -6250,7 +6294,7 @@
               <w:autoSpaceDN w:val="0"/>
               <w:autoSpaceDE w:val="0"/>
               <w:widowControl/>
-              <w:spacing w:line="230" w:lineRule="auto" w:before="208" w:after="0"/>
+              <w:spacing w:line="230" w:lineRule="auto" w:before="272" w:after="0"/>
               <w:ind w:left="874" w:right="0" w:firstLine="0"/>
               <w:jc w:val="left"/>
             </w:pPr>
@@ -6270,7 +6314,7 @@
               <w:autoSpaceDN w:val="0"/>
               <w:autoSpaceDE w:val="0"/>
               <w:widowControl/>
-              <w:spacing w:line="230" w:lineRule="auto" w:before="1004" w:after="0"/>
+              <w:spacing w:line="230" w:lineRule="auto" w:before="1002" w:after="0"/>
               <w:ind w:left="874" w:right="0" w:firstLine="0"/>
               <w:jc w:val="left"/>
             </w:pPr>
@@ -6301,7 +6345,7 @@
       <w:pPr>
         <w:sectPr>
           <w:pgSz w:w="12240" w:h="15840"/>
-          <w:pgMar w:top="130" w:right="236" w:bottom="128" w:left="260" w:header="720" w:footer="720" w:gutter="0"/>
+          <w:pgMar w:top="130" w:right="244" w:bottom="136" w:left="250" w:header="720" w:footer="720" w:gutter="0"/>
           <w:cols/>
           <w:docGrid w:linePitch="360"/>
         </w:sectPr>
@@ -6324,20 +6368,20 @@
         <w:tblInd w:w="8.000000000000007" w:type="dxa"/>
       </w:tblPr>
       <w:tblGrid>
-        <w:gridCol w:w="11744"/>
+        <w:gridCol w:w="11746"/>
       </w:tblGrid>
       <w:tr>
         <w:trPr>
-          <w:trHeight w:hRule="exact" w:val="15286"/>
+          <w:trHeight w:hRule="exact" w:val="15272"/>
         </w:trPr>
         <w:tc>
           <w:tcPr>
-            <w:tcW w:type="dxa" w:w="11706"/>
+            <w:tcW w:type="dxa" w:w="11708"/>
             <w:tcBorders>
-              <w:start w:sz="7.200000000000003" w:val="single" w:color="#000000"/>
-              <w:top w:sz="7.200000000000003" w:val="single" w:color="#000000"/>
+              <w:start w:sz="6.400000000000006" w:val="single" w:color="#000000"/>
+              <w:top w:sz="6.400000000000006" w:val="single" w:color="#000000"/>
               <w:end w:sz="8.0" w:val="single" w:color="#000000"/>
-              <w:bottom w:sz="8.0" w:val="single" w:color="#000000"/>
+              <w:bottom w:sz="7.199999999999818" w:val="single" w:color="#000000"/>
             </w:tcBorders>
             <w:tcMar>
               <w:start w:w="0" w:type="dxa"/>
@@ -6349,7 +6393,7 @@
               <w:autoSpaceDN w:val="0"/>
               <w:autoSpaceDE w:val="0"/>
               <w:widowControl/>
-              <w:spacing w:line="240" w:lineRule="auto" w:before="1172" w:after="0"/>
+              <w:spacing w:line="240" w:lineRule="auto" w:before="1174" w:after="0"/>
               <w:ind w:left="0" w:right="0" w:firstLine="0"/>
               <w:jc w:val="center"/>
             </w:pPr>
@@ -6404,7 +6448,7 @@
       <w:pPr>
         <w:sectPr>
           <w:pgSz w:w="12240" w:h="15840"/>
-          <w:pgMar w:top="130" w:right="236" w:bottom="128" w:left="260" w:header="720" w:footer="720" w:gutter="0"/>
+          <w:pgMar w:top="130" w:right="244" w:bottom="136" w:left="250" w:header="720" w:footer="720" w:gutter="0"/>
           <w:cols/>
           <w:docGrid w:linePitch="360"/>
         </w:sectPr>
@@ -6427,20 +6471,20 @@
         <w:tblInd w:w="8.000000000000007" w:type="dxa"/>
       </w:tblPr>
       <w:tblGrid>
-        <w:gridCol w:w="11744"/>
+        <w:gridCol w:w="11746"/>
       </w:tblGrid>
       <w:tr>
         <w:trPr>
-          <w:trHeight w:hRule="exact" w:val="15286"/>
+          <w:trHeight w:hRule="exact" w:val="15272"/>
         </w:trPr>
         <w:tc>
           <w:tcPr>
-            <w:tcW w:type="dxa" w:w="11706"/>
+            <w:tcW w:type="dxa" w:w="11708"/>
             <w:tcBorders>
-              <w:start w:sz="7.200000000000003" w:val="single" w:color="#000000"/>
-              <w:top w:sz="7.200000000000003" w:val="single" w:color="#000000"/>
+              <w:start w:sz="6.400000000000006" w:val="single" w:color="#000000"/>
+              <w:top w:sz="6.400000000000006" w:val="single" w:color="#000000"/>
               <w:end w:sz="8.0" w:val="single" w:color="#000000"/>
-              <w:bottom w:sz="8.0" w:val="single" w:color="#000000"/>
+              <w:bottom w:sz="7.199999999999818" w:val="single" w:color="#000000"/>
             </w:tcBorders>
             <w:tcMar>
               <w:start w:w="0" w:type="dxa"/>
@@ -6452,7 +6496,7 @@
               <w:autoSpaceDN w:val="0"/>
               <w:autoSpaceDE w:val="0"/>
               <w:widowControl/>
-              <w:spacing w:line="230" w:lineRule="auto" w:before="740" w:after="0"/>
+              <w:spacing w:line="230" w:lineRule="auto" w:before="742" w:after="0"/>
               <w:ind w:left="0" w:right="0" w:firstLine="0"/>
               <w:jc w:val="center"/>
             </w:pPr>
@@ -6472,7 +6516,7 @@
               <w:autoSpaceDN w:val="0"/>
               <w:autoSpaceDE w:val="0"/>
               <w:widowControl/>
-              <w:spacing w:line="230" w:lineRule="auto" w:before="252" w:after="0"/>
+              <w:spacing w:line="230" w:lineRule="auto" w:before="250" w:after="0"/>
               <w:ind w:left="874" w:right="0" w:firstLine="0"/>
               <w:jc w:val="left"/>
             </w:pPr>
@@ -6502,8 +6546,8 @@
               <w:autoSpaceDN w:val="0"/>
               <w:autoSpaceDE w:val="0"/>
               <w:widowControl/>
-              <w:spacing w:line="259" w:lineRule="auto" w:before="294" w:after="0"/>
-              <w:ind w:left="874" w:right="1008" w:firstLine="0"/>
+              <w:spacing w:line="252" w:lineRule="auto" w:before="302" w:after="0"/>
+              <w:ind w:left="874" w:right="1152" w:firstLine="0"/>
               <w:jc w:val="left"/>
             </w:pPr>
             <w:r>
@@ -6524,37 +6568,37 @@
                 <w:color w:val="000000"/>
                 <w:sz w:val="24"/>
               </w:rPr>
-              <w:t>:</w:t>
-            </w:r>
-            <w:r>
-              <w:rPr>
-                <w:rFonts w:ascii="Times New Roman" w:hAnsi="Times New Roman" w:eastAsia="Times New Roman"/>
-                <w:b w:val="0"/>
-                <w:i w:val="0"/>
-                <w:color w:val="000000"/>
-                <w:sz w:val="24"/>
-              </w:rPr>
-              <w:t xml:space="preserve">Quick sort is based on the divide-and-conquer approach based on the idea of choosing one </w:t>
-            </w:r>
-            <w:r>
-              <w:rPr>
-                <w:rFonts w:ascii="Times New Roman" w:hAnsi="Times New Roman" w:eastAsia="Times New Roman"/>
-                <w:b w:val="0"/>
-                <w:i w:val="0"/>
-                <w:color w:val="000000"/>
-                <w:sz w:val="24"/>
-              </w:rPr>
-              <w:t xml:space="preserve">element as a pivot element and partitioning the array around it such that: Left side of pivot contains all </w:t>
-            </w:r>
-            <w:r>
-              <w:rPr>
-                <w:rFonts w:ascii="Times New Roman" w:hAnsi="Times New Roman" w:eastAsia="Times New Roman"/>
-                <w:b w:val="0"/>
-                <w:i w:val="0"/>
-                <w:color w:val="000000"/>
-                <w:sz w:val="24"/>
-              </w:rPr>
-              <w:t xml:space="preserve">the elements that are less than the pivot element Right side contains all elements greater than the pivot </w:t>
+              <w:t xml:space="preserve">:Quick sort is based on the divide-and-conquer approach based on the idea of choosing one </w:t>
+            </w:r>
+            <w:r>
+              <w:rPr>
+                <w:rFonts w:ascii="Times New Roman" w:hAnsi="Times New Roman" w:eastAsia="Times New Roman"/>
+                <w:b w:val="0"/>
+                <w:i w:val="0"/>
+                <w:color w:val="000000"/>
+                <w:sz w:val="24"/>
+              </w:rPr>
+              <w:t xml:space="preserve">element as a pivot element and partitioning the array around it such that: Left side of pivot contains </w:t>
+            </w:r>
+            <w:r>
+              <w:rPr>
+                <w:rFonts w:ascii="Times New Roman" w:hAnsi="Times New Roman" w:eastAsia="Times New Roman"/>
+                <w:b w:val="0"/>
+                <w:i w:val="0"/>
+                <w:color w:val="000000"/>
+                <w:sz w:val="24"/>
+              </w:rPr>
+              <w:t xml:space="preserve">all the elements that are less than the pivot element Right side contains all elements greater than the </w:t>
+            </w:r>
+            <w:r>
+              <w:rPr>
+                <w:rFonts w:ascii="Times New Roman" w:hAnsi="Times New Roman" w:eastAsia="Times New Roman"/>
+                <w:b w:val="0"/>
+                <w:i w:val="0"/>
+                <w:color w:val="000000"/>
+                <w:sz w:val="24"/>
+              </w:rPr>
+              <w:t xml:space="preserve">pivot </w:t>
             </w:r>
           </w:p>
           <w:p>
@@ -6562,8 +6606,8 @@
               <w:autoSpaceDN w:val="0"/>
               <w:autoSpaceDE w:val="0"/>
               <w:widowControl/>
-              <w:spacing w:line="252" w:lineRule="auto" w:before="294" w:after="0"/>
-              <w:ind w:left="874" w:right="1296" w:firstLine="0"/>
+              <w:spacing w:line="245" w:lineRule="auto" w:before="324" w:after="0"/>
+              <w:ind w:left="874" w:right="1440" w:firstLine="0"/>
               <w:jc w:val="left"/>
             </w:pPr>
             <w:r>
@@ -6574,17 +6618,27 @@
                 <w:color w:val="000000"/>
                 <w:sz w:val="24"/>
               </w:rPr>
-              <w:t xml:space="preserve">It reduces the space complexity and removes the use of the auxiliary array that is used in merge sort. </w:t>
-            </w:r>
-            <w:r>
-              <w:rPr>
-                <w:rFonts w:ascii="Times New Roman" w:hAnsi="Times New Roman" w:eastAsia="Times New Roman"/>
-                <w:b w:val="0"/>
-                <w:i w:val="0"/>
-                <w:color w:val="000000"/>
-                <w:sz w:val="24"/>
-              </w:rPr>
-              <w:t xml:space="preserve">Selecting a random pivot in an array results in an improved time complexity in most of the cases. </w:t>
+              <w:t xml:space="preserve">It reduces the space complexity and removes the use of the auxiliary array that is used in merge </w:t>
+            </w:r>
+            <w:r>
+              <w:rPr>
+                <w:rFonts w:ascii="Times New Roman" w:hAnsi="Times New Roman" w:eastAsia="Times New Roman"/>
+                <w:b w:val="0"/>
+                <w:i w:val="0"/>
+                <w:color w:val="000000"/>
+                <w:sz w:val="24"/>
+              </w:rPr>
+              <w:t xml:space="preserve">sort. Selecting a random pivot in an array results in an improved time complexity in most of the </w:t>
+            </w:r>
+            <w:r>
+              <w:rPr>
+                <w:rFonts w:ascii="Times New Roman" w:hAnsi="Times New Roman" w:eastAsia="Times New Roman"/>
+                <w:b w:val="0"/>
+                <w:i w:val="0"/>
+                <w:color w:val="000000"/>
+                <w:sz w:val="24"/>
+              </w:rPr>
+              <w:t xml:space="preserve">cases. </w:t>
             </w:r>
           </w:p>
           <w:p>
@@ -6592,7 +6646,7 @@
               <w:autoSpaceDN w:val="0"/>
               <w:autoSpaceDE w:val="0"/>
               <w:widowControl/>
-              <w:spacing w:line="230" w:lineRule="auto" w:before="296" w:after="0"/>
+              <w:spacing w:line="230" w:lineRule="auto" w:before="312" w:after="0"/>
               <w:ind w:left="874" w:right="0" w:firstLine="0"/>
               <w:jc w:val="left"/>
             </w:pPr>
@@ -6613,7 +6667,7 @@
               <w:autoSpaceDE w:val="0"/>
               <w:widowControl/>
               <w:spacing w:line="240" w:lineRule="auto" w:before="320" w:after="0"/>
-              <w:ind w:left="802" w:right="0" w:firstLine="0"/>
+              <w:ind w:left="804" w:right="0" w:firstLine="0"/>
               <w:jc w:val="left"/>
             </w:pPr>
             <w:r>
@@ -6655,14 +6709,13 @@
             <w:pPr>
               <w:autoSpaceDN w:val="0"/>
               <w:tabs>
-                <w:tab w:pos="1048" w:val="left"/>
-                <w:tab w:pos="1278" w:val="left"/>
+                <w:tab w:pos="1050" w:val="left"/>
                 <w:tab w:pos="1510" w:val="left"/>
               </w:tabs>
               <w:autoSpaceDE w:val="0"/>
               <w:widowControl/>
-              <w:spacing w:line="401" w:lineRule="auto" w:before="808" w:after="0"/>
-              <w:ind w:left="874" w:right="5472" w:firstLine="0"/>
+              <w:spacing w:line="389" w:lineRule="auto" w:before="820" w:after="0"/>
+              <w:ind w:left="874" w:right="5616" w:firstLine="0"/>
               <w:jc w:val="left"/>
             </w:pPr>
             <w:r>
@@ -6731,6 +6784,19 @@
               <w:br/>
             </w:r>
             <w:r>
+              <w:rPr>
+                <w:rFonts w:ascii="Times New Roman" w:hAnsi="Times New Roman" w:eastAsia="Times New Roman"/>
+                <w:b w:val="0"/>
+                <w:i w:val="0"/>
+                <w:color w:val="000000"/>
+                <w:sz w:val="24"/>
+              </w:rPr>
+              <w:t xml:space="preserve"> while(low&lt;=high and nums[low]&lt;=nums[pivot]): </w:t>
+            </w:r>
+            <w:r>
+              <w:br/>
+            </w:r>
+            <w:r>
               <w:tab/>
             </w:r>
             <w:r>
@@ -6741,123 +6807,83 @@
                 <w:color w:val="000000"/>
                 <w:sz w:val="24"/>
               </w:rPr>
-              <w:t xml:space="preserve"> while(low&lt;=high and nums[low]&lt;=nums[pivot]): </w:t>
+              <w:t xml:space="preserve"> low+=1 </w:t>
             </w:r>
             <w:r>
               <w:br/>
             </w:r>
             <w:r>
+              <w:rPr>
+                <w:rFonts w:ascii="Times New Roman" w:hAnsi="Times New Roman" w:eastAsia="Times New Roman"/>
+                <w:b w:val="0"/>
+                <w:i w:val="0"/>
+                <w:color w:val="000000"/>
+                <w:sz w:val="24"/>
+              </w:rPr>
+              <w:t xml:space="preserve"> while(low&lt;=high and nums[high]&gt;nums[pivot]): </w:t>
+            </w:r>
+            <w:r>
+              <w:br/>
+            </w:r>
+            <w:r>
               <w:tab/>
             </w:r>
             <w:r>
+              <w:rPr>
+                <w:rFonts w:ascii="Times New Roman" w:hAnsi="Times New Roman" w:eastAsia="Times New Roman"/>
+                <w:b w:val="0"/>
+                <w:i w:val="0"/>
+                <w:color w:val="000000"/>
+                <w:sz w:val="24"/>
+              </w:rPr>
+              <w:t xml:space="preserve"> high-=1 </w:t>
+            </w:r>
+            <w:r>
+              <w:br/>
+            </w:r>
+            <w:r>
+              <w:rPr>
+                <w:rFonts w:ascii="Times New Roman" w:hAnsi="Times New Roman" w:eastAsia="Times New Roman"/>
+                <w:b w:val="0"/>
+                <w:i w:val="0"/>
+                <w:color w:val="000000"/>
+                <w:sz w:val="24"/>
+              </w:rPr>
+              <w:t xml:space="preserve"> if(low&lt;high): </w:t>
+            </w:r>
+            <w:r>
+              <w:br/>
+            </w:r>
+            <w:r>
               <w:tab/>
             </w:r>
             <w:r>
-              <w:tab/>
-            </w:r>
-            <w:r>
-              <w:rPr>
-                <w:rFonts w:ascii="Times New Roman" w:hAnsi="Times New Roman" w:eastAsia="Times New Roman"/>
-                <w:b w:val="0"/>
-                <w:i w:val="0"/>
-                <w:color w:val="000000"/>
-                <w:sz w:val="24"/>
-              </w:rPr>
-              <w:t xml:space="preserve"> low+=1 </w:t>
+              <w:rPr>
+                <w:rFonts w:ascii="Times New Roman" w:hAnsi="Times New Roman" w:eastAsia="Times New Roman"/>
+                <w:b w:val="0"/>
+                <w:i w:val="0"/>
+                <w:color w:val="000000"/>
+                <w:sz w:val="24"/>
+              </w:rPr>
+              <w:t xml:space="preserve"> swap(low,high,nums) </w:t>
             </w:r>
             <w:r>
               <w:br/>
             </w:r>
             <w:r>
-              <w:tab/>
-            </w:r>
-            <w:r>
-              <w:rPr>
-                <w:rFonts w:ascii="Times New Roman" w:hAnsi="Times New Roman" w:eastAsia="Times New Roman"/>
-                <w:b w:val="0"/>
-                <w:i w:val="0"/>
-                <w:color w:val="000000"/>
-                <w:sz w:val="24"/>
-              </w:rPr>
-              <w:t xml:space="preserve"> while(low&lt;=high and nums[high]&gt;nums[pivot]): </w:t>
+              <w:rPr>
+                <w:rFonts w:ascii="Times New Roman" w:hAnsi="Times New Roman" w:eastAsia="Times New Roman"/>
+                <w:b w:val="0"/>
+                <w:i w:val="0"/>
+                <w:color w:val="000000"/>
+                <w:sz w:val="24"/>
+              </w:rPr>
+              <w:t xml:space="preserve"> swap(pivot,high,nums) </w:t>
             </w:r>
             <w:r>
               <w:br/>
             </w:r>
             <w:r>
-              <w:tab/>
-            </w:r>
-            <w:r>
-              <w:tab/>
-            </w:r>
-            <w:r>
-              <w:tab/>
-            </w:r>
-            <w:r>
-              <w:rPr>
-                <w:rFonts w:ascii="Times New Roman" w:hAnsi="Times New Roman" w:eastAsia="Times New Roman"/>
-                <w:b w:val="0"/>
-                <w:i w:val="0"/>
-                <w:color w:val="000000"/>
-                <w:sz w:val="24"/>
-              </w:rPr>
-              <w:t xml:space="preserve"> high-=1 </w:t>
-            </w:r>
-            <w:r>
-              <w:br/>
-            </w:r>
-            <w:r>
-              <w:tab/>
-            </w:r>
-            <w:r>
-              <w:rPr>
-                <w:rFonts w:ascii="Times New Roman" w:hAnsi="Times New Roman" w:eastAsia="Times New Roman"/>
-                <w:b w:val="0"/>
-                <w:i w:val="0"/>
-                <w:color w:val="000000"/>
-                <w:sz w:val="24"/>
-              </w:rPr>
-              <w:t xml:space="preserve"> if(low&lt;high): </w:t>
-            </w:r>
-            <w:r>
-              <w:br/>
-            </w:r>
-            <w:r>
-              <w:tab/>
-            </w:r>
-            <w:r>
-              <w:tab/>
-            </w:r>
-            <w:r>
-              <w:tab/>
-            </w:r>
-            <w:r>
-              <w:rPr>
-                <w:rFonts w:ascii="Times New Roman" w:hAnsi="Times New Roman" w:eastAsia="Times New Roman"/>
-                <w:b w:val="0"/>
-                <w:i w:val="0"/>
-                <w:color w:val="000000"/>
-                <w:sz w:val="24"/>
-              </w:rPr>
-              <w:t xml:space="preserve"> swap(low,high,nums) </w:t>
-            </w:r>
-            <w:r>
-              <w:br/>
-            </w:r>
-            <w:r>
-              <w:rPr>
-                <w:rFonts w:ascii="Times New Roman" w:hAnsi="Times New Roman" w:eastAsia="Times New Roman"/>
-                <w:b w:val="0"/>
-                <w:i w:val="0"/>
-                <w:color w:val="000000"/>
-                <w:sz w:val="24"/>
-              </w:rPr>
-              <w:t xml:space="preserve"> swap(pivot,high,nums) </w:t>
-            </w:r>
-            <w:r>
-              <w:br/>
-            </w:r>
-            <w:r>
               <w:rPr>
                 <w:rFonts w:ascii="Times New Roman" w:hAnsi="Times New Roman" w:eastAsia="Times New Roman"/>
                 <w:b w:val="0"/>
@@ -6866,19 +6892,6 @@
                 <w:sz w:val="24"/>
               </w:rPr>
               <w:t xml:space="preserve"> return high </w:t>
-            </w:r>
-            <w:r>
-              <w:br/>
-            </w:r>
-            <w:r>
-              <w:rPr>
-                <w:rFonts w:ascii="Times New Roman" w:hAnsi="Times New Roman" w:eastAsia="Times New Roman"/>
-                <w:b w:val="0"/>
-                <w:i w:val="0"/>
-                <w:color w:val="000000"/>
-                <w:sz w:val="24"/>
-              </w:rPr>
-              <w:t xml:space="preserve">def swap(low,high,nums): </w:t>
             </w:r>
           </w:p>
         </w:tc>
@@ -6897,7 +6910,7 @@
       <w:pPr>
         <w:sectPr>
           <w:pgSz w:w="12240" w:h="15840"/>
-          <w:pgMar w:top="130" w:right="236" w:bottom="128" w:left="260" w:header="720" w:footer="720" w:gutter="0"/>
+          <w:pgMar w:top="130" w:right="244" w:bottom="136" w:left="250" w:header="720" w:footer="720" w:gutter="0"/>
           <w:cols/>
           <w:docGrid w:linePitch="360"/>
         </w:sectPr>
@@ -6920,20 +6933,20 @@
         <w:tblInd w:w="8.000000000000007" w:type="dxa"/>
       </w:tblPr>
       <w:tblGrid>
-        <w:gridCol w:w="11744"/>
+        <w:gridCol w:w="11746"/>
       </w:tblGrid>
       <w:tr>
         <w:trPr>
-          <w:trHeight w:hRule="exact" w:val="15286"/>
+          <w:trHeight w:hRule="exact" w:val="15272"/>
         </w:trPr>
         <w:tc>
           <w:tcPr>
-            <w:tcW w:type="dxa" w:w="11706"/>
+            <w:tcW w:type="dxa" w:w="11708"/>
             <w:tcBorders>
-              <w:start w:sz="7.200000000000003" w:val="single" w:color="#000000"/>
-              <w:top w:sz="7.200000000000003" w:val="single" w:color="#000000"/>
+              <w:start w:sz="6.400000000000006" w:val="single" w:color="#000000"/>
+              <w:top w:sz="6.400000000000006" w:val="single" w:color="#000000"/>
               <w:end w:sz="8.0" w:val="single" w:color="#000000"/>
-              <w:bottom w:sz="8.0" w:val="single" w:color="#000000"/>
+              <w:bottom w:sz="7.199999999999818" w:val="single" w:color="#000000"/>
             </w:tcBorders>
             <w:tcMar>
               <w:start w:w="0" w:type="dxa"/>
@@ -6944,13 +6957,12 @@
             <w:pPr>
               <w:autoSpaceDN w:val="0"/>
               <w:tabs>
-                <w:tab w:pos="1048" w:val="left"/>
-                <w:tab w:pos="1278" w:val="left"/>
+                <w:tab w:pos="1050" w:val="left"/>
               </w:tabs>
               <w:autoSpaceDE w:val="0"/>
               <w:widowControl/>
-              <w:spacing w:line="403" w:lineRule="auto" w:before="670" w:after="0"/>
-              <w:ind w:left="874" w:right="6336" w:firstLine="0"/>
+              <w:spacing w:line="394" w:lineRule="auto" w:before="678" w:after="0"/>
+              <w:ind w:left="874" w:right="6480" w:firstLine="0"/>
               <w:jc w:val="left"/>
             </w:pPr>
             <w:r>
@@ -7019,9 +7031,6 @@
               <w:br/>
             </w:r>
             <w:r>
-              <w:tab/>
-            </w:r>
-            <w:r>
               <w:rPr>
                 <w:rFonts w:ascii="Times New Roman" w:hAnsi="Times New Roman" w:eastAsia="Times New Roman"/>
                 <w:b w:val="0"/>
@@ -7035,9 +7044,6 @@
               <w:br/>
             </w:r>
             <w:r>
-              <w:tab/>
-            </w:r>
-            <w:r>
               <w:rPr>
                 <w:rFonts w:ascii="Times New Roman" w:hAnsi="Times New Roman" w:eastAsia="Times New Roman"/>
                 <w:b w:val="0"/>
@@ -7051,9 +7057,6 @@
               <w:br/>
             </w:r>
             <w:r>
-              <w:tab/>
-            </w:r>
-            <w:r>
               <w:rPr>
                 <w:rFonts w:ascii="Times New Roman" w:hAnsi="Times New Roman" w:eastAsia="Times New Roman"/>
                 <w:b w:val="0"/>
@@ -7104,9 +7107,6 @@
             </w:r>
             <w:r>
               <w:br/>
-            </w:r>
-            <w:r>
-              <w:tab/>
             </w:r>
             <w:r>
               <w:rPr>
@@ -7188,14 +7188,13 @@
             <w:pPr>
               <w:autoSpaceDN w:val="0"/>
               <w:tabs>
-                <w:tab w:pos="1048" w:val="left"/>
-                <w:tab w:pos="1278" w:val="left"/>
+                <w:tab w:pos="1050" w:val="left"/>
                 <w:tab w:pos="1510" w:val="left"/>
               </w:tabs>
               <w:autoSpaceDE w:val="0"/>
               <w:widowControl/>
-              <w:spacing w:line="398" w:lineRule="auto" w:before="1160" w:after="0"/>
-              <w:ind w:left="874" w:right="5472" w:firstLine="0"/>
+              <w:spacing w:line="384" w:lineRule="auto" w:before="1356" w:after="0"/>
+              <w:ind w:left="874" w:right="5616" w:firstLine="0"/>
               <w:jc w:val="left"/>
             </w:pPr>
             <w:r>
@@ -7264,6 +7263,19 @@
               <w:br/>
             </w:r>
             <w:r>
+              <w:rPr>
+                <w:rFonts w:ascii="Times New Roman" w:hAnsi="Times New Roman" w:eastAsia="Times New Roman"/>
+                <w:b w:val="0"/>
+                <w:i w:val="0"/>
+                <w:color w:val="000000"/>
+                <w:sz w:val="24"/>
+              </w:rPr>
+              <w:t xml:space="preserve"> while(low&lt;=high and nums[low]&lt;=nums[pivot]): </w:t>
+            </w:r>
+            <w:r>
+              <w:br/>
+            </w:r>
+            <w:r>
               <w:tab/>
             </w:r>
             <w:r>
@@ -7274,92 +7286,52 @@
                 <w:color w:val="000000"/>
                 <w:sz w:val="24"/>
               </w:rPr>
-              <w:t xml:space="preserve"> while(low&lt;=high and nums[low]&lt;=nums[pivot]): </w:t>
+              <w:t xml:space="preserve"> low+=1 </w:t>
             </w:r>
             <w:r>
               <w:br/>
             </w:r>
             <w:r>
+              <w:rPr>
+                <w:rFonts w:ascii="Times New Roman" w:hAnsi="Times New Roman" w:eastAsia="Times New Roman"/>
+                <w:b w:val="0"/>
+                <w:i w:val="0"/>
+                <w:color w:val="000000"/>
+                <w:sz w:val="24"/>
+              </w:rPr>
+              <w:t xml:space="preserve"> while(low&lt;=high and nums[high]&gt;nums[pivot]): </w:t>
+            </w:r>
+            <w:r>
+              <w:br/>
+            </w:r>
+            <w:r>
               <w:tab/>
             </w:r>
             <w:r>
-              <w:tab/>
-            </w:r>
-            <w:r>
-              <w:tab/>
-            </w:r>
-            <w:r>
-              <w:rPr>
-                <w:rFonts w:ascii="Times New Roman" w:hAnsi="Times New Roman" w:eastAsia="Times New Roman"/>
-                <w:b w:val="0"/>
-                <w:i w:val="0"/>
-                <w:color w:val="000000"/>
-                <w:sz w:val="24"/>
-              </w:rPr>
-              <w:t xml:space="preserve"> low+=1 </w:t>
+              <w:rPr>
+                <w:rFonts w:ascii="Times New Roman" w:hAnsi="Times New Roman" w:eastAsia="Times New Roman"/>
+                <w:b w:val="0"/>
+                <w:i w:val="0"/>
+                <w:color w:val="000000"/>
+                <w:sz w:val="24"/>
+              </w:rPr>
+              <w:t xml:space="preserve"> high-=1 </w:t>
             </w:r>
             <w:r>
               <w:br/>
             </w:r>
             <w:r>
-              <w:tab/>
-            </w:r>
-            <w:r>
-              <w:rPr>
-                <w:rFonts w:ascii="Times New Roman" w:hAnsi="Times New Roman" w:eastAsia="Times New Roman"/>
-                <w:b w:val="0"/>
-                <w:i w:val="0"/>
-                <w:color w:val="000000"/>
-                <w:sz w:val="24"/>
-              </w:rPr>
-              <w:t xml:space="preserve"> while(low&lt;=high and nums[high]&gt;nums[pivot]): </w:t>
+              <w:rPr>
+                <w:rFonts w:ascii="Times New Roman" w:hAnsi="Times New Roman" w:eastAsia="Times New Roman"/>
+                <w:b w:val="0"/>
+                <w:i w:val="0"/>
+                <w:color w:val="000000"/>
+                <w:sz w:val="24"/>
+              </w:rPr>
+              <w:t xml:space="preserve"> if(low&lt;high): </w:t>
             </w:r>
             <w:r>
               <w:br/>
-            </w:r>
-            <w:r>
-              <w:tab/>
-            </w:r>
-            <w:r>
-              <w:tab/>
-            </w:r>
-            <w:r>
-              <w:tab/>
-            </w:r>
-            <w:r>
-              <w:rPr>
-                <w:rFonts w:ascii="Times New Roman" w:hAnsi="Times New Roman" w:eastAsia="Times New Roman"/>
-                <w:b w:val="0"/>
-                <w:i w:val="0"/>
-                <w:color w:val="000000"/>
-                <w:sz w:val="24"/>
-              </w:rPr>
-              <w:t xml:space="preserve"> high-=1 </w:t>
-            </w:r>
-            <w:r>
-              <w:br/>
-            </w:r>
-            <w:r>
-              <w:tab/>
-            </w:r>
-            <w:r>
-              <w:rPr>
-                <w:rFonts w:ascii="Times New Roman" w:hAnsi="Times New Roman" w:eastAsia="Times New Roman"/>
-                <w:b w:val="0"/>
-                <w:i w:val="0"/>
-                <w:color w:val="000000"/>
-                <w:sz w:val="24"/>
-              </w:rPr>
-              <w:t xml:space="preserve"> if(low&lt;high): </w:t>
-            </w:r>
-            <w:r>
-              <w:br/>
-            </w:r>
-            <w:r>
-              <w:tab/>
-            </w:r>
-            <w:r>
-              <w:tab/>
             </w:r>
             <w:r>
               <w:tab/>
@@ -7404,7 +7376,7 @@
       <w:pPr>
         <w:sectPr>
           <w:pgSz w:w="12240" w:h="15840"/>
-          <w:pgMar w:top="130" w:right="236" w:bottom="128" w:left="260" w:header="720" w:footer="720" w:gutter="0"/>
+          <w:pgMar w:top="130" w:right="244" w:bottom="136" w:left="250" w:header="720" w:footer="720" w:gutter="0"/>
           <w:cols/>
           <w:docGrid w:linePitch="360"/>
         </w:sectPr>
@@ -7427,20 +7399,20 @@
         <w:tblInd w:w="8.000000000000007" w:type="dxa"/>
       </w:tblPr>
       <w:tblGrid>
-        <w:gridCol w:w="11744"/>
+        <w:gridCol w:w="11746"/>
       </w:tblGrid>
       <w:tr>
         <w:trPr>
-          <w:trHeight w:hRule="exact" w:val="15286"/>
+          <w:trHeight w:hRule="exact" w:val="15272"/>
         </w:trPr>
         <w:tc>
           <w:tcPr>
-            <w:tcW w:type="dxa" w:w="11706"/>
+            <w:tcW w:type="dxa" w:w="11708"/>
             <w:tcBorders>
-              <w:start w:sz="7.200000000000003" w:val="single" w:color="#000000"/>
-              <w:top w:sz="7.200000000000003" w:val="single" w:color="#000000"/>
+              <w:start w:sz="6.400000000000006" w:val="single" w:color="#000000"/>
+              <w:top w:sz="6.400000000000006" w:val="single" w:color="#000000"/>
               <w:end w:sz="8.0" w:val="single" w:color="#000000"/>
-              <w:bottom w:sz="8.0" w:val="single" w:color="#000000"/>
+              <w:bottom w:sz="7.199999999999818" w:val="single" w:color="#000000"/>
             </w:tcBorders>
             <w:tcMar>
               <w:start w:w="0" w:type="dxa"/>
@@ -7451,13 +7423,12 @@
             <w:pPr>
               <w:autoSpaceDN w:val="0"/>
               <w:tabs>
-                <w:tab w:pos="1048" w:val="left"/>
-                <w:tab w:pos="1278" w:val="left"/>
+                <w:tab w:pos="1050" w:val="left"/>
               </w:tabs>
               <w:autoSpaceDE w:val="0"/>
               <w:widowControl/>
-              <w:spacing w:line="403" w:lineRule="auto" w:before="670" w:after="0"/>
-              <w:ind w:left="874" w:right="6336" w:firstLine="0"/>
+              <w:spacing w:line="394" w:lineRule="auto" w:before="678" w:after="0"/>
+              <w:ind w:left="874" w:right="6480" w:firstLine="0"/>
               <w:jc w:val="left"/>
             </w:pPr>
             <w:r>
@@ -7552,9 +7523,6 @@
               <w:br/>
             </w:r>
             <w:r>
-              <w:tab/>
-            </w:r>
-            <w:r>
               <w:rPr>
                 <w:rFonts w:ascii="Times New Roman" w:hAnsi="Times New Roman" w:eastAsia="Times New Roman"/>
                 <w:b w:val="0"/>
@@ -7568,9 +7536,6 @@
               <w:br/>
             </w:r>
             <w:r>
-              <w:tab/>
-            </w:r>
-            <w:r>
               <w:rPr>
                 <w:rFonts w:ascii="Times New Roman" w:hAnsi="Times New Roman" w:eastAsia="Times New Roman"/>
                 <w:b w:val="0"/>
@@ -7584,9 +7549,6 @@
               <w:br/>
             </w:r>
             <w:r>
-              <w:tab/>
-            </w:r>
-            <w:r>
               <w:rPr>
                 <w:rFonts w:ascii="Times New Roman" w:hAnsi="Times New Roman" w:eastAsia="Times New Roman"/>
                 <w:b w:val="0"/>
@@ -7637,9 +7599,6 @@
             </w:r>
             <w:r>
               <w:br/>
-            </w:r>
-            <w:r>
-              <w:tab/>
             </w:r>
             <w:r>
               <w:rPr>
@@ -7722,7 +7681,7 @@
               <w:autoSpaceDN w:val="0"/>
               <w:autoSpaceDE w:val="0"/>
               <w:widowControl/>
-              <w:spacing w:line="324" w:lineRule="auto" w:before="964" w:after="0"/>
+              <w:spacing w:line="302" w:lineRule="auto" w:before="1162" w:after="0"/>
               <w:ind w:left="874" w:right="1152" w:firstLine="0"/>
               <w:jc w:val="left"/>
             </w:pPr>
@@ -7778,7 +7737,7 @@
               <w:autoSpaceDN w:val="0"/>
               <w:autoSpaceDE w:val="0"/>
               <w:widowControl/>
-              <w:spacing w:line="230" w:lineRule="auto" w:before="1006" w:after="0"/>
+              <w:spacing w:line="230" w:lineRule="auto" w:before="1102" w:after="0"/>
               <w:ind w:left="874" w:right="0" w:firstLine="0"/>
               <w:jc w:val="left"/>
             </w:pPr>
@@ -7809,7 +7768,7 @@
       <w:pPr>
         <w:sectPr>
           <w:pgSz w:w="12240" w:h="15840"/>
-          <w:pgMar w:top="130" w:right="236" w:bottom="128" w:left="260" w:header="720" w:footer="720" w:gutter="0"/>
+          <w:pgMar w:top="130" w:right="244" w:bottom="136" w:left="250" w:header="720" w:footer="720" w:gutter="0"/>
           <w:cols/>
           <w:docGrid w:linePitch="360"/>
         </w:sectPr>
@@ -7832,20 +7791,20 @@
         <w:tblInd w:w="8.000000000000007" w:type="dxa"/>
       </w:tblPr>
       <w:tblGrid>
-        <w:gridCol w:w="11744"/>
+        <w:gridCol w:w="11746"/>
       </w:tblGrid>
       <w:tr>
         <w:trPr>
-          <w:trHeight w:hRule="exact" w:val="15286"/>
+          <w:trHeight w:hRule="exact" w:val="15272"/>
         </w:trPr>
         <w:tc>
           <w:tcPr>
-            <w:tcW w:type="dxa" w:w="11706"/>
+            <w:tcW w:type="dxa" w:w="11708"/>
             <w:tcBorders>
-              <w:start w:sz="7.200000000000003" w:val="single" w:color="#000000"/>
-              <w:top w:sz="7.200000000000003" w:val="single" w:color="#000000"/>
+              <w:start w:sz="6.400000000000006" w:val="single" w:color="#000000"/>
+              <w:top w:sz="6.400000000000006" w:val="single" w:color="#000000"/>
               <w:end w:sz="8.0" w:val="single" w:color="#000000"/>
-              <w:bottom w:sz="8.0" w:val="single" w:color="#000000"/>
+              <w:bottom w:sz="7.199999999999818" w:val="single" w:color="#000000"/>
             </w:tcBorders>
             <w:tcMar>
               <w:start w:w="0" w:type="dxa"/>
@@ -7858,13 +7817,13 @@
               <w:autoSpaceDE w:val="0"/>
               <w:widowControl/>
               <w:spacing w:line="240" w:lineRule="auto" w:before="662" w:after="0"/>
-              <w:ind w:left="802" w:right="0" w:firstLine="0"/>
+              <w:ind w:left="804" w:right="0" w:firstLine="0"/>
               <w:jc w:val="left"/>
             </w:pPr>
             <w:r>
               <w:drawing>
                 <wp:inline xmlns:a="http://schemas.openxmlformats.org/drawingml/2006/main" xmlns:pic="http://schemas.openxmlformats.org/drawingml/2006/picture">
-                  <wp:extent cx="5999480" cy="3374390"/>
+                  <wp:extent cx="5998209" cy="3374390"/>
                   <wp:docPr id="8" name="Picture 8"/>
                   <wp:cNvGraphicFramePr>
                     <a:graphicFrameLocks noChangeAspect="1"/>
@@ -7885,7 +7844,7 @@
                         <pic:spPr>
                           <a:xfrm>
                             <a:off x="0" y="0"/>
-                            <a:ext cx="5999480" cy="3374390"/>
+                            <a:ext cx="5998209" cy="3374390"/>
                           </a:xfrm>
                           <a:prstGeom prst="rect"/>
                         </pic:spPr>
@@ -7901,7 +7860,7 @@
               <w:autoSpaceDN w:val="0"/>
               <w:autoSpaceDE w:val="0"/>
               <w:widowControl/>
-              <w:spacing w:line="230" w:lineRule="auto" w:before="290" w:after="0"/>
+              <w:spacing w:line="230" w:lineRule="auto" w:before="292" w:after="0"/>
               <w:ind w:left="802" w:right="0" w:firstLine="0"/>
               <w:jc w:val="left"/>
             </w:pPr>
@@ -7922,13 +7881,13 @@
               <w:autoSpaceDE w:val="0"/>
               <w:widowControl/>
               <w:spacing w:line="240" w:lineRule="auto" w:before="2" w:after="0"/>
-              <w:ind w:left="802" w:right="0" w:firstLine="0"/>
+              <w:ind w:left="804" w:right="0" w:firstLine="0"/>
               <w:jc w:val="left"/>
             </w:pPr>
             <w:r>
               <w:drawing>
                 <wp:inline xmlns:a="http://schemas.openxmlformats.org/drawingml/2006/main" xmlns:pic="http://schemas.openxmlformats.org/drawingml/2006/picture">
-                  <wp:extent cx="5899150" cy="3318509"/>
+                  <wp:extent cx="5897880" cy="3317240"/>
                   <wp:docPr id="9" name="Picture 9"/>
                   <wp:cNvGraphicFramePr>
                     <a:graphicFrameLocks noChangeAspect="1"/>
@@ -7949,7 +7908,7 @@
                         <pic:spPr>
                           <a:xfrm>
                             <a:off x="0" y="0"/>
-                            <a:ext cx="5899150" cy="3318509"/>
+                            <a:ext cx="5897880" cy="3317240"/>
                           </a:xfrm>
                           <a:prstGeom prst="rect"/>
                         </pic:spPr>
@@ -7976,7 +7935,7 @@
       <w:pPr>
         <w:sectPr>
           <w:pgSz w:w="12240" w:h="15840"/>
-          <w:pgMar w:top="130" w:right="236" w:bottom="128" w:left="260" w:header="720" w:footer="720" w:gutter="0"/>
+          <w:pgMar w:top="130" w:right="244" w:bottom="136" w:left="250" w:header="720" w:footer="720" w:gutter="0"/>
           <w:cols/>
           <w:docGrid w:linePitch="360"/>
         </w:sectPr>
@@ -7999,20 +7958,20 @@
         <w:tblInd w:w="8.000000000000007" w:type="dxa"/>
       </w:tblPr>
       <w:tblGrid>
-        <w:gridCol w:w="11744"/>
+        <w:gridCol w:w="11746"/>
       </w:tblGrid>
       <w:tr>
         <w:trPr>
-          <w:trHeight w:hRule="exact" w:val="15286"/>
+          <w:trHeight w:hRule="exact" w:val="15272"/>
         </w:trPr>
         <w:tc>
           <w:tcPr>
-            <w:tcW w:type="dxa" w:w="11706"/>
+            <w:tcW w:type="dxa" w:w="11708"/>
             <w:tcBorders>
-              <w:start w:sz="7.200000000000003" w:val="single" w:color="#000000"/>
-              <w:top w:sz="7.200000000000003" w:val="single" w:color="#000000"/>
+              <w:start w:sz="6.400000000000006" w:val="single" w:color="#000000"/>
+              <w:top w:sz="6.400000000000006" w:val="single" w:color="#000000"/>
               <w:end w:sz="8.0" w:val="single" w:color="#000000"/>
-              <w:bottom w:sz="8.0" w:val="single" w:color="#000000"/>
+              <w:bottom w:sz="7.199999999999818" w:val="single" w:color="#000000"/>
             </w:tcBorders>
             <w:tcMar>
               <w:start w:w="0" w:type="dxa"/>
@@ -8024,7 +7983,7 @@
               <w:autoSpaceDN w:val="0"/>
               <w:autoSpaceDE w:val="0"/>
               <w:widowControl/>
-              <w:spacing w:line="230" w:lineRule="auto" w:before="740" w:after="0"/>
+              <w:spacing w:line="230" w:lineRule="auto" w:before="742" w:after="0"/>
               <w:ind w:left="0" w:right="0" w:firstLine="0"/>
               <w:jc w:val="center"/>
             </w:pPr>
@@ -8044,7 +8003,7 @@
               <w:autoSpaceDN w:val="0"/>
               <w:autoSpaceDE w:val="0"/>
               <w:widowControl/>
-              <w:spacing w:line="230" w:lineRule="auto" w:before="252" w:after="0"/>
+              <w:spacing w:line="230" w:lineRule="auto" w:before="250" w:after="0"/>
               <w:ind w:left="874" w:right="0" w:firstLine="0"/>
               <w:jc w:val="left"/>
             </w:pPr>
@@ -8074,7 +8033,7 @@
               <w:autoSpaceDN w:val="0"/>
               <w:autoSpaceDE w:val="0"/>
               <w:widowControl/>
-              <w:spacing w:line="230" w:lineRule="auto" w:before="294" w:after="0"/>
+              <w:spacing w:line="230" w:lineRule="auto" w:before="292" w:after="0"/>
               <w:ind w:left="874" w:right="0" w:firstLine="0"/>
               <w:jc w:val="left"/>
             </w:pPr>
@@ -8094,7 +8053,7 @@
               <w:autoSpaceDN w:val="0"/>
               <w:autoSpaceDE w:val="0"/>
               <w:widowControl/>
-              <w:spacing w:line="245" w:lineRule="auto" w:before="328" w:after="0"/>
+              <w:spacing w:line="245" w:lineRule="auto" w:before="338" w:after="0"/>
               <w:ind w:left="802" w:right="720" w:firstLine="0"/>
               <w:jc w:val="left"/>
             </w:pPr>
@@ -8154,7 +8113,7 @@
               <w:autoSpaceDN w:val="0"/>
               <w:autoSpaceDE w:val="0"/>
               <w:widowControl/>
-              <w:spacing w:line="245" w:lineRule="auto" w:before="292" w:after="0"/>
+              <w:spacing w:line="245" w:lineRule="auto" w:before="310" w:after="0"/>
               <w:ind w:left="802" w:right="720" w:firstLine="0"/>
               <w:jc w:val="left"/>
             </w:pPr>
@@ -8214,7 +8173,7 @@
               <w:autoSpaceDN w:val="0"/>
               <w:autoSpaceDE w:val="0"/>
               <w:widowControl/>
-              <w:spacing w:line="230" w:lineRule="auto" w:before="288" w:after="0"/>
+              <w:spacing w:line="230" w:lineRule="auto" w:before="296" w:after="0"/>
               <w:ind w:left="802" w:right="0" w:firstLine="0"/>
               <w:jc w:val="left"/>
             </w:pPr>
@@ -8246,17 +8205,7 @@
                 <w:color w:val="000000"/>
                 <w:sz w:val="24"/>
               </w:rPr>
-              <w:t>1.</w:t>
-            </w:r>
-            <w:r>
-              <w:rPr>
-                <w:rFonts w:ascii="Times New Roman" w:hAnsi="Times New Roman" w:eastAsia="Times New Roman"/>
-                <w:b w:val="0"/>
-                <w:i w:val="0"/>
-                <w:color w:val="000000"/>
-                <w:sz w:val="24"/>
-              </w:rPr>
-              <w:t xml:space="preserve">Calculate the ratio (value/weight) for each item. </w:t>
+              <w:t xml:space="preserve">1.Calculate the ratio (value/weight) for each item. </w:t>
             </w:r>
           </w:p>
           <w:p>
@@ -8264,7 +8213,7 @@
               <w:autoSpaceDN w:val="0"/>
               <w:autoSpaceDE w:val="0"/>
               <w:widowControl/>
-              <w:spacing w:line="230" w:lineRule="auto" w:before="292" w:after="0"/>
+              <w:spacing w:line="230" w:lineRule="auto" w:before="288" w:after="0"/>
               <w:ind w:left="1162" w:right="0" w:firstLine="0"/>
               <w:jc w:val="left"/>
             </w:pPr>
@@ -8276,17 +8225,7 @@
                 <w:color w:val="000000"/>
                 <w:sz w:val="24"/>
               </w:rPr>
-              <w:t>2.</w:t>
-            </w:r>
-            <w:r>
-              <w:rPr>
-                <w:rFonts w:ascii="Times New Roman" w:hAnsi="Times New Roman" w:eastAsia="Times New Roman"/>
-                <w:b w:val="0"/>
-                <w:i w:val="0"/>
-                <w:color w:val="000000"/>
-                <w:sz w:val="24"/>
-              </w:rPr>
-              <w:t xml:space="preserve">Sort all the items in decreasing order of the ratio. </w:t>
+              <w:t xml:space="preserve">2.Sort all the items in decreasing order of the ratio. </w:t>
             </w:r>
           </w:p>
           <w:p>
@@ -8294,7 +8233,7 @@
               <w:autoSpaceDN w:val="0"/>
               <w:autoSpaceDE w:val="0"/>
               <w:widowControl/>
-              <w:spacing w:line="245" w:lineRule="auto" w:before="288" w:after="0"/>
+              <w:spacing w:line="245" w:lineRule="auto" w:before="296" w:after="0"/>
               <w:ind w:left="1522" w:right="720" w:hanging="360"/>
               <w:jc w:val="left"/>
             </w:pPr>
@@ -8306,17 +8245,7 @@
                 <w:color w:val="000000"/>
                 <w:sz w:val="24"/>
               </w:rPr>
-              <w:t>3.</w:t>
-            </w:r>
-            <w:r>
-              <w:rPr>
-                <w:rFonts w:ascii="Times New Roman" w:hAnsi="Times New Roman" w:eastAsia="Times New Roman"/>
-                <w:b w:val="0"/>
-                <w:i w:val="0"/>
-                <w:color w:val="000000"/>
-                <w:sz w:val="24"/>
-              </w:rPr>
-              <w:t xml:space="preserve">Iterate through items: </w:t>
+              <w:t xml:space="preserve">3.Iterate through items: </w:t>
             </w:r>
             <w:r>
               <w:br/>
@@ -8347,7 +8276,7 @@
               <w:autoSpaceDN w:val="0"/>
               <w:autoSpaceDE w:val="0"/>
               <w:widowControl/>
-              <w:spacing w:line="230" w:lineRule="auto" w:before="292" w:after="0"/>
+              <w:spacing w:line="230" w:lineRule="auto" w:before="298" w:after="0"/>
               <w:ind w:left="1162" w:right="0" w:firstLine="0"/>
               <w:jc w:val="left"/>
             </w:pPr>
@@ -8359,30 +8288,19 @@
                 <w:color w:val="000000"/>
                 <w:sz w:val="24"/>
               </w:rPr>
-              <w:t>4.</w:t>
-            </w:r>
-            <w:r>
-              <w:rPr>
-                <w:rFonts w:ascii="Times New Roman" w:hAnsi="Times New Roman" w:eastAsia="Times New Roman"/>
-                <w:b w:val="0"/>
-                <w:i w:val="0"/>
-                <w:color w:val="000000"/>
-                <w:sz w:val="24"/>
-              </w:rPr>
-              <w:t xml:space="preserve">Stop once the capacity becomes zero </w:t>
+              <w:t xml:space="preserve">4.Stop once the capacity becomes zero </w:t>
             </w:r>
           </w:p>
           <w:p>
             <w:pPr>
               <w:autoSpaceDN w:val="0"/>
               <w:tabs>
-                <w:tab w:pos="1048" w:val="left"/>
-                <w:tab w:pos="1278" w:val="left"/>
+                <w:tab w:pos="1050" w:val="left"/>
                 <w:tab w:pos="1510" w:val="left"/>
               </w:tabs>
               <w:autoSpaceDE w:val="0"/>
               <w:widowControl/>
-              <w:spacing w:line="401" w:lineRule="auto" w:before="290" w:after="0"/>
+              <w:spacing w:line="389" w:lineRule="auto" w:before="298" w:after="0"/>
               <w:ind w:left="874" w:right="4464" w:firstLine="0"/>
               <w:jc w:val="left"/>
             </w:pPr>
@@ -8407,17 +8325,17 @@
                 <w:color w:val="000000"/>
                 <w:sz w:val="24"/>
               </w:rPr>
-              <w:t xml:space="preserve">data=[['A',6000,650],['B',5750,700],['C',4000,500],['D',3000,300]] </w:t>
-            </w:r>
-            <w:r>
-              <w:rPr>
-                <w:rFonts w:ascii="Times New Roman" w:hAnsi="Times New Roman" w:eastAsia="Times New Roman"/>
-                <w:b w:val="0"/>
-                <w:i w:val="0"/>
-                <w:color w:val="000000"/>
-                <w:sz w:val="24"/>
-              </w:rPr>
-              <w:t xml:space="preserve">for i in data: </w:t>
+              <w:t xml:space="preserve">data=[['A',6000,650],['B',5750,700],['C',4000,500],['D',3000,300] </w:t>
+            </w:r>
+            <w:r>
+              <w:rPr>
+                <w:rFonts w:ascii="Times New Roman" w:hAnsi="Times New Roman" w:eastAsia="Times New Roman"/>
+                <w:b w:val="0"/>
+                <w:i w:val="0"/>
+                <w:color w:val="000000"/>
+                <w:sz w:val="24"/>
+              </w:rPr>
+              <w:t xml:space="preserve">] for i in data: </w:t>
             </w:r>
             <w:r>
               <w:br/>
@@ -8501,6 +8419,19 @@
               <w:br/>
             </w:r>
             <w:r>
+              <w:rPr>
+                <w:rFonts w:ascii="Times New Roman" w:hAnsi="Times New Roman" w:eastAsia="Times New Roman"/>
+                <w:b w:val="0"/>
+                <w:i w:val="0"/>
+                <w:color w:val="000000"/>
+                <w:sz w:val="24"/>
+              </w:rPr>
+              <w:t xml:space="preserve"> if(fund&gt;0 and fund//i[1]!=0): </w:t>
+            </w:r>
+            <w:r>
+              <w:br/>
+            </w:r>
+            <w:r>
               <w:tab/>
             </w:r>
             <w:r>
@@ -8511,7 +8442,7 @@
                 <w:color w:val="000000"/>
                 <w:sz w:val="24"/>
               </w:rPr>
-              <w:t xml:space="preserve"> if(fund&gt;0 and fund//i[1]!=0): </w:t>
+              <w:t xml:space="preserve"> totalreturn+=i[2] </w:t>
             </w:r>
             <w:r>
               <w:br/>
@@ -8520,89 +8451,46 @@
               <w:tab/>
             </w:r>
             <w:r>
+              <w:rPr>
+                <w:rFonts w:ascii="Times New Roman" w:hAnsi="Times New Roman" w:eastAsia="Times New Roman"/>
+                <w:b w:val="0"/>
+                <w:i w:val="0"/>
+                <w:color w:val="000000"/>
+                <w:sz w:val="24"/>
+              </w:rPr>
+              <w:t xml:space="preserve"> fund=fund-i[1] </w:t>
+            </w:r>
+            <w:r>
+              <w:br/>
+            </w:r>
+            <w:r>
+              <w:rPr>
+                <w:rFonts w:ascii="Times New Roman" w:hAnsi="Times New Roman" w:eastAsia="Times New Roman"/>
+                <w:b w:val="0"/>
+                <w:i w:val="0"/>
+                <w:color w:val="000000"/>
+                <w:sz w:val="24"/>
+              </w:rPr>
+              <w:t xml:space="preserve"> elif(fund&gt;0): </w:t>
+            </w:r>
+            <w:r>
+              <w:br/>
+            </w:r>
+            <w:r>
               <w:tab/>
             </w:r>
             <w:r>
-              <w:tab/>
-            </w:r>
-            <w:r>
-              <w:rPr>
-                <w:rFonts w:ascii="Times New Roman" w:hAnsi="Times New Roman" w:eastAsia="Times New Roman"/>
-                <w:b w:val="0"/>
-                <w:i w:val="0"/>
-                <w:color w:val="000000"/>
-                <w:sz w:val="24"/>
-              </w:rPr>
-              <w:t xml:space="preserve"> totalreturn+=i[2] </w:t>
+              <w:rPr>
+                <w:rFonts w:ascii="Times New Roman" w:hAnsi="Times New Roman" w:eastAsia="Times New Roman"/>
+                <w:b w:val="0"/>
+                <w:i w:val="0"/>
+                <w:color w:val="000000"/>
+                <w:sz w:val="24"/>
+              </w:rPr>
+              <w:t xml:space="preserve"> totalreturn+=(fund*i[3]/100) </w:t>
             </w:r>
             <w:r>
               <w:br/>
-            </w:r>
-            <w:r>
-              <w:tab/>
-            </w:r>
-            <w:r>
-              <w:tab/>
-            </w:r>
-            <w:r>
-              <w:tab/>
-            </w:r>
-            <w:r>
-              <w:rPr>
-                <w:rFonts w:ascii="Times New Roman" w:hAnsi="Times New Roman" w:eastAsia="Times New Roman"/>
-                <w:b w:val="0"/>
-                <w:i w:val="0"/>
-                <w:color w:val="000000"/>
-                <w:sz w:val="24"/>
-              </w:rPr>
-              <w:t xml:space="preserve"> fund=fund-i[1] </w:t>
-            </w:r>
-            <w:r>
-              <w:br/>
-            </w:r>
-            <w:r>
-              <w:tab/>
-            </w:r>
-            <w:r>
-              <w:rPr>
-                <w:rFonts w:ascii="Times New Roman" w:hAnsi="Times New Roman" w:eastAsia="Times New Roman"/>
-                <w:b w:val="0"/>
-                <w:i w:val="0"/>
-                <w:color w:val="000000"/>
-                <w:sz w:val="24"/>
-              </w:rPr>
-              <w:t xml:space="preserve"> elif(fund&gt;0): </w:t>
-            </w:r>
-            <w:r>
-              <w:br/>
-            </w:r>
-            <w:r>
-              <w:tab/>
-            </w:r>
-            <w:r>
-              <w:tab/>
-            </w:r>
-            <w:r>
-              <w:tab/>
-            </w:r>
-            <w:r>
-              <w:rPr>
-                <w:rFonts w:ascii="Times New Roman" w:hAnsi="Times New Roman" w:eastAsia="Times New Roman"/>
-                <w:b w:val="0"/>
-                <w:i w:val="0"/>
-                <w:color w:val="000000"/>
-                <w:sz w:val="24"/>
-              </w:rPr>
-              <w:t xml:space="preserve"> totalreturn+=(fund*i[3]/100) </w:t>
-            </w:r>
-            <w:r>
-              <w:br/>
-            </w:r>
-            <w:r>
-              <w:tab/>
-            </w:r>
-            <w:r>
-              <w:tab/>
             </w:r>
             <w:r>
               <w:tab/>
@@ -8634,7 +8522,7 @@
       <w:pPr>
         <w:sectPr>
           <w:pgSz w:w="12240" w:h="15840"/>
-          <w:pgMar w:top="130" w:right="236" w:bottom="128" w:left="260" w:header="720" w:footer="720" w:gutter="0"/>
+          <w:pgMar w:top="130" w:right="244" w:bottom="136" w:left="250" w:header="720" w:footer="720" w:gutter="0"/>
           <w:cols/>
           <w:docGrid w:linePitch="360"/>
         </w:sectPr>
@@ -8657,20 +8545,20 @@
         <w:tblInd w:w="8.000000000000007" w:type="dxa"/>
       </w:tblPr>
       <w:tblGrid>
-        <w:gridCol w:w="11744"/>
+        <w:gridCol w:w="11746"/>
       </w:tblGrid>
       <w:tr>
         <w:trPr>
-          <w:trHeight w:hRule="exact" w:val="15286"/>
+          <w:trHeight w:hRule="exact" w:val="15272"/>
         </w:trPr>
         <w:tc>
           <w:tcPr>
-            <w:tcW w:type="dxa" w:w="11706"/>
+            <w:tcW w:type="dxa" w:w="11708"/>
             <w:tcBorders>
-              <w:start w:sz="7.200000000000003" w:val="single" w:color="#000000"/>
-              <w:top w:sz="7.200000000000003" w:val="single" w:color="#000000"/>
+              <w:start w:sz="6.400000000000006" w:val="single" w:color="#000000"/>
+              <w:top w:sz="6.400000000000006" w:val="single" w:color="#000000"/>
               <w:end w:sz="8.0" w:val="single" w:color="#000000"/>
-              <w:bottom w:sz="8.0" w:val="single" w:color="#000000"/>
+              <w:bottom w:sz="7.199999999999818" w:val="single" w:color="#000000"/>
             </w:tcBorders>
             <w:tcMar>
               <w:start w:w="0" w:type="dxa"/>
@@ -8683,7 +8571,7 @@
               <w:autoSpaceDE w:val="0"/>
               <w:widowControl/>
               <w:spacing w:line="230" w:lineRule="auto" w:before="670" w:after="0"/>
-              <w:ind w:left="1048" w:right="0" w:firstLine="0"/>
+              <w:ind w:left="1050" w:right="0" w:firstLine="0"/>
               <w:jc w:val="left"/>
             </w:pPr>
             <w:r>
@@ -8742,7 +8630,7 @@
               <w:autoSpaceDN w:val="0"/>
               <w:autoSpaceDE w:val="0"/>
               <w:widowControl/>
-              <w:spacing w:line="230" w:lineRule="auto" w:before="10" w:after="0"/>
+              <w:spacing w:line="230" w:lineRule="auto" w:before="6" w:after="0"/>
               <w:ind w:left="874" w:right="0" w:firstLine="0"/>
               <w:jc w:val="left"/>
             </w:pPr>
@@ -8782,7 +8670,7 @@
               <w:autoSpaceDN w:val="0"/>
               <w:autoSpaceDE w:val="0"/>
               <w:widowControl/>
-              <w:spacing w:line="230" w:lineRule="auto" w:before="1006" w:after="0"/>
+              <w:spacing w:line="230" w:lineRule="auto" w:before="1004" w:after="0"/>
               <w:ind w:left="874" w:right="0" w:firstLine="0"/>
               <w:jc w:val="left"/>
             </w:pPr>
@@ -8802,14 +8690,14 @@
               <w:autoSpaceDN w:val="0"/>
               <w:autoSpaceDE w:val="0"/>
               <w:widowControl/>
-              <w:spacing w:line="240" w:lineRule="auto" w:before="814" w:after="0"/>
+              <w:spacing w:line="240" w:lineRule="auto" w:before="812" w:after="0"/>
               <w:ind w:left="0" w:right="0" w:firstLine="0"/>
               <w:jc w:val="center"/>
             </w:pPr>
             <w:r>
               <w:drawing>
                 <wp:inline xmlns:a="http://schemas.openxmlformats.org/drawingml/2006/main" xmlns:pic="http://schemas.openxmlformats.org/drawingml/2006/picture">
-                  <wp:extent cx="6400800" cy="3600450"/>
+                  <wp:extent cx="6400800" cy="3600449"/>
                   <wp:docPr id="10" name="Picture 10"/>
                   <wp:cNvGraphicFramePr>
                     <a:graphicFrameLocks noChangeAspect="1"/>
@@ -8830,7 +8718,7 @@
                         <pic:spPr>
                           <a:xfrm>
                             <a:off x="0" y="0"/>
-                            <a:ext cx="6400800" cy="3600450"/>
+                            <a:ext cx="6400800" cy="3600449"/>
                           </a:xfrm>
                           <a:prstGeom prst="rect"/>
                         </pic:spPr>
@@ -8855,7 +8743,7 @@
     </w:p>
     <w:sectPr>
       <w:pgSz w:w="12240" w:h="15840"/>
-      <w:pgMar w:top="130" w:right="236" w:bottom="128" w:left="260" w:header="720" w:footer="720" w:gutter="0"/>
+      <w:pgMar w:top="130" w:right="244" w:bottom="136" w:left="250" w:header="720" w:footer="720" w:gutter="0"/>
       <w:cols/>
       <w:docGrid w:linePitch="360"/>
     </w:sectPr>

--- a/output.docx
+++ b/output.docx
@@ -19,20 +19,20 @@
         <w:tblInd w:w="8.000000000000007" w:type="dxa"/>
       </w:tblPr>
       <w:tblGrid>
-        <w:gridCol w:w="11746"/>
+        <w:gridCol w:w="11744"/>
       </w:tblGrid>
       <w:tr>
         <w:trPr>
-          <w:trHeight w:hRule="exact" w:val="15272"/>
+          <w:trHeight w:hRule="exact" w:val="15286"/>
         </w:trPr>
         <w:tc>
           <w:tcPr>
-            <w:tcW w:type="dxa" w:w="11708"/>
+            <w:tcW w:type="dxa" w:w="11706"/>
             <w:tcBorders>
-              <w:start w:sz="6.400000000000006" w:val="single" w:color="#000000"/>
-              <w:top w:sz="6.400000000000006" w:val="single" w:color="#000000"/>
+              <w:start w:sz="7.200000000000003" w:val="single" w:color="#000000"/>
+              <w:top w:sz="7.200000000000003" w:val="single" w:color="#000000"/>
               <w:end w:sz="8.0" w:val="single" w:color="#000000"/>
-              <w:bottom w:sz="7.199999999999818" w:val="single" w:color="#000000"/>
+              <w:bottom w:sz="8.0" w:val="single" w:color="#000000"/>
             </w:tcBorders>
             <w:tcMar>
               <w:start w:w="0" w:type="dxa"/>
@@ -44,7 +44,7 @@
               <w:autoSpaceDN w:val="0"/>
               <w:autoSpaceDE w:val="0"/>
               <w:widowControl/>
-              <w:spacing w:line="230" w:lineRule="auto" w:before="742" w:after="0"/>
+              <w:spacing w:line="230" w:lineRule="auto" w:before="740" w:after="0"/>
               <w:ind w:left="0" w:right="0" w:firstLine="0"/>
               <w:jc w:val="center"/>
             </w:pPr>
@@ -64,7 +64,7 @@
               <w:autoSpaceDN w:val="0"/>
               <w:autoSpaceDE w:val="0"/>
               <w:widowControl/>
-              <w:spacing w:line="245" w:lineRule="auto" w:before="260" w:after="0"/>
+              <w:spacing w:line="252" w:lineRule="auto" w:before="252" w:after="0"/>
               <w:ind w:left="874" w:right="1440" w:firstLine="0"/>
               <w:jc w:val="left"/>
             </w:pPr>
@@ -104,7 +104,7 @@
               <w:autoSpaceDN w:val="0"/>
               <w:autoSpaceDE w:val="0"/>
               <w:widowControl/>
-              <w:spacing w:line="230" w:lineRule="auto" w:before="266" w:after="0"/>
+              <w:spacing w:line="230" w:lineRule="auto" w:before="254" w:after="0"/>
               <w:ind w:left="874" w:right="0" w:firstLine="0"/>
               <w:jc w:val="left"/>
             </w:pPr>
@@ -124,7 +124,7 @@
               <w:autoSpaceDN w:val="0"/>
               <w:autoSpaceDE w:val="0"/>
               <w:widowControl/>
-              <w:spacing w:line="245" w:lineRule="auto" w:before="220" w:after="0"/>
+              <w:spacing w:line="254" w:lineRule="auto" w:before="210" w:after="0"/>
               <w:ind w:left="874" w:right="1008" w:firstLine="0"/>
               <w:jc w:val="left"/>
             </w:pPr>
@@ -154,7 +154,7 @@
               <w:autoSpaceDN w:val="0"/>
               <w:autoSpaceDE w:val="0"/>
               <w:widowControl/>
-              <w:spacing w:line="257" w:lineRule="auto" w:before="276" w:after="0"/>
+              <w:spacing w:line="264" w:lineRule="auto" w:before="252" w:after="0"/>
               <w:ind w:left="874" w:right="1008" w:firstLine="0"/>
               <w:jc w:val="left"/>
             </w:pPr>
@@ -204,7 +204,7 @@
               <w:autoSpaceDN w:val="0"/>
               <w:autoSpaceDE w:val="0"/>
               <w:widowControl/>
-              <w:spacing w:line="230" w:lineRule="auto" w:before="284" w:after="0"/>
+              <w:spacing w:line="230" w:lineRule="auto" w:before="256" w:after="0"/>
               <w:ind w:left="874" w:right="0" w:firstLine="0"/>
               <w:jc w:val="left"/>
             </w:pPr>
@@ -225,10 +225,11 @@
               <w:tabs>
                 <w:tab w:pos="1054" w:val="left"/>
                 <w:tab w:pos="1294" w:val="left"/>
+                <w:tab w:pos="1534" w:val="left"/>
               </w:tabs>
               <w:autoSpaceDE w:val="0"/>
               <w:widowControl/>
-              <w:spacing w:line="269" w:lineRule="auto" w:before="258" w:after="0"/>
+              <w:spacing w:line="271" w:lineRule="auto" w:before="250" w:after="0"/>
               <w:ind w:left="874" w:right="6048" w:firstLine="0"/>
               <w:jc w:val="left"/>
             </w:pPr>
@@ -478,7 +479,7 @@
               <w:autoSpaceDN w:val="0"/>
               <w:autoSpaceDE w:val="0"/>
               <w:widowControl/>
-              <w:spacing w:line="252" w:lineRule="auto" w:before="414" w:after="0"/>
+              <w:spacing w:line="262" w:lineRule="auto" w:before="368" w:after="0"/>
               <w:ind w:left="874" w:right="3888" w:firstLine="0"/>
               <w:jc w:val="left"/>
             </w:pPr>
@@ -535,7 +536,7 @@
       <w:pPr>
         <w:sectPr>
           <w:pgSz w:w="12240" w:h="15840"/>
-          <w:pgMar w:top="130" w:right="244" w:bottom="136" w:left="250" w:header="720" w:footer="720" w:gutter="0"/>
+          <w:pgMar w:top="130" w:right="236" w:bottom="128" w:left="260" w:header="720" w:footer="720" w:gutter="0"/>
           <w:cols/>
           <w:docGrid w:linePitch="360"/>
         </w:sectPr>
@@ -558,20 +559,20 @@
         <w:tblInd w:w="8.000000000000007" w:type="dxa"/>
       </w:tblPr>
       <w:tblGrid>
-        <w:gridCol w:w="11746"/>
+        <w:gridCol w:w="11744"/>
       </w:tblGrid>
       <w:tr>
         <w:trPr>
-          <w:trHeight w:hRule="exact" w:val="15272"/>
+          <w:trHeight w:hRule="exact" w:val="15286"/>
         </w:trPr>
         <w:tc>
           <w:tcPr>
-            <w:tcW w:type="dxa" w:w="11708"/>
+            <w:tcW w:type="dxa" w:w="11706"/>
             <w:tcBorders>
-              <w:start w:sz="6.400000000000006" w:val="single" w:color="#000000"/>
-              <w:top w:sz="6.400000000000006" w:val="single" w:color="#000000"/>
+              <w:start w:sz="7.200000000000003" w:val="single" w:color="#000000"/>
+              <w:top w:sz="7.200000000000003" w:val="single" w:color="#000000"/>
               <w:end w:sz="8.0" w:val="single" w:color="#000000"/>
-              <w:bottom w:sz="7.199999999999818" w:val="single" w:color="#000000"/>
+              <w:bottom w:sz="8.0" w:val="single" w:color="#000000"/>
             </w:tcBorders>
             <w:tcMar>
               <w:start w:w="0" w:type="dxa"/>
@@ -654,8096 +655,9 @@
         <w:ind w:left="0" w:right="0"/>
       </w:pPr>
     </w:p>
-    <w:p>
-      <w:pPr>
-        <w:sectPr>
-          <w:pgSz w:w="12240" w:h="15840"/>
-          <w:pgMar w:top="130" w:right="244" w:bottom="136" w:left="250" w:header="720" w:footer="720" w:gutter="0"/>
-          <w:cols/>
-          <w:docGrid w:linePitch="360"/>
-        </w:sectPr>
-      </w:pPr>
-    </w:p>
-    <w:p>
-      <w:pPr>
-        <w:autoSpaceDN w:val="0"/>
-        <w:autoSpaceDE w:val="0"/>
-        <w:widowControl/>
-        <w:spacing w:line="130" w:lineRule="exact" w:before="0" w:after="0"/>
-        <w:ind w:left="0" w:right="0"/>
-      </w:pPr>
-    </w:p>
-    <w:tbl>
-      <w:tblPr>
-        <w:tblW w:type="auto" w:w="0"/>
-        <w:tblLayout w:type="fixed"/>
-        <w:tblLook w:firstColumn="1" w:firstRow="1" w:lastColumn="0" w:lastRow="0" w:noHBand="0" w:noVBand="1" w:val="04A0"/>
-        <w:tblInd w:w="8.000000000000007" w:type="dxa"/>
-      </w:tblPr>
-      <w:tblGrid>
-        <w:gridCol w:w="11746"/>
-      </w:tblGrid>
-      <w:tr>
-        <w:trPr>
-          <w:trHeight w:hRule="exact" w:val="15272"/>
-        </w:trPr>
-        <w:tc>
-          <w:tcPr>
-            <w:tcW w:type="dxa" w:w="11708"/>
-            <w:tcBorders>
-              <w:start w:sz="6.400000000000006" w:val="single" w:color="#000000"/>
-              <w:top w:sz="6.400000000000006" w:val="single" w:color="#000000"/>
-              <w:end w:sz="8.0" w:val="single" w:color="#000000"/>
-              <w:bottom w:sz="7.199999999999818" w:val="single" w:color="#000000"/>
-            </w:tcBorders>
-            <w:tcMar>
-              <w:start w:w="0" w:type="dxa"/>
-              <w:end w:w="0" w:type="dxa"/>
-            </w:tcMar>
-          </w:tcPr>
-          <w:p>
-            <w:pPr>
-              <w:autoSpaceDN w:val="0"/>
-              <w:tabs>
-                <w:tab w:pos="4888" w:val="left"/>
-              </w:tabs>
-              <w:autoSpaceDE w:val="0"/>
-              <w:widowControl/>
-              <w:spacing w:line="286" w:lineRule="auto" w:before="750" w:after="0"/>
-              <w:ind w:left="874" w:right="1584" w:firstLine="0"/>
-              <w:jc w:val="left"/>
-            </w:pPr>
-            <w:r>
-              <w:tab/>
-            </w:r>
-            <w:r>
-              <w:rPr>
-                <w:rFonts w:ascii="Times New Roman" w:hAnsi="Times New Roman" w:eastAsia="Times New Roman"/>
-                <w:b/>
-                <w:i w:val="0"/>
-                <w:color w:val="000000"/>
-                <w:sz w:val="24"/>
-              </w:rPr>
-              <w:t xml:space="preserve">EXPERIMENT-02 </w:t>
-            </w:r>
-            <w:r>
-              <w:br/>
-            </w:r>
-            <w:r>
-              <w:rPr>
-                <w:rFonts w:ascii="Times New Roman" w:hAnsi="Times New Roman" w:eastAsia="Times New Roman"/>
-                <w:b/>
-                <w:i w:val="0"/>
-                <w:color w:val="000000"/>
-                <w:sz w:val="24"/>
-              </w:rPr>
-              <w:t xml:space="preserve">AIM: </w:t>
-            </w:r>
-            <w:r>
-              <w:rPr>
-                <w:rFonts w:ascii="Times New Roman" w:hAnsi="Times New Roman" w:eastAsia="Times New Roman"/>
-                <w:b w:val="0"/>
-                <w:i w:val="0"/>
-                <w:color w:val="000000"/>
-                <w:sz w:val="24"/>
-              </w:rPr>
-              <w:t xml:space="preserve">To implement the Fourier Transform using the divide-and-conquer technique in Python. </w:t>
-            </w:r>
-          </w:p>
-          <w:p>
-            <w:pPr>
-              <w:autoSpaceDN w:val="0"/>
-              <w:autoSpaceDE w:val="0"/>
-              <w:widowControl/>
-              <w:spacing w:line="262" w:lineRule="auto" w:before="424" w:after="0"/>
-              <w:ind w:left="874" w:right="720" w:firstLine="0"/>
-              <w:jc w:val="left"/>
-            </w:pPr>
-            <w:r>
-              <w:rPr>
-                <w:rFonts w:ascii="Times New Roman" w:hAnsi="Times New Roman" w:eastAsia="Times New Roman"/>
-                <w:b/>
-                <w:i w:val="0"/>
-                <w:color w:val="000000"/>
-                <w:sz w:val="24"/>
-              </w:rPr>
-              <w:t>Theory</w:t>
-            </w:r>
-            <w:r>
-              <w:rPr>
-                <w:rFonts w:ascii="Times New Roman" w:hAnsi="Times New Roman" w:eastAsia="Times New Roman"/>
-                <w:b w:val="0"/>
-                <w:i w:val="0"/>
-                <w:color w:val="000000"/>
-                <w:sz w:val="24"/>
-              </w:rPr>
-              <w:t xml:space="preserve">: </w:t>
-            </w:r>
-            <w:r>
-              <w:br/>
-            </w:r>
-            <w:r>
-              <w:rPr>
-                <w:rFonts w:ascii="Times New Roman" w:hAnsi="Times New Roman" w:eastAsia="Times New Roman"/>
-                <w:b w:val="0"/>
-                <w:i w:val="0"/>
-                <w:color w:val="000000"/>
-                <w:sz w:val="24"/>
-              </w:rPr>
-              <w:t xml:space="preserve">The Fourier Transform converts a signal from the time domain into the frequency domain or vice versa. </w:t>
-            </w:r>
-          </w:p>
-          <w:p>
-            <w:pPr>
-              <w:autoSpaceDN w:val="0"/>
-              <w:autoSpaceDE w:val="0"/>
-              <w:widowControl/>
-              <w:spacing w:line="283" w:lineRule="auto" w:before="74" w:after="0"/>
-              <w:ind w:left="874" w:right="1008" w:firstLine="0"/>
-              <w:jc w:val="left"/>
-            </w:pPr>
-            <w:r>
-              <w:rPr>
-                <w:rFonts w:ascii="Times New Roman" w:hAnsi="Times New Roman" w:eastAsia="Times New Roman"/>
-                <w:b w:val="0"/>
-                <w:i w:val="0"/>
-                <w:color w:val="000000"/>
-                <w:sz w:val="24"/>
-              </w:rPr>
-              <w:t xml:space="preserve">For example, a signal may contain several frequencies mixed together. In the time domain, these </w:t>
-            </w:r>
-            <w:r>
-              <w:rPr>
-                <w:rFonts w:ascii="Times New Roman" w:hAnsi="Times New Roman" w:eastAsia="Times New Roman"/>
-                <w:b w:val="0"/>
-                <w:i w:val="0"/>
-                <w:color w:val="000000"/>
-                <w:sz w:val="24"/>
-              </w:rPr>
-              <w:t xml:space="preserve">frequencies are difficult to identify. After applying the Fourier Transform, the contribution of each </w:t>
-            </w:r>
-            <w:r>
-              <w:rPr>
-                <w:rFonts w:ascii="Times New Roman" w:hAnsi="Times New Roman" w:eastAsia="Times New Roman"/>
-                <w:b w:val="0"/>
-                <w:i w:val="0"/>
-                <w:color w:val="000000"/>
-                <w:sz w:val="24"/>
-              </w:rPr>
-              <w:t xml:space="preserve">frequency becomes visible. In other words, instead of asking how the signal changes moment by </w:t>
-            </w:r>
-            <w:r>
-              <w:rPr>
-                <w:rFonts w:ascii="Times New Roman" w:hAnsi="Times New Roman" w:eastAsia="Times New Roman"/>
-                <w:b w:val="0"/>
-                <w:i w:val="0"/>
-                <w:color w:val="000000"/>
-                <w:sz w:val="24"/>
-              </w:rPr>
-              <w:t xml:space="preserve">moment, it disentangles which pure tones or repeating patterns are mixed together to make the signal. </w:t>
-            </w:r>
-            <w:r>
-              <w:rPr>
-                <w:rFonts w:ascii="Times New Roman" w:hAnsi="Times New Roman" w:eastAsia="Times New Roman"/>
-                <w:b w:val="0"/>
-                <w:i w:val="0"/>
-                <w:color w:val="000000"/>
-                <w:sz w:val="24"/>
-              </w:rPr>
-              <w:t xml:space="preserve">Think of it like a prism separating white light into its component colors. </w:t>
-            </w:r>
-          </w:p>
-          <w:p>
-            <w:pPr>
-              <w:autoSpaceDN w:val="0"/>
-              <w:autoSpaceDE w:val="0"/>
-              <w:widowControl/>
-              <w:spacing w:line="245" w:lineRule="auto" w:before="338" w:after="0"/>
-              <w:ind w:left="874" w:right="3744" w:firstLine="0"/>
-              <w:jc w:val="left"/>
-            </w:pPr>
-            <w:r>
-              <w:rPr>
-                <w:rFonts w:ascii="Times New Roman" w:hAnsi="Times New Roman" w:eastAsia="Times New Roman"/>
-                <w:b w:val="0"/>
-                <w:i w:val="0"/>
-                <w:color w:val="000000"/>
-                <w:sz w:val="24"/>
-              </w:rPr>
-              <w:t xml:space="preserve"> For a sequence containing </w:t>
-            </w:r>
-            <w:r>
-              <w:rPr>
-                <w:rFonts w:ascii="Cambria Math" w:hAnsi="Cambria Math" w:eastAsia="Cambria Math"/>
-                <w:b w:val="0"/>
-                <w:i w:val="0"/>
-                <w:color w:val="000000"/>
-                <w:sz w:val="24"/>
-              </w:rPr>
-              <w:t>𝑁</w:t>
-            </w:r>
-            <w:r>
-              <w:rPr>
-                <w:rFonts w:ascii="Times New Roman" w:hAnsi="Times New Roman" w:eastAsia="Times New Roman"/>
-                <w:b w:val="0"/>
-                <w:i w:val="0"/>
-                <w:color w:val="000000"/>
-                <w:sz w:val="24"/>
-              </w:rPr>
-              <w:t xml:space="preserve">samples, the Discrete Fourier Transform is </w:t>
-            </w:r>
-            <w:r>
-              <w:rPr>
-                <w:rFonts w:ascii="Cambria Math" w:hAnsi="Cambria Math" w:eastAsia="Cambria Math"/>
-                <w:b w:val="0"/>
-                <w:i w:val="0"/>
-                <w:color w:val="000000"/>
-                <w:sz w:val="24"/>
-              </w:rPr>
-              <w:t>𝑁</w:t>
-            </w:r>
-            <w:r>
-              <w:rPr>
-                <w:rFonts w:ascii="Times New Roman" w:hAnsi="Times New Roman" w:eastAsia="Times New Roman"/>
-                <w:b w:val="0"/>
-                <w:i w:val="0"/>
-                <w:color w:val="000000"/>
-                <w:sz w:val="24"/>
-              </w:rPr>
-              <w:t xml:space="preserve">−1 </w:t>
-            </w:r>
-            <w:r>
-              <w:rPr>
-                <w:rFonts w:ascii="Cambria Math" w:hAnsi="Cambria Math" w:eastAsia="Cambria Math"/>
-                <w:b w:val="0"/>
-                <w:i w:val="0"/>
-                <w:color w:val="000000"/>
-                <w:sz w:val="24"/>
-              </w:rPr>
-              <w:t>𝑋</w:t>
-            </w:r>
-            <w:r>
-              <w:rPr>
-                <w:rFonts w:ascii="Times New Roman" w:hAnsi="Times New Roman" w:eastAsia="Times New Roman"/>
-                <w:b w:val="0"/>
-                <w:i w:val="0"/>
-                <w:color w:val="000000"/>
-                <w:sz w:val="24"/>
-              </w:rPr>
-              <w:t>[</w:t>
-            </w:r>
-            <w:r>
-              <w:rPr>
-                <w:rFonts w:ascii="Cambria Math" w:hAnsi="Cambria Math" w:eastAsia="Cambria Math"/>
-                <w:b w:val="0"/>
-                <w:i w:val="0"/>
-                <w:color w:val="000000"/>
-                <w:sz w:val="24"/>
-              </w:rPr>
-              <w:t>𝑘</w:t>
-            </w:r>
-            <w:r>
-              <w:rPr>
-                <w:rFonts w:ascii="Times New Roman" w:hAnsi="Times New Roman" w:eastAsia="Times New Roman"/>
-                <w:b w:val="0"/>
-                <w:i w:val="0"/>
-                <w:color w:val="000000"/>
-                <w:sz w:val="24"/>
-              </w:rPr>
-              <w:t>] = ∑</w:t>
-            </w:r>
-            <w:r>
-              <w:rPr>
-                <w:rFonts w:ascii="Cambria Math" w:hAnsi="Cambria Math" w:eastAsia="Cambria Math"/>
-                <w:b w:val="0"/>
-                <w:i w:val="0"/>
-                <w:color w:val="000000"/>
-                <w:sz w:val="24"/>
-              </w:rPr>
-              <w:t>𝑥𝑛</w:t>
-            </w:r>
-            <w:r>
-              <w:rPr>
-                <w:rFonts w:ascii="Times New Roman" w:hAnsi="Times New Roman" w:eastAsia="Times New Roman"/>
-                <w:b w:val="0"/>
-                <w:i w:val="0"/>
-                <w:color w:val="000000"/>
-                <w:sz w:val="24"/>
-              </w:rPr>
-              <w:t xml:space="preserve">=0 </w:t>
-            </w:r>
-            <w:r>
-              <w:br/>
-            </w:r>
-            <w:r>
-              <w:rPr>
-                <w:rFonts w:ascii="Times New Roman" w:hAnsi="Times New Roman" w:eastAsia="Times New Roman"/>
-                <w:b w:val="0"/>
-                <w:i w:val="0"/>
-                <w:color w:val="000000"/>
-                <w:sz w:val="24"/>
-              </w:rPr>
-              <w:t xml:space="preserve"> where: </w:t>
-            </w:r>
-            <w:r>
-              <w:br/>
-            </w:r>
-            <w:r>
-              <w:rPr>
-                <w:rFonts w:ascii="Times New Roman" w:hAnsi="Times New Roman" w:eastAsia="Times New Roman"/>
-                <w:b w:val="0"/>
-                <w:i w:val="0"/>
-                <w:color w:val="000000"/>
-                <w:sz w:val="24"/>
-              </w:rPr>
-              <w:t xml:space="preserve">• </w:t>
-            </w:r>
-            <w:r>
-              <w:rPr>
-                <w:rFonts w:ascii="Cambria Math" w:hAnsi="Cambria Math" w:eastAsia="Cambria Math"/>
-                <w:b w:val="0"/>
-                <w:i w:val="0"/>
-                <w:color w:val="000000"/>
-                <w:sz w:val="24"/>
-              </w:rPr>
-              <w:t>𝑥</w:t>
-            </w:r>
-            <w:r>
-              <w:rPr>
-                <w:rFonts w:ascii="Times New Roman" w:hAnsi="Times New Roman" w:eastAsia="Times New Roman"/>
-                <w:b w:val="0"/>
-                <w:i w:val="0"/>
-                <w:color w:val="000000"/>
-                <w:sz w:val="24"/>
-              </w:rPr>
-              <w:t>[</w:t>
-            </w:r>
-            <w:r>
-              <w:rPr>
-                <w:rFonts w:ascii="Cambria Math" w:hAnsi="Cambria Math" w:eastAsia="Cambria Math"/>
-                <w:b w:val="0"/>
-                <w:i w:val="0"/>
-                <w:color w:val="000000"/>
-                <w:sz w:val="24"/>
-              </w:rPr>
-              <w:t>𝑛</w:t>
-            </w:r>
-            <w:r>
-              <w:rPr>
-                <w:rFonts w:ascii="Times New Roman" w:hAnsi="Times New Roman" w:eastAsia="Times New Roman"/>
-                <w:b w:val="0"/>
-                <w:i w:val="0"/>
-                <w:color w:val="000000"/>
-                <w:sz w:val="24"/>
-              </w:rPr>
-              <w:t xml:space="preserve">]is the input signal. </w:t>
-            </w:r>
-          </w:p>
-          <w:p>
-            <w:pPr>
-              <w:autoSpaceDN w:val="0"/>
-              <w:autoSpaceDE w:val="0"/>
-              <w:widowControl/>
-              <w:spacing w:line="245" w:lineRule="auto" w:before="90" w:after="0"/>
-              <w:ind w:left="874" w:right="7056" w:firstLine="0"/>
-              <w:jc w:val="left"/>
-            </w:pPr>
-            <w:r>
-              <w:rPr>
-                <w:rFonts w:ascii="Times New Roman" w:hAnsi="Times New Roman" w:eastAsia="Times New Roman"/>
-                <w:b w:val="0"/>
-                <w:i w:val="0"/>
-                <w:color w:val="000000"/>
-                <w:sz w:val="24"/>
-              </w:rPr>
-              <w:t xml:space="preserve">• </w:t>
-            </w:r>
-            <w:r>
-              <w:rPr>
-                <w:rFonts w:ascii="Cambria Math" w:hAnsi="Cambria Math" w:eastAsia="Cambria Math"/>
-                <w:b w:val="0"/>
-                <w:i w:val="0"/>
-                <w:color w:val="000000"/>
-                <w:sz w:val="24"/>
-              </w:rPr>
-              <w:t>𝑋</w:t>
-            </w:r>
-            <w:r>
-              <w:rPr>
-                <w:rFonts w:ascii="Times New Roman" w:hAnsi="Times New Roman" w:eastAsia="Times New Roman"/>
-                <w:b w:val="0"/>
-                <w:i w:val="0"/>
-                <w:color w:val="000000"/>
-                <w:sz w:val="24"/>
-              </w:rPr>
-              <w:t>[</w:t>
-            </w:r>
-            <w:r>
-              <w:rPr>
-                <w:rFonts w:ascii="Cambria Math" w:hAnsi="Cambria Math" w:eastAsia="Cambria Math"/>
-                <w:b w:val="0"/>
-                <w:i w:val="0"/>
-                <w:color w:val="000000"/>
-                <w:sz w:val="24"/>
-              </w:rPr>
-              <w:t>𝑘</w:t>
-            </w:r>
-            <w:r>
-              <w:rPr>
-                <w:rFonts w:ascii="Times New Roman" w:hAnsi="Times New Roman" w:eastAsia="Times New Roman"/>
-                <w:b w:val="0"/>
-                <w:i w:val="0"/>
-                <w:color w:val="000000"/>
-                <w:sz w:val="24"/>
-              </w:rPr>
-              <w:t xml:space="preserve">]is the frequency-domain output. </w:t>
-            </w:r>
-            <w:r>
-              <w:br/>
-            </w:r>
-            <w:r>
-              <w:rPr>
-                <w:rFonts w:ascii="Times New Roman" w:hAnsi="Times New Roman" w:eastAsia="Times New Roman"/>
-                <w:b w:val="0"/>
-                <w:i w:val="0"/>
-                <w:color w:val="000000"/>
-                <w:sz w:val="24"/>
-              </w:rPr>
-              <w:t xml:space="preserve"> • </w:t>
-            </w:r>
-            <w:r>
-              <w:rPr>
-                <w:rFonts w:ascii="Cambria Math" w:hAnsi="Cambria Math" w:eastAsia="Cambria Math"/>
-                <w:b w:val="0"/>
-                <w:i w:val="0"/>
-                <w:color w:val="000000"/>
-                <w:sz w:val="24"/>
-              </w:rPr>
-              <w:t>𝑁</w:t>
-            </w:r>
-            <w:r>
-              <w:rPr>
-                <w:rFonts w:ascii="Times New Roman" w:hAnsi="Times New Roman" w:eastAsia="Times New Roman"/>
-                <w:b w:val="0"/>
-                <w:i w:val="0"/>
-                <w:color w:val="000000"/>
-                <w:sz w:val="24"/>
-              </w:rPr>
-              <w:t xml:space="preserve">is the number of samples. </w:t>
-            </w:r>
-          </w:p>
-          <w:p>
-            <w:pPr>
-              <w:autoSpaceDN w:val="0"/>
-              <w:autoSpaceDE w:val="0"/>
-              <w:widowControl/>
-              <w:spacing w:line="245" w:lineRule="auto" w:before="226" w:after="0"/>
-              <w:ind w:left="874" w:right="3168" w:firstLine="0"/>
-              <w:jc w:val="left"/>
-            </w:pPr>
-            <w:r>
-              <w:rPr>
-                <w:rFonts w:ascii="Times New Roman" w:hAnsi="Times New Roman" w:eastAsia="Times New Roman"/>
-                <w:b w:val="0"/>
-                <w:i w:val="0"/>
-                <w:color w:val="000000"/>
-                <w:sz w:val="24"/>
-              </w:rPr>
-              <w:t xml:space="preserve">• </w:t>
-            </w:r>
-            <w:r>
-              <w:rPr>
-                <w:rFonts w:ascii="Cambria Math" w:hAnsi="Cambria Math" w:eastAsia="Cambria Math"/>
-                <w:b w:val="0"/>
-                <w:i w:val="0"/>
-                <w:color w:val="000000"/>
-                <w:sz w:val="24"/>
-              </w:rPr>
-              <w:t>𝑗</w:t>
-            </w:r>
-            <w:r>
-              <w:rPr>
-                <w:rFonts w:ascii="Times New Roman" w:hAnsi="Times New Roman" w:eastAsia="Times New Roman"/>
-                <w:b w:val="0"/>
-                <w:i w:val="0"/>
-                <w:color w:val="000000"/>
-                <w:sz w:val="24"/>
-              </w:rPr>
-              <w:t>=√−1 .  [</w:t>
-            </w:r>
-            <w:r>
-              <w:rPr>
-                <w:rFonts w:ascii="Cambria Math" w:hAnsi="Cambria Math" w:eastAsia="Cambria Math"/>
-                <w:b w:val="0"/>
-                <w:i w:val="0"/>
-                <w:color w:val="000000"/>
-                <w:sz w:val="24"/>
-              </w:rPr>
-              <w:t>𝑛</w:t>
-            </w:r>
-            <w:r>
-              <w:rPr>
-                <w:rFonts w:ascii="Times New Roman" w:hAnsi="Times New Roman" w:eastAsia="Times New Roman"/>
-                <w:b w:val="0"/>
-                <w:i w:val="0"/>
-                <w:color w:val="000000"/>
-                <w:sz w:val="24"/>
-              </w:rPr>
-              <w:t>]</w:t>
-            </w:r>
-            <w:r>
-              <w:rPr>
-                <w:rFonts w:ascii="Cambria Math" w:hAnsi="Cambria Math" w:eastAsia="Cambria Math"/>
-                <w:b w:val="0"/>
-                <w:i w:val="0"/>
-                <w:color w:val="000000"/>
-                <w:sz w:val="24"/>
-              </w:rPr>
-              <w:t>𝑒</w:t>
-            </w:r>
-            <w:r>
-              <w:rPr>
-                <w:rFonts w:ascii="Times New Roman" w:hAnsi="Times New Roman" w:eastAsia="Times New Roman"/>
-                <w:b w:val="0"/>
-                <w:i w:val="0"/>
-                <w:color w:val="000000"/>
-                <w:sz w:val="24"/>
-              </w:rPr>
-              <w:t>−</w:t>
-            </w:r>
-            <w:r>
-              <w:rPr>
-                <w:rFonts w:ascii="Cambria Math" w:hAnsi="Cambria Math" w:eastAsia="Cambria Math"/>
-                <w:b w:val="0"/>
-                <w:i w:val="0"/>
-                <w:color w:val="000000"/>
-                <w:sz w:val="24"/>
-              </w:rPr>
-              <w:t>𝑗</w:t>
-            </w:r>
-            <w:r>
-              <w:rPr>
-                <w:rFonts w:ascii="Times New Roman" w:hAnsi="Times New Roman" w:eastAsia="Times New Roman"/>
-                <w:b w:val="0"/>
-                <w:i w:val="0"/>
-                <w:color w:val="000000"/>
-                <w:sz w:val="24"/>
-              </w:rPr>
-              <w:t>2</w:t>
-            </w:r>
-            <w:r>
-              <w:rPr>
-                <w:rFonts w:ascii="Cambria Math" w:hAnsi="Cambria Math" w:eastAsia="Cambria Math"/>
-                <w:b w:val="0"/>
-                <w:i w:val="0"/>
-                <w:color w:val="000000"/>
-                <w:sz w:val="24"/>
-              </w:rPr>
-              <w:t>𝜋𝑘𝑛</w:t>
-            </w:r>
-            <w:r>
-              <w:rPr>
-                <w:rFonts w:ascii="Times New Roman" w:hAnsi="Times New Roman" w:eastAsia="Times New Roman"/>
-                <w:b w:val="0"/>
-                <w:i w:val="0"/>
-                <w:color w:val="000000"/>
-                <w:sz w:val="24"/>
-              </w:rPr>
-              <w:t>/</w:t>
-            </w:r>
-            <w:r>
-              <w:rPr>
-                <w:rFonts w:ascii="Cambria Math" w:hAnsi="Cambria Math" w:eastAsia="Cambria Math"/>
-                <w:b w:val="0"/>
-                <w:i w:val="0"/>
-                <w:color w:val="000000"/>
-                <w:sz w:val="24"/>
-              </w:rPr>
-              <w:t>𝑁</w:t>
-            </w:r>
-            <w:r>
-              <w:br/>
-            </w:r>
-            <w:r>
-              <w:rPr>
-                <w:rFonts w:ascii="Times New Roman" w:hAnsi="Times New Roman" w:eastAsia="Times New Roman"/>
-                <w:b w:val="0"/>
-                <w:i w:val="0"/>
-                <w:color w:val="000000"/>
-                <w:sz w:val="24"/>
-              </w:rPr>
-              <w:t xml:space="preserve">Directly implementing this equation requires approximately </w:t>
-            </w:r>
-            <w:r>
-              <w:rPr>
-                <w:rFonts w:ascii="Cambria Math" w:hAnsi="Cambria Math" w:eastAsia="Cambria Math"/>
-                <w:b w:val="0"/>
-                <w:i w:val="0"/>
-                <w:color w:val="000000"/>
-                <w:sz w:val="24"/>
-              </w:rPr>
-              <w:t>𝑁^</w:t>
-            </w:r>
-            <w:r>
-              <w:rPr>
-                <w:rFonts w:ascii="Times New Roman" w:hAnsi="Times New Roman" w:eastAsia="Times New Roman"/>
-                <w:b w:val="0"/>
-                <w:i w:val="0"/>
-                <w:color w:val="000000"/>
-                <w:sz w:val="24"/>
-              </w:rPr>
-              <w:t xml:space="preserve">2 calculations. </w:t>
-            </w:r>
-            <w:r>
-              <w:rPr>
-                <w:rFonts w:ascii="Times New Roman" w:hAnsi="Times New Roman" w:eastAsia="Times New Roman"/>
-                <w:b w:val="0"/>
-                <w:i w:val="0"/>
-                <w:color w:val="000000"/>
-                <w:sz w:val="24"/>
-              </w:rPr>
-              <w:t xml:space="preserve">Its time complexity is therefore </w:t>
-            </w:r>
-            <w:r>
-              <w:rPr>
-                <w:rFonts w:ascii="Cambria Math" w:hAnsi="Cambria Math" w:eastAsia="Cambria Math"/>
-                <w:b w:val="0"/>
-                <w:i w:val="0"/>
-                <w:color w:val="000000"/>
-                <w:sz w:val="24"/>
-              </w:rPr>
-              <w:t>𝑂</w:t>
-            </w:r>
-            <w:r>
-              <w:rPr>
-                <w:rFonts w:ascii="Times New Roman" w:hAnsi="Times New Roman" w:eastAsia="Times New Roman"/>
-                <w:b w:val="0"/>
-                <w:i w:val="0"/>
-                <w:color w:val="000000"/>
-                <w:sz w:val="24"/>
-              </w:rPr>
-              <w:t>(</w:t>
-            </w:r>
-            <w:r>
-              <w:rPr>
-                <w:rFonts w:ascii="Cambria Math" w:hAnsi="Cambria Math" w:eastAsia="Cambria Math"/>
-                <w:b w:val="0"/>
-                <w:i w:val="0"/>
-                <w:color w:val="000000"/>
-                <w:sz w:val="24"/>
-              </w:rPr>
-              <w:t>𝑁^</w:t>
-            </w:r>
-            <w:r>
-              <w:rPr>
-                <w:rFonts w:ascii="Times New Roman" w:hAnsi="Times New Roman" w:eastAsia="Times New Roman"/>
-                <w:b w:val="0"/>
-                <w:i w:val="0"/>
-                <w:color w:val="000000"/>
-                <w:sz w:val="24"/>
-              </w:rPr>
-              <w:t xml:space="preserve">2). </w:t>
-            </w:r>
-          </w:p>
-          <w:p>
-            <w:pPr>
-              <w:autoSpaceDN w:val="0"/>
-              <w:autoSpaceDE w:val="0"/>
-              <w:widowControl/>
-              <w:spacing w:line="245" w:lineRule="auto" w:before="222" w:after="0"/>
-              <w:ind w:left="874" w:right="1584" w:firstLine="0"/>
-              <w:jc w:val="left"/>
-            </w:pPr>
-            <w:r>
-              <w:rPr>
-                <w:rFonts w:ascii="Times New Roman" w:hAnsi="Times New Roman" w:eastAsia="Times New Roman"/>
-                <w:b w:val="0"/>
-                <w:i w:val="0"/>
-                <w:color w:val="000000"/>
-                <w:sz w:val="24"/>
-              </w:rPr>
-              <w:t xml:space="preserve">The Fast Fourier Transform (FFT) calculates the same result more efficiently using divide and </w:t>
-            </w:r>
-            <w:r>
-              <w:rPr>
-                <w:rFonts w:ascii="Times New Roman" w:hAnsi="Times New Roman" w:eastAsia="Times New Roman"/>
-                <w:b w:val="0"/>
-                <w:i w:val="0"/>
-                <w:color w:val="000000"/>
-                <w:sz w:val="24"/>
-              </w:rPr>
-              <w:t xml:space="preserve">conquer. </w:t>
-            </w:r>
-          </w:p>
-          <w:p>
-            <w:pPr>
-              <w:autoSpaceDN w:val="0"/>
-              <w:autoSpaceDE w:val="0"/>
-              <w:widowControl/>
-              <w:spacing w:line="286" w:lineRule="auto" w:before="278" w:after="0"/>
-              <w:ind w:left="874" w:right="4320" w:firstLine="0"/>
-              <w:jc w:val="left"/>
-            </w:pPr>
-            <w:r>
-              <w:rPr>
-                <w:rFonts w:ascii="Times New Roman" w:hAnsi="Times New Roman" w:eastAsia="Times New Roman"/>
-                <w:b w:val="0"/>
-                <w:i w:val="0"/>
-                <w:color w:val="000000"/>
-                <w:sz w:val="24"/>
-              </w:rPr>
-              <w:t xml:space="preserve">Uses </w:t>
-            </w:r>
-            <w:r>
-              <w:br/>
-            </w:r>
-            <w:r>
-              <w:rPr>
-                <w:rFonts w:ascii="Times New Roman" w:hAnsi="Times New Roman" w:eastAsia="Times New Roman"/>
-                <w:b w:val="0"/>
-                <w:i w:val="0"/>
-                <w:color w:val="000000"/>
-                <w:sz w:val="24"/>
-              </w:rPr>
-              <w:t xml:space="preserve">• Audio and Image Processing: Compresses MP3 files and JPEGs. </w:t>
-            </w:r>
-          </w:p>
-          <w:p>
-            <w:pPr>
-              <w:autoSpaceDN w:val="0"/>
-              <w:autoSpaceDE w:val="0"/>
-              <w:widowControl/>
-              <w:spacing w:line="230" w:lineRule="auto" w:before="372" w:after="0"/>
-              <w:ind w:left="874" w:right="0" w:firstLine="0"/>
-              <w:jc w:val="left"/>
-            </w:pPr>
-            <w:r>
-              <w:rPr>
-                <w:rFonts w:ascii="Times New Roman" w:hAnsi="Times New Roman" w:eastAsia="Times New Roman"/>
-                <w:b w:val="0"/>
-                <w:i w:val="0"/>
-                <w:color w:val="000000"/>
-                <w:sz w:val="24"/>
-              </w:rPr>
-              <w:t xml:space="preserve">• Telecommunications: Decodes Wi-Fi, radio, and digital cable signals. </w:t>
-            </w:r>
-          </w:p>
-          <w:p>
-            <w:pPr>
-              <w:autoSpaceDN w:val="0"/>
-              <w:autoSpaceDE w:val="0"/>
-              <w:widowControl/>
-              <w:spacing w:line="230" w:lineRule="auto" w:before="254" w:after="0"/>
-              <w:ind w:left="874" w:right="0" w:firstLine="0"/>
-              <w:jc w:val="left"/>
-            </w:pPr>
-            <w:r>
-              <w:rPr>
-                <w:rFonts w:ascii="Times New Roman" w:hAnsi="Times New Roman" w:eastAsia="Times New Roman"/>
-                <w:b w:val="0"/>
-                <w:i w:val="0"/>
-                <w:color w:val="000000"/>
-                <w:sz w:val="24"/>
-              </w:rPr>
-              <w:t xml:space="preserve"> • Science and Medicine: Powers MRI scans, seismic monitoring, and vibration analysis. </w:t>
-            </w:r>
-          </w:p>
-          <w:p>
-            <w:pPr>
-              <w:autoSpaceDN w:val="0"/>
-              <w:autoSpaceDE w:val="0"/>
-              <w:widowControl/>
-              <w:spacing w:line="324" w:lineRule="auto" w:before="260" w:after="0"/>
-              <w:ind w:left="874" w:right="576" w:firstLine="0"/>
-              <w:jc w:val="left"/>
-            </w:pPr>
-            <w:r>
-              <w:rPr>
-                <w:rFonts w:ascii="Times New Roman" w:hAnsi="Times New Roman" w:eastAsia="Times New Roman"/>
-                <w:b w:val="0"/>
-                <w:i w:val="0"/>
-                <w:color w:val="000000"/>
-                <w:sz w:val="24"/>
-              </w:rPr>
-              <w:t xml:space="preserve"> Divide-and-conquer idea: The input sequence is divided into two smaller sequences: </w:t>
-            </w:r>
-            <w:r>
-              <w:br/>
-            </w:r>
-            <w:r>
-              <w:rPr>
-                <w:rFonts w:ascii="Times New Roman" w:hAnsi="Times New Roman" w:eastAsia="Times New Roman"/>
-                <w:b w:val="0"/>
-                <w:i w:val="0"/>
-                <w:color w:val="000000"/>
-                <w:sz w:val="24"/>
-              </w:rPr>
-              <w:t xml:space="preserve"> • Samples at even indices </w:t>
-            </w:r>
-            <w:r>
-              <w:br/>
-            </w:r>
-            <w:r>
-              <w:rPr>
-                <w:rFonts w:ascii="Times New Roman" w:hAnsi="Times New Roman" w:eastAsia="Times New Roman"/>
-                <w:b w:val="0"/>
-                <w:i w:val="0"/>
-                <w:color w:val="000000"/>
-                <w:sz w:val="24"/>
-              </w:rPr>
-              <w:t xml:space="preserve"> • Samples at odd indices </w:t>
-            </w:r>
-            <w:r>
-              <w:br/>
-            </w:r>
-            <w:r>
-              <w:rPr>
-                <w:rFonts w:ascii="Times New Roman" w:hAnsi="Times New Roman" w:eastAsia="Times New Roman"/>
-                <w:b w:val="0"/>
-                <w:i w:val="0"/>
-                <w:color w:val="000000"/>
-                <w:sz w:val="24"/>
-              </w:rPr>
-              <w:t xml:space="preserve">For example: Input: [1, 2, 3, 4] Even-indexed samples: [1, 3] Odd-indexed samples:  [2, 4] The Fourier </w:t>
-            </w:r>
-            <w:r>
-              <w:rPr>
-                <w:rFonts w:ascii="Times New Roman" w:hAnsi="Times New Roman" w:eastAsia="Times New Roman"/>
-                <w:b w:val="0"/>
-                <w:i w:val="0"/>
-                <w:color w:val="000000"/>
-                <w:sz w:val="24"/>
-              </w:rPr>
-              <w:t xml:space="preserve">Transform is recursively calculated for both parts. Their results are then combined using complex </w:t>
-            </w:r>
-            <w:r>
-              <w:rPr>
-                <w:rFonts w:ascii="Times New Roman" w:hAnsi="Times New Roman" w:eastAsia="Times New Roman"/>
-                <w:b w:val="0"/>
-                <w:i w:val="0"/>
-                <w:color w:val="000000"/>
-                <w:sz w:val="24"/>
-              </w:rPr>
-              <w:t xml:space="preserve">exponential factors called twiddle factors. The process is: 1. Divide the input into even- and odd-indexed </w:t>
-            </w:r>
-            <w:r>
-              <w:rPr>
-                <w:rFonts w:ascii="Times New Roman" w:hAnsi="Times New Roman" w:eastAsia="Times New Roman"/>
-                <w:b w:val="0"/>
-                <w:i w:val="0"/>
-                <w:color w:val="000000"/>
-                <w:sz w:val="24"/>
-              </w:rPr>
-              <w:t xml:space="preserve">samples.  2. Recursively calculate the FFT of both parts.  3. Combine their results.  4. Stop when only </w:t>
-            </w:r>
-            <w:r>
-              <w:rPr>
-                <w:rFonts w:ascii="Times New Roman" w:hAnsi="Times New Roman" w:eastAsia="Times New Roman"/>
-                <w:b w:val="0"/>
-                <w:i w:val="0"/>
-                <w:color w:val="000000"/>
-                <w:sz w:val="24"/>
-              </w:rPr>
-              <w:t xml:space="preserve">one element remains.  . </w:t>
-            </w:r>
-          </w:p>
-        </w:tc>
-      </w:tr>
-    </w:tbl>
-    <w:p>
-      <w:pPr>
-        <w:autoSpaceDN w:val="0"/>
-        <w:autoSpaceDE w:val="0"/>
-        <w:widowControl/>
-        <w:spacing w:line="14" w:lineRule="exact" w:before="0" w:after="0"/>
-        <w:ind w:left="0" w:right="0"/>
-      </w:pPr>
-    </w:p>
-    <w:p>
-      <w:pPr>
-        <w:sectPr>
-          <w:pgSz w:w="12240" w:h="15840"/>
-          <w:pgMar w:top="130" w:right="244" w:bottom="136" w:left="250" w:header="720" w:footer="720" w:gutter="0"/>
-          <w:cols/>
-          <w:docGrid w:linePitch="360"/>
-        </w:sectPr>
-      </w:pPr>
-    </w:p>
-    <w:p>
-      <w:pPr>
-        <w:autoSpaceDN w:val="0"/>
-        <w:autoSpaceDE w:val="0"/>
-        <w:widowControl/>
-        <w:spacing w:line="130" w:lineRule="exact" w:before="0" w:after="0"/>
-        <w:ind w:left="0" w:right="0"/>
-      </w:pPr>
-    </w:p>
-    <w:tbl>
-      <w:tblPr>
-        <w:tblW w:type="auto" w:w="0"/>
-        <w:tblLayout w:type="fixed"/>
-        <w:tblLook w:firstColumn="1" w:firstRow="1" w:lastColumn="0" w:lastRow="0" w:noHBand="0" w:noVBand="1" w:val="04A0"/>
-        <w:tblInd w:w="8.000000000000007" w:type="dxa"/>
-      </w:tblPr>
-      <w:tblGrid>
-        <w:gridCol w:w="11746"/>
-      </w:tblGrid>
-      <w:tr>
-        <w:trPr>
-          <w:trHeight w:hRule="exact" w:val="15272"/>
-        </w:trPr>
-        <w:tc>
-          <w:tcPr>
-            <w:tcW w:type="dxa" w:w="11708"/>
-            <w:tcBorders>
-              <w:start w:sz="6.400000000000006" w:val="single" w:color="#000000"/>
-              <w:top w:sz="6.400000000000006" w:val="single" w:color="#000000"/>
-              <w:end w:sz="8.0" w:val="single" w:color="#000000"/>
-              <w:bottom w:sz="7.199999999999818" w:val="single" w:color="#000000"/>
-            </w:tcBorders>
-            <w:tcMar>
-              <w:start w:w="0" w:type="dxa"/>
-              <w:end w:w="0" w:type="dxa"/>
-            </w:tcMar>
-          </w:tcPr>
-          <w:p>
-            <w:pPr>
-              <w:autoSpaceDN w:val="0"/>
-              <w:autoSpaceDE w:val="0"/>
-              <w:widowControl/>
-              <w:spacing w:line="230" w:lineRule="auto" w:before="672" w:after="0"/>
-              <w:ind w:left="874" w:right="0" w:firstLine="0"/>
-              <w:jc w:val="left"/>
-            </w:pPr>
-            <w:r>
-              <w:rPr>
-                <w:rFonts w:ascii="Times New Roman" w:hAnsi="Times New Roman" w:eastAsia="Times New Roman"/>
-                <w:b w:val="0"/>
-                <w:i w:val="0"/>
-                <w:color w:val="000000"/>
-                <w:sz w:val="24"/>
-              </w:rPr>
-              <w:t xml:space="preserve">. </w:t>
-            </w:r>
-          </w:p>
-          <w:p>
-            <w:pPr>
-              <w:autoSpaceDN w:val="0"/>
-              <w:autoSpaceDE w:val="0"/>
-              <w:widowControl/>
-              <w:spacing w:line="355" w:lineRule="auto" w:before="260" w:after="0"/>
-              <w:ind w:left="874" w:right="7776" w:firstLine="0"/>
-              <w:jc w:val="left"/>
-            </w:pPr>
-            <w:r>
-              <w:rPr>
-                <w:rFonts w:ascii="Times New Roman" w:hAnsi="Times New Roman" w:eastAsia="Times New Roman"/>
-                <w:b/>
-                <w:i w:val="0"/>
-                <w:color w:val="000000"/>
-                <w:sz w:val="24"/>
-              </w:rPr>
-              <w:t xml:space="preserve">Code: </w:t>
-            </w:r>
-            <w:r>
-              <w:br/>
-            </w:r>
-            <w:r>
-              <w:rPr>
-                <w:rFonts w:ascii="Times New Roman" w:hAnsi="Times New Roman" w:eastAsia="Times New Roman"/>
-                <w:b w:val="0"/>
-                <w:i w:val="0"/>
-                <w:color w:val="000000"/>
-                <w:sz w:val="24"/>
-              </w:rPr>
-              <w:t xml:space="preserve">import numpy as np </w:t>
-            </w:r>
-            <w:r>
-              <w:br/>
-            </w:r>
-            <w:r>
-              <w:rPr>
-                <w:rFonts w:ascii="Times New Roman" w:hAnsi="Times New Roman" w:eastAsia="Times New Roman"/>
-                <w:b w:val="0"/>
-                <w:i w:val="0"/>
-                <w:color w:val="000000"/>
-                <w:sz w:val="24"/>
-              </w:rPr>
-              <w:t xml:space="preserve">import pandas as pd </w:t>
-            </w:r>
-            <w:r>
-              <w:br/>
-            </w:r>
-            <w:r>
-              <w:rPr>
-                <w:rFonts w:ascii="Times New Roman" w:hAnsi="Times New Roman" w:eastAsia="Times New Roman"/>
-                <w:b w:val="0"/>
-                <w:i w:val="0"/>
-                <w:color w:val="000000"/>
-                <w:sz w:val="24"/>
-              </w:rPr>
-              <w:t xml:space="preserve">import matplotlib.pyplot as plt </w:t>
-            </w:r>
-          </w:p>
-          <w:p>
-            <w:pPr>
-              <w:autoSpaceDN w:val="0"/>
-              <w:autoSpaceDE w:val="0"/>
-              <w:widowControl/>
-              <w:spacing w:line="286" w:lineRule="auto" w:before="958" w:after="0"/>
-              <w:ind w:left="874" w:right="4608" w:firstLine="0"/>
-              <w:jc w:val="left"/>
-            </w:pPr>
-            <w:r>
-              <w:rPr>
-                <w:rFonts w:ascii="Times New Roman" w:hAnsi="Times New Roman" w:eastAsia="Times New Roman"/>
-                <w:b w:val="0"/>
-                <w:i w:val="0"/>
-                <w:color w:val="000000"/>
-                <w:sz w:val="24"/>
-              </w:rPr>
-              <w:t xml:space="preserve">#Loading real weather data </w:t>
-            </w:r>
-            <w:r>
-              <w:br/>
-            </w:r>
-            <w:r>
-              <w:rPr>
-                <w:rFonts w:ascii="Times New Roman" w:hAnsi="Times New Roman" w:eastAsia="Times New Roman"/>
-                <w:b w:val="0"/>
-                <w:i w:val="0"/>
-                <w:color w:val="000000"/>
-                <w:sz w:val="24"/>
-              </w:rPr>
-              <w:t xml:space="preserve">file_path = r"Assignment/india_2000_2024_daily_weather.csv" </w:t>
-            </w:r>
-          </w:p>
-          <w:p>
-            <w:pPr>
-              <w:autoSpaceDN w:val="0"/>
-              <w:autoSpaceDE w:val="0"/>
-              <w:widowControl/>
-              <w:spacing w:line="286" w:lineRule="auto" w:before="900" w:after="0"/>
-              <w:ind w:left="874" w:right="6912" w:firstLine="0"/>
-              <w:jc w:val="left"/>
-            </w:pPr>
-            <w:r>
-              <w:rPr>
-                <w:rFonts w:ascii="Times New Roman" w:hAnsi="Times New Roman" w:eastAsia="Times New Roman"/>
-                <w:b w:val="0"/>
-                <w:i w:val="0"/>
-                <w:color w:val="000000"/>
-                <w:sz w:val="24"/>
-              </w:rPr>
-              <w:t xml:space="preserve">df = pd.read_csv(file_path) </w:t>
-            </w:r>
-            <w:r>
-              <w:br/>
-            </w:r>
-            <w:r>
-              <w:rPr>
-                <w:rFonts w:ascii="Times New Roman" w:hAnsi="Times New Roman" w:eastAsia="Times New Roman"/>
-                <w:b w:val="0"/>
-                <w:i w:val="0"/>
-                <w:color w:val="000000"/>
-                <w:sz w:val="24"/>
-              </w:rPr>
-              <w:t xml:space="preserve">df["date"] = pd.to_datetime(df["date"]) </w:t>
-            </w:r>
-          </w:p>
-          <w:p>
-            <w:pPr>
-              <w:autoSpaceDN w:val="0"/>
-              <w:autoSpaceDE w:val="0"/>
-              <w:widowControl/>
-              <w:spacing w:line="286" w:lineRule="auto" w:before="894" w:after="0"/>
-              <w:ind w:left="874" w:right="9072" w:firstLine="0"/>
-              <w:jc w:val="left"/>
-            </w:pPr>
-            <w:r>
-              <w:rPr>
-                <w:rFonts w:ascii="Times New Roman" w:hAnsi="Times New Roman" w:eastAsia="Times New Roman"/>
-                <w:b w:val="0"/>
-                <w:i w:val="0"/>
-                <w:color w:val="000000"/>
-                <w:sz w:val="24"/>
-              </w:rPr>
-              <w:t xml:space="preserve">#Using delhi </w:t>
-            </w:r>
-            <w:r>
-              <w:br/>
-            </w:r>
-            <w:r>
-              <w:rPr>
-                <w:rFonts w:ascii="Times New Roman" w:hAnsi="Times New Roman" w:eastAsia="Times New Roman"/>
-                <w:b w:val="0"/>
-                <w:i w:val="0"/>
-                <w:color w:val="000000"/>
-                <w:sz w:val="24"/>
-              </w:rPr>
-              <w:t xml:space="preserve">city = "Kolkata" </w:t>
-            </w:r>
-          </w:p>
-          <w:p>
-            <w:pPr>
-              <w:autoSpaceDN w:val="0"/>
-              <w:autoSpaceDE w:val="0"/>
-              <w:widowControl/>
-              <w:spacing w:line="230" w:lineRule="auto" w:before="892" w:after="0"/>
-              <w:ind w:left="874" w:right="0" w:firstLine="0"/>
-              <w:jc w:val="left"/>
-            </w:pPr>
-            <w:r>
-              <w:rPr>
-                <w:rFonts w:ascii="Times New Roman" w:hAnsi="Times New Roman" w:eastAsia="Times New Roman"/>
-                <w:b w:val="0"/>
-                <w:i w:val="0"/>
-                <w:color w:val="000000"/>
-                <w:sz w:val="24"/>
-              </w:rPr>
-              <w:t xml:space="preserve">data = (df[df["city"] == city].sort_values("date").reset_index(drop=True)) </w:t>
-            </w:r>
-          </w:p>
-          <w:p>
-            <w:pPr>
-              <w:autoSpaceDN w:val="0"/>
-              <w:autoSpaceDE w:val="0"/>
-              <w:widowControl/>
-              <w:spacing w:line="329" w:lineRule="auto" w:before="776" w:after="0"/>
-              <w:ind w:left="874" w:right="3312" w:firstLine="0"/>
-              <w:jc w:val="left"/>
-            </w:pPr>
-            <w:r>
-              <w:rPr>
-                <w:rFonts w:ascii="Times New Roman" w:hAnsi="Times New Roman" w:eastAsia="Times New Roman"/>
-                <w:b w:val="0"/>
-                <w:i w:val="0"/>
-                <w:color w:val="000000"/>
-                <w:sz w:val="24"/>
-              </w:rPr>
-              <w:t xml:space="preserve">print("City:", city) </w:t>
-            </w:r>
-            <w:r>
-              <w:br/>
-            </w:r>
-            <w:r>
-              <w:rPr>
-                <w:rFonts w:ascii="Times New Roman" w:hAnsi="Times New Roman" w:eastAsia="Times New Roman"/>
-                <w:b w:val="0"/>
-                <w:i w:val="0"/>
-                <w:color w:val="000000"/>
-                <w:sz w:val="24"/>
-              </w:rPr>
-              <w:t xml:space="preserve">print("Observations:", len(data)) </w:t>
-            </w:r>
-            <w:r>
-              <w:br/>
-            </w:r>
-            <w:r>
-              <w:rPr>
-                <w:rFonts w:ascii="Times New Roman" w:hAnsi="Times New Roman" w:eastAsia="Times New Roman"/>
-                <w:b w:val="0"/>
-                <w:i w:val="0"/>
-                <w:color w:val="000000"/>
-                <w:sz w:val="24"/>
-              </w:rPr>
-              <w:t xml:space="preserve">print("Date range:", data["date"].min().date(),"to", data["date"].max().date()) </w:t>
-            </w:r>
-          </w:p>
-          <w:p>
-            <w:pPr>
-              <w:autoSpaceDN w:val="0"/>
-              <w:autoSpaceDE w:val="0"/>
-              <w:widowControl/>
-              <w:spacing w:line="288" w:lineRule="auto" w:before="940" w:after="0"/>
-              <w:ind w:left="874" w:right="4176" w:firstLine="0"/>
-              <w:jc w:val="left"/>
-            </w:pPr>
-            <w:r>
-              <w:rPr>
-                <w:rFonts w:ascii="Times New Roman" w:hAnsi="Times New Roman" w:eastAsia="Times New Roman"/>
-                <w:b w:val="0"/>
-                <w:i w:val="0"/>
-                <w:color w:val="000000"/>
-                <w:sz w:val="24"/>
-              </w:rPr>
-              <w:t xml:space="preserve">#1)Fourier Series : Temperature Reconstruction </w:t>
-            </w:r>
-            <w:r>
-              <w:br/>
-            </w:r>
-            <w:r>
-              <w:rPr>
-                <w:rFonts w:ascii="Times New Roman" w:hAnsi="Times New Roman" w:eastAsia="Times New Roman"/>
-                <w:b w:val="0"/>
-                <w:i w:val="0"/>
-                <w:color w:val="000000"/>
-                <w:sz w:val="24"/>
-              </w:rPr>
-              <w:t xml:space="preserve">temperature = data["temperature_2m_max"].to_numpy(dtype=float) </w:t>
-            </w:r>
-          </w:p>
-          <w:p>
-            <w:pPr>
-              <w:autoSpaceDN w:val="0"/>
-              <w:autoSpaceDE w:val="0"/>
-              <w:widowControl/>
-              <w:spacing w:line="286" w:lineRule="auto" w:before="894" w:after="0"/>
-              <w:ind w:left="874" w:right="8640" w:firstLine="0"/>
-              <w:jc w:val="left"/>
-            </w:pPr>
-            <w:r>
-              <w:rPr>
-                <w:rFonts w:ascii="Times New Roman" w:hAnsi="Times New Roman" w:eastAsia="Times New Roman"/>
-                <w:b w:val="0"/>
-                <w:i w:val="0"/>
-                <w:color w:val="000000"/>
-                <w:sz w:val="24"/>
-              </w:rPr>
-              <w:t xml:space="preserve">N = len(temperature) </w:t>
-            </w:r>
-            <w:r>
-              <w:br/>
-            </w:r>
-            <w:r>
-              <w:rPr>
-                <w:rFonts w:ascii="Times New Roman" w:hAnsi="Times New Roman" w:eastAsia="Times New Roman"/>
-                <w:b w:val="0"/>
-                <w:i w:val="0"/>
-                <w:color w:val="000000"/>
-                <w:sz w:val="24"/>
-              </w:rPr>
-              <w:t xml:space="preserve">t = np.arange(N) </w:t>
-            </w:r>
-          </w:p>
-          <w:p>
-            <w:pPr>
-              <w:autoSpaceDN w:val="0"/>
-              <w:autoSpaceDE w:val="0"/>
-              <w:widowControl/>
-              <w:spacing w:line="230" w:lineRule="auto" w:before="892" w:after="0"/>
-              <w:ind w:left="874" w:right="0" w:firstLine="0"/>
-              <w:jc w:val="left"/>
-            </w:pPr>
-            <w:r>
-              <w:rPr>
-                <w:rFonts w:ascii="Times New Roman" w:hAnsi="Times New Roman" w:eastAsia="Times New Roman"/>
-                <w:b w:val="0"/>
-                <w:i w:val="0"/>
-                <w:color w:val="000000"/>
-                <w:sz w:val="24"/>
-              </w:rPr>
-              <w:t xml:space="preserve"># Approximate number of days in one year </w:t>
-            </w:r>
-          </w:p>
-        </w:tc>
-      </w:tr>
-    </w:tbl>
-    <w:p>
-      <w:pPr>
-        <w:autoSpaceDN w:val="0"/>
-        <w:autoSpaceDE w:val="0"/>
-        <w:widowControl/>
-        <w:spacing w:line="14" w:lineRule="exact" w:before="0" w:after="0"/>
-        <w:ind w:left="0" w:right="0"/>
-      </w:pPr>
-    </w:p>
-    <w:p>
-      <w:pPr>
-        <w:sectPr>
-          <w:pgSz w:w="12240" w:h="15840"/>
-          <w:pgMar w:top="130" w:right="244" w:bottom="136" w:left="250" w:header="720" w:footer="720" w:gutter="0"/>
-          <w:cols/>
-          <w:docGrid w:linePitch="360"/>
-        </w:sectPr>
-      </w:pPr>
-    </w:p>
-    <w:p>
-      <w:pPr>
-        <w:autoSpaceDN w:val="0"/>
-        <w:autoSpaceDE w:val="0"/>
-        <w:widowControl/>
-        <w:spacing w:line="130" w:lineRule="exact" w:before="0" w:after="0"/>
-        <w:ind w:left="0" w:right="0"/>
-      </w:pPr>
-    </w:p>
-    <w:tbl>
-      <w:tblPr>
-        <w:tblW w:type="auto" w:w="0"/>
-        <w:tblLayout w:type="fixed"/>
-        <w:tblLook w:firstColumn="1" w:firstRow="1" w:lastColumn="0" w:lastRow="0" w:noHBand="0" w:noVBand="1" w:val="04A0"/>
-        <w:tblInd w:w="8.000000000000007" w:type="dxa"/>
-      </w:tblPr>
-      <w:tblGrid>
-        <w:gridCol w:w="11746"/>
-      </w:tblGrid>
-      <w:tr>
-        <w:trPr>
-          <w:trHeight w:hRule="exact" w:val="15272"/>
-        </w:trPr>
-        <w:tc>
-          <w:tcPr>
-            <w:tcW w:type="dxa" w:w="11708"/>
-            <w:tcBorders>
-              <w:start w:sz="6.400000000000006" w:val="single" w:color="#000000"/>
-              <w:top w:sz="6.400000000000006" w:val="single" w:color="#000000"/>
-              <w:end w:sz="8.0" w:val="single" w:color="#000000"/>
-              <w:bottom w:sz="7.199999999999818" w:val="single" w:color="#000000"/>
-            </w:tcBorders>
-            <w:tcMar>
-              <w:start w:w="0" w:type="dxa"/>
-              <w:end w:w="0" w:type="dxa"/>
-            </w:tcMar>
-          </w:tcPr>
-          <w:p>
-            <w:pPr>
-              <w:autoSpaceDN w:val="0"/>
-              <w:autoSpaceDE w:val="0"/>
-              <w:widowControl/>
-              <w:spacing w:line="230" w:lineRule="auto" w:before="672" w:after="0"/>
-              <w:ind w:left="874" w:right="0" w:firstLine="0"/>
-              <w:jc w:val="left"/>
-            </w:pPr>
-            <w:r>
-              <w:rPr>
-                <w:rFonts w:ascii="Times New Roman" w:hAnsi="Times New Roman" w:eastAsia="Times New Roman"/>
-                <w:b w:val="0"/>
-                <w:i w:val="0"/>
-                <w:color w:val="000000"/>
-                <w:sz w:val="24"/>
-              </w:rPr>
-              <w:t xml:space="preserve">YEAR = 365.2425 </w:t>
-            </w:r>
-          </w:p>
-          <w:p>
-            <w:pPr>
-              <w:autoSpaceDN w:val="0"/>
-              <w:autoSpaceDE w:val="0"/>
-              <w:widowControl/>
-              <w:spacing w:line="286" w:lineRule="auto" w:before="778" w:after="0"/>
-              <w:ind w:left="874" w:right="7632" w:firstLine="0"/>
-              <w:jc w:val="left"/>
-            </w:pPr>
-            <w:r>
-              <w:rPr>
-                <w:rFonts w:ascii="Times New Roman" w:hAnsi="Times New Roman" w:eastAsia="Times New Roman"/>
-                <w:b w:val="0"/>
-                <w:i w:val="0"/>
-                <w:color w:val="000000"/>
-                <w:sz w:val="24"/>
-              </w:rPr>
-              <w:t xml:space="preserve"># Number of Fourier harmonics </w:t>
-            </w:r>
-            <w:r>
-              <w:br/>
-            </w:r>
-            <w:r>
-              <w:rPr>
-                <w:rFonts w:ascii="Times New Roman" w:hAnsi="Times New Roman" w:eastAsia="Times New Roman"/>
-                <w:b w:val="0"/>
-                <w:i w:val="0"/>
-                <w:color w:val="000000"/>
-                <w:sz w:val="24"/>
-              </w:rPr>
-              <w:t xml:space="preserve">K = 6 </w:t>
-            </w:r>
-          </w:p>
-          <w:p>
-            <w:pPr>
-              <w:autoSpaceDN w:val="0"/>
-              <w:autoSpaceDE w:val="0"/>
-              <w:widowControl/>
-              <w:spacing w:line="384" w:lineRule="auto" w:before="894" w:after="0"/>
-              <w:ind w:left="874" w:right="4032" w:firstLine="0"/>
-              <w:jc w:val="left"/>
-            </w:pPr>
-            <w:r>
-              <w:rPr>
-                <w:rFonts w:ascii="Times New Roman" w:hAnsi="Times New Roman" w:eastAsia="Times New Roman"/>
-                <w:b w:val="0"/>
-                <w:i w:val="0"/>
-                <w:color w:val="000000"/>
-                <w:sz w:val="24"/>
-              </w:rPr>
-              <w:t xml:space="preserve"># Constant component </w:t>
-            </w:r>
-            <w:r>
-              <w:br/>
-            </w:r>
-            <w:r>
-              <w:rPr>
-                <w:rFonts w:ascii="Times New Roman" w:hAnsi="Times New Roman" w:eastAsia="Times New Roman"/>
-                <w:b w:val="0"/>
-                <w:i w:val="0"/>
-                <w:color w:val="000000"/>
-                <w:sz w:val="24"/>
-              </w:rPr>
-              <w:t xml:space="preserve">a0 = np.mean(temperature) </w:t>
-            </w:r>
-            <w:r>
-              <w:br/>
-            </w:r>
-            <w:r>
-              <w:rPr>
-                <w:rFonts w:ascii="Times New Roman" w:hAnsi="Times New Roman" w:eastAsia="Times New Roman"/>
-                <w:b w:val="0"/>
-                <w:i w:val="0"/>
-                <w:color w:val="000000"/>
-                <w:sz w:val="24"/>
-              </w:rPr>
-              <w:t xml:space="preserve">reconstructed = np.full(N, a0) </w:t>
-            </w:r>
-            <w:r>
-              <w:br/>
-            </w:r>
-            <w:r>
-              <w:rPr>
-                <w:rFonts w:ascii="Times New Roman" w:hAnsi="Times New Roman" w:eastAsia="Times New Roman"/>
-                <w:b w:val="0"/>
-                <w:i w:val="0"/>
-                <w:color w:val="000000"/>
-                <w:sz w:val="24"/>
-              </w:rPr>
-              <w:t xml:space="preserve">for n in range(1, K + 1): </w:t>
-            </w:r>
-            <w:r>
-              <w:br/>
-            </w:r>
-            <w:r>
-              <w:rPr>
-                <w:rFonts w:ascii="Times New Roman" w:hAnsi="Times New Roman" w:eastAsia="Times New Roman"/>
-                <w:b w:val="0"/>
-                <w:i w:val="0"/>
-                <w:color w:val="000000"/>
-                <w:sz w:val="24"/>
-              </w:rPr>
-              <w:t xml:space="preserve"> an = (2 / N) * np.sum(temperature *np.cos(2*np.pi*n*t/YEAR))  bn </w:t>
-            </w:r>
-            <w:r>
-              <w:rPr>
-                <w:rFonts w:ascii="Times New Roman" w:hAnsi="Times New Roman" w:eastAsia="Times New Roman"/>
-                <w:b w:val="0"/>
-                <w:i w:val="0"/>
-                <w:color w:val="000000"/>
-                <w:sz w:val="24"/>
-              </w:rPr>
-              <w:t xml:space="preserve">= (2 / N)*np.sum(temperature*np.sin(2*np.pi*n*t/ YEAR)) </w:t>
-            </w:r>
-          </w:p>
-          <w:p>
-            <w:pPr>
-              <w:autoSpaceDN w:val="0"/>
-              <w:autoSpaceDE w:val="0"/>
-              <w:widowControl/>
-              <w:spacing w:line="230" w:lineRule="auto" w:before="970" w:after="0"/>
-              <w:ind w:left="1054" w:right="0" w:firstLine="0"/>
-              <w:jc w:val="left"/>
-            </w:pPr>
-            <w:r>
-              <w:rPr>
-                <w:rFonts w:ascii="Times New Roman" w:hAnsi="Times New Roman" w:eastAsia="Times New Roman"/>
-                <w:b w:val="0"/>
-                <w:i w:val="0"/>
-                <w:color w:val="000000"/>
-                <w:sz w:val="24"/>
-              </w:rPr>
-              <w:t xml:space="preserve"> reconstructed += (an * np.cos(2 * np.pi * n * t / YEAR)+ bn * np.sin(2 * np.pi * n * t / YEAR)) </w:t>
-            </w:r>
-          </w:p>
-          <w:p>
-            <w:pPr>
-              <w:autoSpaceDN w:val="0"/>
-              <w:autoSpaceDE w:val="0"/>
-              <w:widowControl/>
-              <w:spacing w:line="329" w:lineRule="auto" w:before="778" w:after="0"/>
-              <w:ind w:left="874" w:right="4896" w:firstLine="0"/>
-              <w:jc w:val="left"/>
-            </w:pPr>
-            <w:r>
-              <w:rPr>
-                <w:rFonts w:ascii="Times New Roman" w:hAnsi="Times New Roman" w:eastAsia="Times New Roman"/>
-                <w:b w:val="0"/>
-                <w:i w:val="0"/>
-                <w:color w:val="000000"/>
-                <w:sz w:val="24"/>
-              </w:rPr>
-              <w:t xml:space="preserve"># Calculate errors </w:t>
-            </w:r>
-            <w:r>
-              <w:br/>
-            </w:r>
-            <w:r>
-              <w:rPr>
-                <w:rFonts w:ascii="Times New Roman" w:hAnsi="Times New Roman" w:eastAsia="Times New Roman"/>
-                <w:b w:val="0"/>
-                <w:i w:val="0"/>
-                <w:color w:val="000000"/>
-                <w:sz w:val="24"/>
-              </w:rPr>
-              <w:t xml:space="preserve">rmse = np.sqrt(np.mean((temperature - reconstructed) ** 2)) </w:t>
-            </w:r>
-            <w:r>
-              <w:rPr>
-                <w:rFonts w:ascii="Times New Roman" w:hAnsi="Times New Roman" w:eastAsia="Times New Roman"/>
-                <w:b w:val="0"/>
-                <w:i w:val="0"/>
-                <w:color w:val="000000"/>
-                <w:sz w:val="24"/>
-              </w:rPr>
-              <w:t xml:space="preserve">mae = np.mean(np.abs(temperature - reconstructed)) </w:t>
-            </w:r>
-          </w:p>
-          <w:p>
-            <w:pPr>
-              <w:autoSpaceDN w:val="0"/>
-              <w:autoSpaceDE w:val="0"/>
-              <w:widowControl/>
-              <w:spacing w:line="372" w:lineRule="auto" w:before="940" w:after="0"/>
-              <w:ind w:left="874" w:right="6048" w:firstLine="0"/>
-              <w:jc w:val="left"/>
-            </w:pPr>
-            <w:r>
-              <w:rPr>
-                <w:rFonts w:ascii="Times New Roman" w:hAnsi="Times New Roman" w:eastAsia="Times New Roman"/>
-                <w:b w:val="0"/>
-                <w:i w:val="0"/>
-                <w:color w:val="000000"/>
-                <w:sz w:val="24"/>
-              </w:rPr>
-              <w:t xml:space="preserve">print("\nFOURIER SERIES") </w:t>
-            </w:r>
-            <w:r>
-              <w:br/>
-            </w:r>
-            <w:r>
-              <w:rPr>
-                <w:rFonts w:ascii="Times New Roman" w:hAnsi="Times New Roman" w:eastAsia="Times New Roman"/>
-                <w:b w:val="0"/>
-                <w:i w:val="0"/>
-                <w:color w:val="000000"/>
-                <w:sz w:val="24"/>
-              </w:rPr>
-              <w:t xml:space="preserve">print("Variable: Daily Maximum Temperature") </w:t>
-            </w:r>
-            <w:r>
-              <w:br/>
-            </w:r>
-            <w:r>
-              <w:rPr>
-                <w:rFonts w:ascii="Times New Roman" w:hAnsi="Times New Roman" w:eastAsia="Times New Roman"/>
-                <w:b w:val="0"/>
-                <w:i w:val="0"/>
-                <w:color w:val="000000"/>
-                <w:sz w:val="24"/>
-              </w:rPr>
-              <w:t xml:space="preserve">print("Harmonics:", K) </w:t>
-            </w:r>
-            <w:r>
-              <w:br/>
-            </w:r>
-            <w:r>
-              <w:rPr>
-                <w:rFonts w:ascii="Times New Roman" w:hAnsi="Times New Roman" w:eastAsia="Times New Roman"/>
-                <w:b w:val="0"/>
-                <w:i w:val="0"/>
-                <w:color w:val="000000"/>
-                <w:sz w:val="24"/>
-              </w:rPr>
-              <w:t xml:space="preserve">print("RMSE:", round(rmse, 3), "°C") </w:t>
-            </w:r>
-            <w:r>
-              <w:br/>
-            </w:r>
-            <w:r>
-              <w:rPr>
-                <w:rFonts w:ascii="Times New Roman" w:hAnsi="Times New Roman" w:eastAsia="Times New Roman"/>
-                <w:b w:val="0"/>
-                <w:i w:val="0"/>
-                <w:color w:val="000000"/>
-                <w:sz w:val="24"/>
-              </w:rPr>
-              <w:t xml:space="preserve">print("MAE :", round(mae, 3), "°C") </w:t>
-            </w:r>
-          </w:p>
-          <w:p>
-            <w:pPr>
-              <w:autoSpaceDN w:val="0"/>
-              <w:autoSpaceDE w:val="0"/>
-              <w:widowControl/>
-              <w:spacing w:line="288" w:lineRule="auto" w:before="970" w:after="0"/>
-              <w:ind w:left="874" w:right="6624" w:firstLine="0"/>
-              <w:jc w:val="left"/>
-            </w:pPr>
-            <w:r>
-              <w:rPr>
-                <w:rFonts w:ascii="Times New Roman" w:hAnsi="Times New Roman" w:eastAsia="Times New Roman"/>
-                <w:b w:val="0"/>
-                <w:i w:val="0"/>
-                <w:color w:val="000000"/>
-                <w:sz w:val="24"/>
-              </w:rPr>
-              <w:t xml:space="preserve"># Plot actual vs reconstructed temperature </w:t>
-            </w:r>
-            <w:r>
-              <w:br/>
-            </w:r>
-            <w:r>
-              <w:rPr>
-                <w:rFonts w:ascii="Times New Roman" w:hAnsi="Times New Roman" w:eastAsia="Times New Roman"/>
-                <w:b w:val="0"/>
-                <w:i w:val="0"/>
-                <w:color w:val="000000"/>
-                <w:sz w:val="24"/>
-              </w:rPr>
-              <w:t xml:space="preserve">plt.figure(figsize=(14, 5)) </w:t>
-            </w:r>
-          </w:p>
-          <w:p>
-            <w:pPr>
-              <w:autoSpaceDN w:val="0"/>
-              <w:autoSpaceDE w:val="0"/>
-              <w:widowControl/>
-              <w:spacing w:line="230" w:lineRule="auto" w:before="888" w:after="0"/>
-              <w:ind w:left="874" w:right="0" w:firstLine="0"/>
-              <w:jc w:val="left"/>
-            </w:pPr>
-            <w:r>
-              <w:rPr>
-                <w:rFonts w:ascii="Times New Roman" w:hAnsi="Times New Roman" w:eastAsia="Times New Roman"/>
-                <w:b w:val="0"/>
-                <w:i w:val="0"/>
-                <w:color w:val="000000"/>
-                <w:sz w:val="24"/>
-              </w:rPr>
-              <w:t xml:space="preserve">plt.plot(data["date"],temperature,label="Actual Temperature",linewidth=0.7) </w:t>
-            </w:r>
-          </w:p>
-        </w:tc>
-      </w:tr>
-    </w:tbl>
-    <w:p>
-      <w:pPr>
-        <w:autoSpaceDN w:val="0"/>
-        <w:autoSpaceDE w:val="0"/>
-        <w:widowControl/>
-        <w:spacing w:line="14" w:lineRule="exact" w:before="0" w:after="0"/>
-        <w:ind w:left="0" w:right="0"/>
-      </w:pPr>
-    </w:p>
-    <w:p>
-      <w:pPr>
-        <w:sectPr>
-          <w:pgSz w:w="12240" w:h="15840"/>
-          <w:pgMar w:top="130" w:right="244" w:bottom="136" w:left="250" w:header="720" w:footer="720" w:gutter="0"/>
-          <w:cols/>
-          <w:docGrid w:linePitch="360"/>
-        </w:sectPr>
-      </w:pPr>
-    </w:p>
-    <w:p>
-      <w:pPr>
-        <w:autoSpaceDN w:val="0"/>
-        <w:autoSpaceDE w:val="0"/>
-        <w:widowControl/>
-        <w:spacing w:line="130" w:lineRule="exact" w:before="0" w:after="0"/>
-        <w:ind w:left="0" w:right="0"/>
-      </w:pPr>
-    </w:p>
-    <w:tbl>
-      <w:tblPr>
-        <w:tblW w:type="auto" w:w="0"/>
-        <w:tblLayout w:type="fixed"/>
-        <w:tblLook w:firstColumn="1" w:firstRow="1" w:lastColumn="0" w:lastRow="0" w:noHBand="0" w:noVBand="1" w:val="04A0"/>
-        <w:tblInd w:w="8.000000000000007" w:type="dxa"/>
-      </w:tblPr>
-      <w:tblGrid>
-        <w:gridCol w:w="11746"/>
-      </w:tblGrid>
-      <w:tr>
-        <w:trPr>
-          <w:trHeight w:hRule="exact" w:val="15272"/>
-        </w:trPr>
-        <w:tc>
-          <w:tcPr>
-            <w:tcW w:type="dxa" w:w="11708"/>
-            <w:tcBorders>
-              <w:start w:sz="6.400000000000006" w:val="single" w:color="#000000"/>
-              <w:top w:sz="6.400000000000006" w:val="single" w:color="#000000"/>
-              <w:end w:sz="8.0" w:val="single" w:color="#000000"/>
-              <w:bottom w:sz="7.199999999999818" w:val="single" w:color="#000000"/>
-            </w:tcBorders>
-            <w:tcMar>
-              <w:start w:w="0" w:type="dxa"/>
-              <w:end w:w="0" w:type="dxa"/>
-            </w:tcMar>
-          </w:tcPr>
-          <w:p>
-            <w:pPr>
-              <w:autoSpaceDN w:val="0"/>
-              <w:autoSpaceDE w:val="0"/>
-              <w:widowControl/>
-              <w:spacing w:line="230" w:lineRule="auto" w:before="1188" w:after="0"/>
-              <w:ind w:left="874" w:right="0" w:firstLine="0"/>
-              <w:jc w:val="left"/>
-            </w:pPr>
-            <w:r>
-              <w:rPr>
-                <w:rFonts w:ascii="Times New Roman" w:hAnsi="Times New Roman" w:eastAsia="Times New Roman"/>
-                <w:b w:val="0"/>
-                <w:i w:val="0"/>
-                <w:color w:val="000000"/>
-                <w:sz w:val="24"/>
-              </w:rPr>
-              <w:t xml:space="preserve">plt.plot(data["date"],reconstructed,label="Fourier Series Reconstruction",linewidth=2) </w:t>
-            </w:r>
-          </w:p>
-          <w:p>
-            <w:pPr>
-              <w:autoSpaceDN w:val="0"/>
-              <w:autoSpaceDE w:val="0"/>
-              <w:widowControl/>
-              <w:spacing w:line="230" w:lineRule="auto" w:before="782" w:after="0"/>
-              <w:ind w:left="874" w:right="0" w:firstLine="0"/>
-              <w:jc w:val="left"/>
-            </w:pPr>
-            <w:r>
-              <w:rPr>
-                <w:rFonts w:ascii="Times New Roman" w:hAnsi="Times New Roman" w:eastAsia="Times New Roman"/>
-                <w:b w:val="0"/>
-                <w:i w:val="0"/>
-                <w:color w:val="000000"/>
-                <w:sz w:val="24"/>
-              </w:rPr>
-              <w:t xml:space="preserve">plt.xlabel("Date") </w:t>
-            </w:r>
-          </w:p>
-          <w:p>
-            <w:pPr>
-              <w:autoSpaceDN w:val="0"/>
-              <w:autoSpaceDE w:val="0"/>
-              <w:widowControl/>
-              <w:spacing w:line="230" w:lineRule="auto" w:before="218" w:after="0"/>
-              <w:ind w:left="874" w:right="0" w:firstLine="0"/>
-              <w:jc w:val="left"/>
-            </w:pPr>
-            <w:r>
-              <w:rPr>
-                <w:rFonts w:ascii="Times New Roman" w:hAnsi="Times New Roman" w:eastAsia="Times New Roman"/>
-                <w:b w:val="0"/>
-                <w:i w:val="0"/>
-                <w:color w:val="000000"/>
-                <w:sz w:val="24"/>
-              </w:rPr>
-              <w:t xml:space="preserve">plt.ylabel("Temperature (°C)") </w:t>
-            </w:r>
-          </w:p>
-          <w:p>
-            <w:pPr>
-              <w:autoSpaceDN w:val="0"/>
-              <w:autoSpaceDE w:val="0"/>
-              <w:widowControl/>
-              <w:spacing w:line="230" w:lineRule="auto" w:before="216" w:after="0"/>
-              <w:ind w:left="874" w:right="0" w:firstLine="0"/>
-              <w:jc w:val="left"/>
-            </w:pPr>
-            <w:r>
-              <w:rPr>
-                <w:rFonts w:ascii="Times New Roman" w:hAnsi="Times New Roman" w:eastAsia="Times New Roman"/>
-                <w:b w:val="0"/>
-                <w:i w:val="0"/>
-                <w:color w:val="000000"/>
-                <w:sz w:val="24"/>
-              </w:rPr>
-              <w:t xml:space="preserve">plt.title("Delhi Temperature - Fourier Series Reconstruction") </w:t>
-            </w:r>
-          </w:p>
-          <w:p>
-            <w:pPr>
-              <w:autoSpaceDN w:val="0"/>
-              <w:autoSpaceDE w:val="0"/>
-              <w:widowControl/>
-              <w:spacing w:line="230" w:lineRule="auto" w:before="216" w:after="0"/>
-              <w:ind w:left="874" w:right="0" w:firstLine="0"/>
-              <w:jc w:val="left"/>
-            </w:pPr>
-            <w:r>
-              <w:rPr>
-                <w:rFonts w:ascii="Times New Roman" w:hAnsi="Times New Roman" w:eastAsia="Times New Roman"/>
-                <w:b w:val="0"/>
-                <w:i w:val="0"/>
-                <w:color w:val="000000"/>
-                <w:sz w:val="24"/>
-              </w:rPr>
-              <w:t xml:space="preserve">plt.legend() </w:t>
-            </w:r>
-          </w:p>
-          <w:p>
-            <w:pPr>
-              <w:autoSpaceDN w:val="0"/>
-              <w:autoSpaceDE w:val="0"/>
-              <w:widowControl/>
-              <w:spacing w:line="230" w:lineRule="auto" w:before="216" w:after="0"/>
-              <w:ind w:left="874" w:right="0" w:firstLine="0"/>
-              <w:jc w:val="left"/>
-            </w:pPr>
-            <w:r>
-              <w:rPr>
-                <w:rFonts w:ascii="Times New Roman" w:hAnsi="Times New Roman" w:eastAsia="Times New Roman"/>
-                <w:b w:val="0"/>
-                <w:i w:val="0"/>
-                <w:color w:val="000000"/>
-                <w:sz w:val="24"/>
-              </w:rPr>
-              <w:t xml:space="preserve">plt.grid(True) </w:t>
-            </w:r>
-          </w:p>
-          <w:p>
-            <w:pPr>
-              <w:autoSpaceDN w:val="0"/>
-              <w:autoSpaceDE w:val="0"/>
-              <w:widowControl/>
-              <w:spacing w:line="230" w:lineRule="auto" w:before="218" w:after="0"/>
-              <w:ind w:left="874" w:right="0" w:firstLine="0"/>
-              <w:jc w:val="left"/>
-            </w:pPr>
-            <w:r>
-              <w:rPr>
-                <w:rFonts w:ascii="Times New Roman" w:hAnsi="Times New Roman" w:eastAsia="Times New Roman"/>
-                <w:b w:val="0"/>
-                <w:i w:val="0"/>
-                <w:color w:val="000000"/>
-                <w:sz w:val="24"/>
-              </w:rPr>
-              <w:t xml:space="preserve">plt.tight_layout() </w:t>
-            </w:r>
-          </w:p>
-          <w:p>
-            <w:pPr>
-              <w:autoSpaceDN w:val="0"/>
-              <w:autoSpaceDE w:val="0"/>
-              <w:widowControl/>
-              <w:spacing w:line="230" w:lineRule="auto" w:before="218" w:after="0"/>
-              <w:ind w:left="874" w:right="0" w:firstLine="0"/>
-              <w:jc w:val="left"/>
-            </w:pPr>
-            <w:r>
-              <w:rPr>
-                <w:rFonts w:ascii="Times New Roman" w:hAnsi="Times New Roman" w:eastAsia="Times New Roman"/>
-                <w:b w:val="0"/>
-                <w:i w:val="0"/>
-                <w:color w:val="000000"/>
-                <w:sz w:val="24"/>
-              </w:rPr>
-              <w:t xml:space="preserve">plt.show() </w:t>
-            </w:r>
-          </w:p>
-          <w:p>
-            <w:pPr>
-              <w:autoSpaceDN w:val="0"/>
-              <w:autoSpaceDE w:val="0"/>
-              <w:widowControl/>
-              <w:spacing w:line="286" w:lineRule="auto" w:before="988" w:after="0"/>
-              <w:ind w:left="874" w:right="4896" w:firstLine="0"/>
-              <w:jc w:val="left"/>
-            </w:pPr>
-            <w:r>
-              <w:rPr>
-                <w:rFonts w:ascii="Times New Roman" w:hAnsi="Times New Roman" w:eastAsia="Times New Roman"/>
-                <w:b w:val="0"/>
-                <w:i w:val="0"/>
-                <w:color w:val="000000"/>
-                <w:sz w:val="24"/>
-              </w:rPr>
-              <w:t xml:space="preserve">#2)DFT/FFT : Rainfall Frequency Analysis </w:t>
-            </w:r>
-            <w:r>
-              <w:br/>
-            </w:r>
-            <w:r>
-              <w:rPr>
-                <w:rFonts w:ascii="Times New Roman" w:hAnsi="Times New Roman" w:eastAsia="Times New Roman"/>
-                <w:b w:val="0"/>
-                <w:i w:val="0"/>
-                <w:color w:val="000000"/>
-                <w:sz w:val="24"/>
-              </w:rPr>
-              <w:t xml:space="preserve">rainfall = data["precipitation_sum"].to_numpy(dtype=float) </w:t>
-            </w:r>
-          </w:p>
-          <w:p>
-            <w:pPr>
-              <w:autoSpaceDN w:val="0"/>
-              <w:autoSpaceDE w:val="0"/>
-              <w:widowControl/>
-              <w:spacing w:line="286" w:lineRule="auto" w:before="898" w:after="0"/>
-              <w:ind w:left="874" w:right="6192" w:firstLine="0"/>
-              <w:jc w:val="left"/>
-            </w:pPr>
-            <w:r>
-              <w:rPr>
-                <w:rFonts w:ascii="Times New Roman" w:hAnsi="Times New Roman" w:eastAsia="Times New Roman"/>
-                <w:b w:val="0"/>
-                <w:i w:val="0"/>
-                <w:color w:val="000000"/>
-                <w:sz w:val="24"/>
-              </w:rPr>
-              <w:t xml:space="preserve"># Remove mean </w:t>
-            </w:r>
-            <w:r>
-              <w:br/>
-            </w:r>
-            <w:r>
-              <w:rPr>
-                <w:rFonts w:ascii="Times New Roman" w:hAnsi="Times New Roman" w:eastAsia="Times New Roman"/>
-                <w:b w:val="0"/>
-                <w:i w:val="0"/>
-                <w:color w:val="000000"/>
-                <w:sz w:val="24"/>
-              </w:rPr>
-              <w:t xml:space="preserve">rainfall_centered = rainfall - np.mean(rainfall) </w:t>
-            </w:r>
-          </w:p>
-          <w:p>
-            <w:pPr>
-              <w:autoSpaceDN w:val="0"/>
-              <w:autoSpaceDE w:val="0"/>
-              <w:widowControl/>
-              <w:spacing w:line="283" w:lineRule="auto" w:before="898" w:after="0"/>
-              <w:ind w:left="874" w:right="6912" w:firstLine="0"/>
-              <w:jc w:val="left"/>
-            </w:pPr>
-            <w:r>
-              <w:rPr>
-                <w:rFonts w:ascii="Times New Roman" w:hAnsi="Times New Roman" w:eastAsia="Times New Roman"/>
-                <w:b w:val="0"/>
-                <w:i w:val="0"/>
-                <w:color w:val="000000"/>
-                <w:sz w:val="24"/>
-              </w:rPr>
-              <w:t xml:space="preserve"># FFT computes the DFT efficiently </w:t>
-            </w:r>
-            <w:r>
-              <w:br/>
-            </w:r>
-            <w:r>
-              <w:rPr>
-                <w:rFonts w:ascii="Times New Roman" w:hAnsi="Times New Roman" w:eastAsia="Times New Roman"/>
-                <w:b w:val="0"/>
-                <w:i w:val="0"/>
-                <w:color w:val="000000"/>
-                <w:sz w:val="24"/>
-              </w:rPr>
-              <w:t xml:space="preserve">fft_result = np.fft.fft(rainfall_centered) </w:t>
-            </w:r>
-          </w:p>
-          <w:p>
-            <w:pPr>
-              <w:autoSpaceDN w:val="0"/>
-              <w:autoSpaceDE w:val="0"/>
-              <w:widowControl/>
-              <w:spacing w:line="286" w:lineRule="auto" w:before="896" w:after="0"/>
-              <w:ind w:left="874" w:right="7344" w:firstLine="0"/>
-              <w:jc w:val="left"/>
-            </w:pPr>
-            <w:r>
-              <w:rPr>
-                <w:rFonts w:ascii="Times New Roman" w:hAnsi="Times New Roman" w:eastAsia="Times New Roman"/>
-                <w:b w:val="0"/>
-                <w:i w:val="0"/>
-                <w:color w:val="000000"/>
-                <w:sz w:val="24"/>
-              </w:rPr>
-              <w:t xml:space="preserve"># Sampling interval = 1 day </w:t>
-            </w:r>
-            <w:r>
-              <w:br/>
-            </w:r>
-            <w:r>
-              <w:rPr>
-                <w:rFonts w:ascii="Times New Roman" w:hAnsi="Times New Roman" w:eastAsia="Times New Roman"/>
-                <w:b w:val="0"/>
-                <w:i w:val="0"/>
-                <w:color w:val="000000"/>
-                <w:sz w:val="24"/>
-              </w:rPr>
-              <w:t xml:space="preserve">frequencies = np.fft.fftfreq(N, d=1) </w:t>
-            </w:r>
-          </w:p>
-          <w:p>
-            <w:pPr>
-              <w:autoSpaceDN w:val="0"/>
-              <w:autoSpaceDE w:val="0"/>
-              <w:widowControl/>
-              <w:spacing w:line="286" w:lineRule="auto" w:before="898" w:after="0"/>
-              <w:ind w:left="874" w:right="8064" w:firstLine="0"/>
-              <w:jc w:val="left"/>
-            </w:pPr>
-            <w:r>
-              <w:rPr>
-                <w:rFonts w:ascii="Times New Roman" w:hAnsi="Times New Roman" w:eastAsia="Times New Roman"/>
-                <w:b w:val="0"/>
-                <w:i w:val="0"/>
-                <w:color w:val="000000"/>
-                <w:sz w:val="24"/>
-              </w:rPr>
-              <w:t xml:space="preserve"># Only positive frequencies </w:t>
-            </w:r>
-            <w:r>
-              <w:br/>
-            </w:r>
-            <w:r>
-              <w:rPr>
-                <w:rFonts w:ascii="Times New Roman" w:hAnsi="Times New Roman" w:eastAsia="Times New Roman"/>
-                <w:b w:val="0"/>
-                <w:i w:val="0"/>
-                <w:color w:val="000000"/>
-                <w:sz w:val="24"/>
-              </w:rPr>
-              <w:t xml:space="preserve">positive = frequencies &gt; 0 </w:t>
-            </w:r>
-          </w:p>
-          <w:p>
-            <w:pPr>
-              <w:autoSpaceDN w:val="0"/>
-              <w:autoSpaceDE w:val="0"/>
-              <w:widowControl/>
-              <w:spacing w:line="286" w:lineRule="auto" w:before="898" w:after="0"/>
-              <w:ind w:left="874" w:right="6048" w:firstLine="0"/>
-              <w:jc w:val="left"/>
-            </w:pPr>
-            <w:r>
-              <w:rPr>
-                <w:rFonts w:ascii="Times New Roman" w:hAnsi="Times New Roman" w:eastAsia="Times New Roman"/>
-                <w:b w:val="0"/>
-                <w:i w:val="0"/>
-                <w:color w:val="000000"/>
-                <w:sz w:val="24"/>
-              </w:rPr>
-              <w:t xml:space="preserve">freq = frequencies[positive] </w:t>
-            </w:r>
-            <w:r>
-              <w:br/>
-            </w:r>
-            <w:r>
-              <w:rPr>
-                <w:rFonts w:ascii="Times New Roman" w:hAnsi="Times New Roman" w:eastAsia="Times New Roman"/>
-                <w:b w:val="0"/>
-                <w:i w:val="0"/>
-                <w:color w:val="000000"/>
-                <w:sz w:val="24"/>
-              </w:rPr>
-              <w:t xml:space="preserve">amplitude = (2 / N) * np.abs(fft_result[positive]) </w:t>
-            </w:r>
-          </w:p>
-        </w:tc>
-      </w:tr>
-    </w:tbl>
-    <w:p>
-      <w:pPr>
-        <w:autoSpaceDN w:val="0"/>
-        <w:autoSpaceDE w:val="0"/>
-        <w:widowControl/>
-        <w:spacing w:line="14" w:lineRule="exact" w:before="0" w:after="0"/>
-        <w:ind w:left="0" w:right="0"/>
-      </w:pPr>
-    </w:p>
-    <w:p>
-      <w:pPr>
-        <w:sectPr>
-          <w:pgSz w:w="12240" w:h="15840"/>
-          <w:pgMar w:top="130" w:right="244" w:bottom="136" w:left="250" w:header="720" w:footer="720" w:gutter="0"/>
-          <w:cols/>
-          <w:docGrid w:linePitch="360"/>
-        </w:sectPr>
-      </w:pPr>
-    </w:p>
-    <w:p>
-      <w:pPr>
-        <w:autoSpaceDN w:val="0"/>
-        <w:autoSpaceDE w:val="0"/>
-        <w:widowControl/>
-        <w:spacing w:line="130" w:lineRule="exact" w:before="0" w:after="0"/>
-        <w:ind w:left="0" w:right="0"/>
-      </w:pPr>
-    </w:p>
-    <w:tbl>
-      <w:tblPr>
-        <w:tblW w:type="auto" w:w="0"/>
-        <w:tblLayout w:type="fixed"/>
-        <w:tblLook w:firstColumn="1" w:firstRow="1" w:lastColumn="0" w:lastRow="0" w:noHBand="0" w:noVBand="1" w:val="04A0"/>
-        <w:tblInd w:w="8.000000000000007" w:type="dxa"/>
-      </w:tblPr>
-      <w:tblGrid>
-        <w:gridCol w:w="11746"/>
-      </w:tblGrid>
-      <w:tr>
-        <w:trPr>
-          <w:trHeight w:hRule="exact" w:val="15272"/>
-        </w:trPr>
-        <w:tc>
-          <w:tcPr>
-            <w:tcW w:type="dxa" w:w="11708"/>
-            <w:tcBorders>
-              <w:start w:sz="6.400000000000006" w:val="single" w:color="#000000"/>
-              <w:top w:sz="6.400000000000006" w:val="single" w:color="#000000"/>
-              <w:end w:sz="8.0" w:val="single" w:color="#000000"/>
-              <w:bottom w:sz="7.199999999999818" w:val="single" w:color="#000000"/>
-            </w:tcBorders>
-            <w:tcMar>
-              <w:start w:w="0" w:type="dxa"/>
-              <w:end w:w="0" w:type="dxa"/>
-            </w:tcMar>
-          </w:tcPr>
-          <w:p>
-            <w:pPr>
-              <w:autoSpaceDN w:val="0"/>
-              <w:autoSpaceDE w:val="0"/>
-              <w:widowControl/>
-              <w:spacing w:line="288" w:lineRule="auto" w:before="1198" w:after="0"/>
-              <w:ind w:left="874" w:right="7776" w:firstLine="0"/>
-              <w:jc w:val="left"/>
-            </w:pPr>
-            <w:r>
-              <w:rPr>
-                <w:rFonts w:ascii="Times New Roman" w:hAnsi="Times New Roman" w:eastAsia="Times New Roman"/>
-                <w:b w:val="0"/>
-                <w:i w:val="0"/>
-                <w:color w:val="000000"/>
-                <w:sz w:val="24"/>
-              </w:rPr>
-              <w:t xml:space="preserve"># Strongest frequency </w:t>
-            </w:r>
-            <w:r>
-              <w:br/>
-            </w:r>
-            <w:r>
-              <w:rPr>
-                <w:rFonts w:ascii="Times New Roman" w:hAnsi="Times New Roman" w:eastAsia="Times New Roman"/>
-                <w:b w:val="0"/>
-                <w:i w:val="0"/>
-                <w:color w:val="000000"/>
-                <w:sz w:val="24"/>
-              </w:rPr>
-              <w:t xml:space="preserve">index = np.argmax(amplitude) </w:t>
-            </w:r>
-          </w:p>
-          <w:p>
-            <w:pPr>
-              <w:autoSpaceDN w:val="0"/>
-              <w:autoSpaceDE w:val="0"/>
-              <w:widowControl/>
-              <w:spacing w:line="286" w:lineRule="auto" w:before="898" w:after="0"/>
-              <w:ind w:left="874" w:right="6480" w:firstLine="0"/>
-              <w:jc w:val="left"/>
-            </w:pPr>
-            <w:r>
-              <w:rPr>
-                <w:rFonts w:ascii="Times New Roman" w:hAnsi="Times New Roman" w:eastAsia="Times New Roman"/>
-                <w:b w:val="0"/>
-                <w:i w:val="0"/>
-                <w:color w:val="000000"/>
-                <w:sz w:val="24"/>
-              </w:rPr>
-              <w:t xml:space="preserve">dominant_frequency = freq[index] </w:t>
-            </w:r>
-            <w:r>
-              <w:br/>
-            </w:r>
-            <w:r>
-              <w:rPr>
-                <w:rFonts w:ascii="Times New Roman" w:hAnsi="Times New Roman" w:eastAsia="Times New Roman"/>
-                <w:b w:val="0"/>
-                <w:i w:val="0"/>
-                <w:color w:val="000000"/>
-                <w:sz w:val="24"/>
-              </w:rPr>
-              <w:t xml:space="preserve">dominant_period = 1 / dominant_frequency </w:t>
-            </w:r>
-          </w:p>
-          <w:p>
-            <w:pPr>
-              <w:autoSpaceDN w:val="0"/>
-              <w:autoSpaceDE w:val="0"/>
-              <w:widowControl/>
-              <w:spacing w:line="329" w:lineRule="auto" w:before="896" w:after="0"/>
-              <w:ind w:left="874" w:right="3456" w:firstLine="0"/>
-              <w:jc w:val="left"/>
-            </w:pPr>
-            <w:r>
-              <w:rPr>
-                <w:rFonts w:ascii="Times New Roman" w:hAnsi="Times New Roman" w:eastAsia="Times New Roman"/>
-                <w:b w:val="0"/>
-                <w:i w:val="0"/>
-                <w:color w:val="000000"/>
-                <w:sz w:val="24"/>
-              </w:rPr>
-              <w:t xml:space="preserve">print("\nDFT / FFT") </w:t>
-            </w:r>
-            <w:r>
-              <w:br/>
-            </w:r>
-            <w:r>
-              <w:rPr>
-                <w:rFonts w:ascii="Times New Roman" w:hAnsi="Times New Roman" w:eastAsia="Times New Roman"/>
-                <w:b w:val="0"/>
-                <w:i w:val="0"/>
-                <w:color w:val="000000"/>
-                <w:sz w:val="24"/>
-              </w:rPr>
-              <w:t xml:space="preserve">print("Variable: Daily Rainfall") </w:t>
-            </w:r>
-            <w:r>
-              <w:br/>
-            </w:r>
-            <w:r>
-              <w:rPr>
-                <w:rFonts w:ascii="Times New Roman" w:hAnsi="Times New Roman" w:eastAsia="Times New Roman"/>
-                <w:b w:val="0"/>
-                <w:i w:val="0"/>
-                <w:color w:val="000000"/>
-                <w:sz w:val="24"/>
-              </w:rPr>
-              <w:t xml:space="preserve">print("Dominant Frequency:",round(dominant_frequency, 8),"cycles/day") </w:t>
-            </w:r>
-          </w:p>
-          <w:p>
-            <w:pPr>
-              <w:autoSpaceDN w:val="0"/>
-              <w:autoSpaceDE w:val="0"/>
-              <w:widowControl/>
-              <w:spacing w:line="230" w:lineRule="auto" w:before="930" w:after="0"/>
-              <w:ind w:left="874" w:right="0" w:firstLine="0"/>
-              <w:jc w:val="left"/>
-            </w:pPr>
-            <w:r>
-              <w:rPr>
-                <w:rFonts w:ascii="Times New Roman" w:hAnsi="Times New Roman" w:eastAsia="Times New Roman"/>
-                <w:b w:val="0"/>
-                <w:i w:val="0"/>
-                <w:color w:val="000000"/>
-                <w:sz w:val="24"/>
-              </w:rPr>
-              <w:t xml:space="preserve">print("Dominant Period:",round(dominant_period, 2),"days") </w:t>
-            </w:r>
-          </w:p>
-          <w:p>
-            <w:pPr>
-              <w:autoSpaceDN w:val="0"/>
-              <w:autoSpaceDE w:val="0"/>
-              <w:widowControl/>
-              <w:spacing w:line="230" w:lineRule="auto" w:before="770" w:after="0"/>
-              <w:ind w:left="874" w:right="0" w:firstLine="0"/>
-              <w:jc w:val="left"/>
-            </w:pPr>
-            <w:r>
-              <w:rPr>
-                <w:rFonts w:ascii="Times New Roman" w:hAnsi="Times New Roman" w:eastAsia="Times New Roman"/>
-                <w:b w:val="0"/>
-                <w:i w:val="0"/>
-                <w:color w:val="000000"/>
-                <w:sz w:val="24"/>
-              </w:rPr>
-              <w:t xml:space="preserve">print("Dominant Period:",round(dominant_period / 30.44, 2),"months") </w:t>
-            </w:r>
-          </w:p>
-          <w:p>
-            <w:pPr>
-              <w:autoSpaceDN w:val="0"/>
-              <w:autoSpaceDE w:val="0"/>
-              <w:widowControl/>
-              <w:spacing w:line="286" w:lineRule="auto" w:before="780" w:after="0"/>
-              <w:ind w:left="874" w:right="8208" w:firstLine="0"/>
-              <w:jc w:val="left"/>
-            </w:pPr>
-            <w:r>
-              <w:rPr>
-                <w:rFonts w:ascii="Times New Roman" w:hAnsi="Times New Roman" w:eastAsia="Times New Roman"/>
-                <w:b w:val="0"/>
-                <w:i w:val="0"/>
-                <w:color w:val="000000"/>
-                <w:sz w:val="24"/>
-              </w:rPr>
-              <w:t xml:space="preserve"># Frequency spectrum </w:t>
-            </w:r>
-            <w:r>
-              <w:br/>
-            </w:r>
-            <w:r>
-              <w:rPr>
-                <w:rFonts w:ascii="Times New Roman" w:hAnsi="Times New Roman" w:eastAsia="Times New Roman"/>
-                <w:b w:val="0"/>
-                <w:i w:val="0"/>
-                <w:color w:val="000000"/>
-                <w:sz w:val="24"/>
-              </w:rPr>
-              <w:t xml:space="preserve">plt.figure(figsize=(14, 5)) </w:t>
-            </w:r>
-          </w:p>
-          <w:p>
-            <w:pPr>
-              <w:autoSpaceDN w:val="0"/>
-              <w:autoSpaceDE w:val="0"/>
-              <w:widowControl/>
-              <w:spacing w:line="230" w:lineRule="auto" w:before="888" w:after="0"/>
-              <w:ind w:left="874" w:right="0" w:firstLine="0"/>
-              <w:jc w:val="left"/>
-            </w:pPr>
-            <w:r>
-              <w:rPr>
-                <w:rFonts w:ascii="Times New Roman" w:hAnsi="Times New Roman" w:eastAsia="Times New Roman"/>
-                <w:b w:val="0"/>
-                <w:i w:val="0"/>
-                <w:color w:val="000000"/>
-                <w:sz w:val="24"/>
-              </w:rPr>
-              <w:t xml:space="preserve">plt.plot(freq, amplitude) </w:t>
-            </w:r>
-          </w:p>
-          <w:p>
-            <w:pPr>
-              <w:autoSpaceDN w:val="0"/>
-              <w:autoSpaceDE w:val="0"/>
-              <w:widowControl/>
-              <w:spacing w:line="329" w:lineRule="auto" w:before="780" w:after="0"/>
-              <w:ind w:left="874" w:right="5040" w:firstLine="0"/>
-              <w:jc w:val="left"/>
-            </w:pPr>
-            <w:r>
-              <w:rPr>
-                <w:rFonts w:ascii="Times New Roman" w:hAnsi="Times New Roman" w:eastAsia="Times New Roman"/>
-                <w:b w:val="0"/>
-                <w:i w:val="0"/>
-                <w:color w:val="000000"/>
-                <w:sz w:val="24"/>
-              </w:rPr>
-              <w:t xml:space="preserve">plt.xlabel("Frequency (cycles/day)") </w:t>
-            </w:r>
-            <w:r>
-              <w:br/>
-            </w:r>
-            <w:r>
-              <w:rPr>
-                <w:rFonts w:ascii="Times New Roman" w:hAnsi="Times New Roman" w:eastAsia="Times New Roman"/>
-                <w:b w:val="0"/>
-                <w:i w:val="0"/>
-                <w:color w:val="000000"/>
-                <w:sz w:val="24"/>
-              </w:rPr>
-              <w:t xml:space="preserve">plt.ylabel("Amplitude") </w:t>
-            </w:r>
-            <w:r>
-              <w:br/>
-            </w:r>
-            <w:r>
-              <w:rPr>
-                <w:rFonts w:ascii="Times New Roman" w:hAnsi="Times New Roman" w:eastAsia="Times New Roman"/>
-                <w:b w:val="0"/>
-                <w:i w:val="0"/>
-                <w:color w:val="000000"/>
-                <w:sz w:val="24"/>
-              </w:rPr>
-              <w:t xml:space="preserve">plt.title("Delhi Rainfall - DFT / FFT Frequency Spectrum") </w:t>
-            </w:r>
-          </w:p>
-          <w:p>
-            <w:pPr>
-              <w:autoSpaceDN w:val="0"/>
-              <w:autoSpaceDE w:val="0"/>
-              <w:widowControl/>
-              <w:spacing w:line="288" w:lineRule="auto" w:before="936" w:after="0"/>
-              <w:ind w:left="874" w:right="7056" w:firstLine="0"/>
-              <w:jc w:val="left"/>
-            </w:pPr>
-            <w:r>
-              <w:rPr>
-                <w:rFonts w:ascii="Times New Roman" w:hAnsi="Times New Roman" w:eastAsia="Times New Roman"/>
-                <w:b w:val="0"/>
-                <w:i w:val="0"/>
-                <w:color w:val="000000"/>
-                <w:sz w:val="24"/>
-              </w:rPr>
-              <w:t xml:space="preserve"># Show low-frequency region clearly </w:t>
-            </w:r>
-            <w:r>
-              <w:br/>
-            </w:r>
-            <w:r>
-              <w:rPr>
-                <w:rFonts w:ascii="Times New Roman" w:hAnsi="Times New Roman" w:eastAsia="Times New Roman"/>
-                <w:b w:val="0"/>
-                <w:i w:val="0"/>
-                <w:color w:val="000000"/>
-                <w:sz w:val="24"/>
-              </w:rPr>
-              <w:t xml:space="preserve">plt.xlim(0, 0.1) </w:t>
-            </w:r>
-          </w:p>
-          <w:p>
-            <w:pPr>
-              <w:autoSpaceDN w:val="0"/>
-              <w:autoSpaceDE w:val="0"/>
-              <w:widowControl/>
-              <w:spacing w:line="230" w:lineRule="auto" w:before="888" w:after="0"/>
-              <w:ind w:left="874" w:right="0" w:firstLine="0"/>
-              <w:jc w:val="left"/>
-            </w:pPr>
-            <w:r>
-              <w:rPr>
-                <w:rFonts w:ascii="Times New Roman" w:hAnsi="Times New Roman" w:eastAsia="Times New Roman"/>
-                <w:b w:val="0"/>
-                <w:i w:val="0"/>
-                <w:color w:val="000000"/>
-                <w:sz w:val="24"/>
-              </w:rPr>
-              <w:t xml:space="preserve">plt.grid(True) </w:t>
-            </w:r>
-          </w:p>
-        </w:tc>
-      </w:tr>
-    </w:tbl>
-    <w:p>
-      <w:pPr>
-        <w:autoSpaceDN w:val="0"/>
-        <w:autoSpaceDE w:val="0"/>
-        <w:widowControl/>
-        <w:spacing w:line="14" w:lineRule="exact" w:before="0" w:after="0"/>
-        <w:ind w:left="0" w:right="0"/>
-      </w:pPr>
-    </w:p>
-    <w:p>
-      <w:pPr>
-        <w:sectPr>
-          <w:pgSz w:w="12240" w:h="15840"/>
-          <w:pgMar w:top="130" w:right="244" w:bottom="136" w:left="250" w:header="720" w:footer="720" w:gutter="0"/>
-          <w:cols/>
-          <w:docGrid w:linePitch="360"/>
-        </w:sectPr>
-      </w:pPr>
-    </w:p>
-    <w:p>
-      <w:pPr>
-        <w:autoSpaceDN w:val="0"/>
-        <w:autoSpaceDE w:val="0"/>
-        <w:widowControl/>
-        <w:spacing w:line="130" w:lineRule="exact" w:before="0" w:after="0"/>
-        <w:ind w:left="0" w:right="0"/>
-      </w:pPr>
-    </w:p>
-    <w:tbl>
-      <w:tblPr>
-        <w:tblW w:type="auto" w:w="0"/>
-        <w:tblLayout w:type="fixed"/>
-        <w:tblLook w:firstColumn="1" w:firstRow="1" w:lastColumn="0" w:lastRow="0" w:noHBand="0" w:noVBand="1" w:val="04A0"/>
-        <w:tblInd w:w="8.000000000000007" w:type="dxa"/>
-      </w:tblPr>
-      <w:tblGrid>
-        <w:gridCol w:w="11746"/>
-      </w:tblGrid>
-      <w:tr>
-        <w:trPr>
-          <w:trHeight w:hRule="exact" w:val="15272"/>
-        </w:trPr>
-        <w:tc>
-          <w:tcPr>
-            <w:tcW w:type="dxa" w:w="11708"/>
-            <w:tcBorders>
-              <w:start w:sz="6.400000000000006" w:val="single" w:color="#000000"/>
-              <w:top w:sz="6.400000000000006" w:val="single" w:color="#000000"/>
-              <w:end w:sz="8.0" w:val="single" w:color="#000000"/>
-              <w:bottom w:sz="7.199999999999818" w:val="single" w:color="#000000"/>
-            </w:tcBorders>
-            <w:tcMar>
-              <w:start w:w="0" w:type="dxa"/>
-              <w:end w:w="0" w:type="dxa"/>
-            </w:tcMar>
-          </w:tcPr>
-          <w:p>
-            <w:pPr>
-              <w:autoSpaceDN w:val="0"/>
-              <w:autoSpaceDE w:val="0"/>
-              <w:widowControl/>
-              <w:spacing w:line="286" w:lineRule="auto" w:before="682" w:after="0"/>
-              <w:ind w:left="874" w:right="9072" w:firstLine="0"/>
-              <w:jc w:val="left"/>
-            </w:pPr>
-            <w:r>
-              <w:rPr>
-                <w:rFonts w:ascii="Times New Roman" w:hAnsi="Times New Roman" w:eastAsia="Times New Roman"/>
-                <w:b w:val="0"/>
-                <w:i w:val="0"/>
-                <w:color w:val="000000"/>
-                <w:sz w:val="24"/>
-              </w:rPr>
-              <w:t xml:space="preserve">plt.tight_layout() </w:t>
-            </w:r>
-            <w:r>
-              <w:br/>
-            </w:r>
-            <w:r>
-              <w:rPr>
-                <w:rFonts w:ascii="Times New Roman" w:hAnsi="Times New Roman" w:eastAsia="Times New Roman"/>
-                <w:b w:val="0"/>
-                <w:i w:val="0"/>
-                <w:color w:val="000000"/>
-                <w:sz w:val="24"/>
-              </w:rPr>
-              <w:t xml:space="preserve">plt.show() </w:t>
-            </w:r>
-          </w:p>
-          <w:p>
-            <w:pPr>
-              <w:autoSpaceDN w:val="0"/>
-              <w:autoSpaceDE w:val="0"/>
-              <w:widowControl/>
-              <w:spacing w:line="410" w:lineRule="auto" w:before="900" w:after="0"/>
-              <w:ind w:left="874" w:right="4320" w:firstLine="0"/>
-              <w:jc w:val="left"/>
-            </w:pPr>
-            <w:r>
-              <w:rPr>
-                <w:rFonts w:ascii="Times New Roman" w:hAnsi="Times New Roman" w:eastAsia="Times New Roman"/>
-                <w:b w:val="0"/>
-                <w:i w:val="0"/>
-                <w:color w:val="000000"/>
-                <w:sz w:val="24"/>
-              </w:rPr>
-              <w:t xml:space="preserve">#3)Doing extra fft on temp </w:t>
-            </w:r>
-            <w:r>
-              <w:br/>
-            </w:r>
-            <w:r>
-              <w:rPr>
-                <w:rFonts w:ascii="Times New Roman" w:hAnsi="Times New Roman" w:eastAsia="Times New Roman"/>
-                <w:b w:val="0"/>
-                <w:i w:val="0"/>
-                <w:color w:val="000000"/>
-                <w:sz w:val="24"/>
-              </w:rPr>
-              <w:t xml:space="preserve">temperature_centered = temperature - np.mean(temperature) </w:t>
-            </w:r>
-            <w:r>
-              <w:rPr>
-                <w:rFonts w:ascii="Times New Roman" w:hAnsi="Times New Roman" w:eastAsia="Times New Roman"/>
-                <w:b w:val="0"/>
-                <w:i w:val="0"/>
-                <w:color w:val="000000"/>
-                <w:sz w:val="24"/>
-              </w:rPr>
-              <w:t xml:space="preserve">temperature_fft = np.fft.fft(temperature_centered) </w:t>
-            </w:r>
-            <w:r>
-              <w:br/>
-            </w:r>
-            <w:r>
-              <w:rPr>
-                <w:rFonts w:ascii="Times New Roman" w:hAnsi="Times New Roman" w:eastAsia="Times New Roman"/>
-                <w:b w:val="0"/>
-                <w:i w:val="0"/>
-                <w:color w:val="000000"/>
-                <w:sz w:val="24"/>
-              </w:rPr>
-              <w:t xml:space="preserve">temperature_freq = np.fft.fftfreq(N, d=1) </w:t>
-            </w:r>
-            <w:r>
-              <w:br/>
-            </w:r>
-            <w:r>
-              <w:rPr>
-                <w:rFonts w:ascii="Times New Roman" w:hAnsi="Times New Roman" w:eastAsia="Times New Roman"/>
-                <w:b w:val="0"/>
-                <w:i w:val="0"/>
-                <w:color w:val="000000"/>
-                <w:sz w:val="24"/>
-              </w:rPr>
-              <w:t xml:space="preserve">positive_temp = temperature_freq &gt; 0 </w:t>
-            </w:r>
-            <w:r>
-              <w:br/>
-            </w:r>
-            <w:r>
-              <w:rPr>
-                <w:rFonts w:ascii="Times New Roman" w:hAnsi="Times New Roman" w:eastAsia="Times New Roman"/>
-                <w:b w:val="0"/>
-                <w:i w:val="0"/>
-                <w:color w:val="000000"/>
-                <w:sz w:val="24"/>
-              </w:rPr>
-              <w:t xml:space="preserve">temp_freq = temperature_freq[positive_temp] </w:t>
-            </w:r>
-            <w:r>
-              <w:br/>
-            </w:r>
-            <w:r>
-              <w:rPr>
-                <w:rFonts w:ascii="Times New Roman" w:hAnsi="Times New Roman" w:eastAsia="Times New Roman"/>
-                <w:b w:val="0"/>
-                <w:i w:val="0"/>
-                <w:color w:val="000000"/>
-                <w:sz w:val="24"/>
-              </w:rPr>
-              <w:t xml:space="preserve">temp_amplitude = (2 / N *np.abs(temperature_fft[positive_temp])) </w:t>
-            </w:r>
-            <w:r>
-              <w:rPr>
-                <w:rFonts w:ascii="Times New Roman" w:hAnsi="Times New Roman" w:eastAsia="Times New Roman"/>
-                <w:b w:val="0"/>
-                <w:i w:val="0"/>
-                <w:color w:val="000000"/>
-                <w:sz w:val="24"/>
-              </w:rPr>
-              <w:t xml:space="preserve">temp_index = np.argmax(temp_amplitude) </w:t>
-            </w:r>
-            <w:r>
-              <w:br/>
-            </w:r>
-            <w:r>
-              <w:rPr>
-                <w:rFonts w:ascii="Times New Roman" w:hAnsi="Times New Roman" w:eastAsia="Times New Roman"/>
-                <w:b w:val="0"/>
-                <w:i w:val="0"/>
-                <w:color w:val="000000"/>
-                <w:sz w:val="24"/>
-              </w:rPr>
-              <w:t xml:space="preserve">temp_dominant_frequency = temp_freq[temp_index] </w:t>
-            </w:r>
-            <w:r>
-              <w:br/>
-            </w:r>
-            <w:r>
-              <w:rPr>
-                <w:rFonts w:ascii="Times New Roman" w:hAnsi="Times New Roman" w:eastAsia="Times New Roman"/>
-                <w:b w:val="0"/>
-                <w:i w:val="0"/>
-                <w:color w:val="000000"/>
-                <w:sz w:val="24"/>
-              </w:rPr>
-              <w:t xml:space="preserve">temp_dominant_period = 1 / temp_dominant_frequency </w:t>
-            </w:r>
-          </w:p>
-          <w:p>
-            <w:pPr>
-              <w:autoSpaceDN w:val="0"/>
-              <w:autoSpaceDE w:val="0"/>
-              <w:widowControl/>
-              <w:spacing w:line="329" w:lineRule="auto" w:before="998" w:after="0"/>
-              <w:ind w:left="874" w:right="2880" w:firstLine="0"/>
-              <w:jc w:val="left"/>
-            </w:pPr>
-            <w:r>
-              <w:rPr>
-                <w:rFonts w:ascii="Times New Roman" w:hAnsi="Times New Roman" w:eastAsia="Times New Roman"/>
-                <w:b w:val="0"/>
-                <w:i w:val="0"/>
-                <w:color w:val="000000"/>
-                <w:sz w:val="24"/>
-              </w:rPr>
-              <w:t xml:space="preserve">print("\nEXTRA FFT") </w:t>
-            </w:r>
-            <w:r>
-              <w:br/>
-            </w:r>
-            <w:r>
-              <w:rPr>
-                <w:rFonts w:ascii="Times New Roman" w:hAnsi="Times New Roman" w:eastAsia="Times New Roman"/>
-                <w:b w:val="0"/>
-                <w:i w:val="0"/>
-                <w:color w:val="000000"/>
-                <w:sz w:val="24"/>
-              </w:rPr>
-              <w:t xml:space="preserve">print("Variable: Temperature") </w:t>
-            </w:r>
-            <w:r>
-              <w:br/>
-            </w:r>
-            <w:r>
-              <w:rPr>
-                <w:rFonts w:ascii="Times New Roman" w:hAnsi="Times New Roman" w:eastAsia="Times New Roman"/>
-                <w:b w:val="0"/>
-                <w:i w:val="0"/>
-                <w:color w:val="000000"/>
-                <w:sz w:val="24"/>
-              </w:rPr>
-              <w:t xml:space="preserve">print("Dominant Frequency:",round(temp_dominant_frequency, 8),"cycles/day") </w:t>
-            </w:r>
-          </w:p>
-          <w:p>
-            <w:pPr>
-              <w:autoSpaceDN w:val="0"/>
-              <w:autoSpaceDE w:val="0"/>
-              <w:widowControl/>
-              <w:spacing w:line="230" w:lineRule="auto" w:before="930" w:after="0"/>
-              <w:ind w:left="874" w:right="0" w:firstLine="0"/>
-              <w:jc w:val="left"/>
-            </w:pPr>
-            <w:r>
-              <w:rPr>
-                <w:rFonts w:ascii="Times New Roman" w:hAnsi="Times New Roman" w:eastAsia="Times New Roman"/>
-                <w:b w:val="0"/>
-                <w:i w:val="0"/>
-                <w:color w:val="000000"/>
-                <w:sz w:val="24"/>
-              </w:rPr>
-              <w:t xml:space="preserve">print("Dominant Period:",round(temp_dominant_period, 2),"days") </w:t>
-            </w:r>
-          </w:p>
-          <w:p>
-            <w:pPr>
-              <w:autoSpaceDN w:val="0"/>
-              <w:autoSpaceDE w:val="0"/>
-              <w:widowControl/>
-              <w:spacing w:line="286" w:lineRule="auto" w:before="780" w:after="0"/>
-              <w:ind w:left="874" w:right="7344" w:firstLine="0"/>
-              <w:jc w:val="left"/>
-            </w:pPr>
-            <w:r>
-              <w:rPr>
-                <w:rFonts w:ascii="Times New Roman" w:hAnsi="Times New Roman" w:eastAsia="Times New Roman"/>
-                <w:b w:val="0"/>
-                <w:i w:val="0"/>
-                <w:color w:val="000000"/>
-                <w:sz w:val="24"/>
-              </w:rPr>
-              <w:t xml:space="preserve"># Temperature frequency spectrum </w:t>
-            </w:r>
-            <w:r>
-              <w:br/>
-            </w:r>
-            <w:r>
-              <w:rPr>
-                <w:rFonts w:ascii="Times New Roman" w:hAnsi="Times New Roman" w:eastAsia="Times New Roman"/>
-                <w:b w:val="0"/>
-                <w:i w:val="0"/>
-                <w:color w:val="000000"/>
-                <w:sz w:val="24"/>
-              </w:rPr>
-              <w:t xml:space="preserve">plt.figure(figsize=(14, 5)) </w:t>
-            </w:r>
-          </w:p>
-          <w:p>
-            <w:pPr>
-              <w:autoSpaceDN w:val="0"/>
-              <w:autoSpaceDE w:val="0"/>
-              <w:widowControl/>
-              <w:spacing w:line="230" w:lineRule="auto" w:before="888" w:after="0"/>
-              <w:ind w:left="874" w:right="0" w:firstLine="0"/>
-              <w:jc w:val="left"/>
-            </w:pPr>
-            <w:r>
-              <w:rPr>
-                <w:rFonts w:ascii="Times New Roman" w:hAnsi="Times New Roman" w:eastAsia="Times New Roman"/>
-                <w:b w:val="0"/>
-                <w:i w:val="0"/>
-                <w:color w:val="000000"/>
-                <w:sz w:val="24"/>
-              </w:rPr>
-              <w:t xml:space="preserve">plt.plot(temp_freq, temp_amplitude) </w:t>
-            </w:r>
-          </w:p>
-          <w:p>
-            <w:pPr>
-              <w:autoSpaceDN w:val="0"/>
-              <w:autoSpaceDE w:val="0"/>
-              <w:widowControl/>
-              <w:spacing w:line="329" w:lineRule="auto" w:before="776" w:after="0"/>
-              <w:ind w:left="874" w:right="4464" w:firstLine="0"/>
-              <w:jc w:val="left"/>
-            </w:pPr>
-            <w:r>
-              <w:rPr>
-                <w:rFonts w:ascii="Times New Roman" w:hAnsi="Times New Roman" w:eastAsia="Times New Roman"/>
-                <w:b w:val="0"/>
-                <w:i w:val="0"/>
-                <w:color w:val="000000"/>
-                <w:sz w:val="24"/>
-              </w:rPr>
-              <w:t xml:space="preserve">plt.xlabel("Frequency (cycles/day)") </w:t>
-            </w:r>
-            <w:r>
-              <w:br/>
-            </w:r>
-            <w:r>
-              <w:rPr>
-                <w:rFonts w:ascii="Times New Roman" w:hAnsi="Times New Roman" w:eastAsia="Times New Roman"/>
-                <w:b w:val="0"/>
-                <w:i w:val="0"/>
-                <w:color w:val="000000"/>
-                <w:sz w:val="24"/>
-              </w:rPr>
-              <w:t xml:space="preserve">plt.ylabel("Amplitude") </w:t>
-            </w:r>
-            <w:r>
-              <w:br/>
-            </w:r>
-            <w:r>
-              <w:rPr>
-                <w:rFonts w:ascii="Times New Roman" w:hAnsi="Times New Roman" w:eastAsia="Times New Roman"/>
-                <w:b w:val="0"/>
-                <w:i w:val="0"/>
-                <w:color w:val="000000"/>
-                <w:sz w:val="24"/>
-              </w:rPr>
-              <w:t xml:space="preserve">plt.title("Delhi Temperature - DFT / FFT Frequency Spectrum") </w:t>
-            </w:r>
-          </w:p>
-        </w:tc>
-      </w:tr>
-    </w:tbl>
-    <w:p>
-      <w:pPr>
-        <w:autoSpaceDN w:val="0"/>
-        <w:autoSpaceDE w:val="0"/>
-        <w:widowControl/>
-        <w:spacing w:line="14" w:lineRule="exact" w:before="0" w:after="0"/>
-        <w:ind w:left="0" w:right="0"/>
-      </w:pPr>
-    </w:p>
-    <w:p>
-      <w:pPr>
-        <w:sectPr>
-          <w:pgSz w:w="12240" w:h="15840"/>
-          <w:pgMar w:top="130" w:right="244" w:bottom="136" w:left="250" w:header="720" w:footer="720" w:gutter="0"/>
-          <w:cols/>
-          <w:docGrid w:linePitch="360"/>
-        </w:sectPr>
-      </w:pPr>
-    </w:p>
-    <w:p>
-      <w:pPr>
-        <w:autoSpaceDN w:val="0"/>
-        <w:autoSpaceDE w:val="0"/>
-        <w:widowControl/>
-        <w:spacing w:line="130" w:lineRule="exact" w:before="0" w:after="0"/>
-        <w:ind w:left="0" w:right="0"/>
-      </w:pPr>
-    </w:p>
-    <w:tbl>
-      <w:tblPr>
-        <w:tblW w:type="auto" w:w="0"/>
-        <w:tblLayout w:type="fixed"/>
-        <w:tblLook w:firstColumn="1" w:firstRow="1" w:lastColumn="0" w:lastRow="0" w:noHBand="0" w:noVBand="1" w:val="04A0"/>
-        <w:tblInd w:w="8.000000000000007" w:type="dxa"/>
-      </w:tblPr>
-      <w:tblGrid>
-        <w:gridCol w:w="11746"/>
-      </w:tblGrid>
-      <w:tr>
-        <w:trPr>
-          <w:trHeight w:hRule="exact" w:val="15272"/>
-        </w:trPr>
-        <w:tc>
-          <w:tcPr>
-            <w:tcW w:type="dxa" w:w="11708"/>
-            <w:tcBorders>
-              <w:start w:sz="6.400000000000006" w:val="single" w:color="#000000"/>
-              <w:top w:sz="6.400000000000006" w:val="single" w:color="#000000"/>
-              <w:end w:sz="8.0" w:val="single" w:color="#000000"/>
-              <w:bottom w:sz="7.199999999999818" w:val="single" w:color="#000000"/>
-            </w:tcBorders>
-            <w:tcMar>
-              <w:start w:w="0" w:type="dxa"/>
-              <w:end w:w="0" w:type="dxa"/>
-            </w:tcMar>
-          </w:tcPr>
-          <w:p>
-            <w:pPr>
-              <w:autoSpaceDN w:val="0"/>
-              <w:autoSpaceDE w:val="0"/>
-              <w:widowControl/>
-              <w:spacing w:line="230" w:lineRule="auto" w:before="1188" w:after="0"/>
-              <w:ind w:left="874" w:right="0" w:firstLine="0"/>
-              <w:jc w:val="left"/>
-            </w:pPr>
-            <w:r>
-              <w:rPr>
-                <w:rFonts w:ascii="Times New Roman" w:hAnsi="Times New Roman" w:eastAsia="Times New Roman"/>
-                <w:b w:val="0"/>
-                <w:i w:val="0"/>
-                <w:color w:val="000000"/>
-                <w:sz w:val="24"/>
-              </w:rPr>
-              <w:t xml:space="preserve">plt.xlim(0, 0.02) </w:t>
-            </w:r>
-          </w:p>
-          <w:p>
-            <w:pPr>
-              <w:autoSpaceDN w:val="0"/>
-              <w:autoSpaceDE w:val="0"/>
-              <w:widowControl/>
-              <w:spacing w:line="230" w:lineRule="auto" w:before="770" w:after="0"/>
-              <w:ind w:left="874" w:right="0" w:firstLine="0"/>
-              <w:jc w:val="left"/>
-            </w:pPr>
-            <w:r>
-              <w:rPr>
-                <w:rFonts w:ascii="Times New Roman" w:hAnsi="Times New Roman" w:eastAsia="Times New Roman"/>
-                <w:b w:val="0"/>
-                <w:i w:val="0"/>
-                <w:color w:val="000000"/>
-                <w:sz w:val="24"/>
-              </w:rPr>
-              <w:t xml:space="preserve">plt.grid(True) </w:t>
-            </w:r>
-          </w:p>
-          <w:p>
-            <w:pPr>
-              <w:autoSpaceDN w:val="0"/>
-              <w:autoSpaceDE w:val="0"/>
-              <w:widowControl/>
-              <w:spacing w:line="230" w:lineRule="auto" w:before="250" w:after="0"/>
-              <w:ind w:left="874" w:right="0" w:firstLine="0"/>
-              <w:jc w:val="left"/>
-            </w:pPr>
-            <w:r>
-              <w:rPr>
-                <w:rFonts w:ascii="Times New Roman" w:hAnsi="Times New Roman" w:eastAsia="Times New Roman"/>
-                <w:b w:val="0"/>
-                <w:i w:val="0"/>
-                <w:color w:val="000000"/>
-                <w:sz w:val="24"/>
-              </w:rPr>
-              <w:t xml:space="preserve">plt.tight_layout() </w:t>
-            </w:r>
-          </w:p>
-          <w:p>
-            <w:pPr>
-              <w:autoSpaceDN w:val="0"/>
-              <w:autoSpaceDE w:val="0"/>
-              <w:widowControl/>
-              <w:spacing w:line="230" w:lineRule="auto" w:before="254" w:after="0"/>
-              <w:ind w:left="874" w:right="0" w:firstLine="0"/>
-              <w:jc w:val="left"/>
-            </w:pPr>
-            <w:r>
-              <w:rPr>
-                <w:rFonts w:ascii="Times New Roman" w:hAnsi="Times New Roman" w:eastAsia="Times New Roman"/>
-                <w:b w:val="0"/>
-                <w:i w:val="0"/>
-                <w:color w:val="000000"/>
-                <w:sz w:val="24"/>
-              </w:rPr>
-              <w:t xml:space="preserve">plt.show() </w:t>
-            </w:r>
-          </w:p>
-          <w:p>
-            <w:pPr>
-              <w:autoSpaceDN w:val="0"/>
-              <w:autoSpaceDE w:val="0"/>
-              <w:widowControl/>
-              <w:spacing w:line="230" w:lineRule="auto" w:before="766" w:after="0"/>
-              <w:ind w:left="874" w:right="0" w:firstLine="0"/>
-              <w:jc w:val="left"/>
-            </w:pPr>
-            <w:r>
-              <w:rPr>
-                <w:rFonts w:ascii="Times New Roman" w:hAnsi="Times New Roman" w:eastAsia="Times New Roman"/>
-                <w:b w:val="0"/>
-                <w:i w:val="0"/>
-                <w:color w:val="000000"/>
-                <w:sz w:val="24"/>
-              </w:rPr>
-              <w:t xml:space="preserve">#Final Result </w:t>
-            </w:r>
-          </w:p>
-          <w:p>
-            <w:pPr>
-              <w:autoSpaceDN w:val="0"/>
-              <w:autoSpaceDE w:val="0"/>
-              <w:widowControl/>
-              <w:spacing w:line="230" w:lineRule="auto" w:before="252" w:after="0"/>
-              <w:ind w:left="874" w:right="0" w:firstLine="0"/>
-              <w:jc w:val="left"/>
-            </w:pPr>
-            <w:r>
-              <w:rPr>
-                <w:rFonts w:ascii="Times New Roman" w:hAnsi="Times New Roman" w:eastAsia="Times New Roman"/>
-                <w:b w:val="0"/>
-                <w:i w:val="0"/>
-                <w:color w:val="000000"/>
-                <w:sz w:val="24"/>
-              </w:rPr>
-              <w:t xml:space="preserve">print("\nFINAL RESULT") </w:t>
-            </w:r>
-          </w:p>
-          <w:p>
-            <w:pPr>
-              <w:autoSpaceDN w:val="0"/>
-              <w:autoSpaceDE w:val="0"/>
-              <w:widowControl/>
-              <w:spacing w:line="230" w:lineRule="auto" w:before="768" w:after="0"/>
-              <w:ind w:left="874" w:right="0" w:firstLine="0"/>
-              <w:jc w:val="left"/>
-            </w:pPr>
-            <w:r>
-              <w:rPr>
-                <w:rFonts w:ascii="Times New Roman" w:hAnsi="Times New Roman" w:eastAsia="Times New Roman"/>
-                <w:b w:val="0"/>
-                <w:i w:val="0"/>
-                <w:color w:val="000000"/>
-                <w:sz w:val="24"/>
-              </w:rPr>
-              <w:t xml:space="preserve">print("Fourier Series was used to reconstruct the seasonal ""pattern of Delhi's daily maximum </w:t>
-            </w:r>
-          </w:p>
-          <w:p>
-            <w:pPr>
-              <w:autoSpaceDN w:val="0"/>
-              <w:autoSpaceDE w:val="0"/>
-              <w:widowControl/>
-              <w:spacing w:line="230" w:lineRule="auto" w:before="8" w:after="0"/>
-              <w:ind w:left="874" w:right="0" w:firstLine="0"/>
-              <w:jc w:val="left"/>
-            </w:pPr>
-            <w:r>
-              <w:rPr>
-                <w:rFonts w:ascii="Times New Roman" w:hAnsi="Times New Roman" w:eastAsia="Times New Roman"/>
-                <w:b w:val="0"/>
-                <w:i w:val="0"/>
-                <w:color w:val="000000"/>
-                <w:sz w:val="24"/>
-              </w:rPr>
-              <w:t xml:space="preserve">temperature.") </w:t>
-            </w:r>
-          </w:p>
-          <w:p>
-            <w:pPr>
-              <w:autoSpaceDN w:val="0"/>
-              <w:autoSpaceDE w:val="0"/>
-              <w:widowControl/>
-              <w:spacing w:line="230" w:lineRule="auto" w:before="772" w:after="0"/>
-              <w:ind w:left="874" w:right="0" w:firstLine="0"/>
-              <w:jc w:val="left"/>
-            </w:pPr>
-            <w:r>
-              <w:rPr>
-                <w:rFonts w:ascii="Times New Roman" w:hAnsi="Times New Roman" w:eastAsia="Times New Roman"/>
-                <w:b w:val="0"/>
-                <w:i w:val="0"/>
-                <w:color w:val="000000"/>
-                <w:sz w:val="24"/>
-              </w:rPr>
-              <w:t xml:space="preserve">print("DFT/FFT was used to convert the rainfall data from ""the time domain to the frequency </w:t>
-            </w:r>
-          </w:p>
-          <w:p>
-            <w:pPr>
-              <w:autoSpaceDN w:val="0"/>
-              <w:autoSpaceDE w:val="0"/>
-              <w:widowControl/>
-              <w:spacing w:line="230" w:lineRule="auto" w:before="12" w:after="0"/>
-              <w:ind w:left="874" w:right="0" w:firstLine="0"/>
-              <w:jc w:val="left"/>
-            </w:pPr>
-            <w:r>
-              <w:rPr>
-                <w:rFonts w:ascii="Times New Roman" w:hAnsi="Times New Roman" w:eastAsia="Times New Roman"/>
-                <w:b w:val="0"/>
-                <w:i w:val="0"/>
-                <w:color w:val="000000"/>
-                <w:sz w:val="24"/>
-              </w:rPr>
-              <w:t xml:space="preserve">domain.") </w:t>
-            </w:r>
-          </w:p>
-          <w:p>
-            <w:pPr>
-              <w:autoSpaceDN w:val="0"/>
-              <w:autoSpaceDE w:val="0"/>
-              <w:widowControl/>
-              <w:spacing w:line="230" w:lineRule="auto" w:before="772" w:after="0"/>
-              <w:ind w:left="874" w:right="0" w:firstLine="0"/>
-              <w:jc w:val="left"/>
-            </w:pPr>
-            <w:r>
-              <w:rPr>
-                <w:rFonts w:ascii="Times New Roman" w:hAnsi="Times New Roman" w:eastAsia="Times New Roman"/>
-                <w:b w:val="0"/>
-                <w:i w:val="0"/>
-                <w:color w:val="000000"/>
-                <w:sz w:val="24"/>
-              </w:rPr>
-              <w:t xml:space="preserve">print("The dominant frequency was converted into a period ""using: Period = 1 / Frequency.") </w:t>
-            </w:r>
-          </w:p>
-          <w:p>
-            <w:pPr>
-              <w:autoSpaceDN w:val="0"/>
-              <w:autoSpaceDE w:val="0"/>
-              <w:widowControl/>
-              <w:spacing w:line="230" w:lineRule="auto" w:before="768" w:after="0"/>
-              <w:ind w:left="874" w:right="0" w:firstLine="0"/>
-              <w:jc w:val="left"/>
-            </w:pPr>
-            <w:r>
-              <w:rPr>
-                <w:rFonts w:ascii="Times New Roman" w:hAnsi="Times New Roman" w:eastAsia="Times New Roman"/>
-                <w:b w:val="0"/>
-                <w:i w:val="0"/>
-                <w:color w:val="000000"/>
-                <w:sz w:val="24"/>
-              </w:rPr>
-              <w:t xml:space="preserve">print("The results show the periodic components present in ""the real-world weather data.") </w:t>
-            </w:r>
-          </w:p>
-          <w:p>
-            <w:pPr>
-              <w:autoSpaceDN w:val="0"/>
-              <w:autoSpaceDE w:val="0"/>
-              <w:widowControl/>
-              <w:spacing w:line="230" w:lineRule="auto" w:before="1046" w:after="0"/>
-              <w:ind w:left="874" w:right="0" w:firstLine="0"/>
-              <w:jc w:val="left"/>
-            </w:pPr>
-            <w:r>
-              <w:rPr>
-                <w:rFonts w:ascii="Times New Roman" w:hAnsi="Times New Roman" w:eastAsia="Times New Roman"/>
-                <w:b/>
-                <w:i w:val="0"/>
-                <w:color w:val="000000"/>
-                <w:sz w:val="24"/>
-              </w:rPr>
-              <w:t xml:space="preserve">OUTPUT: </w:t>
-            </w:r>
-          </w:p>
-        </w:tc>
-      </w:tr>
-    </w:tbl>
-    <w:p>
-      <w:pPr>
-        <w:autoSpaceDN w:val="0"/>
-        <w:autoSpaceDE w:val="0"/>
-        <w:widowControl/>
-        <w:spacing w:line="14" w:lineRule="exact" w:before="0" w:after="0"/>
-        <w:ind w:left="0" w:right="0"/>
-      </w:pPr>
-    </w:p>
-    <w:p>
-      <w:pPr>
-        <w:sectPr>
-          <w:pgSz w:w="12240" w:h="15840"/>
-          <w:pgMar w:top="130" w:right="244" w:bottom="136" w:left="250" w:header="720" w:footer="720" w:gutter="0"/>
-          <w:cols/>
-          <w:docGrid w:linePitch="360"/>
-        </w:sectPr>
-      </w:pPr>
-    </w:p>
-    <w:p>
-      <w:pPr>
-        <w:autoSpaceDN w:val="0"/>
-        <w:autoSpaceDE w:val="0"/>
-        <w:widowControl/>
-        <w:spacing w:line="130" w:lineRule="exact" w:before="0" w:after="0"/>
-        <w:ind w:left="0" w:right="0"/>
-      </w:pPr>
-    </w:p>
-    <w:tbl>
-      <w:tblPr>
-        <w:tblW w:type="auto" w:w="0"/>
-        <w:tblLayout w:type="fixed"/>
-        <w:tblLook w:firstColumn="1" w:firstRow="1" w:lastColumn="0" w:lastRow="0" w:noHBand="0" w:noVBand="1" w:val="04A0"/>
-        <w:tblInd w:w="8.000000000000007" w:type="dxa"/>
-      </w:tblPr>
-      <w:tblGrid>
-        <w:gridCol w:w="11746"/>
-      </w:tblGrid>
-      <w:tr>
-        <w:trPr>
-          <w:trHeight w:hRule="exact" w:val="15272"/>
-        </w:trPr>
-        <w:tc>
-          <w:tcPr>
-            <w:tcW w:type="dxa" w:w="11708"/>
-            <w:tcBorders>
-              <w:start w:sz="6.400000000000006" w:val="single" w:color="#000000"/>
-              <w:top w:sz="6.400000000000006" w:val="single" w:color="#000000"/>
-              <w:end w:sz="8.0" w:val="single" w:color="#000000"/>
-              <w:bottom w:sz="7.199999999999818" w:val="single" w:color="#000000"/>
-            </w:tcBorders>
-            <w:tcMar>
-              <w:start w:w="0" w:type="dxa"/>
-              <w:end w:w="0" w:type="dxa"/>
-            </w:tcMar>
-          </w:tcPr>
-          <w:p>
-            <w:pPr>
-              <w:autoSpaceDN w:val="0"/>
-              <w:autoSpaceDE w:val="0"/>
-              <w:widowControl/>
-              <w:spacing w:line="240" w:lineRule="auto" w:before="664" w:after="0"/>
-              <w:ind w:left="874" w:right="0" w:firstLine="0"/>
-              <w:jc w:val="left"/>
-            </w:pPr>
-            <w:r>
-              <w:drawing>
-                <wp:inline xmlns:a="http://schemas.openxmlformats.org/drawingml/2006/main" xmlns:pic="http://schemas.openxmlformats.org/drawingml/2006/picture">
-                  <wp:extent cx="6400800" cy="3600450"/>
-                  <wp:docPr id="2" name="Picture 2"/>
-                  <wp:cNvGraphicFramePr>
-                    <a:graphicFrameLocks noChangeAspect="1"/>
-                  </wp:cNvGraphicFramePr>
-                  <a:graphic>
-                    <a:graphicData uri="http://schemas.openxmlformats.org/drawingml/2006/picture">
-                      <pic:pic>
-                        <pic:nvPicPr>
-                          <pic:cNvPr id="0" name="image.png"/>
-                          <pic:cNvPicPr/>
-                        </pic:nvPicPr>
-                        <pic:blipFill>
-                          <a:blip r:embed="rId10"/>
-                          <a:stretch>
-                            <a:fillRect/>
-                          </a:stretch>
-                        </pic:blipFill>
-                        <pic:spPr>
-                          <a:xfrm>
-                            <a:off x="0" y="0"/>
-                            <a:ext cx="6400800" cy="3600450"/>
-                          </a:xfrm>
-                          <a:prstGeom prst="rect"/>
-                        </pic:spPr>
-                      </pic:pic>
-                    </a:graphicData>
-                  </a:graphic>
-                </wp:inline>
-              </w:drawing>
-            </w:r>
-          </w:p>
-          <w:p>
-            <w:pPr>
-              <w:autoSpaceDN w:val="0"/>
-              <w:autoSpaceDE w:val="0"/>
-              <w:widowControl/>
-              <w:spacing w:line="240" w:lineRule="auto" w:before="230" w:after="0"/>
-              <w:ind w:left="874" w:right="0" w:firstLine="0"/>
-              <w:jc w:val="left"/>
-            </w:pPr>
-            <w:r>
-              <w:drawing>
-                <wp:inline xmlns:a="http://schemas.openxmlformats.org/drawingml/2006/main" xmlns:pic="http://schemas.openxmlformats.org/drawingml/2006/picture">
-                  <wp:extent cx="6400800" cy="3600450"/>
-                  <wp:docPr id="3" name="Picture 3"/>
-                  <wp:cNvGraphicFramePr>
-                    <a:graphicFrameLocks noChangeAspect="1"/>
-                  </wp:cNvGraphicFramePr>
-                  <a:graphic>
-                    <a:graphicData uri="http://schemas.openxmlformats.org/drawingml/2006/picture">
-                      <pic:pic>
-                        <pic:nvPicPr>
-                          <pic:cNvPr id="0" name="image.png"/>
-                          <pic:cNvPicPr/>
-                        </pic:nvPicPr>
-                        <pic:blipFill>
-                          <a:blip r:embed="rId11"/>
-                          <a:stretch>
-                            <a:fillRect/>
-                          </a:stretch>
-                        </pic:blipFill>
-                        <pic:spPr>
-                          <a:xfrm>
-                            <a:off x="0" y="0"/>
-                            <a:ext cx="6400800" cy="3600450"/>
-                          </a:xfrm>
-                          <a:prstGeom prst="rect"/>
-                        </pic:spPr>
-                      </pic:pic>
-                    </a:graphicData>
-                  </a:graphic>
-                </wp:inline>
-              </w:drawing>
-            </w:r>
-          </w:p>
-        </w:tc>
-      </w:tr>
-    </w:tbl>
-    <w:p>
-      <w:pPr>
-        <w:autoSpaceDN w:val="0"/>
-        <w:autoSpaceDE w:val="0"/>
-        <w:widowControl/>
-        <w:spacing w:line="14" w:lineRule="exact" w:before="0" w:after="0"/>
-        <w:ind w:left="0" w:right="0"/>
-      </w:pPr>
-    </w:p>
-    <w:p>
-      <w:pPr>
-        <w:sectPr>
-          <w:pgSz w:w="12240" w:h="15840"/>
-          <w:pgMar w:top="130" w:right="244" w:bottom="136" w:left="250" w:header="720" w:footer="720" w:gutter="0"/>
-          <w:cols/>
-          <w:docGrid w:linePitch="360"/>
-        </w:sectPr>
-      </w:pPr>
-    </w:p>
-    <w:p>
-      <w:pPr>
-        <w:autoSpaceDN w:val="0"/>
-        <w:autoSpaceDE w:val="0"/>
-        <w:widowControl/>
-        <w:spacing w:line="130" w:lineRule="exact" w:before="0" w:after="0"/>
-        <w:ind w:left="0" w:right="0"/>
-      </w:pPr>
-    </w:p>
-    <w:tbl>
-      <w:tblPr>
-        <w:tblW w:type="auto" w:w="0"/>
-        <w:tblLayout w:type="fixed"/>
-        <w:tblLook w:firstColumn="1" w:firstRow="1" w:lastColumn="0" w:lastRow="0" w:noHBand="0" w:noVBand="1" w:val="04A0"/>
-        <w:tblInd w:w="8.000000000000007" w:type="dxa"/>
-      </w:tblPr>
-      <w:tblGrid>
-        <w:gridCol w:w="11746"/>
-      </w:tblGrid>
-      <w:tr>
-        <w:trPr>
-          <w:trHeight w:hRule="exact" w:val="15272"/>
-        </w:trPr>
-        <w:tc>
-          <w:tcPr>
-            <w:tcW w:type="dxa" w:w="11708"/>
-            <w:tcBorders>
-              <w:start w:sz="6.400000000000006" w:val="single" w:color="#000000"/>
-              <w:top w:sz="6.400000000000006" w:val="single" w:color="#000000"/>
-              <w:end w:sz="8.0" w:val="single" w:color="#000000"/>
-              <w:bottom w:sz="7.199999999999818" w:val="single" w:color="#000000"/>
-            </w:tcBorders>
-            <w:tcMar>
-              <w:start w:w="0" w:type="dxa"/>
-              <w:end w:w="0" w:type="dxa"/>
-            </w:tcMar>
-          </w:tcPr>
-          <w:p>
-            <w:pPr>
-              <w:autoSpaceDN w:val="0"/>
-              <w:autoSpaceDE w:val="0"/>
-              <w:widowControl/>
-              <w:spacing w:line="230" w:lineRule="auto" w:before="742" w:after="0"/>
-              <w:ind w:left="0" w:right="0" w:firstLine="0"/>
-              <w:jc w:val="center"/>
-            </w:pPr>
-            <w:r>
-              <w:rPr>
-                <w:rFonts w:ascii="Times New Roman" w:hAnsi="Times New Roman" w:eastAsia="Times New Roman"/>
-                <w:b/>
-                <w:i w:val="0"/>
-                <w:color w:val="000000"/>
-                <w:sz w:val="24"/>
-              </w:rPr>
-              <w:t xml:space="preserve">EXPERIMENT-03 </w:t>
-            </w:r>
-          </w:p>
-          <w:p>
-            <w:pPr>
-              <w:autoSpaceDN w:val="0"/>
-              <w:autoSpaceDE w:val="0"/>
-              <w:widowControl/>
-              <w:spacing w:line="230" w:lineRule="auto" w:before="250" w:after="0"/>
-              <w:ind w:left="874" w:right="0" w:firstLine="0"/>
-              <w:jc w:val="left"/>
-            </w:pPr>
-            <w:r>
-              <w:rPr>
-                <w:rFonts w:ascii="Times New Roman" w:hAnsi="Times New Roman" w:eastAsia="Times New Roman"/>
-                <w:b/>
-                <w:i w:val="0"/>
-                <w:color w:val="000000"/>
-                <w:sz w:val="24"/>
-              </w:rPr>
-              <w:t xml:space="preserve">AIM: </w:t>
-            </w:r>
-            <w:r>
-              <w:rPr>
-                <w:rFonts w:ascii="Times New Roman" w:hAnsi="Times New Roman" w:eastAsia="Times New Roman"/>
-                <w:b w:val="0"/>
-                <w:i w:val="0"/>
-                <w:color w:val="000000"/>
-                <w:sz w:val="24"/>
-              </w:rPr>
-              <w:t xml:space="preserve">To implement the Merge Sort using the divide-and-conquer technique in Python. </w:t>
-            </w:r>
-          </w:p>
-          <w:p>
-            <w:pPr>
-              <w:autoSpaceDN w:val="0"/>
-              <w:autoSpaceDE w:val="0"/>
-              <w:widowControl/>
-              <w:spacing w:line="230" w:lineRule="auto" w:before="292" w:after="0"/>
-              <w:ind w:left="874" w:right="0" w:firstLine="0"/>
-              <w:jc w:val="left"/>
-            </w:pPr>
-            <w:r>
-              <w:rPr>
-                <w:rFonts w:ascii="Times New Roman" w:hAnsi="Times New Roman" w:eastAsia="Times New Roman"/>
-                <w:b/>
-                <w:i w:val="0"/>
-                <w:color w:val="000000"/>
-                <w:sz w:val="24"/>
-              </w:rPr>
-              <w:t>Theory</w:t>
-            </w:r>
-            <w:r>
-              <w:rPr>
-                <w:rFonts w:ascii="Times New Roman" w:hAnsi="Times New Roman" w:eastAsia="Times New Roman"/>
-                <w:b w:val="0"/>
-                <w:i w:val="0"/>
-                <w:color w:val="000000"/>
-                <w:sz w:val="24"/>
-              </w:rPr>
-              <w:t xml:space="preserve">: </w:t>
-            </w:r>
-          </w:p>
-          <w:p>
-            <w:pPr>
-              <w:autoSpaceDN w:val="0"/>
-              <w:autoSpaceDE w:val="0"/>
-              <w:widowControl/>
-              <w:spacing w:line="252" w:lineRule="auto" w:before="258" w:after="0"/>
-              <w:ind w:left="874" w:right="1152" w:firstLine="0"/>
-              <w:jc w:val="left"/>
-            </w:pPr>
-            <w:r>
-              <w:rPr>
-                <w:rFonts w:ascii="Times New Roman" w:hAnsi="Times New Roman" w:eastAsia="Times New Roman"/>
-                <w:b w:val="0"/>
-                <w:i w:val="0"/>
-                <w:color w:val="000000"/>
-                <w:sz w:val="24"/>
-              </w:rPr>
-              <w:t xml:space="preserve">Merge sort is a divide-and-conquer algorithm based on the idea of breaking down a list into several </w:t>
-            </w:r>
-            <w:r>
-              <w:rPr>
-                <w:rFonts w:ascii="Times New Roman" w:hAnsi="Times New Roman" w:eastAsia="Times New Roman"/>
-                <w:b w:val="0"/>
-                <w:i w:val="0"/>
-                <w:color w:val="000000"/>
-                <w:sz w:val="24"/>
-              </w:rPr>
-              <w:t xml:space="preserve">sub-lists until each sublist consists of a single element and merging those sublists in a manner that </w:t>
-            </w:r>
-            <w:r>
-              <w:rPr>
-                <w:rFonts w:ascii="Times New Roman" w:hAnsi="Times New Roman" w:eastAsia="Times New Roman"/>
-                <w:b w:val="0"/>
-                <w:i w:val="0"/>
-                <w:color w:val="000000"/>
-                <w:sz w:val="24"/>
-              </w:rPr>
-              <w:t xml:space="preserve">results into a sorted list. </w:t>
-            </w:r>
-          </w:p>
-          <w:p>
-            <w:pPr>
-              <w:autoSpaceDN w:val="0"/>
-              <w:autoSpaceDE w:val="0"/>
-              <w:widowControl/>
-              <w:spacing w:line="230" w:lineRule="auto" w:before="280" w:after="0"/>
-              <w:ind w:left="874" w:right="0" w:firstLine="0"/>
-              <w:jc w:val="left"/>
-            </w:pPr>
-            <w:r>
-              <w:rPr>
-                <w:rFonts w:ascii="Times New Roman" w:hAnsi="Times New Roman" w:eastAsia="Times New Roman"/>
-                <w:b/>
-                <w:i w:val="0"/>
-                <w:color w:val="000000"/>
-                <w:sz w:val="24"/>
-              </w:rPr>
-              <w:t>Idea:</w:t>
-            </w:r>
-          </w:p>
-          <w:p>
-            <w:pPr>
-              <w:autoSpaceDN w:val="0"/>
-              <w:autoSpaceDE w:val="0"/>
-              <w:widowControl/>
-              <w:spacing w:line="230" w:lineRule="auto" w:before="250" w:after="0"/>
-              <w:ind w:left="1162" w:right="0" w:firstLine="0"/>
-              <w:jc w:val="left"/>
-            </w:pPr>
-            <w:r>
-              <w:rPr>
-                <w:rFonts w:ascii="Symbol" w:hAnsi="Symbol" w:eastAsia="Symbol"/>
-                <w:b w:val="0"/>
-                <w:i w:val="0"/>
-                <w:color w:val="000000"/>
-                <w:sz w:val="20"/>
-              </w:rPr>
-              <w:t></w:t>
-            </w:r>
-            <w:r>
-              <w:rPr>
-                <w:rFonts w:ascii="Times New Roman" w:hAnsi="Times New Roman" w:eastAsia="Times New Roman"/>
-                <w:b w:val="0"/>
-                <w:i w:val="0"/>
-                <w:color w:val="000000"/>
-                <w:sz w:val="24"/>
-              </w:rPr>
-              <w:t xml:space="preserve">Divide the unsorted list into sublists, each containing element. </w:t>
-            </w:r>
-          </w:p>
-          <w:p>
-            <w:pPr>
-              <w:autoSpaceDN w:val="0"/>
-              <w:tabs>
-                <w:tab w:pos="1522" w:val="left"/>
-              </w:tabs>
-              <w:autoSpaceDE w:val="0"/>
-              <w:widowControl/>
-              <w:spacing w:line="245" w:lineRule="auto" w:before="262" w:after="0"/>
-              <w:ind w:left="1162" w:right="864" w:firstLine="0"/>
-              <w:jc w:val="left"/>
-            </w:pPr>
-            <w:r>
-              <w:rPr>
-                <w:rFonts w:ascii="Symbol" w:hAnsi="Symbol" w:eastAsia="Symbol"/>
-                <w:b w:val="0"/>
-                <w:i w:val="0"/>
-                <w:color w:val="000000"/>
-                <w:sz w:val="20"/>
-              </w:rPr>
-              <w:t></w:t>
-            </w:r>
-            <w:r>
-              <w:rPr>
-                <w:rFonts w:ascii="Times New Roman" w:hAnsi="Times New Roman" w:eastAsia="Times New Roman"/>
-                <w:b w:val="0"/>
-                <w:i w:val="0"/>
-                <w:color w:val="000000"/>
-                <w:sz w:val="24"/>
-              </w:rPr>
-              <w:t xml:space="preserve">Take adjacent pairs of two singleton lists and merge them to form a list of 2 elements. will now </w:t>
-            </w:r>
-            <w:r>
-              <w:tab/>
-            </w:r>
-            <w:r>
-              <w:rPr>
-                <w:rFonts w:ascii="Times New Roman" w:hAnsi="Times New Roman" w:eastAsia="Times New Roman"/>
-                <w:b w:val="0"/>
-                <w:i w:val="0"/>
-                <w:color w:val="000000"/>
-                <w:sz w:val="24"/>
-              </w:rPr>
-              <w:t xml:space="preserve">convert into lists of size 2. </w:t>
-            </w:r>
-          </w:p>
-          <w:p>
-            <w:pPr>
-              <w:autoSpaceDN w:val="0"/>
-              <w:autoSpaceDE w:val="0"/>
-              <w:widowControl/>
-              <w:spacing w:line="230" w:lineRule="auto" w:before="264" w:after="0"/>
-              <w:ind w:left="1162" w:right="0" w:firstLine="0"/>
-              <w:jc w:val="left"/>
-            </w:pPr>
-            <w:r>
-              <w:rPr>
-                <w:rFonts w:ascii="Symbol" w:hAnsi="Symbol" w:eastAsia="Symbol"/>
-                <w:b w:val="0"/>
-                <w:i w:val="0"/>
-                <w:color w:val="000000"/>
-                <w:sz w:val="20"/>
-              </w:rPr>
-              <w:t></w:t>
-            </w:r>
-            <w:r>
-              <w:rPr>
-                <w:rFonts w:ascii="Times New Roman" w:hAnsi="Times New Roman" w:eastAsia="Times New Roman"/>
-                <w:b w:val="0"/>
-                <w:i w:val="0"/>
-                <w:color w:val="000000"/>
-                <w:sz w:val="24"/>
-              </w:rPr>
-              <w:t xml:space="preserve">Repeat the process till a single sorted list of obtained. </w:t>
-            </w:r>
-          </w:p>
-          <w:p>
-            <w:pPr>
-              <w:autoSpaceDN w:val="0"/>
-              <w:autoSpaceDE w:val="0"/>
-              <w:widowControl/>
-              <w:spacing w:line="257" w:lineRule="auto" w:before="262" w:after="0"/>
-              <w:ind w:left="874" w:right="1008" w:firstLine="0"/>
-              <w:jc w:val="left"/>
-            </w:pPr>
-            <w:r>
-              <w:rPr>
-                <w:rFonts w:ascii="Times New Roman" w:hAnsi="Times New Roman" w:eastAsia="Times New Roman"/>
-                <w:b w:val="0"/>
-                <w:i w:val="0"/>
-                <w:color w:val="000000"/>
-                <w:sz w:val="24"/>
-              </w:rPr>
-              <w:t xml:space="preserve">While comparing two sublists for merging, the first element of both lists is taken into consideration. </w:t>
-            </w:r>
-            <w:r>
-              <w:rPr>
-                <w:rFonts w:ascii="Times New Roman" w:hAnsi="Times New Roman" w:eastAsia="Times New Roman"/>
-                <w:b w:val="0"/>
-                <w:i w:val="0"/>
-                <w:color w:val="000000"/>
-                <w:sz w:val="24"/>
-              </w:rPr>
-              <w:t xml:space="preserve">While sorting in ascending order, the element that is of a lesser value becomes a new element of the </w:t>
-            </w:r>
-            <w:r>
-              <w:rPr>
-                <w:rFonts w:ascii="Times New Roman" w:hAnsi="Times New Roman" w:eastAsia="Times New Roman"/>
-                <w:b w:val="0"/>
-                <w:i w:val="0"/>
-                <w:color w:val="000000"/>
-                <w:sz w:val="24"/>
-              </w:rPr>
-              <w:t xml:space="preserve">sorted list. This procedure is repeated until both the smaller sublists are empty and the new combined </w:t>
-            </w:r>
-            <w:r>
-              <w:rPr>
-                <w:rFonts w:ascii="Times New Roman" w:hAnsi="Times New Roman" w:eastAsia="Times New Roman"/>
-                <w:b w:val="0"/>
-                <w:i w:val="0"/>
-                <w:color w:val="000000"/>
-                <w:sz w:val="24"/>
-              </w:rPr>
-              <w:t xml:space="preserve">sublist comprises all the elements of both the sublists. </w:t>
-            </w:r>
-          </w:p>
-          <w:p>
-            <w:pPr>
-              <w:autoSpaceDN w:val="0"/>
-              <w:tabs>
-                <w:tab w:pos="1054" w:val="left"/>
-              </w:tabs>
-              <w:autoSpaceDE w:val="0"/>
-              <w:widowControl/>
-              <w:spacing w:line="391" w:lineRule="auto" w:before="810" w:after="0"/>
-              <w:ind w:left="874" w:right="6624" w:firstLine="0"/>
-              <w:jc w:val="left"/>
-            </w:pPr>
-            <w:r>
-              <w:rPr>
-                <w:rFonts w:ascii="Times New Roman" w:hAnsi="Times New Roman" w:eastAsia="Times New Roman"/>
-                <w:b/>
-                <w:i w:val="0"/>
-                <w:color w:val="000000"/>
-                <w:sz w:val="24"/>
-              </w:rPr>
-              <w:t xml:space="preserve">Code: </w:t>
-            </w:r>
-            <w:r>
-              <w:br/>
-            </w:r>
-            <w:r>
-              <w:rPr>
-                <w:rFonts w:ascii="Times New Roman" w:hAnsi="Times New Roman" w:eastAsia="Times New Roman"/>
-                <w:b w:val="0"/>
-                <w:i w:val="0"/>
-                <w:color w:val="000000"/>
-                <w:sz w:val="24"/>
-              </w:rPr>
-              <w:t xml:space="preserve">import random </w:t>
-            </w:r>
-            <w:r>
-              <w:br/>
-            </w:r>
-            <w:r>
-              <w:rPr>
-                <w:rFonts w:ascii="Times New Roman" w:hAnsi="Times New Roman" w:eastAsia="Times New Roman"/>
-                <w:b w:val="0"/>
-                <w:i w:val="0"/>
-                <w:color w:val="000000"/>
-                <w:sz w:val="24"/>
-              </w:rPr>
-              <w:t xml:space="preserve">data=[] </w:t>
-            </w:r>
-            <w:r>
-              <w:br/>
-            </w:r>
-            <w:r>
-              <w:rPr>
-                <w:rFonts w:ascii="Times New Roman" w:hAnsi="Times New Roman" w:eastAsia="Times New Roman"/>
-                <w:b w:val="0"/>
-                <w:i w:val="0"/>
-                <w:color w:val="000000"/>
-                <w:sz w:val="24"/>
-              </w:rPr>
-              <w:t xml:space="preserve">for i in range(1,100): </w:t>
-            </w:r>
-            <w:r>
-              <w:br/>
-            </w:r>
-            <w:r>
-              <w:rPr>
-                <w:rFonts w:ascii="Times New Roman" w:hAnsi="Times New Roman" w:eastAsia="Times New Roman"/>
-                <w:b w:val="0"/>
-                <w:i w:val="0"/>
-                <w:color w:val="000000"/>
-                <w:sz w:val="24"/>
-              </w:rPr>
-              <w:t xml:space="preserve"> data.append(random.randint(-1000,1000)) </w:t>
-            </w:r>
-            <w:r>
-              <w:br/>
-            </w:r>
-            <w:r>
-              <w:rPr>
-                <w:rFonts w:ascii="Times New Roman" w:hAnsi="Times New Roman" w:eastAsia="Times New Roman"/>
-                <w:b w:val="0"/>
-                <w:i w:val="0"/>
-                <w:color w:val="000000"/>
-                <w:sz w:val="24"/>
-              </w:rPr>
-              <w:t xml:space="preserve">print("Unsorted:",data) </w:t>
-            </w:r>
-            <w:r>
-              <w:br/>
-            </w:r>
-            <w:r>
-              <w:rPr>
-                <w:rFonts w:ascii="Times New Roman" w:hAnsi="Times New Roman" w:eastAsia="Times New Roman"/>
-                <w:b w:val="0"/>
-                <w:i w:val="0"/>
-                <w:color w:val="000000"/>
-                <w:sz w:val="24"/>
-              </w:rPr>
-              <w:t xml:space="preserve">def divide(data,left,right): </w:t>
-            </w:r>
-            <w:r>
-              <w:br/>
-            </w:r>
-            <w:r>
-              <w:rPr>
-                <w:rFonts w:ascii="Times New Roman" w:hAnsi="Times New Roman" w:eastAsia="Times New Roman"/>
-                <w:b w:val="0"/>
-                <w:i w:val="0"/>
-                <w:color w:val="000000"/>
-                <w:sz w:val="24"/>
-              </w:rPr>
-              <w:t xml:space="preserve"> if(left&lt;right): </w:t>
-            </w:r>
-            <w:r>
-              <w:br/>
-            </w:r>
-            <w:r>
-              <w:tab/>
-            </w:r>
-            <w:r>
-              <w:rPr>
-                <w:rFonts w:ascii="Times New Roman" w:hAnsi="Times New Roman" w:eastAsia="Times New Roman"/>
-                <w:b w:val="0"/>
-                <w:i w:val="0"/>
-                <w:color w:val="000000"/>
-                <w:sz w:val="24"/>
-              </w:rPr>
-              <w:t xml:space="preserve"> mid=(left+right)//2 </w:t>
-            </w:r>
-            <w:r>
-              <w:br/>
-            </w:r>
-            <w:r>
-              <w:tab/>
-            </w:r>
-            <w:r>
-              <w:rPr>
-                <w:rFonts w:ascii="Times New Roman" w:hAnsi="Times New Roman" w:eastAsia="Times New Roman"/>
-                <w:b w:val="0"/>
-                <w:i w:val="0"/>
-                <w:color w:val="000000"/>
-                <w:sz w:val="24"/>
-              </w:rPr>
-              <w:t xml:space="preserve"> divide(data,left,mid) </w:t>
-            </w:r>
-            <w:r>
-              <w:br/>
-            </w:r>
-            <w:r>
-              <w:tab/>
-            </w:r>
-            <w:r>
-              <w:rPr>
-                <w:rFonts w:ascii="Times New Roman" w:hAnsi="Times New Roman" w:eastAsia="Times New Roman"/>
-                <w:b w:val="0"/>
-                <w:i w:val="0"/>
-                <w:color w:val="000000"/>
-                <w:sz w:val="24"/>
-              </w:rPr>
-              <w:t xml:space="preserve"> divide(data,mid+1,right) </w:t>
-            </w:r>
-            <w:r>
-              <w:br/>
-            </w:r>
-            <w:r>
-              <w:tab/>
-            </w:r>
-            <w:r>
-              <w:rPr>
-                <w:rFonts w:ascii="Times New Roman" w:hAnsi="Times New Roman" w:eastAsia="Times New Roman"/>
-                <w:b w:val="0"/>
-                <w:i w:val="0"/>
-                <w:color w:val="000000"/>
-                <w:sz w:val="24"/>
-              </w:rPr>
-              <w:t xml:space="preserve"> conquer(data,left,mid,right) </w:t>
-            </w:r>
-            <w:r>
-              <w:br/>
-            </w:r>
-            <w:r>
-              <w:rPr>
-                <w:rFonts w:ascii="Times New Roman" w:hAnsi="Times New Roman" w:eastAsia="Times New Roman"/>
-                <w:b w:val="0"/>
-                <w:i w:val="0"/>
-                <w:color w:val="000000"/>
-                <w:sz w:val="24"/>
-              </w:rPr>
-              <w:t xml:space="preserve">def conquer(data,left,mid,right): </w:t>
-            </w:r>
-            <w:r>
-              <w:br/>
-            </w:r>
-            <w:r>
-              <w:rPr>
-                <w:rFonts w:ascii="Times New Roman" w:hAnsi="Times New Roman" w:eastAsia="Times New Roman"/>
-                <w:b w:val="0"/>
-                <w:i w:val="0"/>
-                <w:color w:val="000000"/>
-                <w:sz w:val="24"/>
-              </w:rPr>
-              <w:t xml:space="preserve"> leftpart=data[left:mid+1] </w:t>
-            </w:r>
-            <w:r>
-              <w:br/>
-            </w:r>
-            <w:r>
-              <w:rPr>
-                <w:rFonts w:ascii="Times New Roman" w:hAnsi="Times New Roman" w:eastAsia="Times New Roman"/>
-                <w:b w:val="0"/>
-                <w:i w:val="0"/>
-                <w:color w:val="000000"/>
-                <w:sz w:val="24"/>
-              </w:rPr>
-              <w:t xml:space="preserve"> rightpart=data[mid+1:right+1] </w:t>
-            </w:r>
-            <w:r>
-              <w:br/>
-            </w:r>
-            <w:r>
-              <w:rPr>
-                <w:rFonts w:ascii="Times New Roman" w:hAnsi="Times New Roman" w:eastAsia="Times New Roman"/>
-                <w:b w:val="0"/>
-                <w:i w:val="0"/>
-                <w:color w:val="000000"/>
-                <w:sz w:val="24"/>
-              </w:rPr>
-              <w:t xml:space="preserve"> i=0 </w:t>
-            </w:r>
-          </w:p>
-        </w:tc>
-      </w:tr>
-    </w:tbl>
-    <w:p>
-      <w:pPr>
-        <w:autoSpaceDN w:val="0"/>
-        <w:autoSpaceDE w:val="0"/>
-        <w:widowControl/>
-        <w:spacing w:line="14" w:lineRule="exact" w:before="0" w:after="0"/>
-        <w:ind w:left="0" w:right="0"/>
-      </w:pPr>
-    </w:p>
-    <w:p>
-      <w:pPr>
-        <w:sectPr>
-          <w:pgSz w:w="12240" w:h="15840"/>
-          <w:pgMar w:top="130" w:right="244" w:bottom="136" w:left="250" w:header="720" w:footer="720" w:gutter="0"/>
-          <w:cols/>
-          <w:docGrid w:linePitch="360"/>
-        </w:sectPr>
-      </w:pPr>
-    </w:p>
-    <w:p>
-      <w:pPr>
-        <w:autoSpaceDN w:val="0"/>
-        <w:autoSpaceDE w:val="0"/>
-        <w:widowControl/>
-        <w:spacing w:line="130" w:lineRule="exact" w:before="0" w:after="0"/>
-        <w:ind w:left="0" w:right="0"/>
-      </w:pPr>
-    </w:p>
-    <w:tbl>
-      <w:tblPr>
-        <w:tblW w:type="auto" w:w="0"/>
-        <w:tblLayout w:type="fixed"/>
-        <w:tblLook w:firstColumn="1" w:firstRow="1" w:lastColumn="0" w:lastRow="0" w:noHBand="0" w:noVBand="1" w:val="04A0"/>
-        <w:tblInd w:w="8.000000000000007" w:type="dxa"/>
-      </w:tblPr>
-      <w:tblGrid>
-        <w:gridCol w:w="11746"/>
-      </w:tblGrid>
-      <w:tr>
-        <w:trPr>
-          <w:trHeight w:hRule="exact" w:val="15272"/>
-        </w:trPr>
-        <w:tc>
-          <w:tcPr>
-            <w:tcW w:type="dxa" w:w="11708"/>
-            <w:tcBorders>
-              <w:start w:sz="6.400000000000006" w:val="single" w:color="#000000"/>
-              <w:top w:sz="6.400000000000006" w:val="single" w:color="#000000"/>
-              <w:end w:sz="8.0" w:val="single" w:color="#000000"/>
-              <w:bottom w:sz="7.199999999999818" w:val="single" w:color="#000000"/>
-            </w:tcBorders>
-            <w:tcMar>
-              <w:start w:w="0" w:type="dxa"/>
-              <w:end w:w="0" w:type="dxa"/>
-            </w:tcMar>
-          </w:tcPr>
-          <w:p>
-            <w:pPr>
-              <w:autoSpaceDN w:val="0"/>
-              <w:autoSpaceDE w:val="0"/>
-              <w:widowControl/>
-              <w:spacing w:line="230" w:lineRule="auto" w:before="678" w:after="0"/>
-              <w:ind w:left="1054" w:right="0" w:firstLine="0"/>
-              <w:jc w:val="left"/>
-            </w:pPr>
-            <w:r>
-              <w:rPr>
-                <w:rFonts w:ascii="Times New Roman" w:hAnsi="Times New Roman" w:eastAsia="Times New Roman"/>
-                <w:b w:val="0"/>
-                <w:i w:val="0"/>
-                <w:color w:val="000000"/>
-                <w:sz w:val="24"/>
-              </w:rPr>
-              <w:t xml:space="preserve"> j=0 </w:t>
-            </w:r>
-          </w:p>
-          <w:p>
-            <w:pPr>
-              <w:autoSpaceDN w:val="0"/>
-              <w:autoSpaceDE w:val="0"/>
-              <w:widowControl/>
-              <w:spacing w:line="230" w:lineRule="auto" w:before="198" w:after="0"/>
-              <w:ind w:left="1054" w:right="0" w:firstLine="0"/>
-              <w:jc w:val="left"/>
-            </w:pPr>
-            <w:r>
-              <w:rPr>
-                <w:rFonts w:ascii="Times New Roman" w:hAnsi="Times New Roman" w:eastAsia="Times New Roman"/>
-                <w:b w:val="0"/>
-                <w:i w:val="0"/>
-                <w:color w:val="000000"/>
-                <w:sz w:val="24"/>
-              </w:rPr>
-              <w:t xml:space="preserve"> k=left </w:t>
-            </w:r>
-          </w:p>
-          <w:p>
-            <w:pPr>
-              <w:autoSpaceDN w:val="0"/>
-              <w:autoSpaceDE w:val="0"/>
-              <w:widowControl/>
-              <w:spacing w:line="230" w:lineRule="auto" w:before="196" w:after="0"/>
-              <w:ind w:left="1054" w:right="0" w:firstLine="0"/>
-              <w:jc w:val="left"/>
-            </w:pPr>
-            <w:r>
-              <w:rPr>
-                <w:rFonts w:ascii="Times New Roman" w:hAnsi="Times New Roman" w:eastAsia="Times New Roman"/>
-                <w:b w:val="0"/>
-                <w:i w:val="0"/>
-                <w:color w:val="000000"/>
-                <w:sz w:val="24"/>
-              </w:rPr>
-              <w:t xml:space="preserve"> while i &lt; len(leftpart) and j &lt; len(rightpart): </w:t>
-            </w:r>
-          </w:p>
-          <w:p>
-            <w:pPr>
-              <w:autoSpaceDN w:val="0"/>
-              <w:autoSpaceDE w:val="0"/>
-              <w:widowControl/>
-              <w:spacing w:line="230" w:lineRule="auto" w:before="194" w:after="0"/>
-              <w:ind w:left="1294" w:right="0" w:firstLine="0"/>
-              <w:jc w:val="left"/>
-            </w:pPr>
-            <w:r>
-              <w:rPr>
-                <w:rFonts w:ascii="Times New Roman" w:hAnsi="Times New Roman" w:eastAsia="Times New Roman"/>
-                <w:b w:val="0"/>
-                <w:i w:val="0"/>
-                <w:color w:val="000000"/>
-                <w:sz w:val="24"/>
-              </w:rPr>
-              <w:t xml:space="preserve"> if(leftpart[i]&lt;=rightpart[j]): </w:t>
-            </w:r>
-          </w:p>
-          <w:p>
-            <w:pPr>
-              <w:autoSpaceDN w:val="0"/>
-              <w:autoSpaceDE w:val="0"/>
-              <w:widowControl/>
-              <w:spacing w:line="230" w:lineRule="auto" w:before="194" w:after="0"/>
-              <w:ind w:left="1534" w:right="0" w:firstLine="0"/>
-              <w:jc w:val="left"/>
-            </w:pPr>
-            <w:r>
-              <w:rPr>
-                <w:rFonts w:ascii="Times New Roman" w:hAnsi="Times New Roman" w:eastAsia="Times New Roman"/>
-                <w:b w:val="0"/>
-                <w:i w:val="0"/>
-                <w:color w:val="000000"/>
-                <w:sz w:val="24"/>
-              </w:rPr>
-              <w:t xml:space="preserve"> data[k]=leftpart[i] </w:t>
-            </w:r>
-          </w:p>
-          <w:p>
-            <w:pPr>
-              <w:autoSpaceDN w:val="0"/>
-              <w:autoSpaceDE w:val="0"/>
-              <w:widowControl/>
-              <w:spacing w:line="230" w:lineRule="auto" w:before="196" w:after="0"/>
-              <w:ind w:left="1534" w:right="0" w:firstLine="0"/>
-              <w:jc w:val="left"/>
-            </w:pPr>
-            <w:r>
-              <w:rPr>
-                <w:rFonts w:ascii="Times New Roman" w:hAnsi="Times New Roman" w:eastAsia="Times New Roman"/>
-                <w:b w:val="0"/>
-                <w:i w:val="0"/>
-                <w:color w:val="000000"/>
-                <w:sz w:val="24"/>
-              </w:rPr>
-              <w:t xml:space="preserve"> i+=1 </w:t>
-            </w:r>
-          </w:p>
-          <w:p>
-            <w:pPr>
-              <w:autoSpaceDN w:val="0"/>
-              <w:autoSpaceDE w:val="0"/>
-              <w:widowControl/>
-              <w:spacing w:line="230" w:lineRule="auto" w:before="194" w:after="0"/>
-              <w:ind w:left="1294" w:right="0" w:firstLine="0"/>
-              <w:jc w:val="left"/>
-            </w:pPr>
-            <w:r>
-              <w:rPr>
-                <w:rFonts w:ascii="Times New Roman" w:hAnsi="Times New Roman" w:eastAsia="Times New Roman"/>
-                <w:b w:val="0"/>
-                <w:i w:val="0"/>
-                <w:color w:val="000000"/>
-                <w:sz w:val="24"/>
-              </w:rPr>
-              <w:t xml:space="preserve"> else: </w:t>
-            </w:r>
-          </w:p>
-          <w:p>
-            <w:pPr>
-              <w:autoSpaceDN w:val="0"/>
-              <w:autoSpaceDE w:val="0"/>
-              <w:widowControl/>
-              <w:spacing w:line="230" w:lineRule="auto" w:before="196" w:after="0"/>
-              <w:ind w:left="1534" w:right="0" w:firstLine="0"/>
-              <w:jc w:val="left"/>
-            </w:pPr>
-            <w:r>
-              <w:rPr>
-                <w:rFonts w:ascii="Times New Roman" w:hAnsi="Times New Roman" w:eastAsia="Times New Roman"/>
-                <w:b w:val="0"/>
-                <w:i w:val="0"/>
-                <w:color w:val="000000"/>
-                <w:sz w:val="24"/>
-              </w:rPr>
-              <w:t xml:space="preserve"> data[k]=rightpart[j] </w:t>
-            </w:r>
-          </w:p>
-          <w:p>
-            <w:pPr>
-              <w:autoSpaceDN w:val="0"/>
-              <w:autoSpaceDE w:val="0"/>
-              <w:widowControl/>
-              <w:spacing w:line="230" w:lineRule="auto" w:before="196" w:after="0"/>
-              <w:ind w:left="1534" w:right="0" w:firstLine="0"/>
-              <w:jc w:val="left"/>
-            </w:pPr>
-            <w:r>
-              <w:rPr>
-                <w:rFonts w:ascii="Times New Roman" w:hAnsi="Times New Roman" w:eastAsia="Times New Roman"/>
-                <w:b w:val="0"/>
-                <w:i w:val="0"/>
-                <w:color w:val="000000"/>
-                <w:sz w:val="24"/>
-              </w:rPr>
-              <w:t xml:space="preserve"> j+=1 </w:t>
-            </w:r>
-          </w:p>
-          <w:p>
-            <w:pPr>
-              <w:autoSpaceDN w:val="0"/>
-              <w:autoSpaceDE w:val="0"/>
-              <w:widowControl/>
-              <w:spacing w:line="230" w:lineRule="auto" w:before="196" w:after="0"/>
-              <w:ind w:left="1294" w:right="0" w:firstLine="0"/>
-              <w:jc w:val="left"/>
-            </w:pPr>
-            <w:r>
-              <w:rPr>
-                <w:rFonts w:ascii="Times New Roman" w:hAnsi="Times New Roman" w:eastAsia="Times New Roman"/>
-                <w:b w:val="0"/>
-                <w:i w:val="0"/>
-                <w:color w:val="000000"/>
-                <w:sz w:val="24"/>
-              </w:rPr>
-              <w:t xml:space="preserve"> k+=1 </w:t>
-            </w:r>
-          </w:p>
-          <w:p>
-            <w:pPr>
-              <w:autoSpaceDN w:val="0"/>
-              <w:autoSpaceDE w:val="0"/>
-              <w:widowControl/>
-              <w:spacing w:line="230" w:lineRule="auto" w:before="194" w:after="0"/>
-              <w:ind w:left="1054" w:right="0" w:firstLine="0"/>
-              <w:jc w:val="left"/>
-            </w:pPr>
-            <w:r>
-              <w:rPr>
-                <w:rFonts w:ascii="Times New Roman" w:hAnsi="Times New Roman" w:eastAsia="Times New Roman"/>
-                <w:b w:val="0"/>
-                <w:i w:val="0"/>
-                <w:color w:val="000000"/>
-                <w:sz w:val="24"/>
-              </w:rPr>
-              <w:t xml:space="preserve"> while i &lt; len(leftpart): </w:t>
-            </w:r>
-          </w:p>
-          <w:p>
-            <w:pPr>
-              <w:autoSpaceDN w:val="0"/>
-              <w:autoSpaceDE w:val="0"/>
-              <w:widowControl/>
-              <w:spacing w:line="230" w:lineRule="auto" w:before="196" w:after="0"/>
-              <w:ind w:left="1294" w:right="0" w:firstLine="0"/>
-              <w:jc w:val="left"/>
-            </w:pPr>
-            <w:r>
-              <w:rPr>
-                <w:rFonts w:ascii="Times New Roman" w:hAnsi="Times New Roman" w:eastAsia="Times New Roman"/>
-                <w:b w:val="0"/>
-                <w:i w:val="0"/>
-                <w:color w:val="000000"/>
-                <w:sz w:val="24"/>
-              </w:rPr>
-              <w:t xml:space="preserve"> data[k] = leftpart[i] </w:t>
-            </w:r>
-          </w:p>
-          <w:p>
-            <w:pPr>
-              <w:autoSpaceDN w:val="0"/>
-              <w:autoSpaceDE w:val="0"/>
-              <w:widowControl/>
-              <w:spacing w:line="230" w:lineRule="auto" w:before="194" w:after="0"/>
-              <w:ind w:left="1294" w:right="0" w:firstLine="0"/>
-              <w:jc w:val="left"/>
-            </w:pPr>
-            <w:r>
-              <w:rPr>
-                <w:rFonts w:ascii="Times New Roman" w:hAnsi="Times New Roman" w:eastAsia="Times New Roman"/>
-                <w:b w:val="0"/>
-                <w:i w:val="0"/>
-                <w:color w:val="000000"/>
-                <w:sz w:val="24"/>
-              </w:rPr>
-              <w:t xml:space="preserve"> i += 1 </w:t>
-            </w:r>
-          </w:p>
-          <w:p>
-            <w:pPr>
-              <w:autoSpaceDN w:val="0"/>
-              <w:autoSpaceDE w:val="0"/>
-              <w:widowControl/>
-              <w:spacing w:line="230" w:lineRule="auto" w:before="196" w:after="0"/>
-              <w:ind w:left="1294" w:right="0" w:firstLine="0"/>
-              <w:jc w:val="left"/>
-            </w:pPr>
-            <w:r>
-              <w:rPr>
-                <w:rFonts w:ascii="Times New Roman" w:hAnsi="Times New Roman" w:eastAsia="Times New Roman"/>
-                <w:b w:val="0"/>
-                <w:i w:val="0"/>
-                <w:color w:val="000000"/>
-                <w:sz w:val="24"/>
-              </w:rPr>
-              <w:t xml:space="preserve"> k += 1 </w:t>
-            </w:r>
-          </w:p>
-          <w:p>
-            <w:pPr>
-              <w:autoSpaceDN w:val="0"/>
-              <w:tabs>
-                <w:tab w:pos="1054" w:val="left"/>
-              </w:tabs>
-              <w:autoSpaceDE w:val="0"/>
-              <w:widowControl/>
-              <w:spacing w:line="353" w:lineRule="auto" w:before="882" w:after="0"/>
-              <w:ind w:left="874" w:right="1008" w:firstLine="0"/>
-              <w:jc w:val="left"/>
-            </w:pPr>
-            <w:r>
-              <w:rPr>
-                <w:rFonts w:ascii="Times New Roman" w:hAnsi="Times New Roman" w:eastAsia="Times New Roman"/>
-                <w:b w:val="0"/>
-                <w:i w:val="0"/>
-                <w:color w:val="000000"/>
-                <w:sz w:val="24"/>
-              </w:rPr>
-              <w:t xml:space="preserve"> while j &lt; len(rightpart): </w:t>
-            </w:r>
-            <w:r>
-              <w:br/>
-            </w:r>
-            <w:r>
-              <w:tab/>
-            </w:r>
-            <w:r>
-              <w:rPr>
-                <w:rFonts w:ascii="Times New Roman" w:hAnsi="Times New Roman" w:eastAsia="Times New Roman"/>
-                <w:b w:val="0"/>
-                <w:i w:val="0"/>
-                <w:color w:val="000000"/>
-                <w:sz w:val="24"/>
-              </w:rPr>
-              <w:t xml:space="preserve"> data[k] = rightpart[j] </w:t>
-            </w:r>
-            <w:r>
-              <w:br/>
-            </w:r>
-            <w:r>
-              <w:tab/>
-            </w:r>
-            <w:r>
-              <w:rPr>
-                <w:rFonts w:ascii="Times New Roman" w:hAnsi="Times New Roman" w:eastAsia="Times New Roman"/>
-                <w:b w:val="0"/>
-                <w:i w:val="0"/>
-                <w:color w:val="000000"/>
-                <w:sz w:val="24"/>
-              </w:rPr>
-              <w:t xml:space="preserve"> j += 1 </w:t>
-            </w:r>
-            <w:r>
-              <w:br/>
-            </w:r>
-            <w:r>
-              <w:tab/>
-            </w:r>
-            <w:r>
-              <w:rPr>
-                <w:rFonts w:ascii="Times New Roman" w:hAnsi="Times New Roman" w:eastAsia="Times New Roman"/>
-                <w:b w:val="0"/>
-                <w:i w:val="0"/>
-                <w:color w:val="000000"/>
-                <w:sz w:val="24"/>
-              </w:rPr>
-              <w:t xml:space="preserve"> k+=1 </w:t>
-            </w:r>
-            <w:r>
-              <w:br/>
-            </w:r>
-            <w:r>
-              <w:rPr>
-                <w:rFonts w:ascii="Times New Roman" w:hAnsi="Times New Roman" w:eastAsia="Times New Roman"/>
-                <w:b w:val="0"/>
-                <w:i w:val="0"/>
-                <w:color w:val="000000"/>
-                <w:sz w:val="24"/>
-              </w:rPr>
-              <w:t xml:space="preserve">divide(data,0,len(data)-1) </w:t>
-            </w:r>
-            <w:r>
-              <w:br/>
-            </w:r>
-            <w:r>
-              <w:rPr>
-                <w:rFonts w:ascii="Times New Roman" w:hAnsi="Times New Roman" w:eastAsia="Times New Roman"/>
-                <w:b w:val="0"/>
-                <w:i w:val="0"/>
-                <w:color w:val="000000"/>
-                <w:sz w:val="24"/>
-              </w:rPr>
-              <w:t xml:space="preserve">print("Sorted:",data) </w:t>
-            </w:r>
-            <w:r>
-              <w:br/>
-            </w:r>
-            <w:r>
-              <w:rPr>
-                <w:rFonts w:ascii="Times New Roman" w:hAnsi="Times New Roman" w:eastAsia="Times New Roman"/>
-                <w:b/>
-                <w:i w:val="0"/>
-                <w:color w:val="000000"/>
-                <w:sz w:val="24"/>
-              </w:rPr>
-              <w:t xml:space="preserve">Complexity Analysis: </w:t>
-            </w:r>
-            <w:r>
-              <w:br/>
-            </w:r>
-            <w:r>
-              <w:rPr>
-                <w:rFonts w:ascii="Times New Roman" w:hAnsi="Times New Roman" w:eastAsia="Times New Roman"/>
-                <w:b w:val="0"/>
-                <w:i w:val="0"/>
-                <w:color w:val="000000"/>
-                <w:sz w:val="24"/>
-              </w:rPr>
-              <w:t xml:space="preserve">Time Complexity: Merge Sort takes O(NlogN) time in all cases considering representation of data in </w:t>
-            </w:r>
-            <w:r>
-              <w:rPr>
-                <w:rFonts w:ascii="Times New Roman" w:hAnsi="Times New Roman" w:eastAsia="Times New Roman"/>
-                <w:b w:val="0"/>
-                <w:i w:val="0"/>
-                <w:color w:val="000000"/>
-                <w:sz w:val="24"/>
-              </w:rPr>
-              <w:t xml:space="preserve">any order </w:t>
-            </w:r>
-            <w:r>
-              <w:br/>
-            </w:r>
-            <w:r>
-              <w:rPr>
-                <w:rFonts w:ascii="Times New Roman" w:hAnsi="Times New Roman" w:eastAsia="Times New Roman"/>
-                <w:b w:val="0"/>
-                <w:i w:val="0"/>
-                <w:color w:val="000000"/>
-                <w:sz w:val="24"/>
-              </w:rPr>
-              <w:t xml:space="preserve">Space Complexity: It takes an extra space of O(N) (N: length of data) and also auxiliary space due to </w:t>
-            </w:r>
-            <w:r>
-              <w:rPr>
-                <w:rFonts w:ascii="Times New Roman" w:hAnsi="Times New Roman" w:eastAsia="Times New Roman"/>
-                <w:b w:val="0"/>
-                <w:i w:val="0"/>
-                <w:color w:val="000000"/>
-                <w:sz w:val="24"/>
-              </w:rPr>
-              <w:t xml:space="preserve">recursion call. </w:t>
-            </w:r>
-          </w:p>
-          <w:p>
-            <w:pPr>
-              <w:autoSpaceDN w:val="0"/>
-              <w:autoSpaceDE w:val="0"/>
-              <w:widowControl/>
-              <w:spacing w:line="230" w:lineRule="auto" w:before="1148" w:after="0"/>
-              <w:ind w:left="874" w:right="0" w:firstLine="0"/>
-              <w:jc w:val="left"/>
-            </w:pPr>
-            <w:r>
-              <w:rPr>
-                <w:rFonts w:ascii="Times New Roman" w:hAnsi="Times New Roman" w:eastAsia="Times New Roman"/>
-                <w:b/>
-                <w:i w:val="0"/>
-                <w:color w:val="000000"/>
-                <w:sz w:val="24"/>
-              </w:rPr>
-              <w:t xml:space="preserve">OUTPUT: </w:t>
-            </w:r>
-          </w:p>
-        </w:tc>
-      </w:tr>
-    </w:tbl>
-    <w:p>
-      <w:pPr>
-        <w:autoSpaceDN w:val="0"/>
-        <w:autoSpaceDE w:val="0"/>
-        <w:widowControl/>
-        <w:spacing w:line="14" w:lineRule="exact" w:before="0" w:after="0"/>
-        <w:ind w:left="0" w:right="0"/>
-      </w:pPr>
-    </w:p>
-    <w:p>
-      <w:pPr>
-        <w:sectPr>
-          <w:pgSz w:w="12240" w:h="15840"/>
-          <w:pgMar w:top="130" w:right="244" w:bottom="136" w:left="250" w:header="720" w:footer="720" w:gutter="0"/>
-          <w:cols/>
-          <w:docGrid w:linePitch="360"/>
-        </w:sectPr>
-      </w:pPr>
-    </w:p>
-    <w:p>
-      <w:pPr>
-        <w:autoSpaceDN w:val="0"/>
-        <w:autoSpaceDE w:val="0"/>
-        <w:widowControl/>
-        <w:spacing w:line="130" w:lineRule="exact" w:before="0" w:after="0"/>
-        <w:ind w:left="0" w:right="0"/>
-      </w:pPr>
-    </w:p>
-    <w:tbl>
-      <w:tblPr>
-        <w:tblW w:type="auto" w:w="0"/>
-        <w:tblLayout w:type="fixed"/>
-        <w:tblLook w:firstColumn="1" w:firstRow="1" w:lastColumn="0" w:lastRow="0" w:noHBand="0" w:noVBand="1" w:val="04A0"/>
-        <w:tblInd w:w="8.000000000000007" w:type="dxa"/>
-      </w:tblPr>
-      <w:tblGrid>
-        <w:gridCol w:w="11746"/>
-      </w:tblGrid>
-      <w:tr>
-        <w:trPr>
-          <w:trHeight w:hRule="exact" w:val="15272"/>
-        </w:trPr>
-        <w:tc>
-          <w:tcPr>
-            <w:tcW w:type="dxa" w:w="11708"/>
-            <w:tcBorders>
-              <w:start w:sz="6.400000000000006" w:val="single" w:color="#000000"/>
-              <w:top w:sz="6.400000000000006" w:val="single" w:color="#000000"/>
-              <w:end w:sz="8.0" w:val="single" w:color="#000000"/>
-              <w:bottom w:sz="7.199999999999818" w:val="single" w:color="#000000"/>
-            </w:tcBorders>
-            <w:tcMar>
-              <w:start w:w="0" w:type="dxa"/>
-              <w:end w:w="0" w:type="dxa"/>
-            </w:tcMar>
-          </w:tcPr>
-          <w:p>
-            <w:pPr>
-              <w:autoSpaceDN w:val="0"/>
-              <w:autoSpaceDE w:val="0"/>
-              <w:widowControl/>
-              <w:spacing w:line="240" w:lineRule="auto" w:before="664" w:after="0"/>
-              <w:ind w:left="874" w:right="0" w:firstLine="0"/>
-              <w:jc w:val="left"/>
-            </w:pPr>
-            <w:r>
-              <w:drawing>
-                <wp:inline xmlns:a="http://schemas.openxmlformats.org/drawingml/2006/main" xmlns:pic="http://schemas.openxmlformats.org/drawingml/2006/picture">
-                  <wp:extent cx="6400800" cy="3600450"/>
-                  <wp:docPr id="4" name="Picture 4"/>
-                  <wp:cNvGraphicFramePr>
-                    <a:graphicFrameLocks noChangeAspect="1"/>
-                  </wp:cNvGraphicFramePr>
-                  <a:graphic>
-                    <a:graphicData uri="http://schemas.openxmlformats.org/drawingml/2006/picture">
-                      <pic:pic>
-                        <pic:nvPicPr>
-                          <pic:cNvPr id="0" name="image.png"/>
-                          <pic:cNvPicPr/>
-                        </pic:nvPicPr>
-                        <pic:blipFill>
-                          <a:blip r:embed="rId12"/>
-                          <a:stretch>
-                            <a:fillRect/>
-                          </a:stretch>
-                        </pic:blipFill>
-                        <pic:spPr>
-                          <a:xfrm>
-                            <a:off x="0" y="0"/>
-                            <a:ext cx="6400800" cy="3600450"/>
-                          </a:xfrm>
-                          <a:prstGeom prst="rect"/>
-                        </pic:spPr>
-                      </pic:pic>
-                    </a:graphicData>
-                  </a:graphic>
-                </wp:inline>
-              </w:drawing>
-            </w:r>
-          </w:p>
-        </w:tc>
-      </w:tr>
-    </w:tbl>
-    <w:p>
-      <w:pPr>
-        <w:autoSpaceDN w:val="0"/>
-        <w:autoSpaceDE w:val="0"/>
-        <w:widowControl/>
-        <w:spacing w:line="14" w:lineRule="exact" w:before="0" w:after="0"/>
-        <w:ind w:left="0" w:right="0"/>
-      </w:pPr>
-    </w:p>
-    <w:p>
-      <w:pPr>
-        <w:sectPr>
-          <w:pgSz w:w="12240" w:h="15840"/>
-          <w:pgMar w:top="130" w:right="244" w:bottom="136" w:left="250" w:header="720" w:footer="720" w:gutter="0"/>
-          <w:cols/>
-          <w:docGrid w:linePitch="360"/>
-        </w:sectPr>
-      </w:pPr>
-    </w:p>
-    <w:p>
-      <w:pPr>
-        <w:autoSpaceDN w:val="0"/>
-        <w:autoSpaceDE w:val="0"/>
-        <w:widowControl/>
-        <w:spacing w:line="130" w:lineRule="exact" w:before="0" w:after="0"/>
-        <w:ind w:left="0" w:right="0"/>
-      </w:pPr>
-    </w:p>
-    <w:tbl>
-      <w:tblPr>
-        <w:tblW w:type="auto" w:w="0"/>
-        <w:tblLayout w:type="fixed"/>
-        <w:tblLook w:firstColumn="1" w:firstRow="1" w:lastColumn="0" w:lastRow="0" w:noHBand="0" w:noVBand="1" w:val="04A0"/>
-        <w:tblInd w:w="8.000000000000007" w:type="dxa"/>
-      </w:tblPr>
-      <w:tblGrid>
-        <w:gridCol w:w="11746"/>
-      </w:tblGrid>
-      <w:tr>
-        <w:trPr>
-          <w:trHeight w:hRule="exact" w:val="15272"/>
-        </w:trPr>
-        <w:tc>
-          <w:tcPr>
-            <w:tcW w:type="dxa" w:w="11708"/>
-            <w:tcBorders>
-              <w:start w:sz="6.400000000000006" w:val="single" w:color="#000000"/>
-              <w:top w:sz="6.400000000000006" w:val="single" w:color="#000000"/>
-              <w:end w:sz="8.0" w:val="single" w:color="#000000"/>
-              <w:bottom w:sz="7.199999999999818" w:val="single" w:color="#000000"/>
-            </w:tcBorders>
-            <w:tcMar>
-              <w:start w:w="0" w:type="dxa"/>
-              <w:end w:w="0" w:type="dxa"/>
-            </w:tcMar>
-          </w:tcPr>
-          <w:p>
-            <w:pPr>
-              <w:autoSpaceDN w:val="0"/>
-              <w:autoSpaceDE w:val="0"/>
-              <w:widowControl/>
-              <w:spacing w:line="230" w:lineRule="auto" w:before="742" w:after="0"/>
-              <w:ind w:left="0" w:right="0" w:firstLine="0"/>
-              <w:jc w:val="center"/>
-            </w:pPr>
-            <w:r>
-              <w:rPr>
-                <w:rFonts w:ascii="Times New Roman" w:hAnsi="Times New Roman" w:eastAsia="Times New Roman"/>
-                <w:b/>
-                <w:i w:val="0"/>
-                <w:color w:val="000000"/>
-                <w:sz w:val="24"/>
-              </w:rPr>
-              <w:t xml:space="preserve">EXPERIMENT-04 </w:t>
-            </w:r>
-          </w:p>
-          <w:p>
-            <w:pPr>
-              <w:autoSpaceDN w:val="0"/>
-              <w:autoSpaceDE w:val="0"/>
-              <w:widowControl/>
-              <w:spacing w:line="230" w:lineRule="auto" w:before="250" w:after="0"/>
-              <w:ind w:left="874" w:right="0" w:firstLine="0"/>
-              <w:jc w:val="left"/>
-            </w:pPr>
-            <w:r>
-              <w:rPr>
-                <w:rFonts w:ascii="Times New Roman" w:hAnsi="Times New Roman" w:eastAsia="Times New Roman"/>
-                <w:b/>
-                <w:i w:val="0"/>
-                <w:color w:val="000000"/>
-                <w:sz w:val="24"/>
-              </w:rPr>
-              <w:t xml:space="preserve">AIM: </w:t>
-            </w:r>
-            <w:r>
-              <w:rPr>
-                <w:rFonts w:ascii="Times New Roman" w:hAnsi="Times New Roman" w:eastAsia="Times New Roman"/>
-                <w:b w:val="0"/>
-                <w:i w:val="0"/>
-                <w:color w:val="000000"/>
-                <w:sz w:val="24"/>
-              </w:rPr>
-              <w:t xml:space="preserve">To implement the Topological Sorting is Directed Acyclic Graph in Python. </w:t>
-            </w:r>
-          </w:p>
-          <w:p>
-            <w:pPr>
-              <w:autoSpaceDN w:val="0"/>
-              <w:autoSpaceDE w:val="0"/>
-              <w:widowControl/>
-              <w:spacing w:line="230" w:lineRule="auto" w:before="292" w:after="0"/>
-              <w:ind w:left="874" w:right="0" w:firstLine="0"/>
-              <w:jc w:val="left"/>
-            </w:pPr>
-            <w:r>
-              <w:rPr>
-                <w:rFonts w:ascii="Times New Roman" w:hAnsi="Times New Roman" w:eastAsia="Times New Roman"/>
-                <w:b/>
-                <w:i w:val="0"/>
-                <w:color w:val="000000"/>
-                <w:sz w:val="24"/>
-              </w:rPr>
-              <w:t>Theory:</w:t>
-            </w:r>
-          </w:p>
-          <w:p>
-            <w:pPr>
-              <w:autoSpaceDN w:val="0"/>
-              <w:autoSpaceDE w:val="0"/>
-              <w:widowControl/>
-              <w:spacing w:line="240" w:lineRule="auto" w:before="236" w:after="0"/>
-              <w:ind w:left="874" w:right="0" w:firstLine="0"/>
-              <w:jc w:val="left"/>
-            </w:pPr>
-            <w:r>
-              <w:drawing>
-                <wp:inline xmlns:a="http://schemas.openxmlformats.org/drawingml/2006/main" xmlns:pic="http://schemas.openxmlformats.org/drawingml/2006/picture">
-                  <wp:extent cx="6400800" cy="4645660"/>
-                  <wp:docPr id="5" name="Picture 5"/>
-                  <wp:cNvGraphicFramePr>
-                    <a:graphicFrameLocks noChangeAspect="1"/>
-                  </wp:cNvGraphicFramePr>
-                  <a:graphic>
-                    <a:graphicData uri="http://schemas.openxmlformats.org/drawingml/2006/picture">
-                      <pic:pic>
-                        <pic:nvPicPr>
-                          <pic:cNvPr id="0" name="image.png"/>
-                          <pic:cNvPicPr/>
-                        </pic:nvPicPr>
-                        <pic:blipFill>
-                          <a:blip r:embed="rId13"/>
-                          <a:stretch>
-                            <a:fillRect/>
-                          </a:stretch>
-                        </pic:blipFill>
-                        <pic:spPr>
-                          <a:xfrm>
-                            <a:off x="0" y="0"/>
-                            <a:ext cx="6400800" cy="4645660"/>
-                          </a:xfrm>
-                          <a:prstGeom prst="rect"/>
-                        </pic:spPr>
-                      </pic:pic>
-                    </a:graphicData>
-                  </a:graphic>
-                </wp:inline>
-              </w:drawing>
-            </w:r>
-          </w:p>
-          <w:p>
-            <w:pPr>
-              <w:autoSpaceDN w:val="0"/>
-              <w:autoSpaceDE w:val="0"/>
-              <w:widowControl/>
-              <w:spacing w:line="278" w:lineRule="auto" w:before="226" w:after="0"/>
-              <w:ind w:left="874" w:right="6624" w:firstLine="0"/>
-              <w:jc w:val="left"/>
-            </w:pPr>
-            <w:r>
-              <w:rPr>
-                <w:rFonts w:ascii="Times New Roman" w:hAnsi="Times New Roman" w:eastAsia="Times New Roman"/>
-                <w:b/>
-                <w:i w:val="0"/>
-                <w:color w:val="000000"/>
-                <w:sz w:val="24"/>
-              </w:rPr>
-              <w:t xml:space="preserve">Code: </w:t>
-            </w:r>
-            <w:r>
-              <w:br/>
-            </w:r>
-            <w:r>
-              <w:rPr>
-                <w:rFonts w:ascii="Times New Roman" w:hAnsi="Times New Roman" w:eastAsia="Times New Roman"/>
-                <w:b w:val="0"/>
-                <w:i w:val="0"/>
-                <w:color w:val="000000"/>
-                <w:sz w:val="24"/>
-              </w:rPr>
-              <w:t xml:space="preserve">from collections import defaultdict, deque </w:t>
-            </w:r>
-          </w:p>
-          <w:p>
-            <w:pPr>
-              <w:autoSpaceDN w:val="0"/>
-              <w:tabs>
-                <w:tab w:pos="1050" w:val="left"/>
-              </w:tabs>
-              <w:autoSpaceDE w:val="0"/>
-              <w:widowControl/>
-              <w:spacing w:line="367" w:lineRule="auto" w:before="794" w:after="0"/>
-              <w:ind w:left="874" w:right="4464" w:firstLine="0"/>
-              <w:jc w:val="left"/>
-            </w:pPr>
-            <w:r>
-              <w:rPr>
-                <w:rFonts w:ascii="Times New Roman" w:hAnsi="Times New Roman" w:eastAsia="Times New Roman"/>
-                <w:b w:val="0"/>
-                <w:i w:val="0"/>
-                <w:color w:val="000000"/>
-                <w:sz w:val="24"/>
-              </w:rPr>
-              <w:t xml:space="preserve">class Graph: </w:t>
-            </w:r>
-            <w:r>
-              <w:br/>
-            </w:r>
-            <w:r>
-              <w:rPr>
-                <w:rFonts w:ascii="Times New Roman" w:hAnsi="Times New Roman" w:eastAsia="Times New Roman"/>
-                <w:b w:val="0"/>
-                <w:i w:val="0"/>
-                <w:color w:val="000000"/>
-                <w:sz w:val="24"/>
-              </w:rPr>
-              <w:t xml:space="preserve"> def __init__(self, vertices): </w:t>
-            </w:r>
-            <w:r>
-              <w:br/>
-            </w:r>
-            <w:r>
-              <w:rPr>
-                <w:rFonts w:ascii="Times New Roman" w:hAnsi="Times New Roman" w:eastAsia="Times New Roman"/>
-                <w:b w:val="0"/>
-                <w:i w:val="0"/>
-                <w:color w:val="000000"/>
-                <w:sz w:val="24"/>
-              </w:rPr>
-              <w:t xml:space="preserve"> self.V = vertices </w:t>
-            </w:r>
-            <w:r>
-              <w:br/>
-            </w:r>
-            <w:r>
-              <w:rPr>
-                <w:rFonts w:ascii="Times New Roman" w:hAnsi="Times New Roman" w:eastAsia="Times New Roman"/>
-                <w:b w:val="0"/>
-                <w:i w:val="0"/>
-                <w:color w:val="000000"/>
-                <w:sz w:val="24"/>
-              </w:rPr>
-              <w:t xml:space="preserve"> self.adj = defaultdict(list) </w:t>
-            </w:r>
-            <w:r>
-              <w:br/>
-            </w:r>
-            <w:r>
-              <w:rPr>
-                <w:rFonts w:ascii="Times New Roman" w:hAnsi="Times New Roman" w:eastAsia="Times New Roman"/>
-                <w:b w:val="0"/>
-                <w:i w:val="0"/>
-                <w:color w:val="000000"/>
-                <w:sz w:val="24"/>
-              </w:rPr>
-              <w:t xml:space="preserve"> def add_edge(self, u, v): </w:t>
-            </w:r>
-            <w:r>
-              <w:br/>
-            </w:r>
-            <w:r>
-              <w:rPr>
-                <w:rFonts w:ascii="Times New Roman" w:hAnsi="Times New Roman" w:eastAsia="Times New Roman"/>
-                <w:b w:val="0"/>
-                <w:i w:val="0"/>
-                <w:color w:val="000000"/>
-                <w:sz w:val="24"/>
-              </w:rPr>
-              <w:t xml:space="preserve"> """Adds a directed edge from vertex u to vertex v (u -&gt; v).""" </w:t>
-            </w:r>
-            <w:r>
-              <w:rPr>
-                <w:rFonts w:ascii="Times New Roman" w:hAnsi="Times New Roman" w:eastAsia="Times New Roman"/>
-                <w:b w:val="0"/>
-                <w:i w:val="0"/>
-                <w:color w:val="000000"/>
-                <w:sz w:val="24"/>
-              </w:rPr>
-              <w:t xml:space="preserve">self.adj[u].append(v) </w:t>
-            </w:r>
-          </w:p>
-        </w:tc>
-      </w:tr>
-    </w:tbl>
-    <w:p>
-      <w:pPr>
-        <w:autoSpaceDN w:val="0"/>
-        <w:autoSpaceDE w:val="0"/>
-        <w:widowControl/>
-        <w:spacing w:line="14" w:lineRule="exact" w:before="0" w:after="0"/>
-        <w:ind w:left="0" w:right="0"/>
-      </w:pPr>
-    </w:p>
-    <w:p>
-      <w:pPr>
-        <w:sectPr>
-          <w:pgSz w:w="12240" w:h="15840"/>
-          <w:pgMar w:top="130" w:right="244" w:bottom="136" w:left="250" w:header="720" w:footer="720" w:gutter="0"/>
-          <w:cols/>
-          <w:docGrid w:linePitch="360"/>
-        </w:sectPr>
-      </w:pPr>
-    </w:p>
-    <w:p>
-      <w:pPr>
-        <w:autoSpaceDN w:val="0"/>
-        <w:autoSpaceDE w:val="0"/>
-        <w:widowControl/>
-        <w:spacing w:line="130" w:lineRule="exact" w:before="0" w:after="0"/>
-        <w:ind w:left="0" w:right="0"/>
-      </w:pPr>
-    </w:p>
-    <w:tbl>
-      <w:tblPr>
-        <w:tblW w:type="auto" w:w="0"/>
-        <w:tblLayout w:type="fixed"/>
-        <w:tblLook w:firstColumn="1" w:firstRow="1" w:lastColumn="0" w:lastRow="0" w:noHBand="0" w:noVBand="1" w:val="04A0"/>
-        <w:tblInd w:w="8.000000000000007" w:type="dxa"/>
-      </w:tblPr>
-      <w:tblGrid>
-        <w:gridCol w:w="11746"/>
-      </w:tblGrid>
-      <w:tr>
-        <w:trPr>
-          <w:trHeight w:hRule="exact" w:val="15272"/>
-        </w:trPr>
-        <w:tc>
-          <w:tcPr>
-            <w:tcW w:type="dxa" w:w="11708"/>
-            <w:tcBorders>
-              <w:start w:sz="6.400000000000006" w:val="single" w:color="#000000"/>
-              <w:top w:sz="6.400000000000006" w:val="single" w:color="#000000"/>
-              <w:end w:sz="8.0" w:val="single" w:color="#000000"/>
-              <w:bottom w:sz="7.199999999999818" w:val="single" w:color="#000000"/>
-            </w:tcBorders>
-            <w:tcMar>
-              <w:start w:w="0" w:type="dxa"/>
-              <w:end w:w="0" w:type="dxa"/>
-            </w:tcMar>
-          </w:tcPr>
-          <w:p>
-            <w:pPr>
-              <w:autoSpaceDN w:val="0"/>
-              <w:tabs>
-                <w:tab w:pos="1278" w:val="left"/>
-                <w:tab w:pos="1510" w:val="left"/>
-                <w:tab w:pos="1746" w:val="left"/>
-                <w:tab w:pos="2880" w:val="left"/>
-              </w:tabs>
-              <w:autoSpaceDE w:val="0"/>
-              <w:widowControl/>
-              <w:spacing w:line="367" w:lineRule="auto" w:before="682" w:after="0"/>
-              <w:ind w:left="1050" w:right="3600" w:firstLine="0"/>
-              <w:jc w:val="left"/>
-            </w:pPr>
-            <w:r>
-              <w:rPr>
-                <w:rFonts w:ascii="Times New Roman" w:hAnsi="Times New Roman" w:eastAsia="Times New Roman"/>
-                <w:b w:val="0"/>
-                <w:i w:val="0"/>
-                <w:color w:val="000000"/>
-                <w:sz w:val="24"/>
-              </w:rPr>
-              <w:t xml:space="preserve"> def topological_sort(self): </w:t>
-            </w:r>
-            <w:r>
-              <w:br/>
-            </w:r>
-            <w:r>
-              <w:tab/>
-            </w:r>
-            <w:r>
-              <w:rPr>
-                <w:rFonts w:ascii="Times New Roman" w:hAnsi="Times New Roman" w:eastAsia="Times New Roman"/>
-                <w:b w:val="0"/>
-                <w:i w:val="0"/>
-                <w:color w:val="000000"/>
-                <w:sz w:val="24"/>
-              </w:rPr>
-              <w:t xml:space="preserve"> """Performs Topological Sort using Kahn's Algorithm (Indegree/BFS </w:t>
-            </w:r>
-            <w:r>
-              <w:rPr>
-                <w:rFonts w:ascii="Times New Roman" w:hAnsi="Times New Roman" w:eastAsia="Times New Roman"/>
-                <w:b w:val="0"/>
-                <w:i w:val="0"/>
-                <w:color w:val="000000"/>
-                <w:sz w:val="24"/>
-              </w:rPr>
-              <w:t xml:space="preserve">approach).""" </w:t>
-            </w:r>
-            <w:r>
-              <w:tab/>
-            </w:r>
-            <w:r>
-              <w:rPr>
-                <w:rFonts w:ascii="Times New Roman" w:hAnsi="Times New Roman" w:eastAsia="Times New Roman"/>
-                <w:b w:val="0"/>
-                <w:i w:val="0"/>
-                <w:color w:val="000000"/>
-                <w:sz w:val="24"/>
-              </w:rPr>
-              <w:t xml:space="preserve"> # Step 1: Calculate in-degrees of all vertices </w:t>
-            </w:r>
-            <w:r>
-              <w:br/>
-            </w:r>
-            <w:r>
-              <w:tab/>
-            </w:r>
-            <w:r>
-              <w:rPr>
-                <w:rFonts w:ascii="Times New Roman" w:hAnsi="Times New Roman" w:eastAsia="Times New Roman"/>
-                <w:b w:val="0"/>
-                <w:i w:val="0"/>
-                <w:color w:val="000000"/>
-                <w:sz w:val="24"/>
-              </w:rPr>
-              <w:t xml:space="preserve"> in_degree = [0] * self.V </w:t>
-            </w:r>
-            <w:r>
-              <w:br/>
-            </w:r>
-            <w:r>
-              <w:tab/>
-            </w:r>
-            <w:r>
-              <w:rPr>
-                <w:rFonts w:ascii="Times New Roman" w:hAnsi="Times New Roman" w:eastAsia="Times New Roman"/>
-                <w:b w:val="0"/>
-                <w:i w:val="0"/>
-                <w:color w:val="000000"/>
-                <w:sz w:val="24"/>
-              </w:rPr>
-              <w:t xml:space="preserve"> for node in range(self.V): </w:t>
-            </w:r>
-            <w:r>
-              <w:br/>
-            </w:r>
-            <w:r>
-              <w:tab/>
-            </w:r>
-            <w:r>
-              <w:tab/>
-            </w:r>
-            <w:r>
-              <w:rPr>
-                <w:rFonts w:ascii="Times New Roman" w:hAnsi="Times New Roman" w:eastAsia="Times New Roman"/>
-                <w:b w:val="0"/>
-                <w:i w:val="0"/>
-                <w:color w:val="000000"/>
-                <w:sz w:val="24"/>
-              </w:rPr>
-              <w:t xml:space="preserve"> for neighbor in self.adj[node]: </w:t>
-            </w:r>
-            <w:r>
-              <w:br/>
-            </w:r>
-            <w:r>
-              <w:tab/>
-            </w:r>
-            <w:r>
-              <w:tab/>
-            </w:r>
-            <w:r>
-              <w:tab/>
-            </w:r>
-            <w:r>
-              <w:rPr>
-                <w:rFonts w:ascii="Times New Roman" w:hAnsi="Times New Roman" w:eastAsia="Times New Roman"/>
-                <w:b w:val="0"/>
-                <w:i w:val="0"/>
-                <w:color w:val="000000"/>
-                <w:sz w:val="24"/>
-              </w:rPr>
-              <w:t xml:space="preserve"> in_degree[neighbor] += 1 </w:t>
-            </w:r>
-          </w:p>
-          <w:p>
-            <w:pPr>
-              <w:autoSpaceDN w:val="0"/>
-              <w:autoSpaceDE w:val="0"/>
-              <w:widowControl/>
-              <w:spacing w:line="293" w:lineRule="auto" w:before="870" w:after="0"/>
-              <w:ind w:left="1278" w:right="4752" w:firstLine="0"/>
-              <w:jc w:val="left"/>
-            </w:pPr>
-            <w:r>
-              <w:rPr>
-                <w:rFonts w:ascii="Times New Roman" w:hAnsi="Times New Roman" w:eastAsia="Times New Roman"/>
-                <w:b w:val="0"/>
-                <w:i w:val="0"/>
-                <w:color w:val="000000"/>
-                <w:sz w:val="24"/>
-              </w:rPr>
-              <w:t xml:space="preserve"> # Step 2: Queue all vertices with in-degree 0 </w:t>
-            </w:r>
-            <w:r>
-              <w:br/>
-            </w:r>
-            <w:r>
-              <w:rPr>
-                <w:rFonts w:ascii="Times New Roman" w:hAnsi="Times New Roman" w:eastAsia="Times New Roman"/>
-                <w:b w:val="0"/>
-                <w:i w:val="0"/>
-                <w:color w:val="000000"/>
-                <w:sz w:val="24"/>
-              </w:rPr>
-              <w:t xml:space="preserve"> queue = deque([i for i in range(self.V) if in_degree[i] == </w:t>
-            </w:r>
-            <w:r>
-              <w:br/>
-            </w:r>
-            <w:r>
-              <w:rPr>
-                <w:rFonts w:ascii="Times New Roman" w:hAnsi="Times New Roman" w:eastAsia="Times New Roman"/>
-                <w:b w:val="0"/>
-                <w:i w:val="0"/>
-                <w:color w:val="000000"/>
-                <w:sz w:val="24"/>
-              </w:rPr>
-              <w:t xml:space="preserve">0]) </w:t>
-            </w:r>
-          </w:p>
-          <w:p>
-            <w:pPr>
-              <w:autoSpaceDN w:val="0"/>
-              <w:autoSpaceDE w:val="0"/>
-              <w:widowControl/>
-              <w:spacing w:line="230" w:lineRule="auto" w:before="786" w:after="0"/>
-              <w:ind w:left="1278" w:right="0" w:firstLine="0"/>
-              <w:jc w:val="left"/>
-            </w:pPr>
-            <w:r>
-              <w:rPr>
-                <w:rFonts w:ascii="Times New Roman" w:hAnsi="Times New Roman" w:eastAsia="Times New Roman"/>
-                <w:b w:val="0"/>
-                <w:i w:val="0"/>
-                <w:color w:val="000000"/>
-                <w:sz w:val="24"/>
-              </w:rPr>
-              <w:t xml:space="preserve"> topo_order = [] </w:t>
-            </w:r>
-          </w:p>
-          <w:p>
-            <w:pPr>
-              <w:autoSpaceDN w:val="0"/>
-              <w:tabs>
-                <w:tab w:pos="1510" w:val="left"/>
-              </w:tabs>
-              <w:autoSpaceDE w:val="0"/>
-              <w:widowControl/>
-              <w:spacing w:line="334" w:lineRule="auto" w:before="696" w:after="0"/>
-              <w:ind w:left="1278" w:right="7056" w:firstLine="0"/>
-              <w:jc w:val="left"/>
-            </w:pPr>
-            <w:r>
-              <w:rPr>
-                <w:rFonts w:ascii="Times New Roman" w:hAnsi="Times New Roman" w:eastAsia="Times New Roman"/>
-                <w:b w:val="0"/>
-                <w:i w:val="0"/>
-                <w:color w:val="000000"/>
-                <w:sz w:val="24"/>
-              </w:rPr>
-              <w:t xml:space="preserve"> # Step 3: Process nodes in queue </w:t>
-            </w:r>
-            <w:r>
-              <w:br/>
-            </w:r>
-            <w:r>
-              <w:rPr>
-                <w:rFonts w:ascii="Times New Roman" w:hAnsi="Times New Roman" w:eastAsia="Times New Roman"/>
-                <w:b w:val="0"/>
-                <w:i w:val="0"/>
-                <w:color w:val="000000"/>
-                <w:sz w:val="24"/>
-              </w:rPr>
-              <w:t xml:space="preserve"> while queue: </w:t>
-            </w:r>
-            <w:r>
-              <w:br/>
-            </w:r>
-            <w:r>
-              <w:rPr>
-                <w:rFonts w:ascii="Times New Roman" w:hAnsi="Times New Roman" w:eastAsia="Times New Roman"/>
-                <w:b w:val="0"/>
-                <w:i w:val="0"/>
-                <w:color w:val="000000"/>
-                <w:sz w:val="24"/>
-              </w:rPr>
-              <w:t xml:space="preserve"> node = queue.popleft() </w:t>
-            </w:r>
-            <w:r>
-              <w:br/>
-            </w:r>
-            <w:r>
-              <w:rPr>
-                <w:rFonts w:ascii="Times New Roman" w:hAnsi="Times New Roman" w:eastAsia="Times New Roman"/>
-                <w:b w:val="0"/>
-                <w:i w:val="0"/>
-                <w:color w:val="000000"/>
-                <w:sz w:val="24"/>
-              </w:rPr>
-              <w:t xml:space="preserve"> topo_order.append(node) </w:t>
-            </w:r>
-          </w:p>
-          <w:p>
-            <w:pPr>
-              <w:autoSpaceDN w:val="0"/>
-              <w:tabs>
-                <w:tab w:pos="1746" w:val="left"/>
-              </w:tabs>
-              <w:autoSpaceDE w:val="0"/>
-              <w:widowControl/>
-              <w:spacing w:line="348" w:lineRule="auto" w:before="844" w:after="0"/>
-              <w:ind w:left="1510" w:right="6048" w:firstLine="0"/>
-              <w:jc w:val="left"/>
-            </w:pPr>
-            <w:r>
-              <w:rPr>
-                <w:rFonts w:ascii="Times New Roman" w:hAnsi="Times New Roman" w:eastAsia="Times New Roman"/>
-                <w:b w:val="0"/>
-                <w:i w:val="0"/>
-                <w:color w:val="000000"/>
-                <w:sz w:val="24"/>
-              </w:rPr>
-              <w:t xml:space="preserve"> # Reduce in-degree of neighboring nodes </w:t>
-            </w:r>
-            <w:r>
-              <w:br/>
-            </w:r>
-            <w:r>
-              <w:rPr>
-                <w:rFonts w:ascii="Times New Roman" w:hAnsi="Times New Roman" w:eastAsia="Times New Roman"/>
-                <w:b w:val="0"/>
-                <w:i w:val="0"/>
-                <w:color w:val="000000"/>
-                <w:sz w:val="24"/>
-              </w:rPr>
-              <w:t xml:space="preserve"> for neighbor in self.adj[node]: </w:t>
-            </w:r>
-            <w:r>
-              <w:br/>
-            </w:r>
-            <w:r>
-              <w:rPr>
-                <w:rFonts w:ascii="Times New Roman" w:hAnsi="Times New Roman" w:eastAsia="Times New Roman"/>
-                <w:b w:val="0"/>
-                <w:i w:val="0"/>
-                <w:color w:val="000000"/>
-                <w:sz w:val="24"/>
-              </w:rPr>
-              <w:t xml:space="preserve"> in_degree[neighbor] -= 1 </w:t>
-            </w:r>
-            <w:r>
-              <w:br/>
-            </w:r>
-            <w:r>
-              <w:rPr>
-                <w:rFonts w:ascii="Times New Roman" w:hAnsi="Times New Roman" w:eastAsia="Times New Roman"/>
-                <w:b w:val="0"/>
-                <w:i w:val="0"/>
-                <w:color w:val="000000"/>
-                <w:sz w:val="24"/>
-              </w:rPr>
-              <w:t xml:space="preserve"> if in_degree[neighbor] == 0: </w:t>
-            </w:r>
-            <w:r>
-              <w:br/>
-            </w:r>
-            <w:r>
-              <w:rPr>
-                <w:rFonts w:ascii="Times New Roman" w:hAnsi="Times New Roman" w:eastAsia="Times New Roman"/>
-                <w:b w:val="0"/>
-                <w:i w:val="0"/>
-                <w:color w:val="000000"/>
-                <w:sz w:val="24"/>
-              </w:rPr>
-              <w:t xml:space="preserve"> queue.append(neighbor) </w:t>
-            </w:r>
-          </w:p>
-          <w:p>
-            <w:pPr>
-              <w:autoSpaceDN w:val="0"/>
-              <w:tabs>
-                <w:tab w:pos="1510" w:val="left"/>
-              </w:tabs>
-              <w:autoSpaceDE w:val="0"/>
-              <w:widowControl/>
-              <w:spacing w:line="334" w:lineRule="auto" w:before="858" w:after="0"/>
-              <w:ind w:left="1278" w:right="2736" w:firstLine="0"/>
-              <w:jc w:val="left"/>
-            </w:pPr>
-            <w:r>
-              <w:rPr>
-                <w:rFonts w:ascii="Times New Roman" w:hAnsi="Times New Roman" w:eastAsia="Times New Roman"/>
-                <w:b w:val="0"/>
-                <w:i w:val="0"/>
-                <w:color w:val="000000"/>
-                <w:sz w:val="24"/>
-              </w:rPr>
-              <w:t xml:space="preserve"> # Step 4: Check for cycle dependency </w:t>
-            </w:r>
-            <w:r>
-              <w:br/>
-            </w:r>
-            <w:r>
-              <w:rPr>
-                <w:rFonts w:ascii="Times New Roman" w:hAnsi="Times New Roman" w:eastAsia="Times New Roman"/>
-                <w:b w:val="0"/>
-                <w:i w:val="0"/>
-                <w:color w:val="000000"/>
-                <w:sz w:val="24"/>
-              </w:rPr>
-              <w:t xml:space="preserve"> if len(topo_order) != self.V: </w:t>
-            </w:r>
-            <w:r>
-              <w:br/>
-            </w:r>
-            <w:r>
-              <w:rPr>
-                <w:rFonts w:ascii="Times New Roman" w:hAnsi="Times New Roman" w:eastAsia="Times New Roman"/>
-                <w:b w:val="0"/>
-                <w:i w:val="0"/>
-                <w:color w:val="000000"/>
-                <w:sz w:val="24"/>
-              </w:rPr>
-              <w:t xml:space="preserve"> print("Error: The graph contains a cycle! Topological sort is not possible.") </w:t>
-            </w:r>
-            <w:r>
-              <w:rPr>
-                <w:rFonts w:ascii="Times New Roman" w:hAnsi="Times New Roman" w:eastAsia="Times New Roman"/>
-                <w:b w:val="0"/>
-                <w:i w:val="0"/>
-                <w:color w:val="000000"/>
-                <w:sz w:val="24"/>
-              </w:rPr>
-              <w:t xml:space="preserve"> return [] </w:t>
-            </w:r>
-          </w:p>
-          <w:p>
-            <w:pPr>
-              <w:autoSpaceDN w:val="0"/>
-              <w:autoSpaceDE w:val="0"/>
-              <w:widowControl/>
-              <w:spacing w:line="230" w:lineRule="auto" w:before="834" w:after="0"/>
-              <w:ind w:left="1278" w:right="0" w:firstLine="0"/>
-              <w:jc w:val="left"/>
-            </w:pPr>
-            <w:r>
-              <w:rPr>
-                <w:rFonts w:ascii="Times New Roman" w:hAnsi="Times New Roman" w:eastAsia="Times New Roman"/>
-                <w:b w:val="0"/>
-                <w:i w:val="0"/>
-                <w:color w:val="000000"/>
-                <w:sz w:val="24"/>
-              </w:rPr>
-              <w:t xml:space="preserve"> return topo_order </w:t>
-            </w:r>
-          </w:p>
-        </w:tc>
-      </w:tr>
-    </w:tbl>
-    <w:p>
-      <w:pPr>
-        <w:autoSpaceDN w:val="0"/>
-        <w:autoSpaceDE w:val="0"/>
-        <w:widowControl/>
-        <w:spacing w:line="14" w:lineRule="exact" w:before="0" w:after="0"/>
-        <w:ind w:left="0" w:right="0"/>
-      </w:pPr>
-    </w:p>
-    <w:p>
-      <w:pPr>
-        <w:sectPr>
-          <w:pgSz w:w="12240" w:h="15840"/>
-          <w:pgMar w:top="130" w:right="244" w:bottom="136" w:left="250" w:header="720" w:footer="720" w:gutter="0"/>
-          <w:cols/>
-          <w:docGrid w:linePitch="360"/>
-        </w:sectPr>
-      </w:pPr>
-    </w:p>
-    <w:p>
-      <w:pPr>
-        <w:autoSpaceDN w:val="0"/>
-        <w:autoSpaceDE w:val="0"/>
-        <w:widowControl/>
-        <w:spacing w:line="130" w:lineRule="exact" w:before="0" w:after="0"/>
-        <w:ind w:left="0" w:right="0"/>
-      </w:pPr>
-    </w:p>
-    <w:tbl>
-      <w:tblPr>
-        <w:tblW w:type="auto" w:w="0"/>
-        <w:tblLayout w:type="fixed"/>
-        <w:tblLook w:firstColumn="1" w:firstRow="1" w:lastColumn="0" w:lastRow="0" w:noHBand="0" w:noVBand="1" w:val="04A0"/>
-        <w:tblInd w:w="8.000000000000007" w:type="dxa"/>
-      </w:tblPr>
-      <w:tblGrid>
-        <w:gridCol w:w="11746"/>
-      </w:tblGrid>
-      <w:tr>
-        <w:trPr>
-          <w:trHeight w:hRule="exact" w:val="15272"/>
-        </w:trPr>
-        <w:tc>
-          <w:tcPr>
-            <w:tcW w:type="dxa" w:w="11708"/>
-            <w:tcBorders>
-              <w:start w:sz="6.400000000000006" w:val="single" w:color="#000000"/>
-              <w:top w:sz="6.400000000000006" w:val="single" w:color="#000000"/>
-              <w:end w:sz="8.0" w:val="single" w:color="#000000"/>
-              <w:bottom w:sz="7.199999999999818" w:val="single" w:color="#000000"/>
-            </w:tcBorders>
-            <w:tcMar>
-              <w:start w:w="0" w:type="dxa"/>
-              <w:end w:w="0" w:type="dxa"/>
-            </w:tcMar>
-          </w:tcPr>
-          <w:p>
-            <w:pPr>
-              <w:autoSpaceDN w:val="0"/>
-              <w:autoSpaceDE w:val="0"/>
-              <w:widowControl/>
-              <w:spacing w:line="230" w:lineRule="auto" w:before="1150" w:after="0"/>
-              <w:ind w:left="874" w:right="0" w:firstLine="0"/>
-              <w:jc w:val="left"/>
-            </w:pPr>
-            <w:r>
-              <w:rPr>
-                <w:rFonts w:ascii="Times New Roman" w:hAnsi="Times New Roman" w:eastAsia="Times New Roman"/>
-                <w:b w:val="0"/>
-                <w:i w:val="0"/>
-                <w:color w:val="000000"/>
-                <w:sz w:val="24"/>
-              </w:rPr>
-              <w:t xml:space="preserve">if __name__ == "__main__": </w:t>
-            </w:r>
-          </w:p>
-          <w:p>
-            <w:pPr>
-              <w:autoSpaceDN w:val="0"/>
-              <w:autoSpaceDE w:val="0"/>
-              <w:widowControl/>
-              <w:spacing w:line="230" w:lineRule="auto" w:before="682" w:after="0"/>
-              <w:ind w:left="1050" w:right="0" w:firstLine="0"/>
-              <w:jc w:val="left"/>
-            </w:pPr>
-            <w:r>
-              <w:rPr>
-                <w:rFonts w:ascii="Times New Roman" w:hAnsi="Times New Roman" w:eastAsia="Times New Roman"/>
-                <w:b w:val="0"/>
-                <w:i w:val="0"/>
-                <w:color w:val="000000"/>
-                <w:sz w:val="24"/>
-              </w:rPr>
-              <w:t xml:space="preserve"> g = Graph(6) </w:t>
-            </w:r>
-          </w:p>
-          <w:p>
-            <w:pPr>
-              <w:autoSpaceDN w:val="0"/>
-              <w:autoSpaceDE w:val="0"/>
-              <w:widowControl/>
-              <w:spacing w:line="360" w:lineRule="auto" w:before="1168" w:after="0"/>
-              <w:ind w:left="1050" w:right="8874" w:firstLine="0"/>
-              <w:jc w:val="both"/>
-            </w:pPr>
-            <w:r>
-              <w:rPr>
-                <w:rFonts w:ascii="Times New Roman" w:hAnsi="Times New Roman" w:eastAsia="Times New Roman"/>
-                <w:b w:val="0"/>
-                <w:i w:val="0"/>
-                <w:color w:val="000000"/>
-                <w:sz w:val="24"/>
-              </w:rPr>
-              <w:t xml:space="preserve"> g.add_edge(5, 2) </w:t>
-            </w:r>
-            <w:r>
-              <w:br/>
-            </w:r>
-            <w:r>
-              <w:rPr>
-                <w:rFonts w:ascii="Times New Roman" w:hAnsi="Times New Roman" w:eastAsia="Times New Roman"/>
-                <w:b w:val="0"/>
-                <w:i w:val="0"/>
-                <w:color w:val="000000"/>
-                <w:sz w:val="24"/>
-              </w:rPr>
-              <w:t xml:space="preserve"> g.add_edge(5, 0) </w:t>
-            </w:r>
-            <w:r>
-              <w:br/>
-            </w:r>
-            <w:r>
-              <w:rPr>
-                <w:rFonts w:ascii="Times New Roman" w:hAnsi="Times New Roman" w:eastAsia="Times New Roman"/>
-                <w:b w:val="0"/>
-                <w:i w:val="0"/>
-                <w:color w:val="000000"/>
-                <w:sz w:val="24"/>
-              </w:rPr>
-              <w:t xml:space="preserve"> g.add_edge(4, 0) </w:t>
-            </w:r>
-            <w:r>
-              <w:br/>
-            </w:r>
-            <w:r>
-              <w:rPr>
-                <w:rFonts w:ascii="Times New Roman" w:hAnsi="Times New Roman" w:eastAsia="Times New Roman"/>
-                <w:b w:val="0"/>
-                <w:i w:val="0"/>
-                <w:color w:val="000000"/>
-                <w:sz w:val="24"/>
-              </w:rPr>
-              <w:t xml:space="preserve"> g.add_edge(4, 1) </w:t>
-            </w:r>
-            <w:r>
-              <w:br/>
-            </w:r>
-            <w:r>
-              <w:rPr>
-                <w:rFonts w:ascii="Times New Roman" w:hAnsi="Times New Roman" w:eastAsia="Times New Roman"/>
-                <w:b w:val="0"/>
-                <w:i w:val="0"/>
-                <w:color w:val="000000"/>
-                <w:sz w:val="24"/>
-              </w:rPr>
-              <w:t xml:space="preserve"> g.add_edge(2, 3) </w:t>
-            </w:r>
-            <w:r>
-              <w:br/>
-            </w:r>
-            <w:r>
-              <w:rPr>
-                <w:rFonts w:ascii="Times New Roman" w:hAnsi="Times New Roman" w:eastAsia="Times New Roman"/>
-                <w:b w:val="0"/>
-                <w:i w:val="0"/>
-                <w:color w:val="000000"/>
-                <w:sz w:val="24"/>
-              </w:rPr>
-              <w:t xml:space="preserve"> g.add_edge(3, 1) </w:t>
-            </w:r>
-          </w:p>
-          <w:p>
-            <w:pPr>
-              <w:autoSpaceDN w:val="0"/>
-              <w:tabs>
-                <w:tab w:pos="1278" w:val="left"/>
-              </w:tabs>
-              <w:autoSpaceDE w:val="0"/>
-              <w:widowControl/>
-              <w:spacing w:line="312" w:lineRule="auto" w:before="862" w:after="0"/>
-              <w:ind w:left="1050" w:right="6912" w:firstLine="0"/>
-              <w:jc w:val="left"/>
-            </w:pPr>
-            <w:r>
-              <w:rPr>
-                <w:rFonts w:ascii="Times New Roman" w:hAnsi="Times New Roman" w:eastAsia="Times New Roman"/>
-                <w:b w:val="0"/>
-                <w:i w:val="0"/>
-                <w:color w:val="000000"/>
-                <w:sz w:val="24"/>
-              </w:rPr>
-              <w:t xml:space="preserve"> print("Graph adjacency list:") </w:t>
-            </w:r>
-            <w:r>
-              <w:br/>
-            </w:r>
-            <w:r>
-              <w:rPr>
-                <w:rFonts w:ascii="Times New Roman" w:hAnsi="Times New Roman" w:eastAsia="Times New Roman"/>
-                <w:b w:val="0"/>
-                <w:i w:val="0"/>
-                <w:color w:val="000000"/>
-                <w:sz w:val="24"/>
-              </w:rPr>
-              <w:t xml:space="preserve"> for node in range(g.V): </w:t>
-            </w:r>
-            <w:r>
-              <w:br/>
-            </w:r>
-            <w:r>
-              <w:tab/>
-            </w:r>
-            <w:r>
-              <w:rPr>
-                <w:rFonts w:ascii="Times New Roman" w:hAnsi="Times New Roman" w:eastAsia="Times New Roman"/>
-                <w:b w:val="0"/>
-                <w:i w:val="0"/>
-                <w:color w:val="000000"/>
-                <w:sz w:val="24"/>
-              </w:rPr>
-              <w:t xml:space="preserve"> print(f"{node} -&gt; {g.adj[node]}") </w:t>
-            </w:r>
-          </w:p>
-          <w:p>
-            <w:pPr>
-              <w:autoSpaceDN w:val="0"/>
-              <w:autoSpaceDE w:val="0"/>
-              <w:widowControl/>
-              <w:spacing w:line="276" w:lineRule="auto" w:before="830" w:after="0"/>
-              <w:ind w:left="1050" w:right="6480" w:firstLine="0"/>
-              <w:jc w:val="left"/>
-            </w:pPr>
-            <w:r>
-              <w:rPr>
-                <w:rFonts w:ascii="Times New Roman" w:hAnsi="Times New Roman" w:eastAsia="Times New Roman"/>
-                <w:b w:val="0"/>
-                <w:i w:val="0"/>
-                <w:color w:val="000000"/>
-                <w:sz w:val="24"/>
-              </w:rPr>
-              <w:t xml:space="preserve"> print("\nPerforming Topological Sort...") </w:t>
-            </w:r>
-            <w:r>
-              <w:br/>
-            </w:r>
-            <w:r>
-              <w:rPr>
-                <w:rFonts w:ascii="Times New Roman" w:hAnsi="Times New Roman" w:eastAsia="Times New Roman"/>
-                <w:b w:val="0"/>
-                <w:i w:val="0"/>
-                <w:color w:val="000000"/>
-                <w:sz w:val="24"/>
-              </w:rPr>
-              <w:t xml:space="preserve"> result = g.topological_sort() </w:t>
-            </w:r>
-          </w:p>
-          <w:p>
-            <w:pPr>
-              <w:autoSpaceDN w:val="0"/>
-              <w:tabs>
-                <w:tab w:pos="1278" w:val="left"/>
-              </w:tabs>
-              <w:autoSpaceDE w:val="0"/>
-              <w:widowControl/>
-              <w:spacing w:line="276" w:lineRule="auto" w:before="796" w:after="0"/>
-              <w:ind w:left="1050" w:right="6912" w:firstLine="0"/>
-              <w:jc w:val="left"/>
-            </w:pPr>
-            <w:r>
-              <w:rPr>
-                <w:rFonts w:ascii="Times New Roman" w:hAnsi="Times New Roman" w:eastAsia="Times New Roman"/>
-                <w:b w:val="0"/>
-                <w:i w:val="0"/>
-                <w:color w:val="000000"/>
-                <w:sz w:val="24"/>
-              </w:rPr>
-              <w:t xml:space="preserve"> if result: </w:t>
-            </w:r>
-            <w:r>
-              <w:br/>
-            </w:r>
-            <w:r>
-              <w:tab/>
-            </w:r>
-            <w:r>
-              <w:rPr>
-                <w:rFonts w:ascii="Times New Roman" w:hAnsi="Times New Roman" w:eastAsia="Times New Roman"/>
-                <w:b w:val="0"/>
-                <w:i w:val="0"/>
-                <w:color w:val="000000"/>
-                <w:sz w:val="24"/>
-              </w:rPr>
-              <w:t xml:space="preserve"> print("Topological Order:", result) </w:t>
-            </w:r>
-          </w:p>
-          <w:p>
-            <w:pPr>
-              <w:autoSpaceDN w:val="0"/>
-              <w:autoSpaceDE w:val="0"/>
-              <w:widowControl/>
-              <w:spacing w:line="274" w:lineRule="auto" w:before="1268" w:after="0"/>
-              <w:ind w:left="874" w:right="864" w:firstLine="0"/>
-              <w:jc w:val="left"/>
-            </w:pPr>
-            <w:r>
-              <w:rPr>
-                <w:rFonts w:ascii="Times New Roman" w:hAnsi="Times New Roman" w:eastAsia="Times New Roman"/>
-                <w:b/>
-                <w:i w:val="0"/>
-                <w:color w:val="000000"/>
-                <w:sz w:val="24"/>
-              </w:rPr>
-              <w:t xml:space="preserve">Complexity Analysis: </w:t>
-            </w:r>
-            <w:r>
-              <w:br/>
-            </w:r>
-            <w:r>
-              <w:rPr>
-                <w:rFonts w:ascii="Times New Roman" w:hAnsi="Times New Roman" w:eastAsia="Times New Roman"/>
-                <w:b w:val="0"/>
-                <w:i w:val="0"/>
-                <w:color w:val="000000"/>
-                <w:sz w:val="24"/>
-              </w:rPr>
-              <w:t xml:space="preserve">Time Complexity: It generally takes O(NlogN) time mainly dominated by the sorting approach that we </w:t>
-            </w:r>
-            <w:r>
-              <w:rPr>
-                <w:rFonts w:ascii="Times New Roman" w:hAnsi="Times New Roman" w:eastAsia="Times New Roman"/>
-                <w:b w:val="0"/>
-                <w:i w:val="0"/>
-                <w:color w:val="000000"/>
-                <w:sz w:val="24"/>
-              </w:rPr>
-              <w:t xml:space="preserve">take. </w:t>
-            </w:r>
-          </w:p>
-          <w:p>
-            <w:pPr>
-              <w:autoSpaceDN w:val="0"/>
-              <w:autoSpaceDE w:val="0"/>
-              <w:widowControl/>
-              <w:spacing w:line="230" w:lineRule="auto" w:before="272" w:after="0"/>
-              <w:ind w:left="874" w:right="0" w:firstLine="0"/>
-              <w:jc w:val="left"/>
-            </w:pPr>
-            <w:r>
-              <w:rPr>
-                <w:rFonts w:ascii="Times New Roman" w:hAnsi="Times New Roman" w:eastAsia="Times New Roman"/>
-                <w:b w:val="0"/>
-                <w:i w:val="0"/>
-                <w:color w:val="000000"/>
-                <w:sz w:val="24"/>
-              </w:rPr>
-              <w:t xml:space="preserve">Space Complexity: It takes an extra space of O(1) or O(N) based on situation or desired outcomes. </w:t>
-            </w:r>
-          </w:p>
-          <w:p>
-            <w:pPr>
-              <w:autoSpaceDN w:val="0"/>
-              <w:autoSpaceDE w:val="0"/>
-              <w:widowControl/>
-              <w:spacing w:line="230" w:lineRule="auto" w:before="1002" w:after="0"/>
-              <w:ind w:left="874" w:right="0" w:firstLine="0"/>
-              <w:jc w:val="left"/>
-            </w:pPr>
-            <w:r>
-              <w:rPr>
-                <w:rFonts w:ascii="Times New Roman" w:hAnsi="Times New Roman" w:eastAsia="Times New Roman"/>
-                <w:b/>
-                <w:i w:val="0"/>
-                <w:color w:val="000000"/>
-                <w:sz w:val="24"/>
-              </w:rPr>
-              <w:t xml:space="preserve">OUTPUT: </w:t>
-            </w:r>
-          </w:p>
-        </w:tc>
-      </w:tr>
-    </w:tbl>
-    <w:p>
-      <w:pPr>
-        <w:autoSpaceDN w:val="0"/>
-        <w:autoSpaceDE w:val="0"/>
-        <w:widowControl/>
-        <w:spacing w:line="14" w:lineRule="exact" w:before="0" w:after="0"/>
-        <w:ind w:left="0" w:right="0"/>
-      </w:pPr>
-    </w:p>
-    <w:p>
-      <w:pPr>
-        <w:sectPr>
-          <w:pgSz w:w="12240" w:h="15840"/>
-          <w:pgMar w:top="130" w:right="244" w:bottom="136" w:left="250" w:header="720" w:footer="720" w:gutter="0"/>
-          <w:cols/>
-          <w:docGrid w:linePitch="360"/>
-        </w:sectPr>
-      </w:pPr>
-    </w:p>
-    <w:p>
-      <w:pPr>
-        <w:autoSpaceDN w:val="0"/>
-        <w:autoSpaceDE w:val="0"/>
-        <w:widowControl/>
-        <w:spacing w:line="130" w:lineRule="exact" w:before="0" w:after="0"/>
-        <w:ind w:left="0" w:right="0"/>
-      </w:pPr>
-    </w:p>
-    <w:tbl>
-      <w:tblPr>
-        <w:tblW w:type="auto" w:w="0"/>
-        <w:tblLayout w:type="fixed"/>
-        <w:tblLook w:firstColumn="1" w:firstRow="1" w:lastColumn="0" w:lastRow="0" w:noHBand="0" w:noVBand="1" w:val="04A0"/>
-        <w:tblInd w:w="8.000000000000007" w:type="dxa"/>
-      </w:tblPr>
-      <w:tblGrid>
-        <w:gridCol w:w="11746"/>
-      </w:tblGrid>
-      <w:tr>
-        <w:trPr>
-          <w:trHeight w:hRule="exact" w:val="15272"/>
-        </w:trPr>
-        <w:tc>
-          <w:tcPr>
-            <w:tcW w:type="dxa" w:w="11708"/>
-            <w:tcBorders>
-              <w:start w:sz="6.400000000000006" w:val="single" w:color="#000000"/>
-              <w:top w:sz="6.400000000000006" w:val="single" w:color="#000000"/>
-              <w:end w:sz="8.0" w:val="single" w:color="#000000"/>
-              <w:bottom w:sz="7.199999999999818" w:val="single" w:color="#000000"/>
-            </w:tcBorders>
-            <w:tcMar>
-              <w:start w:w="0" w:type="dxa"/>
-              <w:end w:w="0" w:type="dxa"/>
-            </w:tcMar>
-          </w:tcPr>
-          <w:p>
-            <w:pPr>
-              <w:autoSpaceDN w:val="0"/>
-              <w:autoSpaceDE w:val="0"/>
-              <w:widowControl/>
-              <w:spacing w:line="240" w:lineRule="auto" w:before="1174" w:after="0"/>
-              <w:ind w:left="0" w:right="0" w:firstLine="0"/>
-              <w:jc w:val="center"/>
-            </w:pPr>
-            <w:r>
-              <w:drawing>
-                <wp:inline xmlns:a="http://schemas.openxmlformats.org/drawingml/2006/main" xmlns:pic="http://schemas.openxmlformats.org/drawingml/2006/picture">
-                  <wp:extent cx="6400800" cy="3600450"/>
-                  <wp:docPr id="6" name="Picture 6"/>
-                  <wp:cNvGraphicFramePr>
-                    <a:graphicFrameLocks noChangeAspect="1"/>
-                  </wp:cNvGraphicFramePr>
-                  <a:graphic>
-                    <a:graphicData uri="http://schemas.openxmlformats.org/drawingml/2006/picture">
-                      <pic:pic>
-                        <pic:nvPicPr>
-                          <pic:cNvPr id="0" name="image.png"/>
-                          <pic:cNvPicPr/>
-                        </pic:nvPicPr>
-                        <pic:blipFill>
-                          <a:blip r:embed="rId14"/>
-                          <a:stretch>
-                            <a:fillRect/>
-                          </a:stretch>
-                        </pic:blipFill>
-                        <pic:spPr>
-                          <a:xfrm>
-                            <a:off x="0" y="0"/>
-                            <a:ext cx="6400800" cy="3600450"/>
-                          </a:xfrm>
-                          <a:prstGeom prst="rect"/>
-                        </pic:spPr>
-                      </pic:pic>
-                    </a:graphicData>
-                  </a:graphic>
-                </wp:inline>
-              </w:drawing>
-            </w:r>
-          </w:p>
-        </w:tc>
-      </w:tr>
-    </w:tbl>
-    <w:p>
-      <w:pPr>
-        <w:autoSpaceDN w:val="0"/>
-        <w:autoSpaceDE w:val="0"/>
-        <w:widowControl/>
-        <w:spacing w:line="14" w:lineRule="exact" w:before="0" w:after="0"/>
-        <w:ind w:left="0" w:right="0"/>
-      </w:pPr>
-    </w:p>
-    <w:p>
-      <w:pPr>
-        <w:sectPr>
-          <w:pgSz w:w="12240" w:h="15840"/>
-          <w:pgMar w:top="130" w:right="244" w:bottom="136" w:left="250" w:header="720" w:footer="720" w:gutter="0"/>
-          <w:cols/>
-          <w:docGrid w:linePitch="360"/>
-        </w:sectPr>
-      </w:pPr>
-    </w:p>
-    <w:p>
-      <w:pPr>
-        <w:autoSpaceDN w:val="0"/>
-        <w:autoSpaceDE w:val="0"/>
-        <w:widowControl/>
-        <w:spacing w:line="130" w:lineRule="exact" w:before="0" w:after="0"/>
-        <w:ind w:left="0" w:right="0"/>
-      </w:pPr>
-    </w:p>
-    <w:tbl>
-      <w:tblPr>
-        <w:tblW w:type="auto" w:w="0"/>
-        <w:tblLayout w:type="fixed"/>
-        <w:tblLook w:firstColumn="1" w:firstRow="1" w:lastColumn="0" w:lastRow="0" w:noHBand="0" w:noVBand="1" w:val="04A0"/>
-        <w:tblInd w:w="8.000000000000007" w:type="dxa"/>
-      </w:tblPr>
-      <w:tblGrid>
-        <w:gridCol w:w="11746"/>
-      </w:tblGrid>
-      <w:tr>
-        <w:trPr>
-          <w:trHeight w:hRule="exact" w:val="15272"/>
-        </w:trPr>
-        <w:tc>
-          <w:tcPr>
-            <w:tcW w:type="dxa" w:w="11708"/>
-            <w:tcBorders>
-              <w:start w:sz="6.400000000000006" w:val="single" w:color="#000000"/>
-              <w:top w:sz="6.400000000000006" w:val="single" w:color="#000000"/>
-              <w:end w:sz="8.0" w:val="single" w:color="#000000"/>
-              <w:bottom w:sz="7.199999999999818" w:val="single" w:color="#000000"/>
-            </w:tcBorders>
-            <w:tcMar>
-              <w:start w:w="0" w:type="dxa"/>
-              <w:end w:w="0" w:type="dxa"/>
-            </w:tcMar>
-          </w:tcPr>
-          <w:p>
-            <w:pPr>
-              <w:autoSpaceDN w:val="0"/>
-              <w:autoSpaceDE w:val="0"/>
-              <w:widowControl/>
-              <w:spacing w:line="230" w:lineRule="auto" w:before="742" w:after="0"/>
-              <w:ind w:left="0" w:right="0" w:firstLine="0"/>
-              <w:jc w:val="center"/>
-            </w:pPr>
-            <w:r>
-              <w:rPr>
-                <w:rFonts w:ascii="Times New Roman" w:hAnsi="Times New Roman" w:eastAsia="Times New Roman"/>
-                <w:b/>
-                <w:i w:val="0"/>
-                <w:color w:val="000000"/>
-                <w:sz w:val="24"/>
-              </w:rPr>
-              <w:t xml:space="preserve">EXPERIMENT-03 </w:t>
-            </w:r>
-          </w:p>
-          <w:p>
-            <w:pPr>
-              <w:autoSpaceDN w:val="0"/>
-              <w:autoSpaceDE w:val="0"/>
-              <w:widowControl/>
-              <w:spacing w:line="230" w:lineRule="auto" w:before="250" w:after="0"/>
-              <w:ind w:left="874" w:right="0" w:firstLine="0"/>
-              <w:jc w:val="left"/>
-            </w:pPr>
-            <w:r>
-              <w:rPr>
-                <w:rFonts w:ascii="Times New Roman" w:hAnsi="Times New Roman" w:eastAsia="Times New Roman"/>
-                <w:b/>
-                <w:i w:val="0"/>
-                <w:color w:val="000000"/>
-                <w:sz w:val="24"/>
-              </w:rPr>
-              <w:t xml:space="preserve">AIM: </w:t>
-            </w:r>
-            <w:r>
-              <w:rPr>
-                <w:rFonts w:ascii="Times New Roman" w:hAnsi="Times New Roman" w:eastAsia="Times New Roman"/>
-                <w:b w:val="0"/>
-                <w:i w:val="0"/>
-                <w:color w:val="000000"/>
-                <w:sz w:val="24"/>
-              </w:rPr>
-              <w:t xml:space="preserve">To implement the Quick Sort using the divide-and-conquer technique in Python. </w:t>
-            </w:r>
-          </w:p>
-          <w:p>
-            <w:pPr>
-              <w:autoSpaceDN w:val="0"/>
-              <w:autoSpaceDE w:val="0"/>
-              <w:widowControl/>
-              <w:spacing w:line="252" w:lineRule="auto" w:before="302" w:after="0"/>
-              <w:ind w:left="874" w:right="1152" w:firstLine="0"/>
-              <w:jc w:val="left"/>
-            </w:pPr>
-            <w:r>
-              <w:rPr>
-                <w:rFonts w:ascii="Times New Roman" w:hAnsi="Times New Roman" w:eastAsia="Times New Roman"/>
-                <w:b/>
-                <w:i w:val="0"/>
-                <w:color w:val="000000"/>
-                <w:sz w:val="24"/>
-              </w:rPr>
-              <w:t>Theory</w:t>
-            </w:r>
-            <w:r>
-              <w:rPr>
-                <w:rFonts w:ascii="Times New Roman" w:hAnsi="Times New Roman" w:eastAsia="Times New Roman"/>
-                <w:b w:val="0"/>
-                <w:i w:val="0"/>
-                <w:color w:val="000000"/>
-                <w:sz w:val="24"/>
-              </w:rPr>
-              <w:t xml:space="preserve">:Quick sort is based on the divide-and-conquer approach based on the idea of choosing one </w:t>
-            </w:r>
-            <w:r>
-              <w:rPr>
-                <w:rFonts w:ascii="Times New Roman" w:hAnsi="Times New Roman" w:eastAsia="Times New Roman"/>
-                <w:b w:val="0"/>
-                <w:i w:val="0"/>
-                <w:color w:val="000000"/>
-                <w:sz w:val="24"/>
-              </w:rPr>
-              <w:t xml:space="preserve">element as a pivot element and partitioning the array around it such that: Left side of pivot contains </w:t>
-            </w:r>
-            <w:r>
-              <w:rPr>
-                <w:rFonts w:ascii="Times New Roman" w:hAnsi="Times New Roman" w:eastAsia="Times New Roman"/>
-                <w:b w:val="0"/>
-                <w:i w:val="0"/>
-                <w:color w:val="000000"/>
-                <w:sz w:val="24"/>
-              </w:rPr>
-              <w:t xml:space="preserve">all the elements that are less than the pivot element Right side contains all elements greater than the </w:t>
-            </w:r>
-            <w:r>
-              <w:rPr>
-                <w:rFonts w:ascii="Times New Roman" w:hAnsi="Times New Roman" w:eastAsia="Times New Roman"/>
-                <w:b w:val="0"/>
-                <w:i w:val="0"/>
-                <w:color w:val="000000"/>
-                <w:sz w:val="24"/>
-              </w:rPr>
-              <w:t xml:space="preserve">pivot </w:t>
-            </w:r>
-          </w:p>
-          <w:p>
-            <w:pPr>
-              <w:autoSpaceDN w:val="0"/>
-              <w:autoSpaceDE w:val="0"/>
-              <w:widowControl/>
-              <w:spacing w:line="245" w:lineRule="auto" w:before="324" w:after="0"/>
-              <w:ind w:left="874" w:right="1440" w:firstLine="0"/>
-              <w:jc w:val="left"/>
-            </w:pPr>
-            <w:r>
-              <w:rPr>
-                <w:rFonts w:ascii="Times New Roman" w:hAnsi="Times New Roman" w:eastAsia="Times New Roman"/>
-                <w:b w:val="0"/>
-                <w:i w:val="0"/>
-                <w:color w:val="000000"/>
-                <w:sz w:val="24"/>
-              </w:rPr>
-              <w:t xml:space="preserve">It reduces the space complexity and removes the use of the auxiliary array that is used in merge </w:t>
-            </w:r>
-            <w:r>
-              <w:rPr>
-                <w:rFonts w:ascii="Times New Roman" w:hAnsi="Times New Roman" w:eastAsia="Times New Roman"/>
-                <w:b w:val="0"/>
-                <w:i w:val="0"/>
-                <w:color w:val="000000"/>
-                <w:sz w:val="24"/>
-              </w:rPr>
-              <w:t xml:space="preserve">sort. Selecting a random pivot in an array results in an improved time complexity in most of the </w:t>
-            </w:r>
-            <w:r>
-              <w:rPr>
-                <w:rFonts w:ascii="Times New Roman" w:hAnsi="Times New Roman" w:eastAsia="Times New Roman"/>
-                <w:b w:val="0"/>
-                <w:i w:val="0"/>
-                <w:color w:val="000000"/>
-                <w:sz w:val="24"/>
-              </w:rPr>
-              <w:t xml:space="preserve">cases. </w:t>
-            </w:r>
-          </w:p>
-          <w:p>
-            <w:pPr>
-              <w:autoSpaceDN w:val="0"/>
-              <w:autoSpaceDE w:val="0"/>
-              <w:widowControl/>
-              <w:spacing w:line="230" w:lineRule="auto" w:before="312" w:after="0"/>
-              <w:ind w:left="874" w:right="0" w:firstLine="0"/>
-              <w:jc w:val="left"/>
-            </w:pPr>
-            <w:r>
-              <w:rPr>
-                <w:rFonts w:ascii="Times New Roman" w:hAnsi="Times New Roman" w:eastAsia="Times New Roman"/>
-                <w:b w:val="0"/>
-                <w:i w:val="0"/>
-                <w:color w:val="000000"/>
-                <w:sz w:val="24"/>
-              </w:rPr>
-              <w:t xml:space="preserve">Below is the approach: </w:t>
-            </w:r>
-          </w:p>
-          <w:p>
-            <w:pPr>
-              <w:autoSpaceDN w:val="0"/>
-              <w:autoSpaceDE w:val="0"/>
-              <w:widowControl/>
-              <w:spacing w:line="240" w:lineRule="auto" w:before="320" w:after="0"/>
-              <w:ind w:left="804" w:right="0" w:firstLine="0"/>
-              <w:jc w:val="left"/>
-            </w:pPr>
-            <w:r>
-              <w:drawing>
-                <wp:inline xmlns:a="http://schemas.openxmlformats.org/drawingml/2006/main" xmlns:pic="http://schemas.openxmlformats.org/drawingml/2006/picture">
-                  <wp:extent cx="4640580" cy="2209800"/>
-                  <wp:docPr id="7" name="Picture 7"/>
-                  <wp:cNvGraphicFramePr>
-                    <a:graphicFrameLocks noChangeAspect="1"/>
-                  </wp:cNvGraphicFramePr>
-                  <a:graphic>
-                    <a:graphicData uri="http://schemas.openxmlformats.org/drawingml/2006/picture">
-                      <pic:pic>
-                        <pic:nvPicPr>
-                          <pic:cNvPr id="0" name="image.png"/>
-                          <pic:cNvPicPr/>
-                        </pic:nvPicPr>
-                        <pic:blipFill>
-                          <a:blip r:embed="rId15"/>
-                          <a:stretch>
-                            <a:fillRect/>
-                          </a:stretch>
-                        </pic:blipFill>
-                        <pic:spPr>
-                          <a:xfrm>
-                            <a:off x="0" y="0"/>
-                            <a:ext cx="4640580" cy="2209800"/>
-                          </a:xfrm>
-                          <a:prstGeom prst="rect"/>
-                        </pic:spPr>
-                      </pic:pic>
-                    </a:graphicData>
-                  </a:graphic>
-                </wp:inline>
-              </w:drawing>
-            </w:r>
-          </w:p>
-          <w:p>
-            <w:pPr>
-              <w:autoSpaceDN w:val="0"/>
-              <w:tabs>
-                <w:tab w:pos="1050" w:val="left"/>
-                <w:tab w:pos="1510" w:val="left"/>
-              </w:tabs>
-              <w:autoSpaceDE w:val="0"/>
-              <w:widowControl/>
-              <w:spacing w:line="389" w:lineRule="auto" w:before="820" w:after="0"/>
-              <w:ind w:left="874" w:right="5616" w:firstLine="0"/>
-              <w:jc w:val="left"/>
-            </w:pPr>
-            <w:r>
-              <w:rPr>
-                <w:rFonts w:ascii="Times New Roman" w:hAnsi="Times New Roman" w:eastAsia="Times New Roman"/>
-                <w:b/>
-                <w:i w:val="0"/>
-                <w:color w:val="000000"/>
-                <w:sz w:val="24"/>
-              </w:rPr>
-              <w:t xml:space="preserve">Code: </w:t>
-            </w:r>
-            <w:r>
-              <w:br/>
-            </w:r>
-            <w:r>
-              <w:rPr>
-                <w:rFonts w:ascii="Times New Roman" w:hAnsi="Times New Roman" w:eastAsia="Times New Roman"/>
-                <w:b w:val="0"/>
-                <w:i w:val="0"/>
-                <w:color w:val="000000"/>
-                <w:sz w:val="24"/>
-              </w:rPr>
-              <w:t xml:space="preserve">import random </w:t>
-            </w:r>
-            <w:r>
-              <w:br/>
-            </w:r>
-            <w:r>
-              <w:rPr>
-                <w:rFonts w:ascii="Times New Roman" w:hAnsi="Times New Roman" w:eastAsia="Times New Roman"/>
-                <w:b w:val="0"/>
-                <w:i w:val="0"/>
-                <w:color w:val="000000"/>
-                <w:sz w:val="24"/>
-              </w:rPr>
-              <w:t xml:space="preserve">def partition(low,high,nums): </w:t>
-            </w:r>
-            <w:r>
-              <w:br/>
-            </w:r>
-            <w:r>
-              <w:rPr>
-                <w:rFonts w:ascii="Times New Roman" w:hAnsi="Times New Roman" w:eastAsia="Times New Roman"/>
-                <w:b w:val="0"/>
-                <w:i w:val="0"/>
-                <w:color w:val="000000"/>
-                <w:sz w:val="24"/>
-              </w:rPr>
-              <w:t xml:space="preserve"> pivot=low </w:t>
-            </w:r>
-            <w:r>
-              <w:br/>
-            </w:r>
-            <w:r>
-              <w:rPr>
-                <w:rFonts w:ascii="Times New Roman" w:hAnsi="Times New Roman" w:eastAsia="Times New Roman"/>
-                <w:b w:val="0"/>
-                <w:i w:val="0"/>
-                <w:color w:val="000000"/>
-                <w:sz w:val="24"/>
-              </w:rPr>
-              <w:t xml:space="preserve"> while(low&lt;=high): </w:t>
-            </w:r>
-            <w:r>
-              <w:br/>
-            </w:r>
-            <w:r>
-              <w:rPr>
-                <w:rFonts w:ascii="Times New Roman" w:hAnsi="Times New Roman" w:eastAsia="Times New Roman"/>
-                <w:b w:val="0"/>
-                <w:i w:val="0"/>
-                <w:color w:val="000000"/>
-                <w:sz w:val="24"/>
-              </w:rPr>
-              <w:t xml:space="preserve"> while(low&lt;=high and nums[low]&lt;=nums[pivot]): </w:t>
-            </w:r>
-            <w:r>
-              <w:br/>
-            </w:r>
-            <w:r>
-              <w:tab/>
-            </w:r>
-            <w:r>
-              <w:rPr>
-                <w:rFonts w:ascii="Times New Roman" w:hAnsi="Times New Roman" w:eastAsia="Times New Roman"/>
-                <w:b w:val="0"/>
-                <w:i w:val="0"/>
-                <w:color w:val="000000"/>
-                <w:sz w:val="24"/>
-              </w:rPr>
-              <w:t xml:space="preserve"> low+=1 </w:t>
-            </w:r>
-            <w:r>
-              <w:br/>
-            </w:r>
-            <w:r>
-              <w:rPr>
-                <w:rFonts w:ascii="Times New Roman" w:hAnsi="Times New Roman" w:eastAsia="Times New Roman"/>
-                <w:b w:val="0"/>
-                <w:i w:val="0"/>
-                <w:color w:val="000000"/>
-                <w:sz w:val="24"/>
-              </w:rPr>
-              <w:t xml:space="preserve"> while(low&lt;=high and nums[high]&gt;nums[pivot]): </w:t>
-            </w:r>
-            <w:r>
-              <w:br/>
-            </w:r>
-            <w:r>
-              <w:tab/>
-            </w:r>
-            <w:r>
-              <w:rPr>
-                <w:rFonts w:ascii="Times New Roman" w:hAnsi="Times New Roman" w:eastAsia="Times New Roman"/>
-                <w:b w:val="0"/>
-                <w:i w:val="0"/>
-                <w:color w:val="000000"/>
-                <w:sz w:val="24"/>
-              </w:rPr>
-              <w:t xml:space="preserve"> high-=1 </w:t>
-            </w:r>
-            <w:r>
-              <w:br/>
-            </w:r>
-            <w:r>
-              <w:rPr>
-                <w:rFonts w:ascii="Times New Roman" w:hAnsi="Times New Roman" w:eastAsia="Times New Roman"/>
-                <w:b w:val="0"/>
-                <w:i w:val="0"/>
-                <w:color w:val="000000"/>
-                <w:sz w:val="24"/>
-              </w:rPr>
-              <w:t xml:space="preserve"> if(low&lt;high): </w:t>
-            </w:r>
-            <w:r>
-              <w:br/>
-            </w:r>
-            <w:r>
-              <w:tab/>
-            </w:r>
-            <w:r>
-              <w:rPr>
-                <w:rFonts w:ascii="Times New Roman" w:hAnsi="Times New Roman" w:eastAsia="Times New Roman"/>
-                <w:b w:val="0"/>
-                <w:i w:val="0"/>
-                <w:color w:val="000000"/>
-                <w:sz w:val="24"/>
-              </w:rPr>
-              <w:t xml:space="preserve"> swap(low,high,nums) </w:t>
-            </w:r>
-            <w:r>
-              <w:br/>
-            </w:r>
-            <w:r>
-              <w:rPr>
-                <w:rFonts w:ascii="Times New Roman" w:hAnsi="Times New Roman" w:eastAsia="Times New Roman"/>
-                <w:b w:val="0"/>
-                <w:i w:val="0"/>
-                <w:color w:val="000000"/>
-                <w:sz w:val="24"/>
-              </w:rPr>
-              <w:t xml:space="preserve"> swap(pivot,high,nums) </w:t>
-            </w:r>
-            <w:r>
-              <w:br/>
-            </w:r>
-            <w:r>
-              <w:rPr>
-                <w:rFonts w:ascii="Times New Roman" w:hAnsi="Times New Roman" w:eastAsia="Times New Roman"/>
-                <w:b w:val="0"/>
-                <w:i w:val="0"/>
-                <w:color w:val="000000"/>
-                <w:sz w:val="24"/>
-              </w:rPr>
-              <w:t xml:space="preserve"> return high </w:t>
-            </w:r>
-          </w:p>
-        </w:tc>
-      </w:tr>
-    </w:tbl>
-    <w:p>
-      <w:pPr>
-        <w:autoSpaceDN w:val="0"/>
-        <w:autoSpaceDE w:val="0"/>
-        <w:widowControl/>
-        <w:spacing w:line="14" w:lineRule="exact" w:before="0" w:after="0"/>
-        <w:ind w:left="0" w:right="0"/>
-      </w:pPr>
-    </w:p>
-    <w:p>
-      <w:pPr>
-        <w:sectPr>
-          <w:pgSz w:w="12240" w:h="15840"/>
-          <w:pgMar w:top="130" w:right="244" w:bottom="136" w:left="250" w:header="720" w:footer="720" w:gutter="0"/>
-          <w:cols/>
-          <w:docGrid w:linePitch="360"/>
-        </w:sectPr>
-      </w:pPr>
-    </w:p>
-    <w:p>
-      <w:pPr>
-        <w:autoSpaceDN w:val="0"/>
-        <w:autoSpaceDE w:val="0"/>
-        <w:widowControl/>
-        <w:spacing w:line="130" w:lineRule="exact" w:before="0" w:after="0"/>
-        <w:ind w:left="0" w:right="0"/>
-      </w:pPr>
-    </w:p>
-    <w:tbl>
-      <w:tblPr>
-        <w:tblW w:type="auto" w:w="0"/>
-        <w:tblLayout w:type="fixed"/>
-        <w:tblLook w:firstColumn="1" w:firstRow="1" w:lastColumn="0" w:lastRow="0" w:noHBand="0" w:noVBand="1" w:val="04A0"/>
-        <w:tblInd w:w="8.000000000000007" w:type="dxa"/>
-      </w:tblPr>
-      <w:tblGrid>
-        <w:gridCol w:w="11746"/>
-      </w:tblGrid>
-      <w:tr>
-        <w:trPr>
-          <w:trHeight w:hRule="exact" w:val="15272"/>
-        </w:trPr>
-        <w:tc>
-          <w:tcPr>
-            <w:tcW w:type="dxa" w:w="11708"/>
-            <w:tcBorders>
-              <w:start w:sz="6.400000000000006" w:val="single" w:color="#000000"/>
-              <w:top w:sz="6.400000000000006" w:val="single" w:color="#000000"/>
-              <w:end w:sz="8.0" w:val="single" w:color="#000000"/>
-              <w:bottom w:sz="7.199999999999818" w:val="single" w:color="#000000"/>
-            </w:tcBorders>
-            <w:tcMar>
-              <w:start w:w="0" w:type="dxa"/>
-              <w:end w:w="0" w:type="dxa"/>
-            </w:tcMar>
-          </w:tcPr>
-          <w:p>
-            <w:pPr>
-              <w:autoSpaceDN w:val="0"/>
-              <w:tabs>
-                <w:tab w:pos="1050" w:val="left"/>
-              </w:tabs>
-              <w:autoSpaceDE w:val="0"/>
-              <w:widowControl/>
-              <w:spacing w:line="394" w:lineRule="auto" w:before="678" w:after="0"/>
-              <w:ind w:left="874" w:right="6480" w:firstLine="0"/>
-              <w:jc w:val="left"/>
-            </w:pPr>
-            <w:r>
-              <w:rPr>
-                <w:rFonts w:ascii="Times New Roman" w:hAnsi="Times New Roman" w:eastAsia="Times New Roman"/>
-                <w:b w:val="0"/>
-                <w:i w:val="0"/>
-                <w:color w:val="000000"/>
-                <w:sz w:val="24"/>
-              </w:rPr>
-              <w:t xml:space="preserve"> temp=nums[low] </w:t>
-            </w:r>
-            <w:r>
-              <w:br/>
-            </w:r>
-            <w:r>
-              <w:rPr>
-                <w:rFonts w:ascii="Times New Roman" w:hAnsi="Times New Roman" w:eastAsia="Times New Roman"/>
-                <w:b w:val="0"/>
-                <w:i w:val="0"/>
-                <w:color w:val="000000"/>
-                <w:sz w:val="24"/>
-              </w:rPr>
-              <w:t xml:space="preserve"> nums[low]=nums[high] </w:t>
-            </w:r>
-            <w:r>
-              <w:br/>
-            </w:r>
-            <w:r>
-              <w:rPr>
-                <w:rFonts w:ascii="Times New Roman" w:hAnsi="Times New Roman" w:eastAsia="Times New Roman"/>
-                <w:b w:val="0"/>
-                <w:i w:val="0"/>
-                <w:color w:val="000000"/>
-                <w:sz w:val="24"/>
-              </w:rPr>
-              <w:t xml:space="preserve"> nums[high]=temp </w:t>
-            </w:r>
-            <w:r>
-              <w:br/>
-            </w:r>
-            <w:r>
-              <w:rPr>
-                <w:rFonts w:ascii="Times New Roman" w:hAnsi="Times New Roman" w:eastAsia="Times New Roman"/>
-                <w:b w:val="0"/>
-                <w:i w:val="0"/>
-                <w:color w:val="000000"/>
-                <w:sz w:val="24"/>
-              </w:rPr>
-              <w:t xml:space="preserve">def quicksort(low,high,nums): </w:t>
-            </w:r>
-            <w:r>
-              <w:br/>
-            </w:r>
-            <w:r>
-              <w:rPr>
-                <w:rFonts w:ascii="Times New Roman" w:hAnsi="Times New Roman" w:eastAsia="Times New Roman"/>
-                <w:b w:val="0"/>
-                <w:i w:val="0"/>
-                <w:color w:val="000000"/>
-                <w:sz w:val="24"/>
-              </w:rPr>
-              <w:t xml:space="preserve"> if(low&lt;high): </w:t>
-            </w:r>
-            <w:r>
-              <w:br/>
-            </w:r>
-            <w:r>
-              <w:rPr>
-                <w:rFonts w:ascii="Times New Roman" w:hAnsi="Times New Roman" w:eastAsia="Times New Roman"/>
-                <w:b w:val="0"/>
-                <w:i w:val="0"/>
-                <w:color w:val="000000"/>
-                <w:sz w:val="24"/>
-              </w:rPr>
-              <w:t xml:space="preserve"> partition_point=partition(low,high,nums) </w:t>
-            </w:r>
-            <w:r>
-              <w:br/>
-            </w:r>
-            <w:r>
-              <w:rPr>
-                <w:rFonts w:ascii="Times New Roman" w:hAnsi="Times New Roman" w:eastAsia="Times New Roman"/>
-                <w:b w:val="0"/>
-                <w:i w:val="0"/>
-                <w:color w:val="000000"/>
-                <w:sz w:val="24"/>
-              </w:rPr>
-              <w:t xml:space="preserve"> quicksort(low,partition_point-1,nums) </w:t>
-            </w:r>
-            <w:r>
-              <w:br/>
-            </w:r>
-            <w:r>
-              <w:rPr>
-                <w:rFonts w:ascii="Times New Roman" w:hAnsi="Times New Roman" w:eastAsia="Times New Roman"/>
-                <w:b w:val="0"/>
-                <w:i w:val="0"/>
-                <w:color w:val="000000"/>
-                <w:sz w:val="24"/>
-              </w:rPr>
-              <w:t xml:space="preserve"> quicksort(partition_point+1,high,nums) </w:t>
-            </w:r>
-            <w:r>
-              <w:br/>
-            </w:r>
-            <w:r>
-              <w:rPr>
-                <w:rFonts w:ascii="Times New Roman" w:hAnsi="Times New Roman" w:eastAsia="Times New Roman"/>
-                <w:b w:val="0"/>
-                <w:i w:val="0"/>
-                <w:color w:val="000000"/>
-                <w:sz w:val="24"/>
-              </w:rPr>
-              <w:t xml:space="preserve">def main(): </w:t>
-            </w:r>
-            <w:r>
-              <w:br/>
-            </w:r>
-            <w:r>
-              <w:rPr>
-                <w:rFonts w:ascii="Times New Roman" w:hAnsi="Times New Roman" w:eastAsia="Times New Roman"/>
-                <w:b w:val="0"/>
-                <w:i w:val="0"/>
-                <w:color w:val="000000"/>
-                <w:sz w:val="24"/>
-              </w:rPr>
-              <w:t xml:space="preserve"> list=[] </w:t>
-            </w:r>
-            <w:r>
-              <w:br/>
-            </w:r>
-            <w:r>
-              <w:rPr>
-                <w:rFonts w:ascii="Times New Roman" w:hAnsi="Times New Roman" w:eastAsia="Times New Roman"/>
-                <w:b w:val="0"/>
-                <w:i w:val="0"/>
-                <w:color w:val="000000"/>
-                <w:sz w:val="24"/>
-              </w:rPr>
-              <w:t xml:space="preserve"> for i in range(0,100): </w:t>
-            </w:r>
-            <w:r>
-              <w:br/>
-            </w:r>
-            <w:r>
-              <w:rPr>
-                <w:rFonts w:ascii="Times New Roman" w:hAnsi="Times New Roman" w:eastAsia="Times New Roman"/>
-                <w:b w:val="0"/>
-                <w:i w:val="0"/>
-                <w:color w:val="000000"/>
-                <w:sz w:val="24"/>
-              </w:rPr>
-              <w:t xml:space="preserve"> list.append(random.randint(-100,100)) </w:t>
-            </w:r>
-            <w:r>
-              <w:br/>
-            </w:r>
-            <w:r>
-              <w:rPr>
-                <w:rFonts w:ascii="Times New Roman" w:hAnsi="Times New Roman" w:eastAsia="Times New Roman"/>
-                <w:b w:val="0"/>
-                <w:i w:val="0"/>
-                <w:color w:val="000000"/>
-                <w:sz w:val="24"/>
-              </w:rPr>
-              <w:t xml:space="preserve"> print("Unsorted:",list) </w:t>
-            </w:r>
-            <w:r>
-              <w:br/>
-            </w:r>
-            <w:r>
-              <w:rPr>
-                <w:rFonts w:ascii="Times New Roman" w:hAnsi="Times New Roman" w:eastAsia="Times New Roman"/>
-                <w:b w:val="0"/>
-                <w:i w:val="0"/>
-                <w:color w:val="000000"/>
-                <w:sz w:val="24"/>
-              </w:rPr>
-              <w:t xml:space="preserve"> quicksort(0,len(list)-1,list) </w:t>
-            </w:r>
-            <w:r>
-              <w:br/>
-            </w:r>
-            <w:r>
-              <w:rPr>
-                <w:rFonts w:ascii="Times New Roman" w:hAnsi="Times New Roman" w:eastAsia="Times New Roman"/>
-                <w:b w:val="0"/>
-                <w:i w:val="0"/>
-                <w:color w:val="000000"/>
-                <w:sz w:val="24"/>
-              </w:rPr>
-              <w:t xml:space="preserve"> print("Sorted:",list) </w:t>
-            </w:r>
-            <w:r>
-              <w:br/>
-            </w:r>
-            <w:r>
-              <w:rPr>
-                <w:rFonts w:ascii="Times New Roman" w:hAnsi="Times New Roman" w:eastAsia="Times New Roman"/>
-                <w:b w:val="0"/>
-                <w:i w:val="0"/>
-                <w:color w:val="000000"/>
-                <w:sz w:val="24"/>
-              </w:rPr>
-              <w:t xml:space="preserve">if __name__ == "__main__": </w:t>
-            </w:r>
-            <w:r>
-              <w:br/>
-            </w:r>
-            <w:r>
-              <w:rPr>
-                <w:rFonts w:ascii="Times New Roman" w:hAnsi="Times New Roman" w:eastAsia="Times New Roman"/>
-                <w:b w:val="0"/>
-                <w:i w:val="0"/>
-                <w:color w:val="000000"/>
-                <w:sz w:val="24"/>
-              </w:rPr>
-              <w:t xml:space="preserve"> main()</w:t>
-            </w:r>
-          </w:p>
-          <w:p>
-            <w:pPr>
-              <w:autoSpaceDN w:val="0"/>
-              <w:tabs>
-                <w:tab w:pos="1050" w:val="left"/>
-                <w:tab w:pos="1510" w:val="left"/>
-              </w:tabs>
-              <w:autoSpaceDE w:val="0"/>
-              <w:widowControl/>
-              <w:spacing w:line="384" w:lineRule="auto" w:before="1356" w:after="0"/>
-              <w:ind w:left="874" w:right="5616" w:firstLine="0"/>
-              <w:jc w:val="left"/>
-            </w:pPr>
-            <w:r>
-              <w:rPr>
-                <w:rFonts w:ascii="Times New Roman" w:hAnsi="Times New Roman" w:eastAsia="Times New Roman"/>
-                <w:b/>
-                <w:i w:val="0"/>
-                <w:color w:val="000000"/>
-                <w:sz w:val="24"/>
-              </w:rPr>
-              <w:t xml:space="preserve">Randomized Quick Sort: </w:t>
-            </w:r>
-            <w:r>
-              <w:br/>
-            </w:r>
-            <w:r>
-              <w:rPr>
-                <w:rFonts w:ascii="Times New Roman" w:hAnsi="Times New Roman" w:eastAsia="Times New Roman"/>
-                <w:b w:val="0"/>
-                <w:i w:val="0"/>
-                <w:color w:val="000000"/>
-                <w:sz w:val="24"/>
-              </w:rPr>
-              <w:t xml:space="preserve">import random </w:t>
-            </w:r>
-            <w:r>
-              <w:br/>
-            </w:r>
-            <w:r>
-              <w:rPr>
-                <w:rFonts w:ascii="Times New Roman" w:hAnsi="Times New Roman" w:eastAsia="Times New Roman"/>
-                <w:b w:val="0"/>
-                <w:i w:val="0"/>
-                <w:color w:val="000000"/>
-                <w:sz w:val="24"/>
-              </w:rPr>
-              <w:t xml:space="preserve">def partition(low,high,nums): </w:t>
-            </w:r>
-            <w:r>
-              <w:br/>
-            </w:r>
-            <w:r>
-              <w:rPr>
-                <w:rFonts w:ascii="Times New Roman" w:hAnsi="Times New Roman" w:eastAsia="Times New Roman"/>
-                <w:b w:val="0"/>
-                <w:i w:val="0"/>
-                <w:color w:val="000000"/>
-                <w:sz w:val="24"/>
-              </w:rPr>
-              <w:t xml:space="preserve"> pivot=random.randint(low,high) </w:t>
-            </w:r>
-            <w:r>
-              <w:br/>
-            </w:r>
-            <w:r>
-              <w:rPr>
-                <w:rFonts w:ascii="Times New Roman" w:hAnsi="Times New Roman" w:eastAsia="Times New Roman"/>
-                <w:b w:val="0"/>
-                <w:i w:val="0"/>
-                <w:color w:val="000000"/>
-                <w:sz w:val="24"/>
-              </w:rPr>
-              <w:t xml:space="preserve"> while(low&lt;=high): </w:t>
-            </w:r>
-            <w:r>
-              <w:br/>
-            </w:r>
-            <w:r>
-              <w:rPr>
-                <w:rFonts w:ascii="Times New Roman" w:hAnsi="Times New Roman" w:eastAsia="Times New Roman"/>
-                <w:b w:val="0"/>
-                <w:i w:val="0"/>
-                <w:color w:val="000000"/>
-                <w:sz w:val="24"/>
-              </w:rPr>
-              <w:t xml:space="preserve"> while(low&lt;=high and nums[low]&lt;=nums[pivot]): </w:t>
-            </w:r>
-            <w:r>
-              <w:br/>
-            </w:r>
-            <w:r>
-              <w:tab/>
-            </w:r>
-            <w:r>
-              <w:rPr>
-                <w:rFonts w:ascii="Times New Roman" w:hAnsi="Times New Roman" w:eastAsia="Times New Roman"/>
-                <w:b w:val="0"/>
-                <w:i w:val="0"/>
-                <w:color w:val="000000"/>
-                <w:sz w:val="24"/>
-              </w:rPr>
-              <w:t xml:space="preserve"> low+=1 </w:t>
-            </w:r>
-            <w:r>
-              <w:br/>
-            </w:r>
-            <w:r>
-              <w:rPr>
-                <w:rFonts w:ascii="Times New Roman" w:hAnsi="Times New Roman" w:eastAsia="Times New Roman"/>
-                <w:b w:val="0"/>
-                <w:i w:val="0"/>
-                <w:color w:val="000000"/>
-                <w:sz w:val="24"/>
-              </w:rPr>
-              <w:t xml:space="preserve"> while(low&lt;=high and nums[high]&gt;nums[pivot]): </w:t>
-            </w:r>
-            <w:r>
-              <w:br/>
-            </w:r>
-            <w:r>
-              <w:tab/>
-            </w:r>
-            <w:r>
-              <w:rPr>
-                <w:rFonts w:ascii="Times New Roman" w:hAnsi="Times New Roman" w:eastAsia="Times New Roman"/>
-                <w:b w:val="0"/>
-                <w:i w:val="0"/>
-                <w:color w:val="000000"/>
-                <w:sz w:val="24"/>
-              </w:rPr>
-              <w:t xml:space="preserve"> high-=1 </w:t>
-            </w:r>
-            <w:r>
-              <w:br/>
-            </w:r>
-            <w:r>
-              <w:rPr>
-                <w:rFonts w:ascii="Times New Roman" w:hAnsi="Times New Roman" w:eastAsia="Times New Roman"/>
-                <w:b w:val="0"/>
-                <w:i w:val="0"/>
-                <w:color w:val="000000"/>
-                <w:sz w:val="24"/>
-              </w:rPr>
-              <w:t xml:space="preserve"> if(low&lt;high): </w:t>
-            </w:r>
-            <w:r>
-              <w:br/>
-            </w:r>
-            <w:r>
-              <w:tab/>
-            </w:r>
-            <w:r>
-              <w:rPr>
-                <w:rFonts w:ascii="Times New Roman" w:hAnsi="Times New Roman" w:eastAsia="Times New Roman"/>
-                <w:b w:val="0"/>
-                <w:i w:val="0"/>
-                <w:color w:val="000000"/>
-                <w:sz w:val="24"/>
-              </w:rPr>
-              <w:t xml:space="preserve"> swap(low,high,nums) </w:t>
-            </w:r>
-            <w:r>
-              <w:br/>
-            </w:r>
-            <w:r>
-              <w:rPr>
-                <w:rFonts w:ascii="Times New Roman" w:hAnsi="Times New Roman" w:eastAsia="Times New Roman"/>
-                <w:b w:val="0"/>
-                <w:i w:val="0"/>
-                <w:color w:val="000000"/>
-                <w:sz w:val="24"/>
-              </w:rPr>
-              <w:t xml:space="preserve"> swap(pivot,high,nums) </w:t>
-            </w:r>
-          </w:p>
-        </w:tc>
-      </w:tr>
-    </w:tbl>
-    <w:p>
-      <w:pPr>
-        <w:autoSpaceDN w:val="0"/>
-        <w:autoSpaceDE w:val="0"/>
-        <w:widowControl/>
-        <w:spacing w:line="14" w:lineRule="exact" w:before="0" w:after="0"/>
-        <w:ind w:left="0" w:right="0"/>
-      </w:pPr>
-    </w:p>
-    <w:p>
-      <w:pPr>
-        <w:sectPr>
-          <w:pgSz w:w="12240" w:h="15840"/>
-          <w:pgMar w:top="130" w:right="244" w:bottom="136" w:left="250" w:header="720" w:footer="720" w:gutter="0"/>
-          <w:cols/>
-          <w:docGrid w:linePitch="360"/>
-        </w:sectPr>
-      </w:pPr>
-    </w:p>
-    <w:p>
-      <w:pPr>
-        <w:autoSpaceDN w:val="0"/>
-        <w:autoSpaceDE w:val="0"/>
-        <w:widowControl/>
-        <w:spacing w:line="130" w:lineRule="exact" w:before="0" w:after="0"/>
-        <w:ind w:left="0" w:right="0"/>
-      </w:pPr>
-    </w:p>
-    <w:tbl>
-      <w:tblPr>
-        <w:tblW w:type="auto" w:w="0"/>
-        <w:tblLayout w:type="fixed"/>
-        <w:tblLook w:firstColumn="1" w:firstRow="1" w:lastColumn="0" w:lastRow="0" w:noHBand="0" w:noVBand="1" w:val="04A0"/>
-        <w:tblInd w:w="8.000000000000007" w:type="dxa"/>
-      </w:tblPr>
-      <w:tblGrid>
-        <w:gridCol w:w="11746"/>
-      </w:tblGrid>
-      <w:tr>
-        <w:trPr>
-          <w:trHeight w:hRule="exact" w:val="15272"/>
-        </w:trPr>
-        <w:tc>
-          <w:tcPr>
-            <w:tcW w:type="dxa" w:w="11708"/>
-            <w:tcBorders>
-              <w:start w:sz="6.400000000000006" w:val="single" w:color="#000000"/>
-              <w:top w:sz="6.400000000000006" w:val="single" w:color="#000000"/>
-              <w:end w:sz="8.0" w:val="single" w:color="#000000"/>
-              <w:bottom w:sz="7.199999999999818" w:val="single" w:color="#000000"/>
-            </w:tcBorders>
-            <w:tcMar>
-              <w:start w:w="0" w:type="dxa"/>
-              <w:end w:w="0" w:type="dxa"/>
-            </w:tcMar>
-          </w:tcPr>
-          <w:p>
-            <w:pPr>
-              <w:autoSpaceDN w:val="0"/>
-              <w:tabs>
-                <w:tab w:pos="1050" w:val="left"/>
-              </w:tabs>
-              <w:autoSpaceDE w:val="0"/>
-              <w:widowControl/>
-              <w:spacing w:line="394" w:lineRule="auto" w:before="678" w:after="0"/>
-              <w:ind w:left="874" w:right="6480" w:firstLine="0"/>
-              <w:jc w:val="left"/>
-            </w:pPr>
-            <w:r>
-              <w:rPr>
-                <w:rFonts w:ascii="Times New Roman" w:hAnsi="Times New Roman" w:eastAsia="Times New Roman"/>
-                <w:b w:val="0"/>
-                <w:i w:val="0"/>
-                <w:color w:val="000000"/>
-                <w:sz w:val="24"/>
-              </w:rPr>
-              <w:t xml:space="preserve"> return high </w:t>
-            </w:r>
-            <w:r>
-              <w:br/>
-            </w:r>
-            <w:r>
-              <w:rPr>
-                <w:rFonts w:ascii="Times New Roman" w:hAnsi="Times New Roman" w:eastAsia="Times New Roman"/>
-                <w:b w:val="0"/>
-                <w:i w:val="0"/>
-                <w:color w:val="000000"/>
-                <w:sz w:val="24"/>
-              </w:rPr>
-              <w:t xml:space="preserve">def swap(low,high,nums): </w:t>
-            </w:r>
-            <w:r>
-              <w:br/>
-            </w:r>
-            <w:r>
-              <w:rPr>
-                <w:rFonts w:ascii="Times New Roman" w:hAnsi="Times New Roman" w:eastAsia="Times New Roman"/>
-                <w:b w:val="0"/>
-                <w:i w:val="0"/>
-                <w:color w:val="000000"/>
-                <w:sz w:val="24"/>
-              </w:rPr>
-              <w:t xml:space="preserve"> temp=nums[low] </w:t>
-            </w:r>
-            <w:r>
-              <w:br/>
-            </w:r>
-            <w:r>
-              <w:rPr>
-                <w:rFonts w:ascii="Times New Roman" w:hAnsi="Times New Roman" w:eastAsia="Times New Roman"/>
-                <w:b w:val="0"/>
-                <w:i w:val="0"/>
-                <w:color w:val="000000"/>
-                <w:sz w:val="24"/>
-              </w:rPr>
-              <w:t xml:space="preserve"> nums[low]=nums[high] </w:t>
-            </w:r>
-            <w:r>
-              <w:br/>
-            </w:r>
-            <w:r>
-              <w:rPr>
-                <w:rFonts w:ascii="Times New Roman" w:hAnsi="Times New Roman" w:eastAsia="Times New Roman"/>
-                <w:b w:val="0"/>
-                <w:i w:val="0"/>
-                <w:color w:val="000000"/>
-                <w:sz w:val="24"/>
-              </w:rPr>
-              <w:t xml:space="preserve"> nums[high]=temp </w:t>
-            </w:r>
-            <w:r>
-              <w:br/>
-            </w:r>
-            <w:r>
-              <w:rPr>
-                <w:rFonts w:ascii="Times New Roman" w:hAnsi="Times New Roman" w:eastAsia="Times New Roman"/>
-                <w:b w:val="0"/>
-                <w:i w:val="0"/>
-                <w:color w:val="000000"/>
-                <w:sz w:val="24"/>
-              </w:rPr>
-              <w:t xml:space="preserve">def quicksort(low,high,nums): </w:t>
-            </w:r>
-            <w:r>
-              <w:br/>
-            </w:r>
-            <w:r>
-              <w:rPr>
-                <w:rFonts w:ascii="Times New Roman" w:hAnsi="Times New Roman" w:eastAsia="Times New Roman"/>
-                <w:b w:val="0"/>
-                <w:i w:val="0"/>
-                <w:color w:val="000000"/>
-                <w:sz w:val="24"/>
-              </w:rPr>
-              <w:t xml:space="preserve"> if(low&lt;high): </w:t>
-            </w:r>
-            <w:r>
-              <w:br/>
-            </w:r>
-            <w:r>
-              <w:rPr>
-                <w:rFonts w:ascii="Times New Roman" w:hAnsi="Times New Roman" w:eastAsia="Times New Roman"/>
-                <w:b w:val="0"/>
-                <w:i w:val="0"/>
-                <w:color w:val="000000"/>
-                <w:sz w:val="24"/>
-              </w:rPr>
-              <w:t xml:space="preserve"> partition_point=partition(low,high,nums) </w:t>
-            </w:r>
-            <w:r>
-              <w:br/>
-            </w:r>
-            <w:r>
-              <w:rPr>
-                <w:rFonts w:ascii="Times New Roman" w:hAnsi="Times New Roman" w:eastAsia="Times New Roman"/>
-                <w:b w:val="0"/>
-                <w:i w:val="0"/>
-                <w:color w:val="000000"/>
-                <w:sz w:val="24"/>
-              </w:rPr>
-              <w:t xml:space="preserve"> quicksort(low,partition_point-1,nums) </w:t>
-            </w:r>
-            <w:r>
-              <w:br/>
-            </w:r>
-            <w:r>
-              <w:rPr>
-                <w:rFonts w:ascii="Times New Roman" w:hAnsi="Times New Roman" w:eastAsia="Times New Roman"/>
-                <w:b w:val="0"/>
-                <w:i w:val="0"/>
-                <w:color w:val="000000"/>
-                <w:sz w:val="24"/>
-              </w:rPr>
-              <w:t xml:space="preserve"> quicksort(partition_point+1,high,nums) </w:t>
-            </w:r>
-            <w:r>
-              <w:br/>
-            </w:r>
-            <w:r>
-              <w:rPr>
-                <w:rFonts w:ascii="Times New Roman" w:hAnsi="Times New Roman" w:eastAsia="Times New Roman"/>
-                <w:b w:val="0"/>
-                <w:i w:val="0"/>
-                <w:color w:val="000000"/>
-                <w:sz w:val="24"/>
-              </w:rPr>
-              <w:t xml:space="preserve">def main(): </w:t>
-            </w:r>
-            <w:r>
-              <w:br/>
-            </w:r>
-            <w:r>
-              <w:rPr>
-                <w:rFonts w:ascii="Times New Roman" w:hAnsi="Times New Roman" w:eastAsia="Times New Roman"/>
-                <w:b w:val="0"/>
-                <w:i w:val="0"/>
-                <w:color w:val="000000"/>
-                <w:sz w:val="24"/>
-              </w:rPr>
-              <w:t xml:space="preserve"> list=[] </w:t>
-            </w:r>
-            <w:r>
-              <w:br/>
-            </w:r>
-            <w:r>
-              <w:rPr>
-                <w:rFonts w:ascii="Times New Roman" w:hAnsi="Times New Roman" w:eastAsia="Times New Roman"/>
-                <w:b w:val="0"/>
-                <w:i w:val="0"/>
-                <w:color w:val="000000"/>
-                <w:sz w:val="24"/>
-              </w:rPr>
-              <w:t xml:space="preserve"> for i in range(0,100): </w:t>
-            </w:r>
-            <w:r>
-              <w:br/>
-            </w:r>
-            <w:r>
-              <w:rPr>
-                <w:rFonts w:ascii="Times New Roman" w:hAnsi="Times New Roman" w:eastAsia="Times New Roman"/>
-                <w:b w:val="0"/>
-                <w:i w:val="0"/>
-                <w:color w:val="000000"/>
-                <w:sz w:val="24"/>
-              </w:rPr>
-              <w:t xml:space="preserve"> list.append(random.randint(-100,100)) </w:t>
-            </w:r>
-            <w:r>
-              <w:br/>
-            </w:r>
-            <w:r>
-              <w:rPr>
-                <w:rFonts w:ascii="Times New Roman" w:hAnsi="Times New Roman" w:eastAsia="Times New Roman"/>
-                <w:b w:val="0"/>
-                <w:i w:val="0"/>
-                <w:color w:val="000000"/>
-                <w:sz w:val="24"/>
-              </w:rPr>
-              <w:t xml:space="preserve"> print("Unsorted:",list) </w:t>
-            </w:r>
-            <w:r>
-              <w:br/>
-            </w:r>
-            <w:r>
-              <w:rPr>
-                <w:rFonts w:ascii="Times New Roman" w:hAnsi="Times New Roman" w:eastAsia="Times New Roman"/>
-                <w:b w:val="0"/>
-                <w:i w:val="0"/>
-                <w:color w:val="000000"/>
-                <w:sz w:val="24"/>
-              </w:rPr>
-              <w:t xml:space="preserve"> quicksort(0,len(list)-1,list) </w:t>
-            </w:r>
-            <w:r>
-              <w:br/>
-            </w:r>
-            <w:r>
-              <w:rPr>
-                <w:rFonts w:ascii="Times New Roman" w:hAnsi="Times New Roman" w:eastAsia="Times New Roman"/>
-                <w:b w:val="0"/>
-                <w:i w:val="0"/>
-                <w:color w:val="000000"/>
-                <w:sz w:val="24"/>
-              </w:rPr>
-              <w:t xml:space="preserve"> print("Sorted:",list) </w:t>
-            </w:r>
-            <w:r>
-              <w:br/>
-            </w:r>
-            <w:r>
-              <w:rPr>
-                <w:rFonts w:ascii="Times New Roman" w:hAnsi="Times New Roman" w:eastAsia="Times New Roman"/>
-                <w:b w:val="0"/>
-                <w:i w:val="0"/>
-                <w:color w:val="000000"/>
-                <w:sz w:val="24"/>
-              </w:rPr>
-              <w:t xml:space="preserve">if __name__ == "__main__": </w:t>
-            </w:r>
-            <w:r>
-              <w:br/>
-            </w:r>
-            <w:r>
-              <w:rPr>
-                <w:rFonts w:ascii="Times New Roman" w:hAnsi="Times New Roman" w:eastAsia="Times New Roman"/>
-                <w:b w:val="0"/>
-                <w:i w:val="0"/>
-                <w:color w:val="000000"/>
-                <w:sz w:val="24"/>
-              </w:rPr>
-              <w:t xml:space="preserve"> main() </w:t>
-            </w:r>
-          </w:p>
-          <w:p>
-            <w:pPr>
-              <w:autoSpaceDN w:val="0"/>
-              <w:autoSpaceDE w:val="0"/>
-              <w:widowControl/>
-              <w:spacing w:line="302" w:lineRule="auto" w:before="1162" w:after="0"/>
-              <w:ind w:left="874" w:right="1152" w:firstLine="0"/>
-              <w:jc w:val="left"/>
-            </w:pPr>
-            <w:r>
-              <w:rPr>
-                <w:rFonts w:ascii="Times New Roman" w:hAnsi="Times New Roman" w:eastAsia="Times New Roman"/>
-                <w:b/>
-                <w:i w:val="0"/>
-                <w:color w:val="000000"/>
-                <w:sz w:val="24"/>
-              </w:rPr>
-              <w:t xml:space="preserve">Complexity Analysis: </w:t>
-            </w:r>
-            <w:r>
-              <w:br/>
-            </w:r>
-            <w:r>
-              <w:rPr>
-                <w:rFonts w:ascii="Times New Roman" w:hAnsi="Times New Roman" w:eastAsia="Times New Roman"/>
-                <w:b w:val="0"/>
-                <w:i w:val="0"/>
-                <w:color w:val="000000"/>
-                <w:sz w:val="24"/>
-              </w:rPr>
-              <w:t xml:space="preserve">Time Complexity: Quick Sort takes O(N^2) time in worst cases(for already for almost sorted data) </w:t>
-            </w:r>
-            <w:r>
-              <w:rPr>
-                <w:rFonts w:ascii="Times New Roman" w:hAnsi="Times New Roman" w:eastAsia="Times New Roman"/>
-                <w:b w:val="0"/>
-                <w:i w:val="0"/>
-                <w:color w:val="000000"/>
-                <w:sz w:val="24"/>
-              </w:rPr>
-              <w:t xml:space="preserve">whereas the avg case is O(NlogN) N- size of data </w:t>
-            </w:r>
-            <w:r>
-              <w:br/>
-            </w:r>
-            <w:r>
-              <w:rPr>
-                <w:rFonts w:ascii="Times New Roman" w:hAnsi="Times New Roman" w:eastAsia="Times New Roman"/>
-                <w:b w:val="0"/>
-                <w:i w:val="0"/>
-                <w:color w:val="000000"/>
-                <w:sz w:val="24"/>
-              </w:rPr>
-              <w:t xml:space="preserve">Space Complexity: It takes an extra space of O(1) but auxiliary space due to recursion call. </w:t>
-            </w:r>
-          </w:p>
-          <w:p>
-            <w:pPr>
-              <w:autoSpaceDN w:val="0"/>
-              <w:autoSpaceDE w:val="0"/>
-              <w:widowControl/>
-              <w:spacing w:line="230" w:lineRule="auto" w:before="1102" w:after="0"/>
-              <w:ind w:left="874" w:right="0" w:firstLine="0"/>
-              <w:jc w:val="left"/>
-            </w:pPr>
-            <w:r>
-              <w:rPr>
-                <w:rFonts w:ascii="Times New Roman" w:hAnsi="Times New Roman" w:eastAsia="Times New Roman"/>
-                <w:b/>
-                <w:i w:val="0"/>
-                <w:color w:val="000000"/>
-                <w:sz w:val="24"/>
-              </w:rPr>
-              <w:t xml:space="preserve">OUTPUT: </w:t>
-            </w:r>
-          </w:p>
-        </w:tc>
-      </w:tr>
-    </w:tbl>
-    <w:p>
-      <w:pPr>
-        <w:autoSpaceDN w:val="0"/>
-        <w:autoSpaceDE w:val="0"/>
-        <w:widowControl/>
-        <w:spacing w:line="14" w:lineRule="exact" w:before="0" w:after="0"/>
-        <w:ind w:left="0" w:right="0"/>
-      </w:pPr>
-    </w:p>
-    <w:p>
-      <w:pPr>
-        <w:sectPr>
-          <w:pgSz w:w="12240" w:h="15840"/>
-          <w:pgMar w:top="130" w:right="244" w:bottom="136" w:left="250" w:header="720" w:footer="720" w:gutter="0"/>
-          <w:cols/>
-          <w:docGrid w:linePitch="360"/>
-        </w:sectPr>
-      </w:pPr>
-    </w:p>
-    <w:p>
-      <w:pPr>
-        <w:autoSpaceDN w:val="0"/>
-        <w:autoSpaceDE w:val="0"/>
-        <w:widowControl/>
-        <w:spacing w:line="130" w:lineRule="exact" w:before="0" w:after="0"/>
-        <w:ind w:left="0" w:right="0"/>
-      </w:pPr>
-    </w:p>
-    <w:tbl>
-      <w:tblPr>
-        <w:tblW w:type="auto" w:w="0"/>
-        <w:tblLayout w:type="fixed"/>
-        <w:tblLook w:firstColumn="1" w:firstRow="1" w:lastColumn="0" w:lastRow="0" w:noHBand="0" w:noVBand="1" w:val="04A0"/>
-        <w:tblInd w:w="8.000000000000007" w:type="dxa"/>
-      </w:tblPr>
-      <w:tblGrid>
-        <w:gridCol w:w="11746"/>
-      </w:tblGrid>
-      <w:tr>
-        <w:trPr>
-          <w:trHeight w:hRule="exact" w:val="15272"/>
-        </w:trPr>
-        <w:tc>
-          <w:tcPr>
-            <w:tcW w:type="dxa" w:w="11708"/>
-            <w:tcBorders>
-              <w:start w:sz="6.400000000000006" w:val="single" w:color="#000000"/>
-              <w:top w:sz="6.400000000000006" w:val="single" w:color="#000000"/>
-              <w:end w:sz="8.0" w:val="single" w:color="#000000"/>
-              <w:bottom w:sz="7.199999999999818" w:val="single" w:color="#000000"/>
-            </w:tcBorders>
-            <w:tcMar>
-              <w:start w:w="0" w:type="dxa"/>
-              <w:end w:w="0" w:type="dxa"/>
-            </w:tcMar>
-          </w:tcPr>
-          <w:p>
-            <w:pPr>
-              <w:autoSpaceDN w:val="0"/>
-              <w:autoSpaceDE w:val="0"/>
-              <w:widowControl/>
-              <w:spacing w:line="240" w:lineRule="auto" w:before="662" w:after="0"/>
-              <w:ind w:left="804" w:right="0" w:firstLine="0"/>
-              <w:jc w:val="left"/>
-            </w:pPr>
-            <w:r>
-              <w:drawing>
-                <wp:inline xmlns:a="http://schemas.openxmlformats.org/drawingml/2006/main" xmlns:pic="http://schemas.openxmlformats.org/drawingml/2006/picture">
-                  <wp:extent cx="5998209" cy="3374390"/>
-                  <wp:docPr id="8" name="Picture 8"/>
-                  <wp:cNvGraphicFramePr>
-                    <a:graphicFrameLocks noChangeAspect="1"/>
-                  </wp:cNvGraphicFramePr>
-                  <a:graphic>
-                    <a:graphicData uri="http://schemas.openxmlformats.org/drawingml/2006/picture">
-                      <pic:pic>
-                        <pic:nvPicPr>
-                          <pic:cNvPr id="0" name="image.png"/>
-                          <pic:cNvPicPr/>
-                        </pic:nvPicPr>
-                        <pic:blipFill>
-                          <a:blip r:embed="rId16"/>
-                          <a:stretch>
-                            <a:fillRect/>
-                          </a:stretch>
-                        </pic:blipFill>
-                        <pic:spPr>
-                          <a:xfrm>
-                            <a:off x="0" y="0"/>
-                            <a:ext cx="5998209" cy="3374390"/>
-                          </a:xfrm>
-                          <a:prstGeom prst="rect"/>
-                        </pic:spPr>
-                      </pic:pic>
-                    </a:graphicData>
-                  </a:graphic>
-                </wp:inline>
-              </w:drawing>
-            </w:r>
-          </w:p>
-          <w:p>
-            <w:pPr>
-              <w:autoSpaceDN w:val="0"/>
-              <w:autoSpaceDE w:val="0"/>
-              <w:widowControl/>
-              <w:spacing w:line="230" w:lineRule="auto" w:before="292" w:after="0"/>
-              <w:ind w:left="802" w:right="0" w:firstLine="0"/>
-              <w:jc w:val="left"/>
-            </w:pPr>
-            <w:r>
-              <w:rPr>
-                <w:rFonts w:ascii="Times New Roman" w:hAnsi="Times New Roman" w:eastAsia="Times New Roman"/>
-                <w:b w:val="0"/>
-                <w:i w:val="0"/>
-                <w:color w:val="000000"/>
-                <w:sz w:val="24"/>
-              </w:rPr>
-              <w:t xml:space="preserve">Using randomised way: </w:t>
-            </w:r>
-          </w:p>
-          <w:p>
-            <w:pPr>
-              <w:autoSpaceDN w:val="0"/>
-              <w:autoSpaceDE w:val="0"/>
-              <w:widowControl/>
-              <w:spacing w:line="240" w:lineRule="auto" w:before="2" w:after="0"/>
-              <w:ind w:left="804" w:right="0" w:firstLine="0"/>
-              <w:jc w:val="left"/>
-            </w:pPr>
-            <w:r>
-              <w:drawing>
-                <wp:inline xmlns:a="http://schemas.openxmlformats.org/drawingml/2006/main" xmlns:pic="http://schemas.openxmlformats.org/drawingml/2006/picture">
-                  <wp:extent cx="5897880" cy="3317240"/>
-                  <wp:docPr id="9" name="Picture 9"/>
-                  <wp:cNvGraphicFramePr>
-                    <a:graphicFrameLocks noChangeAspect="1"/>
-                  </wp:cNvGraphicFramePr>
-                  <a:graphic>
-                    <a:graphicData uri="http://schemas.openxmlformats.org/drawingml/2006/picture">
-                      <pic:pic>
-                        <pic:nvPicPr>
-                          <pic:cNvPr id="0" name="image.png"/>
-                          <pic:cNvPicPr/>
-                        </pic:nvPicPr>
-                        <pic:blipFill>
-                          <a:blip r:embed="rId17"/>
-                          <a:stretch>
-                            <a:fillRect/>
-                          </a:stretch>
-                        </pic:blipFill>
-                        <pic:spPr>
-                          <a:xfrm>
-                            <a:off x="0" y="0"/>
-                            <a:ext cx="5897880" cy="3317240"/>
-                          </a:xfrm>
-                          <a:prstGeom prst="rect"/>
-                        </pic:spPr>
-                      </pic:pic>
-                    </a:graphicData>
-                  </a:graphic>
-                </wp:inline>
-              </w:drawing>
-            </w:r>
-          </w:p>
-        </w:tc>
-      </w:tr>
-    </w:tbl>
-    <w:p>
-      <w:pPr>
-        <w:autoSpaceDN w:val="0"/>
-        <w:autoSpaceDE w:val="0"/>
-        <w:widowControl/>
-        <w:spacing w:line="14" w:lineRule="exact" w:before="0" w:after="0"/>
-        <w:ind w:left="0" w:right="0"/>
-      </w:pPr>
-    </w:p>
-    <w:p>
-      <w:pPr>
-        <w:sectPr>
-          <w:pgSz w:w="12240" w:h="15840"/>
-          <w:pgMar w:top="130" w:right="244" w:bottom="136" w:left="250" w:header="720" w:footer="720" w:gutter="0"/>
-          <w:cols/>
-          <w:docGrid w:linePitch="360"/>
-        </w:sectPr>
-      </w:pPr>
-    </w:p>
-    <w:p>
-      <w:pPr>
-        <w:autoSpaceDN w:val="0"/>
-        <w:autoSpaceDE w:val="0"/>
-        <w:widowControl/>
-        <w:spacing w:line="130" w:lineRule="exact" w:before="0" w:after="0"/>
-        <w:ind w:left="0" w:right="0"/>
-      </w:pPr>
-    </w:p>
-    <w:tbl>
-      <w:tblPr>
-        <w:tblW w:type="auto" w:w="0"/>
-        <w:tblLayout w:type="fixed"/>
-        <w:tblLook w:firstColumn="1" w:firstRow="1" w:lastColumn="0" w:lastRow="0" w:noHBand="0" w:noVBand="1" w:val="04A0"/>
-        <w:tblInd w:w="8.000000000000007" w:type="dxa"/>
-      </w:tblPr>
-      <w:tblGrid>
-        <w:gridCol w:w="11746"/>
-      </w:tblGrid>
-      <w:tr>
-        <w:trPr>
-          <w:trHeight w:hRule="exact" w:val="15272"/>
-        </w:trPr>
-        <w:tc>
-          <w:tcPr>
-            <w:tcW w:type="dxa" w:w="11708"/>
-            <w:tcBorders>
-              <w:start w:sz="6.400000000000006" w:val="single" w:color="#000000"/>
-              <w:top w:sz="6.400000000000006" w:val="single" w:color="#000000"/>
-              <w:end w:sz="8.0" w:val="single" w:color="#000000"/>
-              <w:bottom w:sz="7.199999999999818" w:val="single" w:color="#000000"/>
-            </w:tcBorders>
-            <w:tcMar>
-              <w:start w:w="0" w:type="dxa"/>
-              <w:end w:w="0" w:type="dxa"/>
-            </w:tcMar>
-          </w:tcPr>
-          <w:p>
-            <w:pPr>
-              <w:autoSpaceDN w:val="0"/>
-              <w:autoSpaceDE w:val="0"/>
-              <w:widowControl/>
-              <w:spacing w:line="230" w:lineRule="auto" w:before="742" w:after="0"/>
-              <w:ind w:left="0" w:right="0" w:firstLine="0"/>
-              <w:jc w:val="center"/>
-            </w:pPr>
-            <w:r>
-              <w:rPr>
-                <w:rFonts w:ascii="Times New Roman" w:hAnsi="Times New Roman" w:eastAsia="Times New Roman"/>
-                <w:b/>
-                <w:i w:val="0"/>
-                <w:color w:val="000000"/>
-                <w:sz w:val="24"/>
-              </w:rPr>
-              <w:t xml:space="preserve">EXPERIMENT-06 </w:t>
-            </w:r>
-          </w:p>
-          <w:p>
-            <w:pPr>
-              <w:autoSpaceDN w:val="0"/>
-              <w:autoSpaceDE w:val="0"/>
-              <w:widowControl/>
-              <w:spacing w:line="230" w:lineRule="auto" w:before="250" w:after="0"/>
-              <w:ind w:left="874" w:right="0" w:firstLine="0"/>
-              <w:jc w:val="left"/>
-            </w:pPr>
-            <w:r>
-              <w:rPr>
-                <w:rFonts w:ascii="Times New Roman" w:hAnsi="Times New Roman" w:eastAsia="Times New Roman"/>
-                <w:b/>
-                <w:i w:val="0"/>
-                <w:color w:val="000000"/>
-                <w:sz w:val="24"/>
-              </w:rPr>
-              <w:t xml:space="preserve">AIM: </w:t>
-            </w:r>
-            <w:r>
-              <w:rPr>
-                <w:rFonts w:ascii="Times New Roman" w:hAnsi="Times New Roman" w:eastAsia="Times New Roman"/>
-                <w:b w:val="0"/>
-                <w:i w:val="0"/>
-                <w:color w:val="000000"/>
-                <w:sz w:val="24"/>
-              </w:rPr>
-              <w:t xml:space="preserve">To implement the Fractional Knapsack using the Greedy Approach technique in Python. </w:t>
-            </w:r>
-          </w:p>
-          <w:p>
-            <w:pPr>
-              <w:autoSpaceDN w:val="0"/>
-              <w:autoSpaceDE w:val="0"/>
-              <w:widowControl/>
-              <w:spacing w:line="230" w:lineRule="auto" w:before="292" w:after="0"/>
-              <w:ind w:left="874" w:right="0" w:firstLine="0"/>
-              <w:jc w:val="left"/>
-            </w:pPr>
-            <w:r>
-              <w:rPr>
-                <w:rFonts w:ascii="Times New Roman" w:hAnsi="Times New Roman" w:eastAsia="Times New Roman"/>
-                <w:b/>
-                <w:i w:val="0"/>
-                <w:color w:val="000000"/>
-                <w:sz w:val="24"/>
-              </w:rPr>
-              <w:t>Theory:</w:t>
-            </w:r>
-          </w:p>
-          <w:p>
-            <w:pPr>
-              <w:autoSpaceDN w:val="0"/>
-              <w:autoSpaceDE w:val="0"/>
-              <w:widowControl/>
-              <w:spacing w:line="245" w:lineRule="auto" w:before="338" w:after="0"/>
-              <w:ind w:left="802" w:right="720" w:firstLine="0"/>
-              <w:jc w:val="left"/>
-            </w:pPr>
-            <w:r>
-              <w:rPr>
-                <w:rFonts w:ascii="Times New Roman" w:hAnsi="Times New Roman" w:eastAsia="Times New Roman"/>
-                <w:b w:val="0"/>
-                <w:i w:val="0"/>
-                <w:color w:val="000000"/>
-                <w:sz w:val="24"/>
-              </w:rPr>
-              <w:t xml:space="preserve">The </w:t>
-            </w:r>
-            <w:r>
-              <w:rPr>
-                <w:rFonts w:ascii="Times New Roman" w:hAnsi="Times New Roman" w:eastAsia="Times New Roman"/>
-                <w:b/>
-                <w:i w:val="0"/>
-                <w:color w:val="000000"/>
-                <w:sz w:val="24"/>
-              </w:rPr>
-              <w:t>Fractional Knapsack problem</w:t>
-            </w:r>
-            <w:r>
-              <w:rPr>
-                <w:rFonts w:ascii="Times New Roman" w:hAnsi="Times New Roman" w:eastAsia="Times New Roman"/>
-                <w:b w:val="0"/>
-                <w:i w:val="0"/>
-                <w:color w:val="000000"/>
-                <w:sz w:val="24"/>
-              </w:rPr>
-              <w:t xml:space="preserve"> is a classic optimization problem in computer science where the </w:t>
-            </w:r>
-            <w:r>
-              <w:rPr>
-                <w:rFonts w:ascii="Times New Roman" w:hAnsi="Times New Roman" w:eastAsia="Times New Roman"/>
-                <w:b w:val="0"/>
-                <w:i w:val="0"/>
-                <w:color w:val="000000"/>
-                <w:sz w:val="24"/>
-              </w:rPr>
-              <w:t xml:space="preserve">goal is to fill a container (a "knapsack") with a combination of items to maximize the total value without </w:t>
-            </w:r>
-            <w:r>
-              <w:rPr>
-                <w:rFonts w:ascii="Times New Roman" w:hAnsi="Times New Roman" w:eastAsia="Times New Roman"/>
-                <w:b w:val="0"/>
-                <w:i w:val="0"/>
-                <w:color w:val="000000"/>
-                <w:sz w:val="24"/>
-              </w:rPr>
-              <w:t xml:space="preserve">exceeding the knapsack's weight capacity. </w:t>
-            </w:r>
-          </w:p>
-          <w:p>
-            <w:pPr>
-              <w:autoSpaceDN w:val="0"/>
-              <w:autoSpaceDE w:val="0"/>
-              <w:widowControl/>
-              <w:spacing w:line="245" w:lineRule="auto" w:before="310" w:after="0"/>
-              <w:ind w:left="802" w:right="720" w:firstLine="0"/>
-              <w:jc w:val="left"/>
-            </w:pPr>
-            <w:r>
-              <w:rPr>
-                <w:rFonts w:ascii="Times New Roman" w:hAnsi="Times New Roman" w:eastAsia="Times New Roman"/>
-                <w:b w:val="0"/>
-                <w:i/>
-                <w:color w:val="000000"/>
-                <w:sz w:val="24"/>
-              </w:rPr>
-              <w:t xml:space="preserve">The idea is to always pick items greedily based on their </w:t>
-            </w:r>
-            <w:r>
-              <w:rPr>
-                <w:rFonts w:ascii="Times New Roman" w:hAnsi="Times New Roman" w:eastAsia="Times New Roman"/>
-                <w:b/>
-                <w:i/>
-                <w:color w:val="000000"/>
-                <w:sz w:val="24"/>
-              </w:rPr>
-              <w:t>value-to-weight ratio</w:t>
-            </w:r>
-            <w:r>
-              <w:rPr>
-                <w:rFonts w:ascii="Times New Roman" w:hAnsi="Times New Roman" w:eastAsia="Times New Roman"/>
-                <w:b w:val="0"/>
-                <w:i/>
-                <w:color w:val="000000"/>
-                <w:sz w:val="24"/>
-              </w:rPr>
-              <w:t xml:space="preserve">. Take the item with the </w:t>
-            </w:r>
-            <w:r>
-              <w:rPr>
-                <w:rFonts w:ascii="Times New Roman" w:hAnsi="Times New Roman" w:eastAsia="Times New Roman"/>
-                <w:b w:val="0"/>
-                <w:i/>
-                <w:color w:val="000000"/>
-                <w:sz w:val="24"/>
-              </w:rPr>
-              <w:t xml:space="preserve">highest ratio first, then the next highest, and so on, until the knapsack is full. If any item doesn’t fully fit, </w:t>
-            </w:r>
-            <w:r>
-              <w:rPr>
-                <w:rFonts w:ascii="Times New Roman" w:hAnsi="Times New Roman" w:eastAsia="Times New Roman"/>
-                <w:b w:val="0"/>
-                <w:i/>
-                <w:color w:val="000000"/>
-                <w:sz w:val="24"/>
-              </w:rPr>
-              <w:t xml:space="preserve">then take its fractional part according to the remaining capacity. </w:t>
-            </w:r>
-          </w:p>
-          <w:p>
-            <w:pPr>
-              <w:autoSpaceDN w:val="0"/>
-              <w:autoSpaceDE w:val="0"/>
-              <w:widowControl/>
-              <w:spacing w:line="230" w:lineRule="auto" w:before="296" w:after="0"/>
-              <w:ind w:left="802" w:right="0" w:firstLine="0"/>
-              <w:jc w:val="left"/>
-            </w:pPr>
-            <w:r>
-              <w:rPr>
-                <w:rFonts w:ascii="Times New Roman" w:hAnsi="Times New Roman" w:eastAsia="Times New Roman"/>
-                <w:b/>
-                <w:i w:val="0"/>
-                <w:color w:val="000000"/>
-                <w:sz w:val="24"/>
-              </w:rPr>
-              <w:t>Steps to solve the problem:</w:t>
-            </w:r>
-          </w:p>
-          <w:p>
-            <w:pPr>
-              <w:autoSpaceDN w:val="0"/>
-              <w:autoSpaceDE w:val="0"/>
-              <w:widowControl/>
-              <w:spacing w:line="230" w:lineRule="auto" w:before="292" w:after="0"/>
-              <w:ind w:left="1162" w:right="0" w:firstLine="0"/>
-              <w:jc w:val="left"/>
-            </w:pPr>
-            <w:r>
-              <w:rPr>
-                <w:rFonts w:ascii="Times New Roman" w:hAnsi="Times New Roman" w:eastAsia="Times New Roman"/>
-                <w:b w:val="0"/>
-                <w:i w:val="0"/>
-                <w:color w:val="000000"/>
-                <w:sz w:val="24"/>
-              </w:rPr>
-              <w:t xml:space="preserve">1.Calculate the ratio (value/weight) for each item. </w:t>
-            </w:r>
-          </w:p>
-          <w:p>
-            <w:pPr>
-              <w:autoSpaceDN w:val="0"/>
-              <w:autoSpaceDE w:val="0"/>
-              <w:widowControl/>
-              <w:spacing w:line="230" w:lineRule="auto" w:before="288" w:after="0"/>
-              <w:ind w:left="1162" w:right="0" w:firstLine="0"/>
-              <w:jc w:val="left"/>
-            </w:pPr>
-            <w:r>
-              <w:rPr>
-                <w:rFonts w:ascii="Times New Roman" w:hAnsi="Times New Roman" w:eastAsia="Times New Roman"/>
-                <w:b w:val="0"/>
-                <w:i w:val="0"/>
-                <w:color w:val="000000"/>
-                <w:sz w:val="24"/>
-              </w:rPr>
-              <w:t xml:space="preserve">2.Sort all the items in decreasing order of the ratio. </w:t>
-            </w:r>
-          </w:p>
-          <w:p>
-            <w:pPr>
-              <w:autoSpaceDN w:val="0"/>
-              <w:autoSpaceDE w:val="0"/>
-              <w:widowControl/>
-              <w:spacing w:line="245" w:lineRule="auto" w:before="296" w:after="0"/>
-              <w:ind w:left="1522" w:right="720" w:hanging="360"/>
-              <w:jc w:val="left"/>
-            </w:pPr>
-            <w:r>
-              <w:rPr>
-                <w:rFonts w:ascii="Times New Roman" w:hAnsi="Times New Roman" w:eastAsia="Times New Roman"/>
-                <w:b w:val="0"/>
-                <w:i w:val="0"/>
-                <w:color w:val="000000"/>
-                <w:sz w:val="24"/>
-              </w:rPr>
-              <w:t xml:space="preserve">3.Iterate through items: </w:t>
-            </w:r>
-            <w:r>
-              <w:br/>
-            </w:r>
-            <w:r>
-              <w:rPr>
-                <w:rFonts w:ascii="Times New Roman" w:hAnsi="Times New Roman" w:eastAsia="Times New Roman"/>
-                <w:b w:val="0"/>
-                <w:i w:val="0"/>
-                <w:color w:val="000000"/>
-                <w:sz w:val="24"/>
-              </w:rPr>
-              <w:t xml:space="preserve">if the current item fully fits, add its full value and decrease capacity otherwise, take the fractional </w:t>
-            </w:r>
-            <w:r>
-              <w:rPr>
-                <w:rFonts w:ascii="Times New Roman" w:hAnsi="Times New Roman" w:eastAsia="Times New Roman"/>
-                <w:b w:val="0"/>
-                <w:i w:val="0"/>
-                <w:color w:val="000000"/>
-                <w:sz w:val="24"/>
-              </w:rPr>
-              <w:t xml:space="preserve">part that fits and add proportional value. </w:t>
-            </w:r>
-          </w:p>
-          <w:p>
-            <w:pPr>
-              <w:autoSpaceDN w:val="0"/>
-              <w:autoSpaceDE w:val="0"/>
-              <w:widowControl/>
-              <w:spacing w:line="230" w:lineRule="auto" w:before="298" w:after="0"/>
-              <w:ind w:left="1162" w:right="0" w:firstLine="0"/>
-              <w:jc w:val="left"/>
-            </w:pPr>
-            <w:r>
-              <w:rPr>
-                <w:rFonts w:ascii="Times New Roman" w:hAnsi="Times New Roman" w:eastAsia="Times New Roman"/>
-                <w:b w:val="0"/>
-                <w:i w:val="0"/>
-                <w:color w:val="000000"/>
-                <w:sz w:val="24"/>
-              </w:rPr>
-              <w:t xml:space="preserve">4.Stop once the capacity becomes zero </w:t>
-            </w:r>
-          </w:p>
-          <w:p>
-            <w:pPr>
-              <w:autoSpaceDN w:val="0"/>
-              <w:tabs>
-                <w:tab w:pos="1050" w:val="left"/>
-                <w:tab w:pos="1510" w:val="left"/>
-              </w:tabs>
-              <w:autoSpaceDE w:val="0"/>
-              <w:widowControl/>
-              <w:spacing w:line="389" w:lineRule="auto" w:before="298" w:after="0"/>
-              <w:ind w:left="874" w:right="4464" w:firstLine="0"/>
-              <w:jc w:val="left"/>
-            </w:pPr>
-            <w:r>
-              <w:rPr>
-                <w:rFonts w:ascii="Times New Roman" w:hAnsi="Times New Roman" w:eastAsia="Times New Roman"/>
-                <w:b/>
-                <w:i w:val="0"/>
-                <w:color w:val="000000"/>
-                <w:sz w:val="24"/>
-              </w:rPr>
-              <w:t xml:space="preserve">Code: </w:t>
-            </w:r>
-            <w:r>
-              <w:br/>
-            </w:r>
-            <w:r>
-              <w:rPr>
-                <w:rFonts w:ascii="Times New Roman" w:hAnsi="Times New Roman" w:eastAsia="Times New Roman"/>
-                <w:b w:val="0"/>
-                <w:i w:val="0"/>
-                <w:color w:val="000000"/>
-                <w:sz w:val="24"/>
-              </w:rPr>
-              <w:t xml:space="preserve">data=[['A',6000,650],['B',5750,700],['C',4000,500],['D',3000,300] </w:t>
-            </w:r>
-            <w:r>
-              <w:rPr>
-                <w:rFonts w:ascii="Times New Roman" w:hAnsi="Times New Roman" w:eastAsia="Times New Roman"/>
-                <w:b w:val="0"/>
-                <w:i w:val="0"/>
-                <w:color w:val="000000"/>
-                <w:sz w:val="24"/>
-              </w:rPr>
-              <w:t xml:space="preserve">] for i in data: </w:t>
-            </w:r>
-            <w:r>
-              <w:br/>
-            </w:r>
-            <w:r>
-              <w:rPr>
-                <w:rFonts w:ascii="Times New Roman" w:hAnsi="Times New Roman" w:eastAsia="Times New Roman"/>
-                <w:b w:val="0"/>
-                <w:i w:val="0"/>
-                <w:color w:val="000000"/>
-                <w:sz w:val="24"/>
-              </w:rPr>
-              <w:t xml:space="preserve"> i.append(i[2]/i[1]*100) </w:t>
-            </w:r>
-            <w:r>
-              <w:br/>
-            </w:r>
-            <w:r>
-              <w:rPr>
-                <w:rFonts w:ascii="Times New Roman" w:hAnsi="Times New Roman" w:eastAsia="Times New Roman"/>
-                <w:b w:val="0"/>
-                <w:i w:val="0"/>
-                <w:color w:val="000000"/>
-                <w:sz w:val="24"/>
-              </w:rPr>
-              <w:t xml:space="preserve">data=sorted(data,key= lambda x:x[3],reverse=True) </w:t>
-            </w:r>
-            <w:r>
-              <w:br/>
-            </w:r>
-            <w:r>
-              <w:rPr>
-                <w:rFonts w:ascii="Times New Roman" w:hAnsi="Times New Roman" w:eastAsia="Times New Roman"/>
-                <w:b w:val="0"/>
-                <w:i w:val="0"/>
-                <w:color w:val="000000"/>
-                <w:sz w:val="24"/>
-              </w:rPr>
-              <w:t xml:space="preserve">fund = int(input("Entre Fund Amount")) </w:t>
-            </w:r>
-            <w:r>
-              <w:br/>
-            </w:r>
-            <w:r>
-              <w:rPr>
-                <w:rFonts w:ascii="Times New Roman" w:hAnsi="Times New Roman" w:eastAsia="Times New Roman"/>
-                <w:b w:val="0"/>
-                <w:i w:val="0"/>
-                <w:color w:val="000000"/>
-                <w:sz w:val="24"/>
-              </w:rPr>
-              <w:t xml:space="preserve">def knapsack(data,fund): </w:t>
-            </w:r>
-            <w:r>
-              <w:br/>
-            </w:r>
-            <w:r>
-              <w:rPr>
-                <w:rFonts w:ascii="Times New Roman" w:hAnsi="Times New Roman" w:eastAsia="Times New Roman"/>
-                <w:b w:val="0"/>
-                <w:i w:val="0"/>
-                <w:color w:val="000000"/>
-                <w:sz w:val="24"/>
-              </w:rPr>
-              <w:t xml:space="preserve"> totalreturn=0 </w:t>
-            </w:r>
-            <w:r>
-              <w:br/>
-            </w:r>
-            <w:r>
-              <w:rPr>
-                <w:rFonts w:ascii="Times New Roman" w:hAnsi="Times New Roman" w:eastAsia="Times New Roman"/>
-                <w:b w:val="0"/>
-                <w:i w:val="0"/>
-                <w:color w:val="000000"/>
-                <w:sz w:val="24"/>
-              </w:rPr>
-              <w:t xml:space="preserve"> for i in data: </w:t>
-            </w:r>
-            <w:r>
-              <w:br/>
-            </w:r>
-            <w:r>
-              <w:rPr>
-                <w:rFonts w:ascii="Times New Roman" w:hAnsi="Times New Roman" w:eastAsia="Times New Roman"/>
-                <w:b w:val="0"/>
-                <w:i w:val="0"/>
-                <w:color w:val="000000"/>
-                <w:sz w:val="24"/>
-              </w:rPr>
-              <w:t xml:space="preserve"> if(fund&gt;0 and fund//i[1]!=0): </w:t>
-            </w:r>
-            <w:r>
-              <w:br/>
-            </w:r>
-            <w:r>
-              <w:tab/>
-            </w:r>
-            <w:r>
-              <w:rPr>
-                <w:rFonts w:ascii="Times New Roman" w:hAnsi="Times New Roman" w:eastAsia="Times New Roman"/>
-                <w:b w:val="0"/>
-                <w:i w:val="0"/>
-                <w:color w:val="000000"/>
-                <w:sz w:val="24"/>
-              </w:rPr>
-              <w:t xml:space="preserve"> totalreturn+=i[2] </w:t>
-            </w:r>
-            <w:r>
-              <w:br/>
-            </w:r>
-            <w:r>
-              <w:tab/>
-            </w:r>
-            <w:r>
-              <w:rPr>
-                <w:rFonts w:ascii="Times New Roman" w:hAnsi="Times New Roman" w:eastAsia="Times New Roman"/>
-                <w:b w:val="0"/>
-                <w:i w:val="0"/>
-                <w:color w:val="000000"/>
-                <w:sz w:val="24"/>
-              </w:rPr>
-              <w:t xml:space="preserve"> fund=fund-i[1] </w:t>
-            </w:r>
-            <w:r>
-              <w:br/>
-            </w:r>
-            <w:r>
-              <w:rPr>
-                <w:rFonts w:ascii="Times New Roman" w:hAnsi="Times New Roman" w:eastAsia="Times New Roman"/>
-                <w:b w:val="0"/>
-                <w:i w:val="0"/>
-                <w:color w:val="000000"/>
-                <w:sz w:val="24"/>
-              </w:rPr>
-              <w:t xml:space="preserve"> elif(fund&gt;0): </w:t>
-            </w:r>
-            <w:r>
-              <w:br/>
-            </w:r>
-            <w:r>
-              <w:tab/>
-            </w:r>
-            <w:r>
-              <w:rPr>
-                <w:rFonts w:ascii="Times New Roman" w:hAnsi="Times New Roman" w:eastAsia="Times New Roman"/>
-                <w:b w:val="0"/>
-                <w:i w:val="0"/>
-                <w:color w:val="000000"/>
-                <w:sz w:val="24"/>
-              </w:rPr>
-              <w:t xml:space="preserve"> totalreturn+=(fund*i[3]/100) </w:t>
-            </w:r>
-            <w:r>
-              <w:br/>
-            </w:r>
-            <w:r>
-              <w:tab/>
-            </w:r>
-            <w:r>
-              <w:rPr>
-                <w:rFonts w:ascii="Times New Roman" w:hAnsi="Times New Roman" w:eastAsia="Times New Roman"/>
-                <w:b w:val="0"/>
-                <w:i w:val="0"/>
-                <w:color w:val="000000"/>
-                <w:sz w:val="24"/>
-              </w:rPr>
-              <w:t xml:space="preserve"> fund=0 </w:t>
-            </w:r>
-          </w:p>
-        </w:tc>
-      </w:tr>
-    </w:tbl>
-    <w:p>
-      <w:pPr>
-        <w:autoSpaceDN w:val="0"/>
-        <w:autoSpaceDE w:val="0"/>
-        <w:widowControl/>
-        <w:spacing w:line="14" w:lineRule="exact" w:before="0" w:after="0"/>
-        <w:ind w:left="0" w:right="0"/>
-      </w:pPr>
-    </w:p>
-    <w:p>
-      <w:pPr>
-        <w:sectPr>
-          <w:pgSz w:w="12240" w:h="15840"/>
-          <w:pgMar w:top="130" w:right="244" w:bottom="136" w:left="250" w:header="720" w:footer="720" w:gutter="0"/>
-          <w:cols/>
-          <w:docGrid w:linePitch="360"/>
-        </w:sectPr>
-      </w:pPr>
-    </w:p>
-    <w:p>
-      <w:pPr>
-        <w:autoSpaceDN w:val="0"/>
-        <w:autoSpaceDE w:val="0"/>
-        <w:widowControl/>
-        <w:spacing w:line="130" w:lineRule="exact" w:before="0" w:after="0"/>
-        <w:ind w:left="0" w:right="0"/>
-      </w:pPr>
-    </w:p>
-    <w:tbl>
-      <w:tblPr>
-        <w:tblW w:type="auto" w:w="0"/>
-        <w:tblLayout w:type="fixed"/>
-        <w:tblLook w:firstColumn="1" w:firstRow="1" w:lastColumn="0" w:lastRow="0" w:noHBand="0" w:noVBand="1" w:val="04A0"/>
-        <w:tblInd w:w="8.000000000000007" w:type="dxa"/>
-      </w:tblPr>
-      <w:tblGrid>
-        <w:gridCol w:w="11746"/>
-      </w:tblGrid>
-      <w:tr>
-        <w:trPr>
-          <w:trHeight w:hRule="exact" w:val="15272"/>
-        </w:trPr>
-        <w:tc>
-          <w:tcPr>
-            <w:tcW w:type="dxa" w:w="11708"/>
-            <w:tcBorders>
-              <w:start w:sz="6.400000000000006" w:val="single" w:color="#000000"/>
-              <w:top w:sz="6.400000000000006" w:val="single" w:color="#000000"/>
-              <w:end w:sz="8.0" w:val="single" w:color="#000000"/>
-              <w:bottom w:sz="7.199999999999818" w:val="single" w:color="#000000"/>
-            </w:tcBorders>
-            <w:tcMar>
-              <w:start w:w="0" w:type="dxa"/>
-              <w:end w:w="0" w:type="dxa"/>
-            </w:tcMar>
-          </w:tcPr>
-          <w:p>
-            <w:pPr>
-              <w:autoSpaceDN w:val="0"/>
-              <w:autoSpaceDE w:val="0"/>
-              <w:widowControl/>
-              <w:spacing w:line="230" w:lineRule="auto" w:before="670" w:after="0"/>
-              <w:ind w:left="1050" w:right="0" w:firstLine="0"/>
-              <w:jc w:val="left"/>
-            </w:pPr>
-            <w:r>
-              <w:rPr>
-                <w:rFonts w:ascii="Times New Roman" w:hAnsi="Times New Roman" w:eastAsia="Times New Roman"/>
-                <w:b w:val="0"/>
-                <w:i w:val="0"/>
-                <w:color w:val="000000"/>
-                <w:sz w:val="24"/>
-              </w:rPr>
-              <w:t xml:space="preserve"> return totalreturn </w:t>
-            </w:r>
-          </w:p>
-          <w:p>
-            <w:pPr>
-              <w:autoSpaceDN w:val="0"/>
-              <w:autoSpaceDE w:val="0"/>
-              <w:widowControl/>
-              <w:spacing w:line="230" w:lineRule="auto" w:before="1162" w:after="0"/>
-              <w:ind w:left="874" w:right="0" w:firstLine="0"/>
-              <w:jc w:val="left"/>
-            </w:pPr>
-            <w:r>
-              <w:rPr>
-                <w:rFonts w:ascii="Times New Roman" w:hAnsi="Times New Roman" w:eastAsia="Times New Roman"/>
-                <w:b/>
-                <w:i w:val="0"/>
-                <w:color w:val="000000"/>
-                <w:sz w:val="24"/>
-              </w:rPr>
-              <w:t xml:space="preserve">Complexity Analysis: </w:t>
-            </w:r>
-          </w:p>
-          <w:p>
-            <w:pPr>
-              <w:autoSpaceDN w:val="0"/>
-              <w:autoSpaceDE w:val="0"/>
-              <w:widowControl/>
-              <w:spacing w:line="230" w:lineRule="auto" w:before="212" w:after="0"/>
-              <w:ind w:left="0" w:right="0" w:firstLine="0"/>
-              <w:jc w:val="center"/>
-            </w:pPr>
-            <w:r>
-              <w:rPr>
-                <w:rFonts w:ascii="Times New Roman" w:hAnsi="Times New Roman" w:eastAsia="Times New Roman"/>
-                <w:b w:val="0"/>
-                <w:i w:val="0"/>
-                <w:color w:val="000000"/>
-                <w:sz w:val="24"/>
-              </w:rPr>
-              <w:t xml:space="preserve">Time Complexity: It generally takes O(NlogN) time mainly dominated by the sorting approach that we </w:t>
-            </w:r>
-          </w:p>
-          <w:p>
-            <w:pPr>
-              <w:autoSpaceDN w:val="0"/>
-              <w:autoSpaceDE w:val="0"/>
-              <w:widowControl/>
-              <w:spacing w:line="230" w:lineRule="auto" w:before="6" w:after="0"/>
-              <w:ind w:left="874" w:right="0" w:firstLine="0"/>
-              <w:jc w:val="left"/>
-            </w:pPr>
-            <w:r>
-              <w:rPr>
-                <w:rFonts w:ascii="Times New Roman" w:hAnsi="Times New Roman" w:eastAsia="Times New Roman"/>
-                <w:b w:val="0"/>
-                <w:i w:val="0"/>
-                <w:color w:val="000000"/>
-                <w:sz w:val="24"/>
-              </w:rPr>
-              <w:t xml:space="preserve">take. </w:t>
-            </w:r>
-          </w:p>
-          <w:p>
-            <w:pPr>
-              <w:autoSpaceDN w:val="0"/>
-              <w:autoSpaceDE w:val="0"/>
-              <w:widowControl/>
-              <w:spacing w:line="230" w:lineRule="auto" w:before="208" w:after="0"/>
-              <w:ind w:left="874" w:right="0" w:firstLine="0"/>
-              <w:jc w:val="left"/>
-            </w:pPr>
-            <w:r>
-              <w:rPr>
-                <w:rFonts w:ascii="Times New Roman" w:hAnsi="Times New Roman" w:eastAsia="Times New Roman"/>
-                <w:b w:val="0"/>
-                <w:i w:val="0"/>
-                <w:color w:val="000000"/>
-                <w:sz w:val="24"/>
-              </w:rPr>
-              <w:t xml:space="preserve">Space Complexity: It takes an extra space of O(1) or O(N) based on situation or desired outcomes. </w:t>
-            </w:r>
-          </w:p>
-          <w:p>
-            <w:pPr>
-              <w:autoSpaceDN w:val="0"/>
-              <w:autoSpaceDE w:val="0"/>
-              <w:widowControl/>
-              <w:spacing w:line="230" w:lineRule="auto" w:before="1004" w:after="0"/>
-              <w:ind w:left="874" w:right="0" w:firstLine="0"/>
-              <w:jc w:val="left"/>
-            </w:pPr>
-            <w:r>
-              <w:rPr>
-                <w:rFonts w:ascii="Times New Roman" w:hAnsi="Times New Roman" w:eastAsia="Times New Roman"/>
-                <w:b/>
-                <w:i w:val="0"/>
-                <w:color w:val="000000"/>
-                <w:sz w:val="24"/>
-              </w:rPr>
-              <w:t xml:space="preserve">OUTPUT: </w:t>
-            </w:r>
-          </w:p>
-          <w:p>
-            <w:pPr>
-              <w:autoSpaceDN w:val="0"/>
-              <w:autoSpaceDE w:val="0"/>
-              <w:widowControl/>
-              <w:spacing w:line="240" w:lineRule="auto" w:before="812" w:after="0"/>
-              <w:ind w:left="0" w:right="0" w:firstLine="0"/>
-              <w:jc w:val="center"/>
-            </w:pPr>
-            <w:r>
-              <w:drawing>
-                <wp:inline xmlns:a="http://schemas.openxmlformats.org/drawingml/2006/main" xmlns:pic="http://schemas.openxmlformats.org/drawingml/2006/picture">
-                  <wp:extent cx="6400800" cy="3600449"/>
-                  <wp:docPr id="10" name="Picture 10"/>
-                  <wp:cNvGraphicFramePr>
-                    <a:graphicFrameLocks noChangeAspect="1"/>
-                  </wp:cNvGraphicFramePr>
-                  <a:graphic>
-                    <a:graphicData uri="http://schemas.openxmlformats.org/drawingml/2006/picture">
-                      <pic:pic>
-                        <pic:nvPicPr>
-                          <pic:cNvPr id="0" name="image.png"/>
-                          <pic:cNvPicPr/>
-                        </pic:nvPicPr>
-                        <pic:blipFill>
-                          <a:blip r:embed="rId18"/>
-                          <a:stretch>
-                            <a:fillRect/>
-                          </a:stretch>
-                        </pic:blipFill>
-                        <pic:spPr>
-                          <a:xfrm>
-                            <a:off x="0" y="0"/>
-                            <a:ext cx="6400800" cy="3600449"/>
-                          </a:xfrm>
-                          <a:prstGeom prst="rect"/>
-                        </pic:spPr>
-                      </pic:pic>
-                    </a:graphicData>
-                  </a:graphic>
-                </wp:inline>
-              </w:drawing>
-            </w:r>
-          </w:p>
-        </w:tc>
-      </w:tr>
-    </w:tbl>
-    <w:p>
-      <w:pPr>
-        <w:autoSpaceDN w:val="0"/>
-        <w:autoSpaceDE w:val="0"/>
-        <w:widowControl/>
-        <w:spacing w:line="14" w:lineRule="exact" w:before="0" w:after="0"/>
-        <w:ind w:left="0" w:right="0"/>
-      </w:pPr>
-    </w:p>
     <w:sectPr>
       <w:pgSz w:w="12240" w:h="15840"/>
-      <w:pgMar w:top="130" w:right="244" w:bottom="136" w:left="250" w:header="720" w:footer="720" w:gutter="0"/>
+      <w:pgMar w:top="130" w:right="236" w:bottom="128" w:left="260" w:header="720" w:footer="720" w:gutter="0"/>
       <w:cols/>
       <w:docGrid w:linePitch="360"/>
     </w:sectPr>
